--- a/PAPPRO1_Rapport_PNoveling_JulienMares.docx
+++ b/PAPPRO1_Rapport_PNoveling_JulienMares.docx
@@ -2584,23 +2584,7 @@
             <w:noProof/>
             <w:lang w:val="fr-CH"/>
           </w:rPr>
-          <w:t>Tests e</w:t>
-        </w:r>
-        <w:r>
-          <w:rPr>
-            <w:rStyle w:val="Lienhypertexte"/>
-            <w:noProof/>
-            <w:lang w:val="fr-CH"/>
-          </w:rPr>
-          <w:t>t</w:t>
-        </w:r>
-        <w:r>
-          <w:rPr>
-            <w:rStyle w:val="Lienhypertexte"/>
-            <w:noProof/>
-            <w:lang w:val="fr-CH"/>
-          </w:rPr>
-          <w:t xml:space="preserve"> validation</w:t>
+          <w:t>Tests et validation</w:t>
         </w:r>
         <w:r>
           <w:rPr>
@@ -5054,8 +5038,13 @@
         <w:pStyle w:val="Titre3"/>
       </w:pPr>
       <w:bookmarkStart w:id="3" w:name="_Toc223704183"/>
-      <w:r>
-        <w:t>Périmètre (in-scope / out-of-scope)</w:t>
+      <w:proofErr w:type="spellStart"/>
+      <w:r>
+        <w:t>Périmètre</w:t>
+      </w:r>
+      <w:proofErr w:type="spellEnd"/>
+      <w:r>
+        <w:t xml:space="preserve"> (in-scope / out-of-scope)</w:t>
       </w:r>
       <w:bookmarkEnd w:id="3"/>
     </w:p>
@@ -6850,7 +6839,21 @@
         <w:rPr>
           <w:lang w:val="fr-CH"/>
         </w:rPr>
-        <w:t>Afficher une liste complète de tout les livres avec les filtres de recherche suivant (possibilité d’utiliser plusieurs filtres simultanément)</w:t>
+        <w:t xml:space="preserve">Afficher une liste complète de </w:t>
+      </w:r>
+      <w:proofErr w:type="spellStart"/>
+      <w:r>
+        <w:rPr>
+          <w:lang w:val="fr-CH"/>
+        </w:rPr>
+        <w:t>tout</w:t>
+      </w:r>
+      <w:proofErr w:type="spellEnd"/>
+      <w:r>
+        <w:rPr>
+          <w:lang w:val="fr-CH"/>
+        </w:rPr>
+        <w:t xml:space="preserve"> les livres avec les filtres de recherche suivant (possibilité d’utiliser plusieurs filtres simultanément)</w:t>
       </w:r>
     </w:p>
     <w:p>
@@ -6984,7 +6987,21 @@
         <w:rPr>
           <w:lang w:val="fr-CH"/>
         </w:rPr>
-        <w:t xml:space="preserve"> [Possibilité de trier (et non filtrer) par popularité, je pense que le besoin de filtrer par un niveau de popularité est très faible, par-contre cela peut-être intéressant de trier du plus au moins populaire]</w:t>
+        <w:t xml:space="preserve"> [Possibilité de trier (et non filtrer) par popularité, je pense que le besoin de filtrer par un niveau de popularité est très faible, par-contre cela </w:t>
+      </w:r>
+      <w:proofErr w:type="spellStart"/>
+      <w:r>
+        <w:rPr>
+          <w:lang w:val="fr-CH"/>
+        </w:rPr>
+        <w:t>peut-être</w:t>
+      </w:r>
+      <w:proofErr w:type="spellEnd"/>
+      <w:r>
+        <w:rPr>
+          <w:lang w:val="fr-CH"/>
+        </w:rPr>
+        <w:t xml:space="preserve"> intéressant de trier du plus au moins populaire]</w:t>
       </w:r>
     </w:p>
     <w:p>
@@ -8008,6 +8025,297 @@
     </w:tbl>
     <w:p>
       <w:pPr>
+        <w:pStyle w:val="Titre4"/>
+        <w:rPr>
+          <w:lang w:val="fr-CH"/>
+        </w:rPr>
+      </w:pPr>
+      <w:r>
+        <w:rPr>
+          <w:lang w:val="fr-CH"/>
+        </w:rPr>
+        <w:t>Autres outils utilisés [</w:t>
+      </w:r>
+      <w:proofErr w:type="spellStart"/>
+      <w:r>
+        <w:rPr>
+          <w:lang w:val="fr-CH"/>
+        </w:rPr>
+        <w:t>FrontEnd</w:t>
+      </w:r>
+      <w:proofErr w:type="spellEnd"/>
+      <w:r>
+        <w:rPr>
+          <w:lang w:val="fr-CH"/>
+        </w:rPr>
+        <w:t>]</w:t>
+      </w:r>
+    </w:p>
+    <w:tbl>
+      <w:tblPr>
+        <w:tblStyle w:val="Grilledutableau"/>
+        <w:tblW w:w="0" w:type="auto"/>
+        <w:tblLook w:val="04A0" w:firstRow="1" w:lastRow="0" w:firstColumn="1" w:lastColumn="0" w:noHBand="0" w:noVBand="1"/>
+      </w:tblPr>
+      <w:tblGrid>
+        <w:gridCol w:w="1696"/>
+        <w:gridCol w:w="7700"/>
+      </w:tblGrid>
+      <w:tr>
+        <w:tc>
+          <w:tcPr>
+            <w:tcW w:w="1696" w:type="dxa"/>
+          </w:tcPr>
+          <w:p>
+            <w:pPr>
+              <w:rPr>
+                <w:lang w:val="fr-CH"/>
+              </w:rPr>
+            </w:pPr>
+            <w:proofErr w:type="spellStart"/>
+            <w:r>
+              <w:rPr>
+                <w:lang w:val="fr-CH"/>
+              </w:rPr>
+              <w:t>TailwindCSS</w:t>
+            </w:r>
+            <w:proofErr w:type="spellEnd"/>
+          </w:p>
+        </w:tc>
+        <w:tc>
+          <w:tcPr>
+            <w:tcW w:w="7700" w:type="dxa"/>
+          </w:tcPr>
+          <w:p>
+            <w:pPr>
+              <w:rPr>
+                <w:lang w:val="fr-CH"/>
+              </w:rPr>
+            </w:pPr>
+            <w:r>
+              <w:rPr>
+                <w:lang w:val="fr-CH"/>
+              </w:rPr>
+              <w:t xml:space="preserve">Développement rapide </w:t>
+            </w:r>
+            <w:r>
+              <w:rPr>
+                <w:lang w:val="fr-CH"/>
+              </w:rPr>
+              <w:br/>
+              <w:t>Acquisition de nouvelle connaissance (personnel)</w:t>
+            </w:r>
+          </w:p>
+        </w:tc>
+      </w:tr>
+      <w:tr>
+        <w:trPr>
+          <w:trHeight w:val="203"/>
+        </w:trPr>
+        <w:tc>
+          <w:tcPr>
+            <w:tcW w:w="1696" w:type="dxa"/>
+          </w:tcPr>
+          <w:p>
+            <w:pPr>
+              <w:rPr>
+                <w:lang w:val="fr-CH"/>
+              </w:rPr>
+            </w:pPr>
+            <w:r>
+              <w:rPr>
+                <w:lang w:val="fr-CH"/>
+              </w:rPr>
+              <w:t>Axios</w:t>
+            </w:r>
+          </w:p>
+        </w:tc>
+        <w:tc>
+          <w:tcPr>
+            <w:tcW w:w="7700" w:type="dxa"/>
+          </w:tcPr>
+          <w:p>
+            <w:pPr>
+              <w:rPr>
+                <w:lang w:val="fr-CH"/>
+              </w:rPr>
+            </w:pPr>
+            <w:r>
+              <w:rPr>
+                <w:lang w:val="fr-CH"/>
+              </w:rPr>
+              <w:t xml:space="preserve">Permet de d’utiliser des API simplement </w:t>
+            </w:r>
+            <w:r>
+              <w:rPr>
+                <w:lang w:val="fr-CH"/>
+              </w:rPr>
+              <w:br/>
+            </w:r>
+            <w:r>
+              <w:rPr>
+                <w:lang w:val="fr-CH"/>
+              </w:rPr>
+              <w:t>Déjà utilisé en cours. (Souvenir personnel positif)</w:t>
+            </w:r>
+          </w:p>
+        </w:tc>
+      </w:tr>
+    </w:tbl>
+    <w:p>
+      <w:pPr>
+        <w:pStyle w:val="Titre4"/>
+        <w:rPr>
+          <w:lang w:val="fr-CH"/>
+        </w:rPr>
+      </w:pPr>
+      <w:r>
+        <w:rPr>
+          <w:lang w:val="fr-CH"/>
+        </w:rPr>
+        <w:t>Autres outils utilisés [</w:t>
+      </w:r>
+      <w:proofErr w:type="spellStart"/>
+      <w:r>
+        <w:rPr>
+          <w:lang w:val="fr-CH"/>
+        </w:rPr>
+        <w:t>BackEnd</w:t>
+      </w:r>
+      <w:proofErr w:type="spellEnd"/>
+      <w:r>
+        <w:rPr>
+          <w:lang w:val="fr-CH"/>
+        </w:rPr>
+        <w:t>]</w:t>
+      </w:r>
+    </w:p>
+    <w:tbl>
+      <w:tblPr>
+        <w:tblStyle w:val="Grilledutableau"/>
+        <w:tblW w:w="0" w:type="auto"/>
+        <w:tblLook w:val="04A0" w:firstRow="1" w:lastRow="0" w:firstColumn="1" w:lastColumn="0" w:noHBand="0" w:noVBand="1"/>
+      </w:tblPr>
+      <w:tblGrid>
+        <w:gridCol w:w="1696"/>
+        <w:gridCol w:w="7700"/>
+      </w:tblGrid>
+      <w:tr>
+        <w:tc>
+          <w:tcPr>
+            <w:tcW w:w="1696" w:type="dxa"/>
+          </w:tcPr>
+          <w:p>
+            <w:pPr>
+              <w:rPr>
+                <w:lang w:val="fr-CH"/>
+              </w:rPr>
+            </w:pPr>
+            <w:proofErr w:type="spellStart"/>
+            <w:r>
+              <w:rPr>
+                <w:lang w:val="fr-CH"/>
+              </w:rPr>
+              <w:t>Sequelize</w:t>
+            </w:r>
+            <w:proofErr w:type="spellEnd"/>
+          </w:p>
+        </w:tc>
+        <w:tc>
+          <w:tcPr>
+            <w:tcW w:w="7700" w:type="dxa"/>
+          </w:tcPr>
+          <w:p>
+            <w:pPr>
+              <w:rPr>
+                <w:lang w:val="fr-CH"/>
+              </w:rPr>
+            </w:pPr>
+            <w:r>
+              <w:rPr>
+                <w:lang w:val="fr-CH"/>
+              </w:rPr>
+              <w:t xml:space="preserve">Permet des interactions avec la DB efficace et </w:t>
+            </w:r>
+            <w:proofErr w:type="spellStart"/>
+            <w:r>
+              <w:rPr>
+                <w:lang w:val="fr-CH"/>
+              </w:rPr>
+              <w:t>userfriendly</w:t>
+            </w:r>
+            <w:proofErr w:type="spellEnd"/>
+            <w:r>
+              <w:rPr>
+                <w:lang w:val="fr-CH"/>
+              </w:rPr>
+              <w:t xml:space="preserve"> (Requête CRUD, création modèles de données etc..)</w:t>
+            </w:r>
+            <w:r>
+              <w:rPr>
+                <w:lang w:val="fr-CH"/>
+              </w:rPr>
+              <w:br/>
+              <w:t xml:space="preserve">Déjà utilisé en cours. (Souvenir personnel positif) </w:t>
+            </w:r>
+          </w:p>
+        </w:tc>
+      </w:tr>
+      <w:tr>
+        <w:tc>
+          <w:tcPr>
+            <w:tcW w:w="1696" w:type="dxa"/>
+          </w:tcPr>
+          <w:p>
+            <w:pPr>
+              <w:rPr>
+                <w:lang w:val="fr-CH"/>
+              </w:rPr>
+            </w:pPr>
+          </w:p>
+        </w:tc>
+        <w:tc>
+          <w:tcPr>
+            <w:tcW w:w="7700" w:type="dxa"/>
+          </w:tcPr>
+          <w:p>
+            <w:pPr>
+              <w:rPr>
+                <w:lang w:val="fr-CH"/>
+              </w:rPr>
+            </w:pPr>
+          </w:p>
+        </w:tc>
+      </w:tr>
+      <w:tr>
+        <w:tc>
+          <w:tcPr>
+            <w:tcW w:w="1696" w:type="dxa"/>
+          </w:tcPr>
+          <w:p>
+            <w:pPr>
+              <w:rPr>
+                <w:lang w:val="fr-CH"/>
+              </w:rPr>
+            </w:pPr>
+          </w:p>
+        </w:tc>
+        <w:tc>
+          <w:tcPr>
+            <w:tcW w:w="7700" w:type="dxa"/>
+          </w:tcPr>
+          <w:p>
+            <w:pPr>
+              <w:rPr>
+                <w:lang w:val="fr-CH"/>
+              </w:rPr>
+            </w:pPr>
+          </w:p>
+        </w:tc>
+      </w:tr>
+    </w:tbl>
+    <w:p>
+      <w:pPr>
         <w:rPr>
           <w:lang w:val="fr-CH"/>
         </w:rPr>
@@ -8598,6 +8906,7 @@
           <w:iCs w:val="0"/>
           <w:lang w:val="fr-CH"/>
         </w:rPr>
+        <w:lastRenderedPageBreak/>
         <w:t>Gestion des versions et traçabilité technique</w:t>
       </w:r>
     </w:p>
@@ -8619,7 +8928,6 @@
           <w:iCs w:val="0"/>
           <w:lang w:val="fr-CH"/>
         </w:rPr>
-        <w:lastRenderedPageBreak/>
         <w:t>Dépendances techniques et prérequis</w:t>
       </w:r>
     </w:p>
@@ -8810,22 +9118,4466 @@
         <w:t>)</w:t>
       </w:r>
     </w:p>
+    <w:tbl>
+      <w:tblPr>
+        <w:tblStyle w:val="Tableausimple1"/>
+        <w:tblW w:w="0" w:type="auto"/>
+        <w:tblLook w:val="04A0" w:firstRow="1" w:lastRow="0" w:firstColumn="1" w:lastColumn="0" w:noHBand="0" w:noVBand="1"/>
+      </w:tblPr>
+      <w:tblGrid>
+        <w:gridCol w:w="1564"/>
+        <w:gridCol w:w="4334"/>
+        <w:gridCol w:w="3276"/>
+        <w:gridCol w:w="222"/>
+      </w:tblGrid>
+      <w:tr>
+        <w:trPr>
+          <w:cnfStyle w:val="100000000000" w:firstRow="1" w:lastRow="0" w:firstColumn="0" w:lastColumn="0" w:oddVBand="0" w:evenVBand="0" w:oddHBand="0" w:evenHBand="0" w:firstRowFirstColumn="0" w:firstRowLastColumn="0" w:lastRowFirstColumn="0" w:lastRowLastColumn="0"/>
+        </w:trPr>
+        <w:tc>
+          <w:tcPr>
+            <w:cnfStyle w:val="001000000000" w:firstRow="0" w:lastRow="0" w:firstColumn="1" w:lastColumn="0" w:oddVBand="0" w:evenVBand="0" w:oddHBand="0" w:evenHBand="0" w:firstRowFirstColumn="0" w:firstRowLastColumn="0" w:lastRowFirstColumn="0" w:lastRowLastColumn="0"/>
+            <w:tcW w:w="0" w:type="auto"/>
+            <w:hideMark/>
+          </w:tcPr>
+          <w:p>
+            <w:pPr>
+              <w:rPr>
+                <w:lang w:val="fr-CH"/>
+              </w:rPr>
+            </w:pPr>
+            <w:r>
+              <w:rPr>
+                <w:lang w:val="fr-CH"/>
+              </w:rPr>
+              <w:t>Fonctionnalité</w:t>
+            </w:r>
+          </w:p>
+        </w:tc>
+        <w:tc>
+          <w:tcPr>
+            <w:tcW w:w="0" w:type="auto"/>
+            <w:hideMark/>
+          </w:tcPr>
+          <w:p>
+            <w:pPr>
+              <w:cnfStyle w:val="100000000000" w:firstRow="1" w:lastRow="0" w:firstColumn="0" w:lastColumn="0" w:oddVBand="0" w:evenVBand="0" w:oddHBand="0" w:evenHBand="0" w:firstRowFirstColumn="0" w:firstRowLastColumn="0" w:lastRowFirstColumn="0" w:lastRowLastColumn="0"/>
+              <w:rPr>
+                <w:lang w:val="fr-CH"/>
+              </w:rPr>
+            </w:pPr>
+            <w:r>
+              <w:rPr>
+                <w:lang w:val="fr-CH"/>
+              </w:rPr>
+              <w:t>Action utilisateur</w:t>
+            </w:r>
+            <w:r>
+              <w:rPr>
+                <w:lang w:val="fr-CH"/>
+              </w:rPr>
+              <w:t xml:space="preserve"> (En partant du principe que l’utilisateur est bien authentifié, sauf quand c’est écrit en italique)</w:t>
+            </w:r>
+          </w:p>
+        </w:tc>
+        <w:tc>
+          <w:tcPr>
+            <w:tcW w:w="0" w:type="auto"/>
+            <w:hideMark/>
+          </w:tcPr>
+          <w:p>
+            <w:pPr>
+              <w:cnfStyle w:val="100000000000" w:firstRow="1" w:lastRow="0" w:firstColumn="0" w:lastColumn="0" w:oddVBand="0" w:evenVBand="0" w:oddHBand="0" w:evenHBand="0" w:firstRowFirstColumn="0" w:firstRowLastColumn="0" w:lastRowFirstColumn="0" w:lastRowLastColumn="0"/>
+              <w:rPr>
+                <w:lang w:val="fr-CH"/>
+              </w:rPr>
+            </w:pPr>
+            <w:r>
+              <w:rPr>
+                <w:lang w:val="fr-CH"/>
+              </w:rPr>
+              <w:t>Résultat attendu</w:t>
+            </w:r>
+          </w:p>
+        </w:tc>
+        <w:tc>
+          <w:tcPr>
+            <w:tcW w:w="0" w:type="auto"/>
+          </w:tcPr>
+          <w:p>
+            <w:pPr>
+              <w:cnfStyle w:val="100000000000" w:firstRow="1" w:lastRow="0" w:firstColumn="0" w:lastColumn="0" w:oddVBand="0" w:evenVBand="0" w:oddHBand="0" w:evenHBand="0" w:firstRowFirstColumn="0" w:firstRowLastColumn="0" w:lastRowFirstColumn="0" w:lastRowLastColumn="0"/>
+              <w:rPr>
+                <w:lang w:val="fr-CH"/>
+              </w:rPr>
+            </w:pPr>
+          </w:p>
+        </w:tc>
+      </w:tr>
+      <w:tr>
+        <w:trPr>
+          <w:cnfStyle w:val="000000100000" w:firstRow="0" w:lastRow="0" w:firstColumn="0" w:lastColumn="0" w:oddVBand="0" w:evenVBand="0" w:oddHBand="1" w:evenHBand="0" w:firstRowFirstColumn="0" w:firstRowLastColumn="0" w:lastRowFirstColumn="0" w:lastRowLastColumn="0"/>
+        </w:trPr>
+        <w:tc>
+          <w:tcPr>
+            <w:cnfStyle w:val="001000000000" w:firstRow="0" w:lastRow="0" w:firstColumn="1" w:lastColumn="0" w:oddVBand="0" w:evenVBand="0" w:oddHBand="0" w:evenHBand="0" w:firstRowFirstColumn="0" w:firstRowLastColumn="0" w:lastRowFirstColumn="0" w:lastRowLastColumn="0"/>
+            <w:tcW w:w="0" w:type="auto"/>
+            <w:hideMark/>
+          </w:tcPr>
+          <w:p>
+            <w:pPr>
+              <w:rPr>
+                <w:lang w:val="fr-CH"/>
+              </w:rPr>
+            </w:pPr>
+            <w:r>
+              <w:rPr>
+                <w:lang w:val="fr-CH"/>
+              </w:rPr>
+              <w:t>Login valide</w:t>
+            </w:r>
+          </w:p>
+        </w:tc>
+        <w:tc>
+          <w:tcPr>
+            <w:tcW w:w="0" w:type="auto"/>
+            <w:hideMark/>
+          </w:tcPr>
+          <w:p>
+            <w:pPr>
+              <w:cnfStyle w:val="000000100000" w:firstRow="0" w:lastRow="0" w:firstColumn="0" w:lastColumn="0" w:oddVBand="0" w:evenVBand="0" w:oddHBand="1" w:evenHBand="0" w:firstRowFirstColumn="0" w:firstRowLastColumn="0" w:lastRowFirstColumn="0" w:lastRowLastColumn="0"/>
+              <w:rPr>
+                <w:i/>
+                <w:iCs/>
+                <w:color w:val="948A54" w:themeColor="background2" w:themeShade="80"/>
+                <w:lang w:val="fr-CH"/>
+              </w:rPr>
+            </w:pPr>
+            <w:r>
+              <w:rPr>
+                <w:i/>
+                <w:iCs/>
+                <w:color w:val="948A54" w:themeColor="background2" w:themeShade="80"/>
+                <w:lang w:val="fr-CH"/>
+              </w:rPr>
+              <w:t>Saisir email + mot de passe correct</w:t>
+            </w:r>
+          </w:p>
+        </w:tc>
+        <w:tc>
+          <w:tcPr>
+            <w:tcW w:w="0" w:type="auto"/>
+            <w:hideMark/>
+          </w:tcPr>
+          <w:p>
+            <w:pPr>
+              <w:cnfStyle w:val="000000100000" w:firstRow="0" w:lastRow="0" w:firstColumn="0" w:lastColumn="0" w:oddVBand="0" w:evenVBand="0" w:oddHBand="1" w:evenHBand="0" w:firstRowFirstColumn="0" w:firstRowLastColumn="0" w:lastRowFirstColumn="0" w:lastRowLastColumn="0"/>
+              <w:rPr>
+                <w:i/>
+                <w:iCs/>
+                <w:color w:val="948A54" w:themeColor="background2" w:themeShade="80"/>
+                <w:lang w:val="fr-CH"/>
+              </w:rPr>
+            </w:pPr>
+            <w:r>
+              <w:rPr>
+                <w:i/>
+                <w:iCs/>
+                <w:color w:val="948A54" w:themeColor="background2" w:themeShade="80"/>
+                <w:lang w:val="fr-CH"/>
+              </w:rPr>
+              <w:t xml:space="preserve">Authentification réussie, redirection vers </w:t>
+            </w:r>
+            <w:proofErr w:type="spellStart"/>
+            <w:r>
+              <w:rPr>
+                <w:i/>
+                <w:iCs/>
+                <w:color w:val="948A54" w:themeColor="background2" w:themeShade="80"/>
+                <w:lang w:val="fr-CH"/>
+              </w:rPr>
+              <w:t>homepage</w:t>
+            </w:r>
+            <w:proofErr w:type="spellEnd"/>
+          </w:p>
+        </w:tc>
+        <w:tc>
+          <w:tcPr>
+            <w:tcW w:w="0" w:type="auto"/>
+          </w:tcPr>
+          <w:p>
+            <w:pPr>
+              <w:cnfStyle w:val="000000100000" w:firstRow="0" w:lastRow="0" w:firstColumn="0" w:lastColumn="0" w:oddVBand="0" w:evenVBand="0" w:oddHBand="1" w:evenHBand="0" w:firstRowFirstColumn="0" w:firstRowLastColumn="0" w:lastRowFirstColumn="0" w:lastRowLastColumn="0"/>
+              <w:rPr>
+                <w:lang w:val="fr-CH"/>
+              </w:rPr>
+            </w:pPr>
+          </w:p>
+        </w:tc>
+      </w:tr>
+      <w:tr>
+        <w:tc>
+          <w:tcPr>
+            <w:cnfStyle w:val="001000000000" w:firstRow="0" w:lastRow="0" w:firstColumn="1" w:lastColumn="0" w:oddVBand="0" w:evenVBand="0" w:oddHBand="0" w:evenHBand="0" w:firstRowFirstColumn="0" w:firstRowLastColumn="0" w:lastRowFirstColumn="0" w:lastRowLastColumn="0"/>
+            <w:tcW w:w="0" w:type="auto"/>
+            <w:hideMark/>
+          </w:tcPr>
+          <w:p>
+            <w:pPr>
+              <w:rPr>
+                <w:lang w:val="fr-CH"/>
+              </w:rPr>
+            </w:pPr>
+            <w:r>
+              <w:rPr>
+                <w:lang w:val="fr-CH"/>
+              </w:rPr>
+              <w:t>Login invalide</w:t>
+            </w:r>
+          </w:p>
+        </w:tc>
+        <w:tc>
+          <w:tcPr>
+            <w:tcW w:w="0" w:type="auto"/>
+            <w:hideMark/>
+          </w:tcPr>
+          <w:p>
+            <w:pPr>
+              <w:cnfStyle w:val="000000000000" w:firstRow="0" w:lastRow="0" w:firstColumn="0" w:lastColumn="0" w:oddVBand="0" w:evenVBand="0" w:oddHBand="0" w:evenHBand="0" w:firstRowFirstColumn="0" w:firstRowLastColumn="0" w:lastRowFirstColumn="0" w:lastRowLastColumn="0"/>
+              <w:rPr>
+                <w:i/>
+                <w:iCs/>
+                <w:color w:val="948A54" w:themeColor="background2" w:themeShade="80"/>
+                <w:lang w:val="fr-CH"/>
+              </w:rPr>
+            </w:pPr>
+            <w:r>
+              <w:rPr>
+                <w:i/>
+                <w:iCs/>
+                <w:color w:val="948A54" w:themeColor="background2" w:themeShade="80"/>
+                <w:lang w:val="fr-CH"/>
+              </w:rPr>
+              <w:t>Saisir identifiants incorrects</w:t>
+            </w:r>
+          </w:p>
+        </w:tc>
+        <w:tc>
+          <w:tcPr>
+            <w:tcW w:w="0" w:type="auto"/>
+            <w:hideMark/>
+          </w:tcPr>
+          <w:p>
+            <w:pPr>
+              <w:cnfStyle w:val="000000000000" w:firstRow="0" w:lastRow="0" w:firstColumn="0" w:lastColumn="0" w:oddVBand="0" w:evenVBand="0" w:oddHBand="0" w:evenHBand="0" w:firstRowFirstColumn="0" w:firstRowLastColumn="0" w:lastRowFirstColumn="0" w:lastRowLastColumn="0"/>
+              <w:rPr>
+                <w:i/>
+                <w:iCs/>
+                <w:color w:val="948A54" w:themeColor="background2" w:themeShade="80"/>
+                <w:lang w:val="fr-CH"/>
+              </w:rPr>
+            </w:pPr>
+            <w:r>
+              <w:rPr>
+                <w:i/>
+                <w:iCs/>
+                <w:color w:val="948A54" w:themeColor="background2" w:themeShade="80"/>
+                <w:lang w:val="fr-CH"/>
+              </w:rPr>
+              <w:t>Message d’erreur affiché, pas de redirection</w:t>
+            </w:r>
+          </w:p>
+        </w:tc>
+        <w:tc>
+          <w:tcPr>
+            <w:tcW w:w="0" w:type="auto"/>
+          </w:tcPr>
+          <w:p>
+            <w:pPr>
+              <w:cnfStyle w:val="000000000000" w:firstRow="0" w:lastRow="0" w:firstColumn="0" w:lastColumn="0" w:oddVBand="0" w:evenVBand="0" w:oddHBand="0" w:evenHBand="0" w:firstRowFirstColumn="0" w:firstRowLastColumn="0" w:lastRowFirstColumn="0" w:lastRowLastColumn="0"/>
+              <w:rPr>
+                <w:lang w:val="fr-CH"/>
+              </w:rPr>
+            </w:pPr>
+          </w:p>
+        </w:tc>
+      </w:tr>
+      <w:tr>
+        <w:trPr>
+          <w:cnfStyle w:val="000000100000" w:firstRow="0" w:lastRow="0" w:firstColumn="0" w:lastColumn="0" w:oddVBand="0" w:evenVBand="0" w:oddHBand="1" w:evenHBand="0" w:firstRowFirstColumn="0" w:firstRowLastColumn="0" w:lastRowFirstColumn="0" w:lastRowLastColumn="0"/>
+        </w:trPr>
+        <w:tc>
+          <w:tcPr>
+            <w:cnfStyle w:val="001000000000" w:firstRow="0" w:lastRow="0" w:firstColumn="1" w:lastColumn="0" w:oddVBand="0" w:evenVBand="0" w:oddHBand="0" w:evenHBand="0" w:firstRowFirstColumn="0" w:firstRowLastColumn="0" w:lastRowFirstColumn="0" w:lastRowLastColumn="0"/>
+            <w:tcW w:w="0" w:type="auto"/>
+            <w:hideMark/>
+          </w:tcPr>
+          <w:p>
+            <w:pPr>
+              <w:rPr>
+                <w:lang w:val="fr-CH"/>
+              </w:rPr>
+            </w:pPr>
+            <w:r>
+              <w:rPr>
+                <w:lang w:val="fr-CH"/>
+              </w:rPr>
+              <w:t>Champs vides</w:t>
+            </w:r>
+          </w:p>
+        </w:tc>
+        <w:tc>
+          <w:tcPr>
+            <w:tcW w:w="0" w:type="auto"/>
+            <w:hideMark/>
+          </w:tcPr>
+          <w:p>
+            <w:pPr>
+              <w:cnfStyle w:val="000000100000" w:firstRow="0" w:lastRow="0" w:firstColumn="0" w:lastColumn="0" w:oddVBand="0" w:evenVBand="0" w:oddHBand="1" w:evenHBand="0" w:firstRowFirstColumn="0" w:firstRowLastColumn="0" w:lastRowFirstColumn="0" w:lastRowLastColumn="0"/>
+              <w:rPr>
+                <w:i/>
+                <w:iCs/>
+                <w:color w:val="948A54" w:themeColor="background2" w:themeShade="80"/>
+                <w:lang w:val="fr-CH"/>
+              </w:rPr>
+            </w:pPr>
+            <w:r>
+              <w:rPr>
+                <w:i/>
+                <w:iCs/>
+                <w:color w:val="948A54" w:themeColor="background2" w:themeShade="80"/>
+                <w:lang w:val="fr-CH"/>
+              </w:rPr>
+              <w:t>Cliquer sur login sans remplir</w:t>
+            </w:r>
+          </w:p>
+        </w:tc>
+        <w:tc>
+          <w:tcPr>
+            <w:tcW w:w="0" w:type="auto"/>
+            <w:hideMark/>
+          </w:tcPr>
+          <w:p>
+            <w:pPr>
+              <w:cnfStyle w:val="000000100000" w:firstRow="0" w:lastRow="0" w:firstColumn="0" w:lastColumn="0" w:oddVBand="0" w:evenVBand="0" w:oddHBand="1" w:evenHBand="0" w:firstRowFirstColumn="0" w:firstRowLastColumn="0" w:lastRowFirstColumn="0" w:lastRowLastColumn="0"/>
+              <w:rPr>
+                <w:i/>
+                <w:iCs/>
+                <w:color w:val="948A54" w:themeColor="background2" w:themeShade="80"/>
+                <w:lang w:val="fr-CH"/>
+              </w:rPr>
+            </w:pPr>
+            <w:r>
+              <w:rPr>
+                <w:i/>
+                <w:iCs/>
+                <w:color w:val="948A54" w:themeColor="background2" w:themeShade="80"/>
+                <w:lang w:val="fr-CH"/>
+              </w:rPr>
+              <w:t xml:space="preserve">Message d’erreur disant qu’identifiant et </w:t>
+            </w:r>
+            <w:proofErr w:type="spellStart"/>
+            <w:r>
+              <w:rPr>
+                <w:i/>
+                <w:iCs/>
+                <w:color w:val="948A54" w:themeColor="background2" w:themeShade="80"/>
+                <w:lang w:val="fr-CH"/>
+              </w:rPr>
+              <w:t>mdp</w:t>
+            </w:r>
+            <w:proofErr w:type="spellEnd"/>
+            <w:r>
+              <w:rPr>
+                <w:i/>
+                <w:iCs/>
+                <w:color w:val="948A54" w:themeColor="background2" w:themeShade="80"/>
+                <w:lang w:val="fr-CH"/>
+              </w:rPr>
+              <w:t xml:space="preserve"> sont nécessaires, aucune requête envoyée</w:t>
+            </w:r>
+          </w:p>
+        </w:tc>
+        <w:tc>
+          <w:tcPr>
+            <w:tcW w:w="0" w:type="auto"/>
+          </w:tcPr>
+          <w:p>
+            <w:pPr>
+              <w:cnfStyle w:val="000000100000" w:firstRow="0" w:lastRow="0" w:firstColumn="0" w:lastColumn="0" w:oddVBand="0" w:evenVBand="0" w:oddHBand="1" w:evenHBand="0" w:firstRowFirstColumn="0" w:firstRowLastColumn="0" w:lastRowFirstColumn="0" w:lastRowLastColumn="0"/>
+              <w:rPr>
+                <w:lang w:val="fr-CH"/>
+              </w:rPr>
+            </w:pPr>
+          </w:p>
+        </w:tc>
+      </w:tr>
+      <w:tr>
+        <w:tc>
+          <w:tcPr>
+            <w:cnfStyle w:val="001000000000" w:firstRow="0" w:lastRow="0" w:firstColumn="1" w:lastColumn="0" w:oddVBand="0" w:evenVBand="0" w:oddHBand="0" w:evenHBand="0" w:firstRowFirstColumn="0" w:firstRowLastColumn="0" w:lastRowFirstColumn="0" w:lastRowLastColumn="0"/>
+            <w:tcW w:w="0" w:type="auto"/>
+            <w:vAlign w:val="center"/>
+          </w:tcPr>
+          <w:p>
+            <w:pPr>
+              <w:rPr>
+                <w:color w:val="000000" w:themeColor="text1"/>
+                <w:lang w:val="fr-CH"/>
+              </w:rPr>
+            </w:pPr>
+            <w:r>
+              <w:rPr>
+                <w:color w:val="000000" w:themeColor="text1"/>
+                <w:lang w:val="fr-CH"/>
+              </w:rPr>
+              <w:t>Inscription</w:t>
+            </w:r>
+          </w:p>
+        </w:tc>
+        <w:tc>
+          <w:tcPr>
+            <w:tcW w:w="0" w:type="auto"/>
+            <w:vAlign w:val="center"/>
+          </w:tcPr>
+          <w:p>
+            <w:pPr>
+              <w:cnfStyle w:val="000000000000" w:firstRow="0" w:lastRow="0" w:firstColumn="0" w:lastColumn="0" w:oddVBand="0" w:evenVBand="0" w:oddHBand="0" w:evenHBand="0" w:firstRowFirstColumn="0" w:firstRowLastColumn="0" w:lastRowFirstColumn="0" w:lastRowLastColumn="0"/>
+              <w:rPr>
+                <w:i/>
+                <w:iCs/>
+                <w:color w:val="948A54" w:themeColor="background2" w:themeShade="80"/>
+                <w:lang w:val="fr-CH"/>
+              </w:rPr>
+            </w:pPr>
+            <w:r>
+              <w:rPr>
+                <w:i/>
+                <w:iCs/>
+                <w:color w:val="948A54" w:themeColor="background2" w:themeShade="80"/>
+                <w:lang w:val="fr-CH"/>
+              </w:rPr>
+              <w:t>Remplir email + mot de passe valides et soumettre</w:t>
+            </w:r>
+          </w:p>
+        </w:tc>
+        <w:tc>
+          <w:tcPr>
+            <w:tcW w:w="0" w:type="auto"/>
+            <w:vAlign w:val="center"/>
+          </w:tcPr>
+          <w:p>
+            <w:pPr>
+              <w:cnfStyle w:val="000000000000" w:firstRow="0" w:lastRow="0" w:firstColumn="0" w:lastColumn="0" w:oddVBand="0" w:evenVBand="0" w:oddHBand="0" w:evenHBand="0" w:firstRowFirstColumn="0" w:firstRowLastColumn="0" w:lastRowFirstColumn="0" w:lastRowLastColumn="0"/>
+              <w:rPr>
+                <w:i/>
+                <w:iCs/>
+                <w:color w:val="948A54" w:themeColor="background2" w:themeShade="80"/>
+                <w:lang w:val="fr-CH"/>
+              </w:rPr>
+            </w:pPr>
+            <w:r>
+              <w:rPr>
+                <w:i/>
+                <w:iCs/>
+                <w:color w:val="948A54" w:themeColor="background2" w:themeShade="80"/>
+                <w:lang w:val="fr-CH"/>
+              </w:rPr>
+              <w:t>Compte créé avec succès et possibilité de se connecter</w:t>
+            </w:r>
+          </w:p>
+        </w:tc>
+        <w:tc>
+          <w:tcPr>
+            <w:tcW w:w="0" w:type="auto"/>
+          </w:tcPr>
+          <w:p>
+            <w:pPr>
+              <w:cnfStyle w:val="000000000000" w:firstRow="0" w:lastRow="0" w:firstColumn="0" w:lastColumn="0" w:oddVBand="0" w:evenVBand="0" w:oddHBand="0" w:evenHBand="0" w:firstRowFirstColumn="0" w:firstRowLastColumn="0" w:lastRowFirstColumn="0" w:lastRowLastColumn="0"/>
+              <w:rPr>
+                <w:lang w:val="fr-CH"/>
+              </w:rPr>
+            </w:pPr>
+          </w:p>
+        </w:tc>
+      </w:tr>
+      <w:tr>
+        <w:trPr>
+          <w:cnfStyle w:val="000000100000" w:firstRow="0" w:lastRow="0" w:firstColumn="0" w:lastColumn="0" w:oddVBand="0" w:evenVBand="0" w:oddHBand="1" w:evenHBand="0" w:firstRowFirstColumn="0" w:firstRowLastColumn="0" w:lastRowFirstColumn="0" w:lastRowLastColumn="0"/>
+        </w:trPr>
+        <w:tc>
+          <w:tcPr>
+            <w:cnfStyle w:val="001000000000" w:firstRow="0" w:lastRow="0" w:firstColumn="1" w:lastColumn="0" w:oddVBand="0" w:evenVBand="0" w:oddHBand="0" w:evenHBand="0" w:firstRowFirstColumn="0" w:firstRowLastColumn="0" w:lastRowFirstColumn="0" w:lastRowLastColumn="0"/>
+            <w:tcW w:w="0" w:type="auto"/>
+            <w:vAlign w:val="center"/>
+          </w:tcPr>
+          <w:p>
+            <w:pPr>
+              <w:rPr>
+                <w:color w:val="000000" w:themeColor="text1"/>
+                <w:lang w:val="fr-CH"/>
+              </w:rPr>
+            </w:pPr>
+            <w:r>
+              <w:rPr>
+                <w:color w:val="000000" w:themeColor="text1"/>
+                <w:lang w:val="fr-CH"/>
+              </w:rPr>
+              <w:t>Inscription</w:t>
+            </w:r>
+          </w:p>
+        </w:tc>
+        <w:tc>
+          <w:tcPr>
+            <w:tcW w:w="0" w:type="auto"/>
+            <w:vAlign w:val="center"/>
+          </w:tcPr>
+          <w:p>
+            <w:pPr>
+              <w:cnfStyle w:val="000000100000" w:firstRow="0" w:lastRow="0" w:firstColumn="0" w:lastColumn="0" w:oddVBand="0" w:evenVBand="0" w:oddHBand="1" w:evenHBand="0" w:firstRowFirstColumn="0" w:firstRowLastColumn="0" w:lastRowFirstColumn="0" w:lastRowLastColumn="0"/>
+              <w:rPr>
+                <w:i/>
+                <w:iCs/>
+                <w:color w:val="948A54" w:themeColor="background2" w:themeShade="80"/>
+                <w:lang w:val="fr-CH"/>
+              </w:rPr>
+            </w:pPr>
+            <w:r>
+              <w:rPr>
+                <w:i/>
+                <w:iCs/>
+                <w:color w:val="948A54" w:themeColor="background2" w:themeShade="80"/>
+                <w:lang w:val="fr-CH"/>
+              </w:rPr>
+              <w:t>Utiliser un email déjà existant</w:t>
+            </w:r>
+          </w:p>
+        </w:tc>
+        <w:tc>
+          <w:tcPr>
+            <w:tcW w:w="0" w:type="auto"/>
+            <w:vAlign w:val="center"/>
+          </w:tcPr>
+          <w:p>
+            <w:pPr>
+              <w:cnfStyle w:val="000000100000" w:firstRow="0" w:lastRow="0" w:firstColumn="0" w:lastColumn="0" w:oddVBand="0" w:evenVBand="0" w:oddHBand="1" w:evenHBand="0" w:firstRowFirstColumn="0" w:firstRowLastColumn="0" w:lastRowFirstColumn="0" w:lastRowLastColumn="0"/>
+              <w:rPr>
+                <w:i/>
+                <w:iCs/>
+                <w:color w:val="948A54" w:themeColor="background2" w:themeShade="80"/>
+                <w:lang w:val="fr-CH"/>
+              </w:rPr>
+            </w:pPr>
+            <w:r>
+              <w:rPr>
+                <w:i/>
+                <w:iCs/>
+                <w:color w:val="948A54" w:themeColor="background2" w:themeShade="80"/>
+                <w:lang w:val="fr-CH"/>
+              </w:rPr>
+              <w:t>Message d’erreur indiquant que l’email est déjà utilisé</w:t>
+            </w:r>
+          </w:p>
+        </w:tc>
+        <w:tc>
+          <w:tcPr>
+            <w:tcW w:w="0" w:type="auto"/>
+          </w:tcPr>
+          <w:p>
+            <w:pPr>
+              <w:cnfStyle w:val="000000100000" w:firstRow="0" w:lastRow="0" w:firstColumn="0" w:lastColumn="0" w:oddVBand="0" w:evenVBand="0" w:oddHBand="1" w:evenHBand="0" w:firstRowFirstColumn="0" w:firstRowLastColumn="0" w:lastRowFirstColumn="0" w:lastRowLastColumn="0"/>
+              <w:rPr>
+                <w:lang w:val="fr-CH"/>
+              </w:rPr>
+            </w:pPr>
+          </w:p>
+        </w:tc>
+      </w:tr>
+      <w:tr>
+        <w:tc>
+          <w:tcPr>
+            <w:cnfStyle w:val="001000000000" w:firstRow="0" w:lastRow="0" w:firstColumn="1" w:lastColumn="0" w:oddVBand="0" w:evenVBand="0" w:oddHBand="0" w:evenHBand="0" w:firstRowFirstColumn="0" w:firstRowLastColumn="0" w:lastRowFirstColumn="0" w:lastRowLastColumn="0"/>
+            <w:tcW w:w="0" w:type="auto"/>
+            <w:hideMark/>
+          </w:tcPr>
+          <w:p>
+            <w:pPr>
+              <w:rPr>
+                <w:lang w:val="fr-CH"/>
+              </w:rPr>
+            </w:pPr>
+            <w:proofErr w:type="spellStart"/>
+            <w:r>
+              <w:rPr>
+                <w:lang w:val="fr-CH"/>
+              </w:rPr>
+              <w:t>Refresh</w:t>
+            </w:r>
+            <w:proofErr w:type="spellEnd"/>
+            <w:r>
+              <w:rPr>
+                <w:lang w:val="fr-CH"/>
+              </w:rPr>
+              <w:t xml:space="preserve"> page</w:t>
+            </w:r>
+          </w:p>
+        </w:tc>
+        <w:tc>
+          <w:tcPr>
+            <w:tcW w:w="0" w:type="auto"/>
+            <w:hideMark/>
+          </w:tcPr>
+          <w:p>
+            <w:pPr>
+              <w:cnfStyle w:val="000000000000" w:firstRow="0" w:lastRow="0" w:firstColumn="0" w:lastColumn="0" w:oddVBand="0" w:evenVBand="0" w:oddHBand="0" w:evenHBand="0" w:firstRowFirstColumn="0" w:firstRowLastColumn="0" w:lastRowFirstColumn="0" w:lastRowLastColumn="0"/>
+              <w:rPr>
+                <w:lang w:val="fr-CH"/>
+              </w:rPr>
+            </w:pPr>
+            <w:r>
+              <w:rPr>
+                <w:lang w:val="fr-CH"/>
+              </w:rPr>
+              <w:t>Rafraîchir la page connecté</w:t>
+            </w:r>
+          </w:p>
+        </w:tc>
+        <w:tc>
+          <w:tcPr>
+            <w:tcW w:w="0" w:type="auto"/>
+            <w:hideMark/>
+          </w:tcPr>
+          <w:p>
+            <w:pPr>
+              <w:cnfStyle w:val="000000000000" w:firstRow="0" w:lastRow="0" w:firstColumn="0" w:lastColumn="0" w:oddVBand="0" w:evenVBand="0" w:oddHBand="0" w:evenHBand="0" w:firstRowFirstColumn="0" w:firstRowLastColumn="0" w:lastRowFirstColumn="0" w:lastRowLastColumn="0"/>
+              <w:rPr>
+                <w:lang w:val="fr-CH"/>
+              </w:rPr>
+            </w:pPr>
+            <w:r>
+              <w:rPr>
+                <w:lang w:val="fr-CH"/>
+              </w:rPr>
+              <w:t>L’utilisateur reste connecté</w:t>
+            </w:r>
+          </w:p>
+        </w:tc>
+        <w:tc>
+          <w:tcPr>
+            <w:tcW w:w="0" w:type="auto"/>
+          </w:tcPr>
+          <w:p>
+            <w:pPr>
+              <w:cnfStyle w:val="000000000000" w:firstRow="0" w:lastRow="0" w:firstColumn="0" w:lastColumn="0" w:oddVBand="0" w:evenVBand="0" w:oddHBand="0" w:evenHBand="0" w:firstRowFirstColumn="0" w:firstRowLastColumn="0" w:lastRowFirstColumn="0" w:lastRowLastColumn="0"/>
+              <w:rPr>
+                <w:lang w:val="fr-CH"/>
+              </w:rPr>
+            </w:pPr>
+          </w:p>
+        </w:tc>
+      </w:tr>
+      <w:tr>
+        <w:trPr>
+          <w:cnfStyle w:val="000000100000" w:firstRow="0" w:lastRow="0" w:firstColumn="0" w:lastColumn="0" w:oddVBand="0" w:evenVBand="0" w:oddHBand="1" w:evenHBand="0" w:firstRowFirstColumn="0" w:firstRowLastColumn="0" w:lastRowFirstColumn="0" w:lastRowLastColumn="0"/>
+        </w:trPr>
+        <w:tc>
+          <w:tcPr>
+            <w:cnfStyle w:val="001000000000" w:firstRow="0" w:lastRow="0" w:firstColumn="1" w:lastColumn="0" w:oddVBand="0" w:evenVBand="0" w:oddHBand="0" w:evenHBand="0" w:firstRowFirstColumn="0" w:firstRowLastColumn="0" w:lastRowFirstColumn="0" w:lastRowLastColumn="0"/>
+            <w:tcW w:w="0" w:type="auto"/>
+            <w:hideMark/>
+          </w:tcPr>
+          <w:p>
+            <w:pPr>
+              <w:rPr>
+                <w:lang w:val="fr-CH"/>
+              </w:rPr>
+            </w:pPr>
+            <w:proofErr w:type="spellStart"/>
+            <w:r>
+              <w:rPr>
+                <w:lang w:val="fr-CH"/>
+              </w:rPr>
+              <w:t>Logout</w:t>
+            </w:r>
+            <w:proofErr w:type="spellEnd"/>
+          </w:p>
+        </w:tc>
+        <w:tc>
+          <w:tcPr>
+            <w:tcW w:w="0" w:type="auto"/>
+            <w:hideMark/>
+          </w:tcPr>
+          <w:p>
+            <w:pPr>
+              <w:cnfStyle w:val="000000100000" w:firstRow="0" w:lastRow="0" w:firstColumn="0" w:lastColumn="0" w:oddVBand="0" w:evenVBand="0" w:oddHBand="1" w:evenHBand="0" w:firstRowFirstColumn="0" w:firstRowLastColumn="0" w:lastRowFirstColumn="0" w:lastRowLastColumn="0"/>
+              <w:rPr>
+                <w:lang w:val="fr-CH"/>
+              </w:rPr>
+            </w:pPr>
+            <w:r>
+              <w:rPr>
+                <w:lang w:val="fr-CH"/>
+              </w:rPr>
+              <w:t xml:space="preserve">Cliquer sur </w:t>
+            </w:r>
+            <w:proofErr w:type="spellStart"/>
+            <w:r>
+              <w:rPr>
+                <w:lang w:val="fr-CH"/>
+              </w:rPr>
+              <w:t>logout</w:t>
+            </w:r>
+            <w:proofErr w:type="spellEnd"/>
+          </w:p>
+        </w:tc>
+        <w:tc>
+          <w:tcPr>
+            <w:tcW w:w="0" w:type="auto"/>
+            <w:hideMark/>
+          </w:tcPr>
+          <w:p>
+            <w:pPr>
+              <w:cnfStyle w:val="000000100000" w:firstRow="0" w:lastRow="0" w:firstColumn="0" w:lastColumn="0" w:oddVBand="0" w:evenVBand="0" w:oddHBand="1" w:evenHBand="0" w:firstRowFirstColumn="0" w:firstRowLastColumn="0" w:lastRowFirstColumn="0" w:lastRowLastColumn="0"/>
+              <w:rPr>
+                <w:lang w:val="fr-CH"/>
+              </w:rPr>
+            </w:pPr>
+            <w:r>
+              <w:rPr>
+                <w:lang w:val="fr-CH"/>
+              </w:rPr>
+              <w:t>Token supprimé, redirection vers login</w:t>
+            </w:r>
+          </w:p>
+        </w:tc>
+        <w:tc>
+          <w:tcPr>
+            <w:tcW w:w="0" w:type="auto"/>
+          </w:tcPr>
+          <w:p>
+            <w:pPr>
+              <w:cnfStyle w:val="000000100000" w:firstRow="0" w:lastRow="0" w:firstColumn="0" w:lastColumn="0" w:oddVBand="0" w:evenVBand="0" w:oddHBand="1" w:evenHBand="0" w:firstRowFirstColumn="0" w:firstRowLastColumn="0" w:lastRowFirstColumn="0" w:lastRowLastColumn="0"/>
+              <w:rPr>
+                <w:lang w:val="fr-CH"/>
+              </w:rPr>
+            </w:pPr>
+          </w:p>
+        </w:tc>
+      </w:tr>
+      <w:tr>
+        <w:tc>
+          <w:tcPr>
+            <w:cnfStyle w:val="001000000000" w:firstRow="0" w:lastRow="0" w:firstColumn="1" w:lastColumn="0" w:oddVBand="0" w:evenVBand="0" w:oddHBand="0" w:evenHBand="0" w:firstRowFirstColumn="0" w:firstRowLastColumn="0" w:lastRowFirstColumn="0" w:lastRowLastColumn="0"/>
+            <w:tcW w:w="0" w:type="auto"/>
+            <w:hideMark/>
+          </w:tcPr>
+          <w:p>
+            <w:pPr>
+              <w:rPr>
+                <w:lang w:val="fr-CH"/>
+              </w:rPr>
+            </w:pPr>
+            <w:r>
+              <w:rPr>
+                <w:lang w:val="fr-CH"/>
+              </w:rPr>
+              <w:t>Liste livres</w:t>
+            </w:r>
+          </w:p>
+        </w:tc>
+        <w:tc>
+          <w:tcPr>
+            <w:tcW w:w="0" w:type="auto"/>
+            <w:hideMark/>
+          </w:tcPr>
+          <w:p>
+            <w:pPr>
+              <w:cnfStyle w:val="000000000000" w:firstRow="0" w:lastRow="0" w:firstColumn="0" w:lastColumn="0" w:oddVBand="0" w:evenVBand="0" w:oddHBand="0" w:evenHBand="0" w:firstRowFirstColumn="0" w:firstRowLastColumn="0" w:lastRowFirstColumn="0" w:lastRowLastColumn="0"/>
+              <w:rPr>
+                <w:lang w:val="fr-CH"/>
+              </w:rPr>
+            </w:pPr>
+            <w:r>
+              <w:rPr>
+                <w:lang w:val="fr-CH"/>
+              </w:rPr>
+              <w:t>Aller sur page livres</w:t>
+            </w:r>
+          </w:p>
+        </w:tc>
+        <w:tc>
+          <w:tcPr>
+            <w:tcW w:w="0" w:type="auto"/>
+            <w:hideMark/>
+          </w:tcPr>
+          <w:p>
+            <w:pPr>
+              <w:cnfStyle w:val="000000000000" w:firstRow="0" w:lastRow="0" w:firstColumn="0" w:lastColumn="0" w:oddVBand="0" w:evenVBand="0" w:oddHBand="0" w:evenHBand="0" w:firstRowFirstColumn="0" w:firstRowLastColumn="0" w:lastRowFirstColumn="0" w:lastRowLastColumn="0"/>
+              <w:rPr>
+                <w:lang w:val="fr-CH"/>
+              </w:rPr>
+            </w:pPr>
+            <w:r>
+              <w:rPr>
+                <w:lang w:val="fr-CH"/>
+              </w:rPr>
+              <w:t>Liste des livres affichée correctement</w:t>
+            </w:r>
+          </w:p>
+        </w:tc>
+        <w:tc>
+          <w:tcPr>
+            <w:tcW w:w="0" w:type="auto"/>
+          </w:tcPr>
+          <w:p>
+            <w:pPr>
+              <w:cnfStyle w:val="000000000000" w:firstRow="0" w:lastRow="0" w:firstColumn="0" w:lastColumn="0" w:oddVBand="0" w:evenVBand="0" w:oddHBand="0" w:evenHBand="0" w:firstRowFirstColumn="0" w:firstRowLastColumn="0" w:lastRowFirstColumn="0" w:lastRowLastColumn="0"/>
+              <w:rPr>
+                <w:lang w:val="fr-CH"/>
+              </w:rPr>
+            </w:pPr>
+          </w:p>
+        </w:tc>
+      </w:tr>
+      <w:tr>
+        <w:trPr>
+          <w:cnfStyle w:val="000000100000" w:firstRow="0" w:lastRow="0" w:firstColumn="0" w:lastColumn="0" w:oddVBand="0" w:evenVBand="0" w:oddHBand="1" w:evenHBand="0" w:firstRowFirstColumn="0" w:firstRowLastColumn="0" w:lastRowFirstColumn="0" w:lastRowLastColumn="0"/>
+        </w:trPr>
+        <w:tc>
+          <w:tcPr>
+            <w:cnfStyle w:val="001000000000" w:firstRow="0" w:lastRow="0" w:firstColumn="1" w:lastColumn="0" w:oddVBand="0" w:evenVBand="0" w:oddHBand="0" w:evenHBand="0" w:firstRowFirstColumn="0" w:firstRowLastColumn="0" w:lastRowFirstColumn="0" w:lastRowLastColumn="0"/>
+            <w:tcW w:w="0" w:type="auto"/>
+            <w:hideMark/>
+          </w:tcPr>
+          <w:p>
+            <w:pPr>
+              <w:rPr>
+                <w:lang w:val="fr-CH"/>
+              </w:rPr>
+            </w:pPr>
+            <w:r>
+              <w:rPr>
+                <w:lang w:val="fr-CH"/>
+              </w:rPr>
+              <w:t>Détail livre</w:t>
+            </w:r>
+          </w:p>
+        </w:tc>
+        <w:tc>
+          <w:tcPr>
+            <w:tcW w:w="0" w:type="auto"/>
+            <w:hideMark/>
+          </w:tcPr>
+          <w:p>
+            <w:pPr>
+              <w:cnfStyle w:val="000000100000" w:firstRow="0" w:lastRow="0" w:firstColumn="0" w:lastColumn="0" w:oddVBand="0" w:evenVBand="0" w:oddHBand="1" w:evenHBand="0" w:firstRowFirstColumn="0" w:firstRowLastColumn="0" w:lastRowFirstColumn="0" w:lastRowLastColumn="0"/>
+              <w:rPr>
+                <w:lang w:val="fr-CH"/>
+              </w:rPr>
+            </w:pPr>
+            <w:r>
+              <w:rPr>
+                <w:lang w:val="fr-CH"/>
+              </w:rPr>
+              <w:t>Cliquer sur un livre</w:t>
+            </w:r>
+          </w:p>
+        </w:tc>
+        <w:tc>
+          <w:tcPr>
+            <w:tcW w:w="0" w:type="auto"/>
+            <w:hideMark/>
+          </w:tcPr>
+          <w:p>
+            <w:pPr>
+              <w:cnfStyle w:val="000000100000" w:firstRow="0" w:lastRow="0" w:firstColumn="0" w:lastColumn="0" w:oddVBand="0" w:evenVBand="0" w:oddHBand="1" w:evenHBand="0" w:firstRowFirstColumn="0" w:firstRowLastColumn="0" w:lastRowFirstColumn="0" w:lastRowLastColumn="0"/>
+              <w:rPr>
+                <w:lang w:val="fr-CH"/>
+              </w:rPr>
+            </w:pPr>
+            <w:r>
+              <w:rPr>
+                <w:lang w:val="fr-CH"/>
+              </w:rPr>
+              <w:t>Informations détaillées affichées</w:t>
+            </w:r>
+          </w:p>
+        </w:tc>
+        <w:tc>
+          <w:tcPr>
+            <w:tcW w:w="0" w:type="auto"/>
+          </w:tcPr>
+          <w:p>
+            <w:pPr>
+              <w:cnfStyle w:val="000000100000" w:firstRow="0" w:lastRow="0" w:firstColumn="0" w:lastColumn="0" w:oddVBand="0" w:evenVBand="0" w:oddHBand="1" w:evenHBand="0" w:firstRowFirstColumn="0" w:firstRowLastColumn="0" w:lastRowFirstColumn="0" w:lastRowLastColumn="0"/>
+              <w:rPr>
+                <w:lang w:val="fr-CH"/>
+              </w:rPr>
+            </w:pPr>
+          </w:p>
+        </w:tc>
+      </w:tr>
+      <w:tr>
+        <w:tc>
+          <w:tcPr>
+            <w:cnfStyle w:val="001000000000" w:firstRow="0" w:lastRow="0" w:firstColumn="1" w:lastColumn="0" w:oddVBand="0" w:evenVBand="0" w:oddHBand="0" w:evenHBand="0" w:firstRowFirstColumn="0" w:firstRowLastColumn="0" w:lastRowFirstColumn="0" w:lastRowLastColumn="0"/>
+            <w:tcW w:w="0" w:type="auto"/>
+            <w:hideMark/>
+          </w:tcPr>
+          <w:p>
+            <w:pPr>
+              <w:rPr>
+                <w:lang w:val="fr-CH"/>
+              </w:rPr>
+            </w:pPr>
+            <w:r>
+              <w:rPr>
+                <w:lang w:val="fr-CH"/>
+              </w:rPr>
+              <w:t>Livre inexistant</w:t>
+            </w:r>
+          </w:p>
+        </w:tc>
+        <w:tc>
+          <w:tcPr>
+            <w:tcW w:w="0" w:type="auto"/>
+            <w:hideMark/>
+          </w:tcPr>
+          <w:p>
+            <w:pPr>
+              <w:cnfStyle w:val="000000000000" w:firstRow="0" w:lastRow="0" w:firstColumn="0" w:lastColumn="0" w:oddVBand="0" w:evenVBand="0" w:oddHBand="0" w:evenHBand="0" w:firstRowFirstColumn="0" w:firstRowLastColumn="0" w:lastRowFirstColumn="0" w:lastRowLastColumn="0"/>
+              <w:rPr>
+                <w:lang w:val="fr-CH"/>
+              </w:rPr>
+            </w:pPr>
+            <w:r>
+              <w:rPr>
+                <w:lang w:val="fr-CH"/>
+              </w:rPr>
+              <w:t>Accéder à un ID invalide</w:t>
+            </w:r>
+          </w:p>
+        </w:tc>
+        <w:tc>
+          <w:tcPr>
+            <w:tcW w:w="0" w:type="auto"/>
+            <w:hideMark/>
+          </w:tcPr>
+          <w:p>
+            <w:pPr>
+              <w:cnfStyle w:val="000000000000" w:firstRow="0" w:lastRow="0" w:firstColumn="0" w:lastColumn="0" w:oddVBand="0" w:evenVBand="0" w:oddHBand="0" w:evenHBand="0" w:firstRowFirstColumn="0" w:firstRowLastColumn="0" w:lastRowFirstColumn="0" w:lastRowLastColumn="0"/>
+              <w:rPr>
+                <w:lang w:val="fr-CH"/>
+              </w:rPr>
+            </w:pPr>
+            <w:r>
+              <w:rPr>
+                <w:lang w:val="fr-CH"/>
+              </w:rPr>
+              <w:t>Message d’erreur ou 404 affiché</w:t>
+            </w:r>
+          </w:p>
+        </w:tc>
+        <w:tc>
+          <w:tcPr>
+            <w:tcW w:w="0" w:type="auto"/>
+          </w:tcPr>
+          <w:p>
+            <w:pPr>
+              <w:cnfStyle w:val="000000000000" w:firstRow="0" w:lastRow="0" w:firstColumn="0" w:lastColumn="0" w:oddVBand="0" w:evenVBand="0" w:oddHBand="0" w:evenHBand="0" w:firstRowFirstColumn="0" w:firstRowLastColumn="0" w:lastRowFirstColumn="0" w:lastRowLastColumn="0"/>
+              <w:rPr>
+                <w:lang w:val="fr-CH"/>
+              </w:rPr>
+            </w:pPr>
+          </w:p>
+        </w:tc>
+      </w:tr>
+      <w:tr>
+        <w:trPr>
+          <w:cnfStyle w:val="000000100000" w:firstRow="0" w:lastRow="0" w:firstColumn="0" w:lastColumn="0" w:oddVBand="0" w:evenVBand="0" w:oddHBand="1" w:evenHBand="0" w:firstRowFirstColumn="0" w:firstRowLastColumn="0" w:lastRowFirstColumn="0" w:lastRowLastColumn="0"/>
+        </w:trPr>
+        <w:tc>
+          <w:tcPr>
+            <w:cnfStyle w:val="001000000000" w:firstRow="0" w:lastRow="0" w:firstColumn="1" w:lastColumn="0" w:oddVBand="0" w:evenVBand="0" w:oddHBand="0" w:evenHBand="0" w:firstRowFirstColumn="0" w:firstRowLastColumn="0" w:lastRowFirstColumn="0" w:lastRowLastColumn="0"/>
+            <w:tcW w:w="0" w:type="auto"/>
+            <w:hideMark/>
+          </w:tcPr>
+          <w:p>
+            <w:pPr>
+              <w:rPr>
+                <w:lang w:val="fr-CH"/>
+              </w:rPr>
+            </w:pPr>
+            <w:r>
+              <w:rPr>
+                <w:lang w:val="fr-CH"/>
+              </w:rPr>
+              <w:t>Voir emprunts</w:t>
+            </w:r>
+          </w:p>
+        </w:tc>
+        <w:tc>
+          <w:tcPr>
+            <w:tcW w:w="0" w:type="auto"/>
+            <w:hideMark/>
+          </w:tcPr>
+          <w:p>
+            <w:pPr>
+              <w:cnfStyle w:val="000000100000" w:firstRow="0" w:lastRow="0" w:firstColumn="0" w:lastColumn="0" w:oddVBand="0" w:evenVBand="0" w:oddHBand="1" w:evenHBand="0" w:firstRowFirstColumn="0" w:firstRowLastColumn="0" w:lastRowFirstColumn="0" w:lastRowLastColumn="0"/>
+              <w:rPr>
+                <w:lang w:val="fr-CH"/>
+              </w:rPr>
+            </w:pPr>
+            <w:r>
+              <w:rPr>
+                <w:lang w:val="fr-CH"/>
+              </w:rPr>
+              <w:t>Aller sur profil</w:t>
+            </w:r>
+          </w:p>
+        </w:tc>
+        <w:tc>
+          <w:tcPr>
+            <w:tcW w:w="0" w:type="auto"/>
+            <w:hideMark/>
+          </w:tcPr>
+          <w:p>
+            <w:pPr>
+              <w:cnfStyle w:val="000000100000" w:firstRow="0" w:lastRow="0" w:firstColumn="0" w:lastColumn="0" w:oddVBand="0" w:evenVBand="0" w:oddHBand="1" w:evenHBand="0" w:firstRowFirstColumn="0" w:firstRowLastColumn="0" w:lastRowFirstColumn="0" w:lastRowLastColumn="0"/>
+              <w:rPr>
+                <w:lang w:val="fr-CH"/>
+              </w:rPr>
+            </w:pPr>
+            <w:r>
+              <w:rPr>
+                <w:lang w:val="fr-CH"/>
+              </w:rPr>
+              <w:t>Liste des livres empruntés affichée</w:t>
+            </w:r>
+          </w:p>
+        </w:tc>
+        <w:tc>
+          <w:tcPr>
+            <w:tcW w:w="0" w:type="auto"/>
+          </w:tcPr>
+          <w:p>
+            <w:pPr>
+              <w:cnfStyle w:val="000000100000" w:firstRow="0" w:lastRow="0" w:firstColumn="0" w:lastColumn="0" w:oddVBand="0" w:evenVBand="0" w:oddHBand="1" w:evenHBand="0" w:firstRowFirstColumn="0" w:firstRowLastColumn="0" w:lastRowFirstColumn="0" w:lastRowLastColumn="0"/>
+              <w:rPr>
+                <w:lang w:val="fr-CH"/>
+              </w:rPr>
+            </w:pPr>
+          </w:p>
+        </w:tc>
+      </w:tr>
+      <w:tr>
+        <w:tc>
+          <w:tcPr>
+            <w:cnfStyle w:val="001000000000" w:firstRow="0" w:lastRow="0" w:firstColumn="1" w:lastColumn="0" w:oddVBand="0" w:evenVBand="0" w:oddHBand="0" w:evenHBand="0" w:firstRowFirstColumn="0" w:firstRowLastColumn="0" w:lastRowFirstColumn="0" w:lastRowLastColumn="0"/>
+            <w:tcW w:w="0" w:type="auto"/>
+            <w:hideMark/>
+          </w:tcPr>
+          <w:p>
+            <w:pPr>
+              <w:rPr>
+                <w:lang w:val="fr-CH"/>
+              </w:rPr>
+            </w:pPr>
+            <w:r>
+              <w:rPr>
+                <w:lang w:val="fr-CH"/>
+              </w:rPr>
+              <w:t>Aucun emprunt</w:t>
+            </w:r>
+          </w:p>
+        </w:tc>
+        <w:tc>
+          <w:tcPr>
+            <w:tcW w:w="0" w:type="auto"/>
+            <w:hideMark/>
+          </w:tcPr>
+          <w:p>
+            <w:pPr>
+              <w:cnfStyle w:val="000000000000" w:firstRow="0" w:lastRow="0" w:firstColumn="0" w:lastColumn="0" w:oddVBand="0" w:evenVBand="0" w:oddHBand="0" w:evenHBand="0" w:firstRowFirstColumn="0" w:firstRowLastColumn="0" w:lastRowFirstColumn="0" w:lastRowLastColumn="0"/>
+              <w:rPr>
+                <w:lang w:val="fr-CH"/>
+              </w:rPr>
+            </w:pPr>
+            <w:r>
+              <w:rPr>
+                <w:lang w:val="fr-CH"/>
+              </w:rPr>
+              <w:t>Profil sans livres</w:t>
+            </w:r>
+          </w:p>
+        </w:tc>
+        <w:tc>
+          <w:tcPr>
+            <w:tcW w:w="0" w:type="auto"/>
+            <w:hideMark/>
+          </w:tcPr>
+          <w:p>
+            <w:pPr>
+              <w:cnfStyle w:val="000000000000" w:firstRow="0" w:lastRow="0" w:firstColumn="0" w:lastColumn="0" w:oddVBand="0" w:evenVBand="0" w:oddHBand="0" w:evenHBand="0" w:firstRowFirstColumn="0" w:firstRowLastColumn="0" w:lastRowFirstColumn="0" w:lastRowLastColumn="0"/>
+              <w:rPr>
+                <w:lang w:val="fr-CH"/>
+              </w:rPr>
+            </w:pPr>
+            <w:r>
+              <w:rPr>
+                <w:lang w:val="fr-CH"/>
+              </w:rPr>
+              <w:t>Message “Aucun livre emprunté”</w:t>
+            </w:r>
+          </w:p>
+        </w:tc>
+        <w:tc>
+          <w:tcPr>
+            <w:tcW w:w="0" w:type="auto"/>
+          </w:tcPr>
+          <w:p>
+            <w:pPr>
+              <w:cnfStyle w:val="000000000000" w:firstRow="0" w:lastRow="0" w:firstColumn="0" w:lastColumn="0" w:oddVBand="0" w:evenVBand="0" w:oddHBand="0" w:evenHBand="0" w:firstRowFirstColumn="0" w:firstRowLastColumn="0" w:lastRowFirstColumn="0" w:lastRowLastColumn="0"/>
+              <w:rPr>
+                <w:lang w:val="fr-CH"/>
+              </w:rPr>
+            </w:pPr>
+          </w:p>
+        </w:tc>
+      </w:tr>
+      <w:tr>
+        <w:trPr>
+          <w:cnfStyle w:val="000000100000" w:firstRow="0" w:lastRow="0" w:firstColumn="0" w:lastColumn="0" w:oddVBand="0" w:evenVBand="0" w:oddHBand="1" w:evenHBand="0" w:firstRowFirstColumn="0" w:firstRowLastColumn="0" w:lastRowFirstColumn="0" w:lastRowLastColumn="0"/>
+        </w:trPr>
+        <w:tc>
+          <w:tcPr>
+            <w:cnfStyle w:val="001000000000" w:firstRow="0" w:lastRow="0" w:firstColumn="1" w:lastColumn="0" w:oddVBand="0" w:evenVBand="0" w:oddHBand="0" w:evenHBand="0" w:firstRowFirstColumn="0" w:firstRowLastColumn="0" w:lastRowFirstColumn="0" w:lastRowLastColumn="0"/>
+            <w:tcW w:w="0" w:type="auto"/>
+            <w:hideMark/>
+          </w:tcPr>
+          <w:p>
+            <w:pPr>
+              <w:rPr>
+                <w:lang w:val="fr-CH"/>
+              </w:rPr>
+            </w:pPr>
+            <w:r>
+              <w:rPr>
+                <w:lang w:val="fr-CH"/>
+              </w:rPr>
+              <w:t>Emprunter livre</w:t>
+            </w:r>
+          </w:p>
+        </w:tc>
+        <w:tc>
+          <w:tcPr>
+            <w:tcW w:w="0" w:type="auto"/>
+            <w:hideMark/>
+          </w:tcPr>
+          <w:p>
+            <w:pPr>
+              <w:cnfStyle w:val="000000100000" w:firstRow="0" w:lastRow="0" w:firstColumn="0" w:lastColumn="0" w:oddVBand="0" w:evenVBand="0" w:oddHBand="1" w:evenHBand="0" w:firstRowFirstColumn="0" w:firstRowLastColumn="0" w:lastRowFirstColumn="0" w:lastRowLastColumn="0"/>
+              <w:rPr>
+                <w:lang w:val="fr-CH"/>
+              </w:rPr>
+            </w:pPr>
+            <w:r>
+              <w:rPr>
+                <w:lang w:val="fr-CH"/>
+              </w:rPr>
+              <w:t>Cliquer sur “Emprunter”</w:t>
+            </w:r>
+          </w:p>
+        </w:tc>
+        <w:tc>
+          <w:tcPr>
+            <w:tcW w:w="0" w:type="auto"/>
+            <w:hideMark/>
+          </w:tcPr>
+          <w:p>
+            <w:pPr>
+              <w:cnfStyle w:val="000000100000" w:firstRow="0" w:lastRow="0" w:firstColumn="0" w:lastColumn="0" w:oddVBand="0" w:evenVBand="0" w:oddHBand="1" w:evenHBand="0" w:firstRowFirstColumn="0" w:firstRowLastColumn="0" w:lastRowFirstColumn="0" w:lastRowLastColumn="0"/>
+              <w:rPr>
+                <w:lang w:val="fr-CH"/>
+              </w:rPr>
+            </w:pPr>
+            <w:r>
+              <w:rPr>
+                <w:lang w:val="fr-CH"/>
+              </w:rPr>
+              <w:t>Livre ajouté aux emprunts</w:t>
+            </w:r>
+          </w:p>
+        </w:tc>
+        <w:tc>
+          <w:tcPr>
+            <w:tcW w:w="0" w:type="auto"/>
+          </w:tcPr>
+          <w:p>
+            <w:pPr>
+              <w:cnfStyle w:val="000000100000" w:firstRow="0" w:lastRow="0" w:firstColumn="0" w:lastColumn="0" w:oddVBand="0" w:evenVBand="0" w:oddHBand="1" w:evenHBand="0" w:firstRowFirstColumn="0" w:firstRowLastColumn="0" w:lastRowFirstColumn="0" w:lastRowLastColumn="0"/>
+              <w:rPr>
+                <w:lang w:val="fr-CH"/>
+              </w:rPr>
+            </w:pPr>
+          </w:p>
+        </w:tc>
+      </w:tr>
+      <w:tr>
+        <w:tc>
+          <w:tcPr>
+            <w:cnfStyle w:val="001000000000" w:firstRow="0" w:lastRow="0" w:firstColumn="1" w:lastColumn="0" w:oddVBand="0" w:evenVBand="0" w:oddHBand="0" w:evenHBand="0" w:firstRowFirstColumn="0" w:firstRowLastColumn="0" w:lastRowFirstColumn="0" w:lastRowLastColumn="0"/>
+            <w:tcW w:w="0" w:type="auto"/>
+            <w:hideMark/>
+          </w:tcPr>
+          <w:p>
+            <w:pPr>
+              <w:rPr>
+                <w:lang w:val="fr-CH"/>
+              </w:rPr>
+            </w:pPr>
+            <w:r>
+              <w:rPr>
+                <w:lang w:val="fr-CH"/>
+              </w:rPr>
+              <w:t>Retour livre</w:t>
+            </w:r>
+          </w:p>
+        </w:tc>
+        <w:tc>
+          <w:tcPr>
+            <w:tcW w:w="0" w:type="auto"/>
+            <w:hideMark/>
+          </w:tcPr>
+          <w:p>
+            <w:pPr>
+              <w:cnfStyle w:val="000000000000" w:firstRow="0" w:lastRow="0" w:firstColumn="0" w:lastColumn="0" w:oddVBand="0" w:evenVBand="0" w:oddHBand="0" w:evenHBand="0" w:firstRowFirstColumn="0" w:firstRowLastColumn="0" w:lastRowFirstColumn="0" w:lastRowLastColumn="0"/>
+              <w:rPr>
+                <w:lang w:val="fr-CH"/>
+              </w:rPr>
+            </w:pPr>
+            <w:r>
+              <w:rPr>
+                <w:lang w:val="fr-CH"/>
+              </w:rPr>
+              <w:t>Cliquer sur “Rendre”</w:t>
+            </w:r>
+          </w:p>
+        </w:tc>
+        <w:tc>
+          <w:tcPr>
+            <w:tcW w:w="0" w:type="auto"/>
+            <w:hideMark/>
+          </w:tcPr>
+          <w:p>
+            <w:pPr>
+              <w:cnfStyle w:val="000000000000" w:firstRow="0" w:lastRow="0" w:firstColumn="0" w:lastColumn="0" w:oddVBand="0" w:evenVBand="0" w:oddHBand="0" w:evenHBand="0" w:firstRowFirstColumn="0" w:firstRowLastColumn="0" w:lastRowFirstColumn="0" w:lastRowLastColumn="0"/>
+              <w:rPr>
+                <w:lang w:val="fr-CH"/>
+              </w:rPr>
+            </w:pPr>
+            <w:r>
+              <w:rPr>
+                <w:lang w:val="fr-CH"/>
+              </w:rPr>
+              <w:t>Livre retiré des emprunts</w:t>
+            </w:r>
+          </w:p>
+        </w:tc>
+        <w:tc>
+          <w:tcPr>
+            <w:tcW w:w="0" w:type="auto"/>
+          </w:tcPr>
+          <w:p>
+            <w:pPr>
+              <w:cnfStyle w:val="000000000000" w:firstRow="0" w:lastRow="0" w:firstColumn="0" w:lastColumn="0" w:oddVBand="0" w:evenVBand="0" w:oddHBand="0" w:evenHBand="0" w:firstRowFirstColumn="0" w:firstRowLastColumn="0" w:lastRowFirstColumn="0" w:lastRowLastColumn="0"/>
+              <w:rPr>
+                <w:lang w:val="fr-CH"/>
+              </w:rPr>
+            </w:pPr>
+          </w:p>
+        </w:tc>
+      </w:tr>
+      <w:tr>
+        <w:trPr>
+          <w:cnfStyle w:val="000000100000" w:firstRow="0" w:lastRow="0" w:firstColumn="0" w:lastColumn="0" w:oddVBand="0" w:evenVBand="0" w:oddHBand="1" w:evenHBand="0" w:firstRowFirstColumn="0" w:firstRowLastColumn="0" w:lastRowFirstColumn="0" w:lastRowLastColumn="0"/>
+        </w:trPr>
+        <w:tc>
+          <w:tcPr>
+            <w:cnfStyle w:val="001000000000" w:firstRow="0" w:lastRow="0" w:firstColumn="1" w:lastColumn="0" w:oddVBand="0" w:evenVBand="0" w:oddHBand="0" w:evenHBand="0" w:firstRowFirstColumn="0" w:firstRowLastColumn="0" w:lastRowFirstColumn="0" w:lastRowLastColumn="0"/>
+            <w:tcW w:w="0" w:type="auto"/>
+            <w:hideMark/>
+          </w:tcPr>
+          <w:p>
+            <w:pPr>
+              <w:rPr>
+                <w:lang w:val="fr-CH"/>
+              </w:rPr>
+            </w:pPr>
+            <w:r>
+              <w:rPr>
+                <w:lang w:val="fr-CH"/>
+              </w:rPr>
+              <w:t>API sans token</w:t>
+            </w:r>
+          </w:p>
+        </w:tc>
+        <w:tc>
+          <w:tcPr>
+            <w:tcW w:w="0" w:type="auto"/>
+            <w:hideMark/>
+          </w:tcPr>
+          <w:p>
+            <w:pPr>
+              <w:cnfStyle w:val="000000100000" w:firstRow="0" w:lastRow="0" w:firstColumn="0" w:lastColumn="0" w:oddVBand="0" w:evenVBand="0" w:oddHBand="1" w:evenHBand="0" w:firstRowFirstColumn="0" w:firstRowLastColumn="0" w:lastRowFirstColumn="0" w:lastRowLastColumn="0"/>
+              <w:rPr>
+                <w:lang w:val="fr-CH"/>
+              </w:rPr>
+            </w:pPr>
+            <w:r>
+              <w:rPr>
+                <w:lang w:val="fr-CH"/>
+              </w:rPr>
+              <w:t>Requête vers route protégée sans auth</w:t>
+            </w:r>
+          </w:p>
+        </w:tc>
+        <w:tc>
+          <w:tcPr>
+            <w:tcW w:w="0" w:type="auto"/>
+            <w:hideMark/>
+          </w:tcPr>
+          <w:p>
+            <w:pPr>
+              <w:cnfStyle w:val="000000100000" w:firstRow="0" w:lastRow="0" w:firstColumn="0" w:lastColumn="0" w:oddVBand="0" w:evenVBand="0" w:oddHBand="1" w:evenHBand="0" w:firstRowFirstColumn="0" w:firstRowLastColumn="0" w:lastRowFirstColumn="0" w:lastRowLastColumn="0"/>
+              <w:rPr>
+                <w:lang w:val="fr-CH"/>
+              </w:rPr>
+            </w:pPr>
+            <w:r>
+              <w:rPr>
+                <w:lang w:val="fr-CH"/>
+              </w:rPr>
+              <w:t xml:space="preserve">Réponse 401 </w:t>
+            </w:r>
+            <w:proofErr w:type="spellStart"/>
+            <w:r>
+              <w:rPr>
+                <w:lang w:val="fr-CH"/>
+              </w:rPr>
+              <w:t>Unauthorized</w:t>
+            </w:r>
+            <w:proofErr w:type="spellEnd"/>
+          </w:p>
+        </w:tc>
+        <w:tc>
+          <w:tcPr>
+            <w:tcW w:w="0" w:type="auto"/>
+          </w:tcPr>
+          <w:p>
+            <w:pPr>
+              <w:cnfStyle w:val="000000100000" w:firstRow="0" w:lastRow="0" w:firstColumn="0" w:lastColumn="0" w:oddVBand="0" w:evenVBand="0" w:oddHBand="1" w:evenHBand="0" w:firstRowFirstColumn="0" w:firstRowLastColumn="0" w:lastRowFirstColumn="0" w:lastRowLastColumn="0"/>
+              <w:rPr>
+                <w:lang w:val="fr-CH"/>
+              </w:rPr>
+            </w:pPr>
+          </w:p>
+        </w:tc>
+      </w:tr>
+      <w:tr>
+        <w:tc>
+          <w:tcPr>
+            <w:cnfStyle w:val="001000000000" w:firstRow="0" w:lastRow="0" w:firstColumn="1" w:lastColumn="0" w:oddVBand="0" w:evenVBand="0" w:oddHBand="0" w:evenHBand="0" w:firstRowFirstColumn="0" w:firstRowLastColumn="0" w:lastRowFirstColumn="0" w:lastRowLastColumn="0"/>
+            <w:tcW w:w="0" w:type="auto"/>
+            <w:hideMark/>
+          </w:tcPr>
+          <w:p>
+            <w:pPr>
+              <w:rPr>
+                <w:lang w:val="fr-CH"/>
+              </w:rPr>
+            </w:pPr>
+            <w:r>
+              <w:rPr>
+                <w:lang w:val="fr-CH"/>
+              </w:rPr>
+              <w:t>Token expiré</w:t>
+            </w:r>
+          </w:p>
+        </w:tc>
+        <w:tc>
+          <w:tcPr>
+            <w:tcW w:w="0" w:type="auto"/>
+            <w:hideMark/>
+          </w:tcPr>
+          <w:p>
+            <w:pPr>
+              <w:cnfStyle w:val="000000000000" w:firstRow="0" w:lastRow="0" w:firstColumn="0" w:lastColumn="0" w:oddVBand="0" w:evenVBand="0" w:oddHBand="0" w:evenHBand="0" w:firstRowFirstColumn="0" w:firstRowLastColumn="0" w:lastRowFirstColumn="0" w:lastRowLastColumn="0"/>
+              <w:rPr>
+                <w:i/>
+                <w:iCs/>
+                <w:color w:val="948A54" w:themeColor="background2" w:themeShade="80"/>
+                <w:lang w:val="fr-CH"/>
+              </w:rPr>
+            </w:pPr>
+            <w:r>
+              <w:rPr>
+                <w:i/>
+                <w:iCs/>
+                <w:color w:val="948A54" w:themeColor="background2" w:themeShade="80"/>
+                <w:lang w:val="fr-CH"/>
+              </w:rPr>
+              <w:t>Utiliser token expiré</w:t>
+            </w:r>
+          </w:p>
+        </w:tc>
+        <w:tc>
+          <w:tcPr>
+            <w:tcW w:w="0" w:type="auto"/>
+            <w:hideMark/>
+          </w:tcPr>
+          <w:p>
+            <w:pPr>
+              <w:cnfStyle w:val="000000000000" w:firstRow="0" w:lastRow="0" w:firstColumn="0" w:lastColumn="0" w:oddVBand="0" w:evenVBand="0" w:oddHBand="0" w:evenHBand="0" w:firstRowFirstColumn="0" w:firstRowLastColumn="0" w:lastRowFirstColumn="0" w:lastRowLastColumn="0"/>
+              <w:rPr>
+                <w:i/>
+                <w:iCs/>
+                <w:color w:val="948A54" w:themeColor="background2" w:themeShade="80"/>
+                <w:lang w:val="fr-CH"/>
+              </w:rPr>
+            </w:pPr>
+            <w:r>
+              <w:rPr>
+                <w:i/>
+                <w:iCs/>
+                <w:color w:val="948A54" w:themeColor="background2" w:themeShade="80"/>
+                <w:lang w:val="fr-CH"/>
+              </w:rPr>
+              <w:t>Redirection vers login</w:t>
+            </w:r>
+          </w:p>
+        </w:tc>
+        <w:tc>
+          <w:tcPr>
+            <w:tcW w:w="0" w:type="auto"/>
+          </w:tcPr>
+          <w:p>
+            <w:pPr>
+              <w:cnfStyle w:val="000000000000" w:firstRow="0" w:lastRow="0" w:firstColumn="0" w:lastColumn="0" w:oddVBand="0" w:evenVBand="0" w:oddHBand="0" w:evenHBand="0" w:firstRowFirstColumn="0" w:firstRowLastColumn="0" w:lastRowFirstColumn="0" w:lastRowLastColumn="0"/>
+              <w:rPr>
+                <w:lang w:val="fr-CH"/>
+              </w:rPr>
+            </w:pPr>
+          </w:p>
+        </w:tc>
+      </w:tr>
+      <w:tr>
+        <w:trPr>
+          <w:cnfStyle w:val="000000100000" w:firstRow="0" w:lastRow="0" w:firstColumn="0" w:lastColumn="0" w:oddVBand="0" w:evenVBand="0" w:oddHBand="1" w:evenHBand="0" w:firstRowFirstColumn="0" w:firstRowLastColumn="0" w:lastRowFirstColumn="0" w:lastRowLastColumn="0"/>
+        </w:trPr>
+        <w:tc>
+          <w:tcPr>
+            <w:cnfStyle w:val="001000000000" w:firstRow="0" w:lastRow="0" w:firstColumn="1" w:lastColumn="0" w:oddVBand="0" w:evenVBand="0" w:oddHBand="0" w:evenHBand="0" w:firstRowFirstColumn="0" w:firstRowLastColumn="0" w:lastRowFirstColumn="0" w:lastRowLastColumn="0"/>
+            <w:tcW w:w="0" w:type="auto"/>
+            <w:hideMark/>
+          </w:tcPr>
+          <w:p>
+            <w:pPr>
+              <w:rPr>
+                <w:lang w:val="fr-CH"/>
+              </w:rPr>
+            </w:pPr>
+            <w:r>
+              <w:rPr>
+                <w:lang w:val="fr-CH"/>
+              </w:rPr>
+              <w:t>Double clic</w:t>
+            </w:r>
+          </w:p>
+        </w:tc>
+        <w:tc>
+          <w:tcPr>
+            <w:tcW w:w="0" w:type="auto"/>
+            <w:hideMark/>
+          </w:tcPr>
+          <w:p>
+            <w:pPr>
+              <w:cnfStyle w:val="000000100000" w:firstRow="0" w:lastRow="0" w:firstColumn="0" w:lastColumn="0" w:oddVBand="0" w:evenVBand="0" w:oddHBand="1" w:evenHBand="0" w:firstRowFirstColumn="0" w:firstRowLastColumn="0" w:lastRowFirstColumn="0" w:lastRowLastColumn="0"/>
+              <w:rPr>
+                <w:lang w:val="fr-CH"/>
+              </w:rPr>
+            </w:pPr>
+            <w:r>
+              <w:rPr>
+                <w:lang w:val="fr-CH"/>
+              </w:rPr>
+              <w:t>Cliquer plusieurs fois sur “Emprunter”</w:t>
+            </w:r>
+          </w:p>
+        </w:tc>
+        <w:tc>
+          <w:tcPr>
+            <w:tcW w:w="0" w:type="auto"/>
+            <w:hideMark/>
+          </w:tcPr>
+          <w:p>
+            <w:pPr>
+              <w:cnfStyle w:val="000000100000" w:firstRow="0" w:lastRow="0" w:firstColumn="0" w:lastColumn="0" w:oddVBand="0" w:evenVBand="0" w:oddHBand="1" w:evenHBand="0" w:firstRowFirstColumn="0" w:firstRowLastColumn="0" w:lastRowFirstColumn="0" w:lastRowLastColumn="0"/>
+              <w:rPr>
+                <w:lang w:val="fr-CH"/>
+              </w:rPr>
+            </w:pPr>
+            <w:r>
+              <w:rPr>
+                <w:lang w:val="fr-CH"/>
+              </w:rPr>
+              <w:t>Un seul emprunt créé</w:t>
+            </w:r>
+          </w:p>
+        </w:tc>
+        <w:tc>
+          <w:tcPr>
+            <w:tcW w:w="0" w:type="auto"/>
+          </w:tcPr>
+          <w:p>
+            <w:pPr>
+              <w:cnfStyle w:val="000000100000" w:firstRow="0" w:lastRow="0" w:firstColumn="0" w:lastColumn="0" w:oddVBand="0" w:evenVBand="0" w:oddHBand="1" w:evenHBand="0" w:firstRowFirstColumn="0" w:firstRowLastColumn="0" w:lastRowFirstColumn="0" w:lastRowLastColumn="0"/>
+              <w:rPr>
+                <w:lang w:val="fr-CH"/>
+              </w:rPr>
+            </w:pPr>
+          </w:p>
+        </w:tc>
+      </w:tr>
+      <w:tr>
+        <w:tc>
+          <w:tcPr>
+            <w:cnfStyle w:val="001000000000" w:firstRow="0" w:lastRow="0" w:firstColumn="1" w:lastColumn="0" w:oddVBand="0" w:evenVBand="0" w:oddHBand="0" w:evenHBand="0" w:firstRowFirstColumn="0" w:firstRowLastColumn="0" w:lastRowFirstColumn="0" w:lastRowLastColumn="0"/>
+            <w:tcW w:w="0" w:type="auto"/>
+            <w:hideMark/>
+          </w:tcPr>
+          <w:p>
+            <w:pPr>
+              <w:rPr>
+                <w:lang w:val="fr-CH"/>
+              </w:rPr>
+            </w:pPr>
+            <w:r>
+              <w:rPr>
+                <w:lang w:val="fr-CH"/>
+              </w:rPr>
+              <w:lastRenderedPageBreak/>
+              <w:t>Serveur indisponible</w:t>
+            </w:r>
+          </w:p>
+        </w:tc>
+        <w:tc>
+          <w:tcPr>
+            <w:tcW w:w="0" w:type="auto"/>
+            <w:hideMark/>
+          </w:tcPr>
+          <w:p>
+            <w:pPr>
+              <w:cnfStyle w:val="000000000000" w:firstRow="0" w:lastRow="0" w:firstColumn="0" w:lastColumn="0" w:oddVBand="0" w:evenVBand="0" w:oddHBand="0" w:evenHBand="0" w:firstRowFirstColumn="0" w:firstRowLastColumn="0" w:lastRowFirstColumn="0" w:lastRowLastColumn="0"/>
+              <w:rPr>
+                <w:lang w:val="fr-CH"/>
+              </w:rPr>
+            </w:pPr>
+            <w:r>
+              <w:rPr>
+                <w:lang w:val="fr-CH"/>
+              </w:rPr>
+              <w:t>API hors ligne</w:t>
+            </w:r>
+          </w:p>
+        </w:tc>
+        <w:tc>
+          <w:tcPr>
+            <w:tcW w:w="0" w:type="auto"/>
+            <w:hideMark/>
+          </w:tcPr>
+          <w:p>
+            <w:pPr>
+              <w:cnfStyle w:val="000000000000" w:firstRow="0" w:lastRow="0" w:firstColumn="0" w:lastColumn="0" w:oddVBand="0" w:evenVBand="0" w:oddHBand="0" w:evenHBand="0" w:firstRowFirstColumn="0" w:firstRowLastColumn="0" w:lastRowFirstColumn="0" w:lastRowLastColumn="0"/>
+              <w:rPr>
+                <w:lang w:val="fr-CH"/>
+              </w:rPr>
+            </w:pPr>
+            <w:r>
+              <w:rPr>
+                <w:lang w:val="fr-CH"/>
+              </w:rPr>
+              <w:t>Message d’erreur affiché</w:t>
+            </w:r>
+          </w:p>
+        </w:tc>
+        <w:tc>
+          <w:tcPr>
+            <w:tcW w:w="0" w:type="auto"/>
+          </w:tcPr>
+          <w:p>
+            <w:pPr>
+              <w:cnfStyle w:val="000000000000" w:firstRow="0" w:lastRow="0" w:firstColumn="0" w:lastColumn="0" w:oddVBand="0" w:evenVBand="0" w:oddHBand="0" w:evenHBand="0" w:firstRowFirstColumn="0" w:firstRowLastColumn="0" w:lastRowFirstColumn="0" w:lastRowLastColumn="0"/>
+              <w:rPr>
+                <w:lang w:val="fr-CH"/>
+              </w:rPr>
+            </w:pPr>
+          </w:p>
+        </w:tc>
+      </w:tr>
+      <w:tr>
+        <w:trPr>
+          <w:cnfStyle w:val="000000100000" w:firstRow="0" w:lastRow="0" w:firstColumn="0" w:lastColumn="0" w:oddVBand="0" w:evenVBand="0" w:oddHBand="1" w:evenHBand="0" w:firstRowFirstColumn="0" w:firstRowLastColumn="0" w:lastRowFirstColumn="0" w:lastRowLastColumn="0"/>
+        </w:trPr>
+        <w:tc>
+          <w:tcPr>
+            <w:cnfStyle w:val="001000000000" w:firstRow="0" w:lastRow="0" w:firstColumn="1" w:lastColumn="0" w:oddVBand="0" w:evenVBand="0" w:oddHBand="0" w:evenHBand="0" w:firstRowFirstColumn="0" w:firstRowLastColumn="0" w:lastRowFirstColumn="0" w:lastRowLastColumn="0"/>
+            <w:tcW w:w="0" w:type="auto"/>
+          </w:tcPr>
+          <w:p>
+            <w:pPr>
+              <w:rPr>
+                <w:lang w:val="fr-CH"/>
+              </w:rPr>
+            </w:pPr>
+            <w:proofErr w:type="spellStart"/>
+            <w:r>
+              <w:rPr>
+                <w:lang w:val="fr-CH"/>
+              </w:rPr>
+              <w:t>Homepage</w:t>
+            </w:r>
+            <w:proofErr w:type="spellEnd"/>
+          </w:p>
+        </w:tc>
+        <w:tc>
+          <w:tcPr>
+            <w:tcW w:w="0" w:type="auto"/>
+          </w:tcPr>
+          <w:p>
+            <w:pPr>
+              <w:cnfStyle w:val="000000100000" w:firstRow="0" w:lastRow="0" w:firstColumn="0" w:lastColumn="0" w:oddVBand="0" w:evenVBand="0" w:oddHBand="1" w:evenHBand="0" w:firstRowFirstColumn="0" w:firstRowLastColumn="0" w:lastRowFirstColumn="0" w:lastRowLastColumn="0"/>
+              <w:rPr>
+                <w:lang w:val="fr-CH"/>
+              </w:rPr>
+            </w:pPr>
+            <w:r>
+              <w:rPr>
+                <w:lang w:val="fr-CH"/>
+              </w:rPr>
+              <w:t xml:space="preserve">Etant sur la page </w:t>
+            </w:r>
+            <w:proofErr w:type="spellStart"/>
+            <w:r>
+              <w:rPr>
+                <w:lang w:val="fr-CH"/>
+              </w:rPr>
+              <w:t>homepage</w:t>
+            </w:r>
+            <w:proofErr w:type="spellEnd"/>
+          </w:p>
+        </w:tc>
+        <w:tc>
+          <w:tcPr>
+            <w:tcW w:w="0" w:type="auto"/>
+          </w:tcPr>
+          <w:p>
+            <w:pPr>
+              <w:cnfStyle w:val="000000100000" w:firstRow="0" w:lastRow="0" w:firstColumn="0" w:lastColumn="0" w:oddVBand="0" w:evenVBand="0" w:oddHBand="1" w:evenHBand="0" w:firstRowFirstColumn="0" w:firstRowLastColumn="0" w:lastRowFirstColumn="0" w:lastRowLastColumn="0"/>
+              <w:rPr>
+                <w:lang w:val="fr-CH"/>
+              </w:rPr>
+            </w:pPr>
+            <w:r>
+              <w:rPr>
+                <w:lang w:val="fr-CH"/>
+              </w:rPr>
+              <w:t>Je vois les 5 livres les plus populaires</w:t>
+            </w:r>
+          </w:p>
+        </w:tc>
+        <w:tc>
+          <w:tcPr>
+            <w:tcW w:w="0" w:type="auto"/>
+          </w:tcPr>
+          <w:p>
+            <w:pPr>
+              <w:cnfStyle w:val="000000100000" w:firstRow="0" w:lastRow="0" w:firstColumn="0" w:lastColumn="0" w:oddVBand="0" w:evenVBand="0" w:oddHBand="1" w:evenHBand="0" w:firstRowFirstColumn="0" w:firstRowLastColumn="0" w:lastRowFirstColumn="0" w:lastRowLastColumn="0"/>
+              <w:rPr>
+                <w:lang w:val="fr-CH"/>
+              </w:rPr>
+            </w:pPr>
+          </w:p>
+        </w:tc>
+      </w:tr>
+      <w:tr>
+        <w:tc>
+          <w:tcPr>
+            <w:cnfStyle w:val="001000000000" w:firstRow="0" w:lastRow="0" w:firstColumn="1" w:lastColumn="0" w:oddVBand="0" w:evenVBand="0" w:oddHBand="0" w:evenHBand="0" w:firstRowFirstColumn="0" w:firstRowLastColumn="0" w:lastRowFirstColumn="0" w:lastRowLastColumn="0"/>
+            <w:tcW w:w="0" w:type="auto"/>
+          </w:tcPr>
+          <w:p>
+            <w:pPr>
+              <w:rPr>
+                <w:lang w:val="fr-CH"/>
+              </w:rPr>
+            </w:pPr>
+            <w:proofErr w:type="spellStart"/>
+            <w:r>
+              <w:rPr>
+                <w:lang w:val="fr-CH"/>
+              </w:rPr>
+              <w:t>Homepage</w:t>
+            </w:r>
+            <w:proofErr w:type="spellEnd"/>
+          </w:p>
+        </w:tc>
+        <w:tc>
+          <w:tcPr>
+            <w:tcW w:w="0" w:type="auto"/>
+          </w:tcPr>
+          <w:p>
+            <w:pPr>
+              <w:cnfStyle w:val="000000000000" w:firstRow="0" w:lastRow="0" w:firstColumn="0" w:lastColumn="0" w:oddVBand="0" w:evenVBand="0" w:oddHBand="0" w:evenHBand="0" w:firstRowFirstColumn="0" w:firstRowLastColumn="0" w:lastRowFirstColumn="0" w:lastRowLastColumn="0"/>
+              <w:rPr>
+                <w:lang w:val="fr-CH"/>
+              </w:rPr>
+            </w:pPr>
+            <w:r>
+              <w:rPr>
+                <w:lang w:val="fr-CH"/>
+              </w:rPr>
+              <w:t xml:space="preserve">Etant sur la page </w:t>
+            </w:r>
+            <w:proofErr w:type="spellStart"/>
+            <w:r>
+              <w:rPr>
+                <w:lang w:val="fr-CH"/>
+              </w:rPr>
+              <w:t>homepage</w:t>
+            </w:r>
+            <w:proofErr w:type="spellEnd"/>
+          </w:p>
+        </w:tc>
+        <w:tc>
+          <w:tcPr>
+            <w:tcW w:w="0" w:type="auto"/>
+          </w:tcPr>
+          <w:p>
+            <w:pPr>
+              <w:cnfStyle w:val="000000000000" w:firstRow="0" w:lastRow="0" w:firstColumn="0" w:lastColumn="0" w:oddVBand="0" w:evenVBand="0" w:oddHBand="0" w:evenHBand="0" w:firstRowFirstColumn="0" w:firstRowLastColumn="0" w:lastRowFirstColumn="0" w:lastRowLastColumn="0"/>
+              <w:rPr>
+                <w:lang w:val="fr-CH"/>
+              </w:rPr>
+            </w:pPr>
+            <w:r>
+              <w:rPr>
+                <w:lang w:val="fr-CH"/>
+              </w:rPr>
+              <w:t>Je vois les 5 livres les plus récemment ajoutés</w:t>
+            </w:r>
+          </w:p>
+        </w:tc>
+        <w:tc>
+          <w:tcPr>
+            <w:tcW w:w="0" w:type="auto"/>
+          </w:tcPr>
+          <w:p>
+            <w:pPr>
+              <w:cnfStyle w:val="000000000000" w:firstRow="0" w:lastRow="0" w:firstColumn="0" w:lastColumn="0" w:oddVBand="0" w:evenVBand="0" w:oddHBand="0" w:evenHBand="0" w:firstRowFirstColumn="0" w:firstRowLastColumn="0" w:lastRowFirstColumn="0" w:lastRowLastColumn="0"/>
+              <w:rPr>
+                <w:lang w:val="fr-CH"/>
+              </w:rPr>
+            </w:pPr>
+          </w:p>
+        </w:tc>
+      </w:tr>
+      <w:tr>
+        <w:trPr>
+          <w:cnfStyle w:val="000000100000" w:firstRow="0" w:lastRow="0" w:firstColumn="0" w:lastColumn="0" w:oddVBand="0" w:evenVBand="0" w:oddHBand="1" w:evenHBand="0" w:firstRowFirstColumn="0" w:firstRowLastColumn="0" w:lastRowFirstColumn="0" w:lastRowLastColumn="0"/>
+        </w:trPr>
+        <w:tc>
+          <w:tcPr>
+            <w:cnfStyle w:val="001000000000" w:firstRow="0" w:lastRow="0" w:firstColumn="1" w:lastColumn="0" w:oddVBand="0" w:evenVBand="0" w:oddHBand="0" w:evenHBand="0" w:firstRowFirstColumn="0" w:firstRowLastColumn="0" w:lastRowFirstColumn="0" w:lastRowLastColumn="0"/>
+            <w:tcW w:w="0" w:type="auto"/>
+            <w:vAlign w:val="center"/>
+          </w:tcPr>
+          <w:p>
+            <w:pPr>
+              <w:rPr>
+                <w:lang w:val="fr-CH"/>
+              </w:rPr>
+            </w:pPr>
+            <w:proofErr w:type="spellStart"/>
+            <w:r>
+              <w:rPr>
+                <w:lang w:val="fr-CH"/>
+              </w:rPr>
+              <w:t>Homepage</w:t>
+            </w:r>
+            <w:proofErr w:type="spellEnd"/>
+          </w:p>
+        </w:tc>
+        <w:tc>
+          <w:tcPr>
+            <w:tcW w:w="0" w:type="auto"/>
+            <w:vAlign w:val="center"/>
+          </w:tcPr>
+          <w:p>
+            <w:pPr>
+              <w:cnfStyle w:val="000000100000" w:firstRow="0" w:lastRow="0" w:firstColumn="0" w:lastColumn="0" w:oddVBand="0" w:evenVBand="0" w:oddHBand="1" w:evenHBand="0" w:firstRowFirstColumn="0" w:firstRowLastColumn="0" w:lastRowFirstColumn="0" w:lastRowLastColumn="0"/>
+              <w:rPr>
+                <w:lang w:val="fr-CH"/>
+              </w:rPr>
+            </w:pPr>
+            <w:r>
+              <w:rPr>
+                <w:lang w:val="fr-CH"/>
+              </w:rPr>
+              <w:t>Vérifier l’affichage des informations d’un livre</w:t>
+            </w:r>
+          </w:p>
+        </w:tc>
+        <w:tc>
+          <w:tcPr>
+            <w:tcW w:w="0" w:type="auto"/>
+            <w:vAlign w:val="center"/>
+          </w:tcPr>
+          <w:p>
+            <w:pPr>
+              <w:cnfStyle w:val="000000100000" w:firstRow="0" w:lastRow="0" w:firstColumn="0" w:lastColumn="0" w:oddVBand="0" w:evenVBand="0" w:oddHBand="1" w:evenHBand="0" w:firstRowFirstColumn="0" w:firstRowLastColumn="0" w:lastRowFirstColumn="0" w:lastRowLastColumn="0"/>
+              <w:rPr>
+                <w:lang w:val="fr-CH"/>
+              </w:rPr>
+            </w:pPr>
+            <w:r>
+              <w:rPr>
+                <w:lang w:val="fr-CH"/>
+              </w:rPr>
+              <w:t>Chaque livre affiche titre, couverture, auteur, genre, popularité et statut</w:t>
+            </w:r>
+          </w:p>
+        </w:tc>
+        <w:tc>
+          <w:tcPr>
+            <w:tcW w:w="0" w:type="auto"/>
+          </w:tcPr>
+          <w:p>
+            <w:pPr>
+              <w:cnfStyle w:val="000000100000" w:firstRow="0" w:lastRow="0" w:firstColumn="0" w:lastColumn="0" w:oddVBand="0" w:evenVBand="0" w:oddHBand="1" w:evenHBand="0" w:firstRowFirstColumn="0" w:firstRowLastColumn="0" w:lastRowFirstColumn="0" w:lastRowLastColumn="0"/>
+              <w:rPr>
+                <w:lang w:val="fr-CH"/>
+              </w:rPr>
+            </w:pPr>
+          </w:p>
+        </w:tc>
+      </w:tr>
+      <w:tr>
+        <w:tc>
+          <w:tcPr>
+            <w:cnfStyle w:val="001000000000" w:firstRow="0" w:lastRow="0" w:firstColumn="1" w:lastColumn="0" w:oddVBand="0" w:evenVBand="0" w:oddHBand="0" w:evenHBand="0" w:firstRowFirstColumn="0" w:firstRowLastColumn="0" w:lastRowFirstColumn="0" w:lastRowLastColumn="0"/>
+            <w:tcW w:w="0" w:type="auto"/>
+          </w:tcPr>
+          <w:p>
+            <w:pPr>
+              <w:rPr>
+                <w:lang w:val="fr-CH"/>
+              </w:rPr>
+            </w:pPr>
+            <w:r>
+              <w:rPr>
+                <w:lang w:val="fr-CH"/>
+              </w:rPr>
+              <w:t>Catalogue</w:t>
+            </w:r>
+          </w:p>
+        </w:tc>
+        <w:tc>
+          <w:tcPr>
+            <w:tcW w:w="0" w:type="auto"/>
+          </w:tcPr>
+          <w:p>
+            <w:pPr>
+              <w:cnfStyle w:val="000000000000" w:firstRow="0" w:lastRow="0" w:firstColumn="0" w:lastColumn="0" w:oddVBand="0" w:evenVBand="0" w:oddHBand="0" w:evenHBand="0" w:firstRowFirstColumn="0" w:firstRowLastColumn="0" w:lastRowFirstColumn="0" w:lastRowLastColumn="0"/>
+              <w:rPr>
+                <w:lang w:val="fr-CH"/>
+              </w:rPr>
+            </w:pPr>
+            <w:r>
+              <w:rPr>
+                <w:lang w:val="fr-CH"/>
+              </w:rPr>
+              <w:t>Etant sur la page catalogue (sans filtre activé)</w:t>
+            </w:r>
+          </w:p>
+        </w:tc>
+        <w:tc>
+          <w:tcPr>
+            <w:tcW w:w="0" w:type="auto"/>
+          </w:tcPr>
+          <w:p>
+            <w:pPr>
+              <w:cnfStyle w:val="000000000000" w:firstRow="0" w:lastRow="0" w:firstColumn="0" w:lastColumn="0" w:oddVBand="0" w:evenVBand="0" w:oddHBand="0" w:evenHBand="0" w:firstRowFirstColumn="0" w:firstRowLastColumn="0" w:lastRowFirstColumn="0" w:lastRowLastColumn="0"/>
+              <w:rPr>
+                <w:lang w:val="fr-CH"/>
+              </w:rPr>
+            </w:pPr>
+            <w:r>
+              <w:rPr>
+                <w:lang w:val="fr-CH"/>
+              </w:rPr>
+              <w:t xml:space="preserve">Je peux voir tous les livres </w:t>
+            </w:r>
+          </w:p>
+        </w:tc>
+        <w:tc>
+          <w:tcPr>
+            <w:tcW w:w="0" w:type="auto"/>
+          </w:tcPr>
+          <w:p>
+            <w:pPr>
+              <w:cnfStyle w:val="000000000000" w:firstRow="0" w:lastRow="0" w:firstColumn="0" w:lastColumn="0" w:oddVBand="0" w:evenVBand="0" w:oddHBand="0" w:evenHBand="0" w:firstRowFirstColumn="0" w:firstRowLastColumn="0" w:lastRowFirstColumn="0" w:lastRowLastColumn="0"/>
+              <w:rPr>
+                <w:lang w:val="fr-CH"/>
+              </w:rPr>
+            </w:pPr>
+          </w:p>
+        </w:tc>
+      </w:tr>
+      <w:tr>
+        <w:trPr>
+          <w:cnfStyle w:val="000000100000" w:firstRow="0" w:lastRow="0" w:firstColumn="0" w:lastColumn="0" w:oddVBand="0" w:evenVBand="0" w:oddHBand="1" w:evenHBand="0" w:firstRowFirstColumn="0" w:firstRowLastColumn="0" w:lastRowFirstColumn="0" w:lastRowLastColumn="0"/>
+        </w:trPr>
+        <w:tc>
+          <w:tcPr>
+            <w:cnfStyle w:val="001000000000" w:firstRow="0" w:lastRow="0" w:firstColumn="1" w:lastColumn="0" w:oddVBand="0" w:evenVBand="0" w:oddHBand="0" w:evenHBand="0" w:firstRowFirstColumn="0" w:firstRowLastColumn="0" w:lastRowFirstColumn="0" w:lastRowLastColumn="0"/>
+            <w:tcW w:w="0" w:type="auto"/>
+          </w:tcPr>
+          <w:p>
+            <w:pPr>
+              <w:rPr>
+                <w:lang w:val="fr-CH"/>
+              </w:rPr>
+            </w:pPr>
+            <w:r>
+              <w:rPr>
+                <w:lang w:val="fr-CH"/>
+              </w:rPr>
+              <w:t>Catalogue</w:t>
+            </w:r>
+          </w:p>
+        </w:tc>
+        <w:tc>
+          <w:tcPr>
+            <w:tcW w:w="0" w:type="auto"/>
+          </w:tcPr>
+          <w:p>
+            <w:pPr>
+              <w:cnfStyle w:val="000000100000" w:firstRow="0" w:lastRow="0" w:firstColumn="0" w:lastColumn="0" w:oddVBand="0" w:evenVBand="0" w:oddHBand="1" w:evenHBand="0" w:firstRowFirstColumn="0" w:firstRowLastColumn="0" w:lastRowFirstColumn="0" w:lastRowLastColumn="0"/>
+              <w:rPr>
+                <w:lang w:val="fr-CH"/>
+              </w:rPr>
+            </w:pPr>
+            <w:r>
+              <w:rPr>
+                <w:lang w:val="fr-CH"/>
+              </w:rPr>
+              <w:t>Lorsque que j’utilise un filtre (auteurs/genres/disponibilité)</w:t>
+            </w:r>
+          </w:p>
+        </w:tc>
+        <w:tc>
+          <w:tcPr>
+            <w:tcW w:w="0" w:type="auto"/>
+          </w:tcPr>
+          <w:p>
+            <w:pPr>
+              <w:cnfStyle w:val="000000100000" w:firstRow="0" w:lastRow="0" w:firstColumn="0" w:lastColumn="0" w:oddVBand="0" w:evenVBand="0" w:oddHBand="1" w:evenHBand="0" w:firstRowFirstColumn="0" w:firstRowLastColumn="0" w:lastRowFirstColumn="0" w:lastRowLastColumn="0"/>
+              <w:rPr>
+                <w:lang w:val="fr-CH"/>
+              </w:rPr>
+            </w:pPr>
+            <w:r>
+              <w:rPr>
+                <w:lang w:val="fr-CH"/>
+              </w:rPr>
+              <w:t>L’affichage des livres s’adapte n’affichant plus que les livres correspondant.</w:t>
+            </w:r>
+          </w:p>
+        </w:tc>
+        <w:tc>
+          <w:tcPr>
+            <w:tcW w:w="0" w:type="auto"/>
+          </w:tcPr>
+          <w:p>
+            <w:pPr>
+              <w:cnfStyle w:val="000000100000" w:firstRow="0" w:lastRow="0" w:firstColumn="0" w:lastColumn="0" w:oddVBand="0" w:evenVBand="0" w:oddHBand="1" w:evenHBand="0" w:firstRowFirstColumn="0" w:firstRowLastColumn="0" w:lastRowFirstColumn="0" w:lastRowLastColumn="0"/>
+              <w:rPr>
+                <w:lang w:val="fr-CH"/>
+              </w:rPr>
+            </w:pPr>
+          </w:p>
+        </w:tc>
+      </w:tr>
+      <w:tr>
+        <w:tc>
+          <w:tcPr>
+            <w:cnfStyle w:val="001000000000" w:firstRow="0" w:lastRow="0" w:firstColumn="1" w:lastColumn="0" w:oddVBand="0" w:evenVBand="0" w:oddHBand="0" w:evenHBand="0" w:firstRowFirstColumn="0" w:firstRowLastColumn="0" w:lastRowFirstColumn="0" w:lastRowLastColumn="0"/>
+            <w:tcW w:w="0" w:type="auto"/>
+          </w:tcPr>
+          <w:p>
+            <w:pPr>
+              <w:rPr>
+                <w:lang w:val="fr-CH"/>
+              </w:rPr>
+            </w:pPr>
+            <w:r>
+              <w:rPr>
+                <w:lang w:val="fr-CH"/>
+              </w:rPr>
+              <w:t>Catalogue</w:t>
+            </w:r>
+          </w:p>
+        </w:tc>
+        <w:tc>
+          <w:tcPr>
+            <w:tcW w:w="0" w:type="auto"/>
+          </w:tcPr>
+          <w:p>
+            <w:pPr>
+              <w:cnfStyle w:val="000000000000" w:firstRow="0" w:lastRow="0" w:firstColumn="0" w:lastColumn="0" w:oddVBand="0" w:evenVBand="0" w:oddHBand="0" w:evenHBand="0" w:firstRowFirstColumn="0" w:firstRowLastColumn="0" w:lastRowFirstColumn="0" w:lastRowLastColumn="0"/>
+              <w:rPr>
+                <w:lang w:val="fr-CH"/>
+              </w:rPr>
+            </w:pPr>
+            <w:r>
+              <w:rPr>
+                <w:lang w:val="fr-CH"/>
+              </w:rPr>
+              <w:t>Si plusieurs filtres sont activés</w:t>
+            </w:r>
+          </w:p>
+        </w:tc>
+        <w:tc>
+          <w:tcPr>
+            <w:tcW w:w="0" w:type="auto"/>
+          </w:tcPr>
+          <w:p>
+            <w:pPr>
+              <w:cnfStyle w:val="000000000000" w:firstRow="0" w:lastRow="0" w:firstColumn="0" w:lastColumn="0" w:oddVBand="0" w:evenVBand="0" w:oddHBand="0" w:evenHBand="0" w:firstRowFirstColumn="0" w:firstRowLastColumn="0" w:lastRowFirstColumn="0" w:lastRowLastColumn="0"/>
+              <w:rPr>
+                <w:lang w:val="fr-CH"/>
+              </w:rPr>
+            </w:pPr>
+            <w:r>
+              <w:rPr>
+                <w:lang w:val="fr-CH"/>
+              </w:rPr>
+              <w:t>Cela affiche les livres qui réponde au moins à 1 filtre</w:t>
+            </w:r>
+          </w:p>
+        </w:tc>
+        <w:tc>
+          <w:tcPr>
+            <w:tcW w:w="0" w:type="auto"/>
+          </w:tcPr>
+          <w:p>
+            <w:pPr>
+              <w:cnfStyle w:val="000000000000" w:firstRow="0" w:lastRow="0" w:firstColumn="0" w:lastColumn="0" w:oddVBand="0" w:evenVBand="0" w:oddHBand="0" w:evenHBand="0" w:firstRowFirstColumn="0" w:firstRowLastColumn="0" w:lastRowFirstColumn="0" w:lastRowLastColumn="0"/>
+              <w:rPr>
+                <w:lang w:val="fr-CH"/>
+              </w:rPr>
+            </w:pPr>
+          </w:p>
+        </w:tc>
+      </w:tr>
+      <w:tr>
+        <w:trPr>
+          <w:cnfStyle w:val="000000100000" w:firstRow="0" w:lastRow="0" w:firstColumn="0" w:lastColumn="0" w:oddVBand="0" w:evenVBand="0" w:oddHBand="1" w:evenHBand="0" w:firstRowFirstColumn="0" w:firstRowLastColumn="0" w:lastRowFirstColumn="0" w:lastRowLastColumn="0"/>
+        </w:trPr>
+        <w:tc>
+          <w:tcPr>
+            <w:cnfStyle w:val="001000000000" w:firstRow="0" w:lastRow="0" w:firstColumn="1" w:lastColumn="0" w:oddVBand="0" w:evenVBand="0" w:oddHBand="0" w:evenHBand="0" w:firstRowFirstColumn="0" w:firstRowLastColumn="0" w:lastRowFirstColumn="0" w:lastRowLastColumn="0"/>
+            <w:tcW w:w="0" w:type="auto"/>
+          </w:tcPr>
+          <w:p>
+            <w:pPr>
+              <w:rPr>
+                <w:lang w:val="fr-CH"/>
+              </w:rPr>
+            </w:pPr>
+            <w:r>
+              <w:rPr>
+                <w:lang w:val="fr-CH"/>
+              </w:rPr>
+              <w:t>Catalogue</w:t>
+            </w:r>
+          </w:p>
+        </w:tc>
+        <w:tc>
+          <w:tcPr>
+            <w:tcW w:w="0" w:type="auto"/>
+          </w:tcPr>
+          <w:p>
+            <w:pPr>
+              <w:cnfStyle w:val="000000100000" w:firstRow="0" w:lastRow="0" w:firstColumn="0" w:lastColumn="0" w:oddVBand="0" w:evenVBand="0" w:oddHBand="1" w:evenHBand="0" w:firstRowFirstColumn="0" w:firstRowLastColumn="0" w:lastRowFirstColumn="0" w:lastRowLastColumn="0"/>
+              <w:rPr>
+                <w:lang w:val="fr-CH"/>
+              </w:rPr>
+            </w:pPr>
+            <w:r>
+              <w:rPr>
+                <w:lang w:val="fr-CH"/>
+              </w:rPr>
+              <w:t>Si + de 10 livres sont affiché</w:t>
+            </w:r>
+          </w:p>
+        </w:tc>
+        <w:tc>
+          <w:tcPr>
+            <w:tcW w:w="0" w:type="auto"/>
+          </w:tcPr>
+          <w:p>
+            <w:pPr>
+              <w:cnfStyle w:val="000000100000" w:firstRow="0" w:lastRow="0" w:firstColumn="0" w:lastColumn="0" w:oddVBand="0" w:evenVBand="0" w:oddHBand="1" w:evenHBand="0" w:firstRowFirstColumn="0" w:firstRowLastColumn="0" w:lastRowFirstColumn="0" w:lastRowLastColumn="0"/>
+              <w:rPr>
+                <w:lang w:val="fr-CH"/>
+              </w:rPr>
+            </w:pPr>
+            <w:r>
+              <w:rPr>
+                <w:lang w:val="fr-CH"/>
+              </w:rPr>
+              <w:t>Un système de pagination apparait</w:t>
+            </w:r>
+          </w:p>
+        </w:tc>
+        <w:tc>
+          <w:tcPr>
+            <w:tcW w:w="0" w:type="auto"/>
+          </w:tcPr>
+          <w:p>
+            <w:pPr>
+              <w:cnfStyle w:val="000000100000" w:firstRow="0" w:lastRow="0" w:firstColumn="0" w:lastColumn="0" w:oddVBand="0" w:evenVBand="0" w:oddHBand="1" w:evenHBand="0" w:firstRowFirstColumn="0" w:firstRowLastColumn="0" w:lastRowFirstColumn="0" w:lastRowLastColumn="0"/>
+              <w:rPr>
+                <w:lang w:val="fr-CH"/>
+              </w:rPr>
+            </w:pPr>
+          </w:p>
+        </w:tc>
+      </w:tr>
+      <w:tr>
+        <w:tc>
+          <w:tcPr>
+            <w:cnfStyle w:val="001000000000" w:firstRow="0" w:lastRow="0" w:firstColumn="1" w:lastColumn="0" w:oddVBand="0" w:evenVBand="0" w:oddHBand="0" w:evenHBand="0" w:firstRowFirstColumn="0" w:firstRowLastColumn="0" w:lastRowFirstColumn="0" w:lastRowLastColumn="0"/>
+            <w:tcW w:w="0" w:type="auto"/>
+          </w:tcPr>
+          <w:p>
+            <w:pPr>
+              <w:rPr>
+                <w:lang w:val="fr-CH"/>
+              </w:rPr>
+            </w:pPr>
+            <w:r>
+              <w:rPr>
+                <w:lang w:val="fr-CH"/>
+              </w:rPr>
+              <w:t>Détails livre</w:t>
+            </w:r>
+          </w:p>
+        </w:tc>
+        <w:tc>
+          <w:tcPr>
+            <w:tcW w:w="0" w:type="auto"/>
+          </w:tcPr>
+          <w:p>
+            <w:pPr>
+              <w:cnfStyle w:val="000000000000" w:firstRow="0" w:lastRow="0" w:firstColumn="0" w:lastColumn="0" w:oddVBand="0" w:evenVBand="0" w:oddHBand="0" w:evenHBand="0" w:firstRowFirstColumn="0" w:firstRowLastColumn="0" w:lastRowFirstColumn="0" w:lastRowLastColumn="0"/>
+              <w:rPr>
+                <w:lang w:val="fr-CH"/>
+              </w:rPr>
+            </w:pPr>
+            <w:r>
+              <w:rPr>
+                <w:lang w:val="fr-CH"/>
+              </w:rPr>
+              <w:t>Partout dans le site, si une prévisualisation d’un livre est disponible, lorsqu’on clique dessus</w:t>
+            </w:r>
+          </w:p>
+        </w:tc>
+        <w:tc>
+          <w:tcPr>
+            <w:tcW w:w="0" w:type="auto"/>
+          </w:tcPr>
+          <w:p>
+            <w:pPr>
+              <w:cnfStyle w:val="000000000000" w:firstRow="0" w:lastRow="0" w:firstColumn="0" w:lastColumn="0" w:oddVBand="0" w:evenVBand="0" w:oddHBand="0" w:evenHBand="0" w:firstRowFirstColumn="0" w:firstRowLastColumn="0" w:lastRowFirstColumn="0" w:lastRowLastColumn="0"/>
+              <w:rPr>
+                <w:lang w:val="fr-CH"/>
+              </w:rPr>
+            </w:pPr>
+            <w:r>
+              <w:rPr>
+                <w:lang w:val="fr-CH"/>
+              </w:rPr>
+              <w:t>On arrive sur la page de détails du livre en question</w:t>
+            </w:r>
+          </w:p>
+        </w:tc>
+        <w:tc>
+          <w:tcPr>
+            <w:tcW w:w="0" w:type="auto"/>
+          </w:tcPr>
+          <w:p>
+            <w:pPr>
+              <w:cnfStyle w:val="000000000000" w:firstRow="0" w:lastRow="0" w:firstColumn="0" w:lastColumn="0" w:oddVBand="0" w:evenVBand="0" w:oddHBand="0" w:evenHBand="0" w:firstRowFirstColumn="0" w:firstRowLastColumn="0" w:lastRowFirstColumn="0" w:lastRowLastColumn="0"/>
+              <w:rPr>
+                <w:lang w:val="fr-CH"/>
+              </w:rPr>
+            </w:pPr>
+          </w:p>
+        </w:tc>
+      </w:tr>
+      <w:tr>
+        <w:trPr>
+          <w:cnfStyle w:val="000000100000" w:firstRow="0" w:lastRow="0" w:firstColumn="0" w:lastColumn="0" w:oddVBand="0" w:evenVBand="0" w:oddHBand="1" w:evenHBand="0" w:firstRowFirstColumn="0" w:firstRowLastColumn="0" w:lastRowFirstColumn="0" w:lastRowLastColumn="0"/>
+        </w:trPr>
+        <w:tc>
+          <w:tcPr>
+            <w:cnfStyle w:val="001000000000" w:firstRow="0" w:lastRow="0" w:firstColumn="1" w:lastColumn="0" w:oddVBand="0" w:evenVBand="0" w:oddHBand="0" w:evenHBand="0" w:firstRowFirstColumn="0" w:firstRowLastColumn="0" w:lastRowFirstColumn="0" w:lastRowLastColumn="0"/>
+            <w:tcW w:w="0" w:type="auto"/>
+          </w:tcPr>
+          <w:p>
+            <w:pPr>
+              <w:rPr>
+                <w:lang w:val="fr-CH"/>
+              </w:rPr>
+            </w:pPr>
+            <w:r>
+              <w:rPr>
+                <w:lang w:val="fr-CH"/>
+              </w:rPr>
+              <w:t>Détails livre</w:t>
+            </w:r>
+          </w:p>
+        </w:tc>
+        <w:tc>
+          <w:tcPr>
+            <w:tcW w:w="0" w:type="auto"/>
+          </w:tcPr>
+          <w:p>
+            <w:pPr>
+              <w:cnfStyle w:val="000000100000" w:firstRow="0" w:lastRow="0" w:firstColumn="0" w:lastColumn="0" w:oddVBand="0" w:evenVBand="0" w:oddHBand="1" w:evenHBand="0" w:firstRowFirstColumn="0" w:firstRowLastColumn="0" w:lastRowFirstColumn="0" w:lastRowLastColumn="0"/>
+              <w:rPr>
+                <w:lang w:val="fr-CH"/>
+              </w:rPr>
+            </w:pPr>
+            <w:r>
+              <w:rPr>
+                <w:lang w:val="fr-CH"/>
+              </w:rPr>
+              <w:t>Etant sur la page de détails d’un livre</w:t>
+            </w:r>
+          </w:p>
+        </w:tc>
+        <w:tc>
+          <w:tcPr>
+            <w:tcW w:w="0" w:type="auto"/>
+          </w:tcPr>
+          <w:p>
+            <w:pPr>
+              <w:cnfStyle w:val="000000100000" w:firstRow="0" w:lastRow="0" w:firstColumn="0" w:lastColumn="0" w:oddVBand="0" w:evenVBand="0" w:oddHBand="1" w:evenHBand="0" w:firstRowFirstColumn="0" w:firstRowLastColumn="0" w:lastRowFirstColumn="0" w:lastRowLastColumn="0"/>
+              <w:rPr>
+                <w:lang w:val="fr-CH"/>
+              </w:rPr>
+            </w:pPr>
+            <w:r>
+              <w:rPr>
+                <w:lang w:val="fr-CH"/>
+              </w:rPr>
+              <w:t>Je vois : cover, préfaces, auteur(s), genre(s), popularité, disponibilité</w:t>
+            </w:r>
+          </w:p>
+        </w:tc>
+        <w:tc>
+          <w:tcPr>
+            <w:tcW w:w="0" w:type="auto"/>
+          </w:tcPr>
+          <w:p>
+            <w:pPr>
+              <w:cnfStyle w:val="000000100000" w:firstRow="0" w:lastRow="0" w:firstColumn="0" w:lastColumn="0" w:oddVBand="0" w:evenVBand="0" w:oddHBand="1" w:evenHBand="0" w:firstRowFirstColumn="0" w:firstRowLastColumn="0" w:lastRowFirstColumn="0" w:lastRowLastColumn="0"/>
+              <w:rPr>
+                <w:lang w:val="fr-CH"/>
+              </w:rPr>
+            </w:pPr>
+          </w:p>
+        </w:tc>
+      </w:tr>
+      <w:tr>
+        <w:tc>
+          <w:tcPr>
+            <w:cnfStyle w:val="001000000000" w:firstRow="0" w:lastRow="0" w:firstColumn="1" w:lastColumn="0" w:oddVBand="0" w:evenVBand="0" w:oddHBand="0" w:evenHBand="0" w:firstRowFirstColumn="0" w:firstRowLastColumn="0" w:lastRowFirstColumn="0" w:lastRowLastColumn="0"/>
+            <w:tcW w:w="0" w:type="auto"/>
+          </w:tcPr>
+          <w:p>
+            <w:pPr>
+              <w:rPr>
+                <w:lang w:val="fr-CH"/>
+              </w:rPr>
+            </w:pPr>
+            <w:r>
+              <w:rPr>
+                <w:lang w:val="fr-CH"/>
+              </w:rPr>
+              <w:t>Détails livre</w:t>
+            </w:r>
+          </w:p>
+        </w:tc>
+        <w:tc>
+          <w:tcPr>
+            <w:tcW w:w="0" w:type="auto"/>
+          </w:tcPr>
+          <w:p>
+            <w:pPr>
+              <w:cnfStyle w:val="000000000000" w:firstRow="0" w:lastRow="0" w:firstColumn="0" w:lastColumn="0" w:oddVBand="0" w:evenVBand="0" w:oddHBand="0" w:evenHBand="0" w:firstRowFirstColumn="0" w:firstRowLastColumn="0" w:lastRowFirstColumn="0" w:lastRowLastColumn="0"/>
+              <w:rPr>
+                <w:lang w:val="fr-CH"/>
+              </w:rPr>
+            </w:pPr>
+            <w:r>
+              <w:rPr>
+                <w:lang w:val="fr-CH"/>
+              </w:rPr>
+              <w:t>Etant sur la page de détail d’un livre (disponible) je clique sur « Emprunter ».</w:t>
+            </w:r>
+            <w:r>
+              <w:rPr>
+                <w:lang w:val="fr-CH"/>
+              </w:rPr>
+              <w:t xml:space="preserve"> </w:t>
+            </w:r>
+            <w:r>
+              <w:rPr>
+                <w:b/>
+                <w:bCs/>
+                <w:color w:val="C0504D" w:themeColor="accent2"/>
+                <w:lang w:val="fr-CH"/>
+              </w:rPr>
+              <w:t>A EXPLIQUE PLUS TARD (je trouve + logique que depuis partout (</w:t>
+            </w:r>
+            <w:proofErr w:type="spellStart"/>
+            <w:r>
+              <w:rPr>
+                <w:b/>
+                <w:bCs/>
+                <w:color w:val="C0504D" w:themeColor="accent2"/>
+                <w:lang w:val="fr-CH"/>
+              </w:rPr>
+              <w:t>homepage</w:t>
+            </w:r>
+            <w:proofErr w:type="spellEnd"/>
+            <w:r>
+              <w:rPr>
+                <w:b/>
+                <w:bCs/>
+                <w:color w:val="C0504D" w:themeColor="accent2"/>
+                <w:lang w:val="fr-CH"/>
+              </w:rPr>
+              <w:t xml:space="preserve"> / catalogue on puisse arriver sur détails livre pour ensuite emprunter le livre d’ici plutôt que directement sur </w:t>
+            </w:r>
+            <w:proofErr w:type="spellStart"/>
+            <w:r>
+              <w:rPr>
+                <w:b/>
+                <w:bCs/>
+                <w:color w:val="C0504D" w:themeColor="accent2"/>
+                <w:lang w:val="fr-CH"/>
+              </w:rPr>
+              <w:t>homepage</w:t>
+            </w:r>
+            <w:proofErr w:type="spellEnd"/>
+            <w:r>
+              <w:rPr>
+                <w:b/>
+                <w:bCs/>
+                <w:color w:val="C0504D" w:themeColor="accent2"/>
+                <w:lang w:val="fr-CH"/>
+              </w:rPr>
+              <w:t xml:space="preserve"> ou catalogue</w:t>
+            </w:r>
+            <w:r>
+              <w:rPr>
+                <w:b/>
+                <w:bCs/>
+                <w:color w:val="C0504D" w:themeColor="accent2"/>
+                <w:lang w:val="fr-CH"/>
+              </w:rPr>
+              <w:t xml:space="preserve">, pareil </w:t>
+            </w:r>
+            <w:proofErr w:type="spellStart"/>
+            <w:r>
+              <w:rPr>
+                <w:b/>
+                <w:bCs/>
+                <w:color w:val="C0504D" w:themeColor="accent2"/>
+                <w:lang w:val="fr-CH"/>
+              </w:rPr>
+              <w:t>pr</w:t>
+            </w:r>
+            <w:proofErr w:type="spellEnd"/>
+            <w:r>
+              <w:rPr>
+                <w:b/>
+                <w:bCs/>
+                <w:color w:val="C0504D" w:themeColor="accent2"/>
+                <w:lang w:val="fr-CH"/>
+              </w:rPr>
+              <w:t xml:space="preserve"> l’affichage de la préface</w:t>
+            </w:r>
+            <w:r>
+              <w:rPr>
+                <w:b/>
+                <w:bCs/>
+                <w:color w:val="C0504D" w:themeColor="accent2"/>
+                <w:lang w:val="fr-CH"/>
+              </w:rPr>
+              <w:t>)</w:t>
+            </w:r>
+          </w:p>
+        </w:tc>
+        <w:tc>
+          <w:tcPr>
+            <w:tcW w:w="0" w:type="auto"/>
+          </w:tcPr>
+          <w:p>
+            <w:pPr>
+              <w:cnfStyle w:val="000000000000" w:firstRow="0" w:lastRow="0" w:firstColumn="0" w:lastColumn="0" w:oddVBand="0" w:evenVBand="0" w:oddHBand="0" w:evenHBand="0" w:firstRowFirstColumn="0" w:firstRowLastColumn="0" w:lastRowFirstColumn="0" w:lastRowLastColumn="0"/>
+              <w:rPr>
+                <w:lang w:val="fr-CH"/>
+              </w:rPr>
+            </w:pPr>
+            <w:r>
+              <w:rPr>
+                <w:lang w:val="fr-CH"/>
+              </w:rPr>
+              <w:t>Son statut change devenant indisponible, et il est ajouté à ma liste d’emprunts.</w:t>
+            </w:r>
+          </w:p>
+        </w:tc>
+        <w:tc>
+          <w:tcPr>
+            <w:tcW w:w="0" w:type="auto"/>
+          </w:tcPr>
+          <w:p>
+            <w:pPr>
+              <w:cnfStyle w:val="000000000000" w:firstRow="0" w:lastRow="0" w:firstColumn="0" w:lastColumn="0" w:oddVBand="0" w:evenVBand="0" w:oddHBand="0" w:evenHBand="0" w:firstRowFirstColumn="0" w:firstRowLastColumn="0" w:lastRowFirstColumn="0" w:lastRowLastColumn="0"/>
+              <w:rPr>
+                <w:lang w:val="fr-CH"/>
+              </w:rPr>
+            </w:pPr>
+          </w:p>
+        </w:tc>
+      </w:tr>
+      <w:tr>
+        <w:trPr>
+          <w:cnfStyle w:val="000000100000" w:firstRow="0" w:lastRow="0" w:firstColumn="0" w:lastColumn="0" w:oddVBand="0" w:evenVBand="0" w:oddHBand="1" w:evenHBand="0" w:firstRowFirstColumn="0" w:firstRowLastColumn="0" w:lastRowFirstColumn="0" w:lastRowLastColumn="0"/>
+        </w:trPr>
+        <w:tc>
+          <w:tcPr>
+            <w:cnfStyle w:val="001000000000" w:firstRow="0" w:lastRow="0" w:firstColumn="1" w:lastColumn="0" w:oddVBand="0" w:evenVBand="0" w:oddHBand="0" w:evenHBand="0" w:firstRowFirstColumn="0" w:firstRowLastColumn="0" w:lastRowFirstColumn="0" w:lastRowLastColumn="0"/>
+            <w:tcW w:w="0" w:type="auto"/>
+          </w:tcPr>
+          <w:p>
+            <w:pPr>
+              <w:rPr>
+                <w:lang w:val="fr-CH"/>
+              </w:rPr>
+            </w:pPr>
+            <w:r>
+              <w:rPr>
+                <w:lang w:val="fr-CH"/>
+              </w:rPr>
+              <w:t>Détails livre</w:t>
+            </w:r>
+          </w:p>
+        </w:tc>
+        <w:tc>
+          <w:tcPr>
+            <w:tcW w:w="0" w:type="auto"/>
+          </w:tcPr>
+          <w:p>
+            <w:pPr>
+              <w:cnfStyle w:val="000000100000" w:firstRow="0" w:lastRow="0" w:firstColumn="0" w:lastColumn="0" w:oddVBand="0" w:evenVBand="0" w:oddHBand="1" w:evenHBand="0" w:firstRowFirstColumn="0" w:firstRowLastColumn="0" w:lastRowFirstColumn="0" w:lastRowLastColumn="0"/>
+              <w:rPr>
+                <w:lang w:val="fr-CH"/>
+              </w:rPr>
+            </w:pPr>
+            <w:r>
+              <w:rPr>
+                <w:lang w:val="fr-CH"/>
+              </w:rPr>
+              <w:t>Sur la page de détail d’un livre (indisponible)</w:t>
+            </w:r>
+          </w:p>
+        </w:tc>
+        <w:tc>
+          <w:tcPr>
+            <w:tcW w:w="0" w:type="auto"/>
+          </w:tcPr>
+          <w:p>
+            <w:pPr>
+              <w:cnfStyle w:val="000000100000" w:firstRow="0" w:lastRow="0" w:firstColumn="0" w:lastColumn="0" w:oddVBand="0" w:evenVBand="0" w:oddHBand="1" w:evenHBand="0" w:firstRowFirstColumn="0" w:firstRowLastColumn="0" w:lastRowFirstColumn="0" w:lastRowLastColumn="0"/>
+              <w:rPr>
+                <w:lang w:val="fr-CH"/>
+              </w:rPr>
+            </w:pPr>
+            <w:r>
+              <w:rPr>
+                <w:lang w:val="fr-CH"/>
+              </w:rPr>
+              <w:t>Il n’est pas possible de l’emprunter</w:t>
+            </w:r>
+          </w:p>
+        </w:tc>
+        <w:tc>
+          <w:tcPr>
+            <w:tcW w:w="0" w:type="auto"/>
+          </w:tcPr>
+          <w:p>
+            <w:pPr>
+              <w:cnfStyle w:val="000000100000" w:firstRow="0" w:lastRow="0" w:firstColumn="0" w:lastColumn="0" w:oddVBand="0" w:evenVBand="0" w:oddHBand="1" w:evenHBand="0" w:firstRowFirstColumn="0" w:firstRowLastColumn="0" w:lastRowFirstColumn="0" w:lastRowLastColumn="0"/>
+              <w:rPr>
+                <w:lang w:val="fr-CH"/>
+              </w:rPr>
+            </w:pPr>
+          </w:p>
+        </w:tc>
+      </w:tr>
+      <w:tr>
+        <w:tc>
+          <w:tcPr>
+            <w:cnfStyle w:val="001000000000" w:firstRow="0" w:lastRow="0" w:firstColumn="1" w:lastColumn="0" w:oddVBand="0" w:evenVBand="0" w:oddHBand="0" w:evenHBand="0" w:firstRowFirstColumn="0" w:firstRowLastColumn="0" w:lastRowFirstColumn="0" w:lastRowLastColumn="0"/>
+            <w:tcW w:w="0" w:type="auto"/>
+          </w:tcPr>
+          <w:p>
+            <w:pPr>
+              <w:rPr>
+                <w:lang w:val="fr-CH"/>
+              </w:rPr>
+            </w:pPr>
+            <w:r>
+              <w:rPr>
+                <w:lang w:val="fr-CH"/>
+              </w:rPr>
+              <w:t>Popularité</w:t>
+            </w:r>
+          </w:p>
+        </w:tc>
+        <w:tc>
+          <w:tcPr>
+            <w:tcW w:w="0" w:type="auto"/>
+          </w:tcPr>
+          <w:p>
+            <w:pPr>
+              <w:cnfStyle w:val="000000000000" w:firstRow="0" w:lastRow="0" w:firstColumn="0" w:lastColumn="0" w:oddVBand="0" w:evenVBand="0" w:oddHBand="0" w:evenHBand="0" w:firstRowFirstColumn="0" w:firstRowLastColumn="0" w:lastRowFirstColumn="0" w:lastRowLastColumn="0"/>
+              <w:rPr>
+                <w:lang w:val="fr-CH"/>
+              </w:rPr>
+            </w:pPr>
+            <w:r>
+              <w:rPr>
+                <w:lang w:val="fr-CH"/>
+              </w:rPr>
+              <w:t xml:space="preserve">A chaque nouvelle </w:t>
+            </w:r>
+            <w:proofErr w:type="spellStart"/>
+            <w:r>
+              <w:rPr>
+                <w:lang w:val="fr-CH"/>
+              </w:rPr>
+              <w:t>emprunt</w:t>
+            </w:r>
+            <w:proofErr w:type="spellEnd"/>
+            <w:r>
+              <w:rPr>
+                <w:lang w:val="fr-CH"/>
+              </w:rPr>
+              <w:t xml:space="preserve"> d’un livre</w:t>
+            </w:r>
+          </w:p>
+        </w:tc>
+        <w:tc>
+          <w:tcPr>
+            <w:tcW w:w="0" w:type="auto"/>
+          </w:tcPr>
+          <w:p>
+            <w:pPr>
+              <w:cnfStyle w:val="000000000000" w:firstRow="0" w:lastRow="0" w:firstColumn="0" w:lastColumn="0" w:oddVBand="0" w:evenVBand="0" w:oddHBand="0" w:evenHBand="0" w:firstRowFirstColumn="0" w:firstRowLastColumn="0" w:lastRowFirstColumn="0" w:lastRowLastColumn="0"/>
+              <w:rPr>
+                <w:lang w:val="fr-CH"/>
+              </w:rPr>
+            </w:pPr>
+            <w:r>
+              <w:rPr>
+                <w:lang w:val="fr-CH"/>
+              </w:rPr>
+              <w:t>Sa popularité augmente de 1</w:t>
+            </w:r>
+          </w:p>
+        </w:tc>
+        <w:tc>
+          <w:tcPr>
+            <w:tcW w:w="0" w:type="auto"/>
+          </w:tcPr>
+          <w:p>
+            <w:pPr>
+              <w:cnfStyle w:val="000000000000" w:firstRow="0" w:lastRow="0" w:firstColumn="0" w:lastColumn="0" w:oddVBand="0" w:evenVBand="0" w:oddHBand="0" w:evenHBand="0" w:firstRowFirstColumn="0" w:firstRowLastColumn="0" w:lastRowFirstColumn="0" w:lastRowLastColumn="0"/>
+              <w:rPr>
+                <w:lang w:val="fr-CH"/>
+              </w:rPr>
+            </w:pPr>
+          </w:p>
+        </w:tc>
+      </w:tr>
+      <w:tr>
+        <w:trPr>
+          <w:cnfStyle w:val="000000100000" w:firstRow="0" w:lastRow="0" w:firstColumn="0" w:lastColumn="0" w:oddVBand="0" w:evenVBand="0" w:oddHBand="1" w:evenHBand="0" w:firstRowFirstColumn="0" w:firstRowLastColumn="0" w:lastRowFirstColumn="0" w:lastRowLastColumn="0"/>
+        </w:trPr>
+        <w:tc>
+          <w:tcPr>
+            <w:cnfStyle w:val="001000000000" w:firstRow="0" w:lastRow="0" w:firstColumn="1" w:lastColumn="0" w:oddVBand="0" w:evenVBand="0" w:oddHBand="0" w:evenHBand="0" w:firstRowFirstColumn="0" w:firstRowLastColumn="0" w:lastRowFirstColumn="0" w:lastRowLastColumn="0"/>
+            <w:tcW w:w="0" w:type="auto"/>
+          </w:tcPr>
+          <w:p>
+            <w:pPr>
+              <w:rPr>
+                <w:lang w:val="fr-CH"/>
+              </w:rPr>
+            </w:pPr>
+            <w:r>
+              <w:rPr>
+                <w:lang w:val="fr-CH"/>
+              </w:rPr>
+              <w:t>Profile</w:t>
+            </w:r>
+          </w:p>
+        </w:tc>
+        <w:tc>
+          <w:tcPr>
+            <w:tcW w:w="0" w:type="auto"/>
+          </w:tcPr>
+          <w:p>
+            <w:pPr>
+              <w:cnfStyle w:val="000000100000" w:firstRow="0" w:lastRow="0" w:firstColumn="0" w:lastColumn="0" w:oddVBand="0" w:evenVBand="0" w:oddHBand="1" w:evenHBand="0" w:firstRowFirstColumn="0" w:firstRowLastColumn="0" w:lastRowFirstColumn="0" w:lastRowLastColumn="0"/>
+              <w:rPr>
+                <w:lang w:val="fr-CH"/>
+              </w:rPr>
+            </w:pPr>
+            <w:r>
+              <w:rPr>
+                <w:lang w:val="fr-CH"/>
+              </w:rPr>
+              <w:t>Cliquer sur « Se déconnecter »</w:t>
+            </w:r>
+          </w:p>
+        </w:tc>
+        <w:tc>
+          <w:tcPr>
+            <w:tcW w:w="0" w:type="auto"/>
+          </w:tcPr>
+          <w:p>
+            <w:pPr>
+              <w:cnfStyle w:val="000000100000" w:firstRow="0" w:lastRow="0" w:firstColumn="0" w:lastColumn="0" w:oddVBand="0" w:evenVBand="0" w:oddHBand="1" w:evenHBand="0" w:firstRowFirstColumn="0" w:firstRowLastColumn="0" w:lastRowFirstColumn="0" w:lastRowLastColumn="0"/>
+              <w:rPr>
+                <w:lang w:val="fr-CH"/>
+              </w:rPr>
+            </w:pPr>
+            <w:r>
+              <w:rPr>
+                <w:lang w:val="fr-CH"/>
+              </w:rPr>
+              <w:t>Me déconnecte du site et me redirige vers login</w:t>
+            </w:r>
+          </w:p>
+        </w:tc>
+        <w:tc>
+          <w:tcPr>
+            <w:tcW w:w="0" w:type="auto"/>
+          </w:tcPr>
+          <w:p>
+            <w:pPr>
+              <w:cnfStyle w:val="000000100000" w:firstRow="0" w:lastRow="0" w:firstColumn="0" w:lastColumn="0" w:oddVBand="0" w:evenVBand="0" w:oddHBand="1" w:evenHBand="0" w:firstRowFirstColumn="0" w:firstRowLastColumn="0" w:lastRowFirstColumn="0" w:lastRowLastColumn="0"/>
+              <w:rPr>
+                <w:lang w:val="fr-CH"/>
+              </w:rPr>
+            </w:pPr>
+          </w:p>
+        </w:tc>
+      </w:tr>
+      <w:tr>
+        <w:tc>
+          <w:tcPr>
+            <w:cnfStyle w:val="001000000000" w:firstRow="0" w:lastRow="0" w:firstColumn="1" w:lastColumn="0" w:oddVBand="0" w:evenVBand="0" w:oddHBand="0" w:evenHBand="0" w:firstRowFirstColumn="0" w:firstRowLastColumn="0" w:lastRowFirstColumn="0" w:lastRowLastColumn="0"/>
+            <w:tcW w:w="0" w:type="auto"/>
+          </w:tcPr>
+          <w:p>
+            <w:pPr>
+              <w:rPr>
+                <w:lang w:val="fr-CH"/>
+              </w:rPr>
+            </w:pPr>
+            <w:r>
+              <w:rPr>
+                <w:lang w:val="fr-CH"/>
+              </w:rPr>
+              <w:t>Profile</w:t>
+            </w:r>
+          </w:p>
+        </w:tc>
+        <w:tc>
+          <w:tcPr>
+            <w:tcW w:w="0" w:type="auto"/>
+          </w:tcPr>
+          <w:p>
+            <w:pPr>
+              <w:cnfStyle w:val="000000000000" w:firstRow="0" w:lastRow="0" w:firstColumn="0" w:lastColumn="0" w:oddVBand="0" w:evenVBand="0" w:oddHBand="0" w:evenHBand="0" w:firstRowFirstColumn="0" w:firstRowLastColumn="0" w:lastRowFirstColumn="0" w:lastRowLastColumn="0"/>
+              <w:rPr>
+                <w:lang w:val="fr-CH"/>
+              </w:rPr>
+            </w:pPr>
+            <w:r>
+              <w:rPr>
+                <w:lang w:val="fr-CH"/>
+              </w:rPr>
+              <w:t>Etant sur la page de profile je vois</w:t>
+            </w:r>
+          </w:p>
+        </w:tc>
+        <w:tc>
+          <w:tcPr>
+            <w:tcW w:w="0" w:type="auto"/>
+          </w:tcPr>
+          <w:p>
+            <w:pPr>
+              <w:cnfStyle w:val="000000000000" w:firstRow="0" w:lastRow="0" w:firstColumn="0" w:lastColumn="0" w:oddVBand="0" w:evenVBand="0" w:oddHBand="0" w:evenHBand="0" w:firstRowFirstColumn="0" w:firstRowLastColumn="0" w:lastRowFirstColumn="0" w:lastRowLastColumn="0"/>
+              <w:rPr>
+                <w:lang w:val="fr-CH"/>
+              </w:rPr>
+            </w:pPr>
+            <w:r>
+              <w:rPr>
+                <w:lang w:val="fr-CH"/>
+              </w:rPr>
+              <w:t>Mon pseudonyme et email de mon compte</w:t>
+            </w:r>
+          </w:p>
+        </w:tc>
+        <w:tc>
+          <w:tcPr>
+            <w:tcW w:w="0" w:type="auto"/>
+          </w:tcPr>
+          <w:p>
+            <w:pPr>
+              <w:cnfStyle w:val="000000000000" w:firstRow="0" w:lastRow="0" w:firstColumn="0" w:lastColumn="0" w:oddVBand="0" w:evenVBand="0" w:oddHBand="0" w:evenHBand="0" w:firstRowFirstColumn="0" w:firstRowLastColumn="0" w:lastRowFirstColumn="0" w:lastRowLastColumn="0"/>
+              <w:rPr>
+                <w:lang w:val="fr-CH"/>
+              </w:rPr>
+            </w:pPr>
+          </w:p>
+        </w:tc>
+      </w:tr>
+      <w:tr>
+        <w:trPr>
+          <w:cnfStyle w:val="000000100000" w:firstRow="0" w:lastRow="0" w:firstColumn="0" w:lastColumn="0" w:oddVBand="0" w:evenVBand="0" w:oddHBand="1" w:evenHBand="0" w:firstRowFirstColumn="0" w:firstRowLastColumn="0" w:lastRowFirstColumn="0" w:lastRowLastColumn="0"/>
+        </w:trPr>
+        <w:tc>
+          <w:tcPr>
+            <w:cnfStyle w:val="001000000000" w:firstRow="0" w:lastRow="0" w:firstColumn="1" w:lastColumn="0" w:oddVBand="0" w:evenVBand="0" w:oddHBand="0" w:evenHBand="0" w:firstRowFirstColumn="0" w:firstRowLastColumn="0" w:lastRowFirstColumn="0" w:lastRowLastColumn="0"/>
+            <w:tcW w:w="0" w:type="auto"/>
+          </w:tcPr>
+          <w:p>
+            <w:pPr>
+              <w:rPr>
+                <w:lang w:val="fr-CH"/>
+              </w:rPr>
+            </w:pPr>
+            <w:r>
+              <w:rPr>
+                <w:lang w:val="fr-CH"/>
+              </w:rPr>
+              <w:t>Profile</w:t>
+            </w:r>
+          </w:p>
+        </w:tc>
+        <w:tc>
+          <w:tcPr>
+            <w:tcW w:w="0" w:type="auto"/>
+          </w:tcPr>
+          <w:p>
+            <w:pPr>
+              <w:cnfStyle w:val="000000100000" w:firstRow="0" w:lastRow="0" w:firstColumn="0" w:lastColumn="0" w:oddVBand="0" w:evenVBand="0" w:oddHBand="1" w:evenHBand="0" w:firstRowFirstColumn="0" w:firstRowLastColumn="0" w:lastRowFirstColumn="0" w:lastRowLastColumn="0"/>
+              <w:rPr>
+                <w:lang w:val="fr-CH"/>
+              </w:rPr>
+            </w:pPr>
+            <w:r>
+              <w:rPr>
+                <w:lang w:val="fr-CH"/>
+              </w:rPr>
+              <w:t>Etant sur la page de profile je vois</w:t>
+            </w:r>
+          </w:p>
+        </w:tc>
+        <w:tc>
+          <w:tcPr>
+            <w:tcW w:w="0" w:type="auto"/>
+          </w:tcPr>
+          <w:p>
+            <w:pPr>
+              <w:cnfStyle w:val="000000100000" w:firstRow="0" w:lastRow="0" w:firstColumn="0" w:lastColumn="0" w:oddVBand="0" w:evenVBand="0" w:oddHBand="1" w:evenHBand="0" w:firstRowFirstColumn="0" w:firstRowLastColumn="0" w:lastRowFirstColumn="0" w:lastRowLastColumn="0"/>
+              <w:rPr>
+                <w:lang w:val="fr-CH"/>
+              </w:rPr>
+            </w:pPr>
+            <w:r>
+              <w:rPr>
+                <w:lang w:val="fr-CH"/>
+              </w:rPr>
+              <w:t>La liste de mes emprunts (titre livre, date fin d’emprunt, et commentaire personnel (qui est vide par défaut mais que je peux remplir)</w:t>
+            </w:r>
+          </w:p>
+        </w:tc>
+        <w:tc>
+          <w:tcPr>
+            <w:tcW w:w="0" w:type="auto"/>
+          </w:tcPr>
+          <w:p>
+            <w:pPr>
+              <w:cnfStyle w:val="000000100000" w:firstRow="0" w:lastRow="0" w:firstColumn="0" w:lastColumn="0" w:oddVBand="0" w:evenVBand="0" w:oddHBand="1" w:evenHBand="0" w:firstRowFirstColumn="0" w:firstRowLastColumn="0" w:lastRowFirstColumn="0" w:lastRowLastColumn="0"/>
+              <w:rPr>
+                <w:lang w:val="fr-CH"/>
+              </w:rPr>
+            </w:pPr>
+          </w:p>
+        </w:tc>
+      </w:tr>
+      <w:tr>
+        <w:tc>
+          <w:tcPr>
+            <w:cnfStyle w:val="001000000000" w:firstRow="0" w:lastRow="0" w:firstColumn="1" w:lastColumn="0" w:oddVBand="0" w:evenVBand="0" w:oddHBand="0" w:evenHBand="0" w:firstRowFirstColumn="0" w:firstRowLastColumn="0" w:lastRowFirstColumn="0" w:lastRowLastColumn="0"/>
+            <w:tcW w:w="0" w:type="auto"/>
+            <w:vAlign w:val="center"/>
+          </w:tcPr>
+          <w:p>
+            <w:pPr>
+              <w:rPr>
+                <w:lang w:val="fr-CH"/>
+              </w:rPr>
+            </w:pPr>
+            <w:r>
+              <w:rPr>
+                <w:lang w:val="fr-CH"/>
+              </w:rPr>
+              <w:t>Historique</w:t>
+            </w:r>
+          </w:p>
+        </w:tc>
+        <w:tc>
+          <w:tcPr>
+            <w:tcW w:w="0" w:type="auto"/>
+            <w:vAlign w:val="center"/>
+          </w:tcPr>
+          <w:p>
+            <w:pPr>
+              <w:cnfStyle w:val="000000000000" w:firstRow="0" w:lastRow="0" w:firstColumn="0" w:lastColumn="0" w:oddVBand="0" w:evenVBand="0" w:oddHBand="0" w:evenHBand="0" w:firstRowFirstColumn="0" w:firstRowLastColumn="0" w:lastRowFirstColumn="0" w:lastRowLastColumn="0"/>
+              <w:rPr>
+                <w:lang w:val="fr-CH"/>
+              </w:rPr>
+            </w:pPr>
+            <w:r>
+              <w:rPr>
+                <w:lang w:val="fr-CH"/>
+              </w:rPr>
+              <w:t>Depuis le profil, consulter l’historique complet des emprunts</w:t>
+            </w:r>
+          </w:p>
+        </w:tc>
+        <w:tc>
+          <w:tcPr>
+            <w:tcW w:w="0" w:type="auto"/>
+            <w:vAlign w:val="center"/>
+          </w:tcPr>
+          <w:p>
+            <w:pPr>
+              <w:cnfStyle w:val="000000000000" w:firstRow="0" w:lastRow="0" w:firstColumn="0" w:lastColumn="0" w:oddVBand="0" w:evenVBand="0" w:oddHBand="0" w:evenHBand="0" w:firstRowFirstColumn="0" w:firstRowLastColumn="0" w:lastRowFirstColumn="0" w:lastRowLastColumn="0"/>
+              <w:rPr>
+                <w:lang w:val="fr-CH"/>
+              </w:rPr>
+            </w:pPr>
+            <w:r>
+              <w:rPr>
+                <w:lang w:val="fr-CH"/>
+              </w:rPr>
+              <w:t>Les anciens emprunts sont visibles même après retour des livres</w:t>
+            </w:r>
+          </w:p>
+        </w:tc>
+        <w:tc>
+          <w:tcPr>
+            <w:tcW w:w="0" w:type="auto"/>
+          </w:tcPr>
+          <w:p>
+            <w:pPr>
+              <w:cnfStyle w:val="000000000000" w:firstRow="0" w:lastRow="0" w:firstColumn="0" w:lastColumn="0" w:oddVBand="0" w:evenVBand="0" w:oddHBand="0" w:evenHBand="0" w:firstRowFirstColumn="0" w:firstRowLastColumn="0" w:lastRowFirstColumn="0" w:lastRowLastColumn="0"/>
+              <w:rPr>
+                <w:lang w:val="fr-CH"/>
+              </w:rPr>
+            </w:pPr>
+          </w:p>
+        </w:tc>
+      </w:tr>
+      <w:tr>
+        <w:trPr>
+          <w:cnfStyle w:val="000000100000" w:firstRow="0" w:lastRow="0" w:firstColumn="0" w:lastColumn="0" w:oddVBand="0" w:evenVBand="0" w:oddHBand="1" w:evenHBand="0" w:firstRowFirstColumn="0" w:firstRowLastColumn="0" w:lastRowFirstColumn="0" w:lastRowLastColumn="0"/>
+        </w:trPr>
+        <w:tc>
+          <w:tcPr>
+            <w:cnfStyle w:val="001000000000" w:firstRow="0" w:lastRow="0" w:firstColumn="1" w:lastColumn="0" w:oddVBand="0" w:evenVBand="0" w:oddHBand="0" w:evenHBand="0" w:firstRowFirstColumn="0" w:firstRowLastColumn="0" w:lastRowFirstColumn="0" w:lastRowLastColumn="0"/>
+            <w:tcW w:w="0" w:type="auto"/>
+          </w:tcPr>
+          <w:p>
+            <w:pPr>
+              <w:rPr>
+                <w:lang w:val="fr-CH"/>
+              </w:rPr>
+            </w:pPr>
+            <w:r>
+              <w:rPr>
+                <w:lang w:val="fr-CH"/>
+              </w:rPr>
+              <w:t>Admin - Login</w:t>
+            </w:r>
+          </w:p>
+        </w:tc>
+        <w:tc>
+          <w:tcPr>
+            <w:tcW w:w="0" w:type="auto"/>
+          </w:tcPr>
+          <w:p>
+            <w:pPr>
+              <w:cnfStyle w:val="000000100000" w:firstRow="0" w:lastRow="0" w:firstColumn="0" w:lastColumn="0" w:oddVBand="0" w:evenVBand="0" w:oddHBand="1" w:evenHBand="0" w:firstRowFirstColumn="0" w:firstRowLastColumn="0" w:lastRowFirstColumn="0" w:lastRowLastColumn="0"/>
+              <w:rPr>
+                <w:lang w:val="fr-CH"/>
+              </w:rPr>
+            </w:pPr>
+            <w:r>
+              <w:rPr>
+                <w:lang w:val="fr-CH"/>
+              </w:rPr>
+              <w:t>Lorsque je me connecte avec un compte admin</w:t>
+            </w:r>
+          </w:p>
+        </w:tc>
+        <w:tc>
+          <w:tcPr>
+            <w:tcW w:w="0" w:type="auto"/>
+          </w:tcPr>
+          <w:p>
+            <w:pPr>
+              <w:cnfStyle w:val="000000100000" w:firstRow="0" w:lastRow="0" w:firstColumn="0" w:lastColumn="0" w:oddVBand="0" w:evenVBand="0" w:oddHBand="1" w:evenHBand="0" w:firstRowFirstColumn="0" w:firstRowLastColumn="0" w:lastRowFirstColumn="0" w:lastRowLastColumn="0"/>
+              <w:rPr>
+                <w:lang w:val="fr-CH"/>
+              </w:rPr>
+            </w:pPr>
+            <w:r>
+              <w:rPr>
+                <w:lang w:val="fr-CH"/>
+              </w:rPr>
+              <w:t>Je peux accéder à l’interface admin</w:t>
+            </w:r>
+          </w:p>
+        </w:tc>
+        <w:tc>
+          <w:tcPr>
+            <w:tcW w:w="0" w:type="auto"/>
+          </w:tcPr>
+          <w:p>
+            <w:pPr>
+              <w:cnfStyle w:val="000000100000" w:firstRow="0" w:lastRow="0" w:firstColumn="0" w:lastColumn="0" w:oddVBand="0" w:evenVBand="0" w:oddHBand="1" w:evenHBand="0" w:firstRowFirstColumn="0" w:firstRowLastColumn="0" w:lastRowFirstColumn="0" w:lastRowLastColumn="0"/>
+              <w:rPr>
+                <w:lang w:val="fr-CH"/>
+              </w:rPr>
+            </w:pPr>
+          </w:p>
+        </w:tc>
+      </w:tr>
+      <w:tr>
+        <w:tc>
+          <w:tcPr>
+            <w:cnfStyle w:val="001000000000" w:firstRow="0" w:lastRow="0" w:firstColumn="1" w:lastColumn="0" w:oddVBand="0" w:evenVBand="0" w:oddHBand="0" w:evenHBand="0" w:firstRowFirstColumn="0" w:firstRowLastColumn="0" w:lastRowFirstColumn="0" w:lastRowLastColumn="0"/>
+            <w:tcW w:w="0" w:type="auto"/>
+          </w:tcPr>
+          <w:p>
+            <w:pPr>
+              <w:rPr>
+                <w:lang w:val="fr-CH"/>
+              </w:rPr>
+            </w:pPr>
+            <w:r>
+              <w:rPr>
+                <w:lang w:val="fr-CH"/>
+              </w:rPr>
+              <w:lastRenderedPageBreak/>
+              <w:t>Admin – Livres</w:t>
+            </w:r>
+          </w:p>
+        </w:tc>
+        <w:tc>
+          <w:tcPr>
+            <w:tcW w:w="0" w:type="auto"/>
+          </w:tcPr>
+          <w:p>
+            <w:pPr>
+              <w:cnfStyle w:val="000000000000" w:firstRow="0" w:lastRow="0" w:firstColumn="0" w:lastColumn="0" w:oddVBand="0" w:evenVBand="0" w:oddHBand="0" w:evenHBand="0" w:firstRowFirstColumn="0" w:firstRowLastColumn="0" w:lastRowFirstColumn="0" w:lastRowLastColumn="0"/>
+              <w:rPr>
+                <w:lang w:val="fr-CH"/>
+              </w:rPr>
+            </w:pPr>
+            <w:r>
+              <w:rPr>
+                <w:lang w:val="fr-CH"/>
+              </w:rPr>
+              <w:t>Sur la page d’administration des livres</w:t>
+            </w:r>
+          </w:p>
+        </w:tc>
+        <w:tc>
+          <w:tcPr>
+            <w:tcW w:w="0" w:type="auto"/>
+          </w:tcPr>
+          <w:p>
+            <w:pPr>
+              <w:cnfStyle w:val="000000000000" w:firstRow="0" w:lastRow="0" w:firstColumn="0" w:lastColumn="0" w:oddVBand="0" w:evenVBand="0" w:oddHBand="0" w:evenHBand="0" w:firstRowFirstColumn="0" w:firstRowLastColumn="0" w:lastRowFirstColumn="0" w:lastRowLastColumn="0"/>
+              <w:rPr>
+                <w:lang w:val="fr-CH"/>
+              </w:rPr>
+            </w:pPr>
+            <w:r>
+              <w:rPr>
+                <w:lang w:val="fr-CH"/>
+              </w:rPr>
+              <w:t>Je peux voir tous les livres (les filtres auteurs/genres/disponibilité sont disponible)</w:t>
+            </w:r>
+          </w:p>
+        </w:tc>
+        <w:tc>
+          <w:tcPr>
+            <w:tcW w:w="0" w:type="auto"/>
+          </w:tcPr>
+          <w:p>
+            <w:pPr>
+              <w:cnfStyle w:val="000000000000" w:firstRow="0" w:lastRow="0" w:firstColumn="0" w:lastColumn="0" w:oddVBand="0" w:evenVBand="0" w:oddHBand="0" w:evenHBand="0" w:firstRowFirstColumn="0" w:firstRowLastColumn="0" w:lastRowFirstColumn="0" w:lastRowLastColumn="0"/>
+              <w:rPr>
+                <w:lang w:val="fr-CH"/>
+              </w:rPr>
+            </w:pPr>
+          </w:p>
+        </w:tc>
+      </w:tr>
+      <w:tr>
+        <w:trPr>
+          <w:cnfStyle w:val="000000100000" w:firstRow="0" w:lastRow="0" w:firstColumn="0" w:lastColumn="0" w:oddVBand="0" w:evenVBand="0" w:oddHBand="1" w:evenHBand="0" w:firstRowFirstColumn="0" w:firstRowLastColumn="0" w:lastRowFirstColumn="0" w:lastRowLastColumn="0"/>
+        </w:trPr>
+        <w:tc>
+          <w:tcPr>
+            <w:cnfStyle w:val="001000000000" w:firstRow="0" w:lastRow="0" w:firstColumn="1" w:lastColumn="0" w:oddVBand="0" w:evenVBand="0" w:oddHBand="0" w:evenHBand="0" w:firstRowFirstColumn="0" w:firstRowLastColumn="0" w:lastRowFirstColumn="0" w:lastRowLastColumn="0"/>
+            <w:tcW w:w="0" w:type="auto"/>
+          </w:tcPr>
+          <w:p>
+            <w:pPr>
+              <w:rPr>
+                <w:lang w:val="fr-CH"/>
+              </w:rPr>
+            </w:pPr>
+            <w:r>
+              <w:rPr>
+                <w:lang w:val="fr-CH"/>
+              </w:rPr>
+              <w:t xml:space="preserve">Admin – Livres </w:t>
+            </w:r>
+          </w:p>
+        </w:tc>
+        <w:tc>
+          <w:tcPr>
+            <w:tcW w:w="0" w:type="auto"/>
+          </w:tcPr>
+          <w:p>
+            <w:pPr>
+              <w:cnfStyle w:val="000000100000" w:firstRow="0" w:lastRow="0" w:firstColumn="0" w:lastColumn="0" w:oddVBand="0" w:evenVBand="0" w:oddHBand="1" w:evenHBand="0" w:firstRowFirstColumn="0" w:firstRowLastColumn="0" w:lastRowFirstColumn="0" w:lastRowLastColumn="0"/>
+              <w:rPr>
+                <w:lang w:val="fr-CH"/>
+              </w:rPr>
+            </w:pPr>
+            <w:r>
+              <w:rPr>
+                <w:lang w:val="fr-CH"/>
+              </w:rPr>
+              <w:t>Si un livre n’est pas emprunté actuellement, et que je clique sur supprimer</w:t>
+            </w:r>
+          </w:p>
+        </w:tc>
+        <w:tc>
+          <w:tcPr>
+            <w:tcW w:w="0" w:type="auto"/>
+          </w:tcPr>
+          <w:p>
+            <w:pPr>
+              <w:cnfStyle w:val="000000100000" w:firstRow="0" w:lastRow="0" w:firstColumn="0" w:lastColumn="0" w:oddVBand="0" w:evenVBand="0" w:oddHBand="1" w:evenHBand="0" w:firstRowFirstColumn="0" w:firstRowLastColumn="0" w:lastRowFirstColumn="0" w:lastRowLastColumn="0"/>
+              <w:rPr>
+                <w:lang w:val="fr-CH"/>
+              </w:rPr>
+            </w:pPr>
+            <w:r>
+              <w:rPr>
+                <w:lang w:val="fr-CH"/>
+              </w:rPr>
+              <w:t xml:space="preserve">Cela le supprime du catalogue (de la </w:t>
+            </w:r>
+            <w:proofErr w:type="spellStart"/>
+            <w:r>
+              <w:rPr>
+                <w:lang w:val="fr-CH"/>
+              </w:rPr>
+              <w:t>db</w:t>
+            </w:r>
+            <w:proofErr w:type="spellEnd"/>
+            <w:r>
+              <w:rPr>
+                <w:lang w:val="fr-CH"/>
+              </w:rPr>
+              <w:t xml:space="preserve"> en général)</w:t>
+            </w:r>
+          </w:p>
+        </w:tc>
+        <w:tc>
+          <w:tcPr>
+            <w:tcW w:w="0" w:type="auto"/>
+          </w:tcPr>
+          <w:p>
+            <w:pPr>
+              <w:cnfStyle w:val="000000100000" w:firstRow="0" w:lastRow="0" w:firstColumn="0" w:lastColumn="0" w:oddVBand="0" w:evenVBand="0" w:oddHBand="1" w:evenHBand="0" w:firstRowFirstColumn="0" w:firstRowLastColumn="0" w:lastRowFirstColumn="0" w:lastRowLastColumn="0"/>
+              <w:rPr>
+                <w:lang w:val="fr-CH"/>
+              </w:rPr>
+            </w:pPr>
+          </w:p>
+        </w:tc>
+      </w:tr>
+      <w:tr>
+        <w:tc>
+          <w:tcPr>
+            <w:cnfStyle w:val="001000000000" w:firstRow="0" w:lastRow="0" w:firstColumn="1" w:lastColumn="0" w:oddVBand="0" w:evenVBand="0" w:oddHBand="0" w:evenHBand="0" w:firstRowFirstColumn="0" w:firstRowLastColumn="0" w:lastRowFirstColumn="0" w:lastRowLastColumn="0"/>
+            <w:tcW w:w="0" w:type="auto"/>
+          </w:tcPr>
+          <w:p>
+            <w:pPr>
+              <w:rPr>
+                <w:lang w:val="fr-CH"/>
+              </w:rPr>
+            </w:pPr>
+            <w:r>
+              <w:rPr>
+                <w:lang w:val="fr-CH"/>
+              </w:rPr>
+              <w:t>Admin – Livres</w:t>
+            </w:r>
+          </w:p>
+        </w:tc>
+        <w:tc>
+          <w:tcPr>
+            <w:tcW w:w="0" w:type="auto"/>
+          </w:tcPr>
+          <w:p>
+            <w:pPr>
+              <w:cnfStyle w:val="000000000000" w:firstRow="0" w:lastRow="0" w:firstColumn="0" w:lastColumn="0" w:oddVBand="0" w:evenVBand="0" w:oddHBand="0" w:evenHBand="0" w:firstRowFirstColumn="0" w:firstRowLastColumn="0" w:lastRowFirstColumn="0" w:lastRowLastColumn="0"/>
+              <w:rPr>
+                <w:lang w:val="fr-CH"/>
+              </w:rPr>
+            </w:pPr>
+            <w:r>
+              <w:rPr>
+                <w:lang w:val="fr-CH"/>
+              </w:rPr>
+              <w:t>Si un livre est emprunté actuellement.</w:t>
+            </w:r>
+          </w:p>
+        </w:tc>
+        <w:tc>
+          <w:tcPr>
+            <w:tcW w:w="0" w:type="auto"/>
+          </w:tcPr>
+          <w:p>
+            <w:pPr>
+              <w:cnfStyle w:val="000000000000" w:firstRow="0" w:lastRow="0" w:firstColumn="0" w:lastColumn="0" w:oddVBand="0" w:evenVBand="0" w:oddHBand="0" w:evenHBand="0" w:firstRowFirstColumn="0" w:firstRowLastColumn="0" w:lastRowFirstColumn="0" w:lastRowLastColumn="0"/>
+              <w:rPr>
+                <w:lang w:val="fr-CH"/>
+              </w:rPr>
+            </w:pPr>
+            <w:r>
+              <w:rPr>
+                <w:lang w:val="fr-CH"/>
+              </w:rPr>
+              <w:t>Je ne peux pas le supprimer.</w:t>
+            </w:r>
+          </w:p>
+        </w:tc>
+        <w:tc>
+          <w:tcPr>
+            <w:tcW w:w="0" w:type="auto"/>
+          </w:tcPr>
+          <w:p>
+            <w:pPr>
+              <w:cnfStyle w:val="000000000000" w:firstRow="0" w:lastRow="0" w:firstColumn="0" w:lastColumn="0" w:oddVBand="0" w:evenVBand="0" w:oddHBand="0" w:evenHBand="0" w:firstRowFirstColumn="0" w:firstRowLastColumn="0" w:lastRowFirstColumn="0" w:lastRowLastColumn="0"/>
+              <w:rPr>
+                <w:lang w:val="fr-CH"/>
+              </w:rPr>
+            </w:pPr>
+          </w:p>
+        </w:tc>
+      </w:tr>
+      <w:tr>
+        <w:trPr>
+          <w:cnfStyle w:val="000000100000" w:firstRow="0" w:lastRow="0" w:firstColumn="0" w:lastColumn="0" w:oddVBand="0" w:evenVBand="0" w:oddHBand="1" w:evenHBand="0" w:firstRowFirstColumn="0" w:firstRowLastColumn="0" w:lastRowFirstColumn="0" w:lastRowLastColumn="0"/>
+        </w:trPr>
+        <w:tc>
+          <w:tcPr>
+            <w:cnfStyle w:val="001000000000" w:firstRow="0" w:lastRow="0" w:firstColumn="1" w:lastColumn="0" w:oddVBand="0" w:evenVBand="0" w:oddHBand="0" w:evenHBand="0" w:firstRowFirstColumn="0" w:firstRowLastColumn="0" w:lastRowFirstColumn="0" w:lastRowLastColumn="0"/>
+            <w:tcW w:w="0" w:type="auto"/>
+          </w:tcPr>
+          <w:p>
+            <w:pPr>
+              <w:rPr>
+                <w:lang w:val="fr-CH"/>
+              </w:rPr>
+            </w:pPr>
+            <w:r>
+              <w:rPr>
+                <w:lang w:val="fr-CH"/>
+              </w:rPr>
+              <w:t>Admin – Livres</w:t>
+            </w:r>
+          </w:p>
+        </w:tc>
+        <w:tc>
+          <w:tcPr>
+            <w:tcW w:w="0" w:type="auto"/>
+          </w:tcPr>
+          <w:p>
+            <w:pPr>
+              <w:cnfStyle w:val="000000100000" w:firstRow="0" w:lastRow="0" w:firstColumn="0" w:lastColumn="0" w:oddVBand="0" w:evenVBand="0" w:oddHBand="1" w:evenHBand="0" w:firstRowFirstColumn="0" w:firstRowLastColumn="0" w:lastRowFirstColumn="0" w:lastRowLastColumn="0"/>
+              <w:rPr>
+                <w:lang w:val="fr-CH"/>
+              </w:rPr>
+            </w:pPr>
+            <w:r>
+              <w:rPr>
+                <w:lang w:val="fr-CH"/>
+              </w:rPr>
+              <w:t xml:space="preserve">Si j’entre le nom d’un livre dans un </w:t>
+            </w:r>
+            <w:proofErr w:type="spellStart"/>
+            <w:r>
+              <w:rPr>
+                <w:lang w:val="fr-CH"/>
+              </w:rPr>
+              <w:t>placeholder</w:t>
+            </w:r>
+            <w:proofErr w:type="spellEnd"/>
+            <w:r>
+              <w:rPr>
+                <w:lang w:val="fr-CH"/>
+              </w:rPr>
+              <w:t xml:space="preserve">  « ajouter un livre » et que je clique sur ajouter</w:t>
+            </w:r>
+          </w:p>
+        </w:tc>
+        <w:tc>
+          <w:tcPr>
+            <w:tcW w:w="0" w:type="auto"/>
+          </w:tcPr>
+          <w:p>
+            <w:pPr>
+              <w:cnfStyle w:val="000000100000" w:firstRow="0" w:lastRow="0" w:firstColumn="0" w:lastColumn="0" w:oddVBand="0" w:evenVBand="0" w:oddHBand="1" w:evenHBand="0" w:firstRowFirstColumn="0" w:firstRowLastColumn="0" w:lastRowFirstColumn="0" w:lastRowLastColumn="0"/>
+              <w:rPr>
+                <w:lang w:val="fr-CH"/>
+              </w:rPr>
+            </w:pPr>
+            <w:r>
+              <w:rPr>
+                <w:lang w:val="fr-CH"/>
+              </w:rPr>
+              <w:t xml:space="preserve">Le </w:t>
+            </w:r>
+            <w:proofErr w:type="spellStart"/>
+            <w:r>
+              <w:rPr>
+                <w:lang w:val="fr-CH"/>
+              </w:rPr>
+              <w:t>placeholder</w:t>
+            </w:r>
+            <w:proofErr w:type="spellEnd"/>
+            <w:r>
+              <w:rPr>
+                <w:lang w:val="fr-CH"/>
+              </w:rPr>
+              <w:t xml:space="preserve"> se vide et le livre est ajouté au catalogue (avec les infos google books api).</w:t>
+            </w:r>
+          </w:p>
+        </w:tc>
+        <w:tc>
+          <w:tcPr>
+            <w:tcW w:w="0" w:type="auto"/>
+          </w:tcPr>
+          <w:p>
+            <w:pPr>
+              <w:cnfStyle w:val="000000100000" w:firstRow="0" w:lastRow="0" w:firstColumn="0" w:lastColumn="0" w:oddVBand="0" w:evenVBand="0" w:oddHBand="1" w:evenHBand="0" w:firstRowFirstColumn="0" w:firstRowLastColumn="0" w:lastRowFirstColumn="0" w:lastRowLastColumn="0"/>
+              <w:rPr>
+                <w:lang w:val="fr-CH"/>
+              </w:rPr>
+            </w:pPr>
+          </w:p>
+        </w:tc>
+      </w:tr>
+      <w:tr>
+        <w:tc>
+          <w:tcPr>
+            <w:cnfStyle w:val="001000000000" w:firstRow="0" w:lastRow="0" w:firstColumn="1" w:lastColumn="0" w:oddVBand="0" w:evenVBand="0" w:oddHBand="0" w:evenHBand="0" w:firstRowFirstColumn="0" w:firstRowLastColumn="0" w:lastRowFirstColumn="0" w:lastRowLastColumn="0"/>
+            <w:tcW w:w="0" w:type="auto"/>
+          </w:tcPr>
+          <w:p>
+            <w:pPr>
+              <w:rPr>
+                <w:lang w:val="fr-CH"/>
+              </w:rPr>
+            </w:pPr>
+            <w:r>
+              <w:rPr>
+                <w:lang w:val="fr-CH"/>
+              </w:rPr>
+              <w:t>UI</w:t>
+            </w:r>
+          </w:p>
+        </w:tc>
+        <w:tc>
+          <w:tcPr>
+            <w:tcW w:w="0" w:type="auto"/>
+          </w:tcPr>
+          <w:p>
+            <w:pPr>
+              <w:cnfStyle w:val="000000000000" w:firstRow="0" w:lastRow="0" w:firstColumn="0" w:lastColumn="0" w:oddVBand="0" w:evenVBand="0" w:oddHBand="0" w:evenHBand="0" w:firstRowFirstColumn="0" w:firstRowLastColumn="0" w:lastRowFirstColumn="0" w:lastRowLastColumn="0"/>
+              <w:rPr>
+                <w:lang w:val="fr-CH"/>
+              </w:rPr>
+            </w:pPr>
+            <w:r>
+              <w:rPr>
+                <w:lang w:val="fr-CH"/>
+              </w:rPr>
+              <w:t>Toutes les pages du site</w:t>
+            </w:r>
+          </w:p>
+        </w:tc>
+        <w:tc>
+          <w:tcPr>
+            <w:tcW w:w="0" w:type="auto"/>
+          </w:tcPr>
+          <w:p>
+            <w:pPr>
+              <w:cnfStyle w:val="000000000000" w:firstRow="0" w:lastRow="0" w:firstColumn="0" w:lastColumn="0" w:oddVBand="0" w:evenVBand="0" w:oddHBand="0" w:evenHBand="0" w:firstRowFirstColumn="0" w:firstRowLastColumn="0" w:lastRowFirstColumn="0" w:lastRowLastColumn="0"/>
+              <w:rPr>
+                <w:lang w:val="fr-CH"/>
+              </w:rPr>
+            </w:pPr>
+            <w:r>
+              <w:rPr>
+                <w:lang w:val="fr-CH"/>
+              </w:rPr>
+              <w:t>Sont responsive sur tablette (écran + petit qu’un PC)</w:t>
+            </w:r>
+          </w:p>
+        </w:tc>
+        <w:tc>
+          <w:tcPr>
+            <w:tcW w:w="0" w:type="auto"/>
+          </w:tcPr>
+          <w:p>
+            <w:pPr>
+              <w:cnfStyle w:val="000000000000" w:firstRow="0" w:lastRow="0" w:firstColumn="0" w:lastColumn="0" w:oddVBand="0" w:evenVBand="0" w:oddHBand="0" w:evenHBand="0" w:firstRowFirstColumn="0" w:firstRowLastColumn="0" w:lastRowFirstColumn="0" w:lastRowLastColumn="0"/>
+              <w:rPr>
+                <w:lang w:val="fr-CH"/>
+              </w:rPr>
+            </w:pPr>
+          </w:p>
+        </w:tc>
+      </w:tr>
+      <w:tr>
+        <w:trPr>
+          <w:cnfStyle w:val="000000100000" w:firstRow="0" w:lastRow="0" w:firstColumn="0" w:lastColumn="0" w:oddVBand="0" w:evenVBand="0" w:oddHBand="1" w:evenHBand="0" w:firstRowFirstColumn="0" w:firstRowLastColumn="0" w:lastRowFirstColumn="0" w:lastRowLastColumn="0"/>
+        </w:trPr>
+        <w:tc>
+          <w:tcPr>
+            <w:cnfStyle w:val="001000000000" w:firstRow="0" w:lastRow="0" w:firstColumn="1" w:lastColumn="0" w:oddVBand="0" w:evenVBand="0" w:oddHBand="0" w:evenHBand="0" w:firstRowFirstColumn="0" w:firstRowLastColumn="0" w:lastRowFirstColumn="0" w:lastRowLastColumn="0"/>
+            <w:tcW w:w="0" w:type="auto"/>
+            <w:vAlign w:val="center"/>
+          </w:tcPr>
+          <w:p>
+            <w:pPr>
+              <w:rPr>
+                <w:highlight w:val="lightGray"/>
+                <w:lang w:val="fr-CH"/>
+              </w:rPr>
+            </w:pPr>
+            <w:r>
+              <w:rPr>
+                <w:highlight w:val="lightGray"/>
+                <w:lang w:val="fr-CH"/>
+              </w:rPr>
+              <w:t>Catalogue</w:t>
+            </w:r>
+          </w:p>
+        </w:tc>
+        <w:tc>
+          <w:tcPr>
+            <w:tcW w:w="0" w:type="auto"/>
+            <w:vAlign w:val="center"/>
+          </w:tcPr>
+          <w:p>
+            <w:pPr>
+              <w:cnfStyle w:val="000000100000" w:firstRow="0" w:lastRow="0" w:firstColumn="0" w:lastColumn="0" w:oddVBand="0" w:evenVBand="0" w:oddHBand="1" w:evenHBand="0" w:firstRowFirstColumn="0" w:firstRowLastColumn="0" w:lastRowFirstColumn="0" w:lastRowLastColumn="0"/>
+              <w:rPr>
+                <w:highlight w:val="lightGray"/>
+                <w:lang w:val="fr-CH"/>
+              </w:rPr>
+            </w:pPr>
+            <w:r>
+              <w:rPr>
+                <w:highlight w:val="lightGray"/>
+                <w:lang w:val="fr-CH"/>
+              </w:rPr>
+              <w:t>Utiliser filtre par popularité</w:t>
+            </w:r>
+          </w:p>
+        </w:tc>
+        <w:tc>
+          <w:tcPr>
+            <w:tcW w:w="0" w:type="auto"/>
+            <w:vAlign w:val="center"/>
+          </w:tcPr>
+          <w:p>
+            <w:pPr>
+              <w:cnfStyle w:val="000000100000" w:firstRow="0" w:lastRow="0" w:firstColumn="0" w:lastColumn="0" w:oddVBand="0" w:evenVBand="0" w:oddHBand="1" w:evenHBand="0" w:firstRowFirstColumn="0" w:firstRowLastColumn="0" w:lastRowFirstColumn="0" w:lastRowLastColumn="0"/>
+              <w:rPr>
+                <w:highlight w:val="lightGray"/>
+                <w:lang w:val="fr-CH"/>
+              </w:rPr>
+            </w:pPr>
+            <w:r>
+              <w:rPr>
+                <w:highlight w:val="lightGray"/>
+                <w:lang w:val="fr-CH"/>
+              </w:rPr>
+              <w:t xml:space="preserve">Les livres sont </w:t>
+            </w:r>
+            <w:r>
+              <w:rPr>
+                <w:b/>
+                <w:bCs/>
+                <w:highlight w:val="lightGray"/>
+                <w:lang w:val="fr-CH"/>
+              </w:rPr>
+              <w:t>triés</w:t>
+            </w:r>
+            <w:r>
+              <w:rPr>
+                <w:highlight w:val="lightGray"/>
+                <w:lang w:val="fr-CH"/>
+              </w:rPr>
+              <w:t xml:space="preserve"> selon leur niveau de popularité</w:t>
+            </w:r>
+          </w:p>
+        </w:tc>
+        <w:tc>
+          <w:tcPr>
+            <w:tcW w:w="0" w:type="auto"/>
+          </w:tcPr>
+          <w:p>
+            <w:pPr>
+              <w:cnfStyle w:val="000000100000" w:firstRow="0" w:lastRow="0" w:firstColumn="0" w:lastColumn="0" w:oddVBand="0" w:evenVBand="0" w:oddHBand="1" w:evenHBand="0" w:firstRowFirstColumn="0" w:firstRowLastColumn="0" w:lastRowFirstColumn="0" w:lastRowLastColumn="0"/>
+              <w:rPr>
+                <w:lang w:val="fr-CH"/>
+              </w:rPr>
+            </w:pPr>
+          </w:p>
+        </w:tc>
+      </w:tr>
+      <w:tr>
+        <w:tc>
+          <w:tcPr>
+            <w:cnfStyle w:val="001000000000" w:firstRow="0" w:lastRow="0" w:firstColumn="1" w:lastColumn="0" w:oddVBand="0" w:evenVBand="0" w:oddHBand="0" w:evenHBand="0" w:firstRowFirstColumn="0" w:firstRowLastColumn="0" w:lastRowFirstColumn="0" w:lastRowLastColumn="0"/>
+            <w:tcW w:w="0" w:type="auto"/>
+            <w:vAlign w:val="center"/>
+          </w:tcPr>
+          <w:p>
+            <w:pPr>
+              <w:rPr>
+                <w:highlight w:val="lightGray"/>
+                <w:lang w:val="fr-CH"/>
+              </w:rPr>
+            </w:pPr>
+            <w:r>
+              <w:rPr>
+                <w:highlight w:val="lightGray"/>
+                <w:lang w:val="fr-CH"/>
+              </w:rPr>
+              <w:t>Admin – Utilisateurs</w:t>
+            </w:r>
+          </w:p>
+        </w:tc>
+        <w:tc>
+          <w:tcPr>
+            <w:tcW w:w="0" w:type="auto"/>
+            <w:vAlign w:val="center"/>
+          </w:tcPr>
+          <w:p>
+            <w:pPr>
+              <w:cnfStyle w:val="000000000000" w:firstRow="0" w:lastRow="0" w:firstColumn="0" w:lastColumn="0" w:oddVBand="0" w:evenVBand="0" w:oddHBand="0" w:evenHBand="0" w:firstRowFirstColumn="0" w:firstRowLastColumn="0" w:lastRowFirstColumn="0" w:lastRowLastColumn="0"/>
+              <w:rPr>
+                <w:highlight w:val="lightGray"/>
+                <w:lang w:val="fr-CH"/>
+              </w:rPr>
+            </w:pPr>
+            <w:r>
+              <w:rPr>
+                <w:highlight w:val="lightGray"/>
+                <w:lang w:val="fr-CH"/>
+              </w:rPr>
+              <w:t>Accéder à la gestion des utilisateurs</w:t>
+            </w:r>
+          </w:p>
+        </w:tc>
+        <w:tc>
+          <w:tcPr>
+            <w:tcW w:w="0" w:type="auto"/>
+            <w:vAlign w:val="center"/>
+          </w:tcPr>
+          <w:p>
+            <w:pPr>
+              <w:cnfStyle w:val="000000000000" w:firstRow="0" w:lastRow="0" w:firstColumn="0" w:lastColumn="0" w:oddVBand="0" w:evenVBand="0" w:oddHBand="0" w:evenHBand="0" w:firstRowFirstColumn="0" w:firstRowLastColumn="0" w:lastRowFirstColumn="0" w:lastRowLastColumn="0"/>
+              <w:rPr>
+                <w:highlight w:val="lightGray"/>
+                <w:lang w:val="fr-CH"/>
+              </w:rPr>
+            </w:pPr>
+            <w:r>
+              <w:rPr>
+                <w:highlight w:val="lightGray"/>
+                <w:lang w:val="fr-CH"/>
+              </w:rPr>
+              <w:t>Liste complète des utilisateurs affichée</w:t>
+            </w:r>
+          </w:p>
+        </w:tc>
+        <w:tc>
+          <w:tcPr>
+            <w:tcW w:w="0" w:type="auto"/>
+          </w:tcPr>
+          <w:p>
+            <w:pPr>
+              <w:cnfStyle w:val="000000000000" w:firstRow="0" w:lastRow="0" w:firstColumn="0" w:lastColumn="0" w:oddVBand="0" w:evenVBand="0" w:oddHBand="0" w:evenHBand="0" w:firstRowFirstColumn="0" w:firstRowLastColumn="0" w:lastRowFirstColumn="0" w:lastRowLastColumn="0"/>
+              <w:rPr>
+                <w:lang w:val="fr-CH"/>
+              </w:rPr>
+            </w:pPr>
+          </w:p>
+        </w:tc>
+      </w:tr>
+      <w:tr>
+        <w:trPr>
+          <w:cnfStyle w:val="000000100000" w:firstRow="0" w:lastRow="0" w:firstColumn="0" w:lastColumn="0" w:oddVBand="0" w:evenVBand="0" w:oddHBand="1" w:evenHBand="0" w:firstRowFirstColumn="0" w:firstRowLastColumn="0" w:lastRowFirstColumn="0" w:lastRowLastColumn="0"/>
+        </w:trPr>
+        <w:tc>
+          <w:tcPr>
+            <w:cnfStyle w:val="001000000000" w:firstRow="0" w:lastRow="0" w:firstColumn="1" w:lastColumn="0" w:oddVBand="0" w:evenVBand="0" w:oddHBand="0" w:evenHBand="0" w:firstRowFirstColumn="0" w:firstRowLastColumn="0" w:lastRowFirstColumn="0" w:lastRowLastColumn="0"/>
+            <w:tcW w:w="0" w:type="auto"/>
+            <w:vAlign w:val="center"/>
+          </w:tcPr>
+          <w:p>
+            <w:pPr>
+              <w:rPr>
+                <w:highlight w:val="lightGray"/>
+                <w:lang w:val="fr-CH"/>
+              </w:rPr>
+            </w:pPr>
+            <w:r>
+              <w:rPr>
+                <w:highlight w:val="lightGray"/>
+                <w:lang w:val="fr-CH"/>
+              </w:rPr>
+              <w:t>Admin – Utilisateurs</w:t>
+            </w:r>
+          </w:p>
+        </w:tc>
+        <w:tc>
+          <w:tcPr>
+            <w:tcW w:w="0" w:type="auto"/>
+            <w:vAlign w:val="center"/>
+          </w:tcPr>
+          <w:p>
+            <w:pPr>
+              <w:cnfStyle w:val="000000100000" w:firstRow="0" w:lastRow="0" w:firstColumn="0" w:lastColumn="0" w:oddVBand="0" w:evenVBand="0" w:oddHBand="1" w:evenHBand="0" w:firstRowFirstColumn="0" w:firstRowLastColumn="0" w:lastRowFirstColumn="0" w:lastRowLastColumn="0"/>
+              <w:rPr>
+                <w:highlight w:val="lightGray"/>
+                <w:lang w:val="fr-CH"/>
+              </w:rPr>
+            </w:pPr>
+            <w:r>
+              <w:rPr>
+                <w:highlight w:val="lightGray"/>
+                <w:lang w:val="fr-CH"/>
+              </w:rPr>
+              <w:t>Bloquer un utilisateur</w:t>
+            </w:r>
+          </w:p>
+        </w:tc>
+        <w:tc>
+          <w:tcPr>
+            <w:tcW w:w="0" w:type="auto"/>
+            <w:vAlign w:val="center"/>
+          </w:tcPr>
+          <w:p>
+            <w:pPr>
+              <w:cnfStyle w:val="000000100000" w:firstRow="0" w:lastRow="0" w:firstColumn="0" w:lastColumn="0" w:oddVBand="0" w:evenVBand="0" w:oddHBand="1" w:evenHBand="0" w:firstRowFirstColumn="0" w:firstRowLastColumn="0" w:lastRowFirstColumn="0" w:lastRowLastColumn="0"/>
+              <w:rPr>
+                <w:highlight w:val="lightGray"/>
+                <w:lang w:val="fr-CH"/>
+              </w:rPr>
+            </w:pPr>
+            <w:r>
+              <w:rPr>
+                <w:highlight w:val="lightGray"/>
+                <w:lang w:val="fr-CH"/>
+              </w:rPr>
+              <w:t>L’utilisateur bloqué ne peut plus se connecter</w:t>
+            </w:r>
+          </w:p>
+        </w:tc>
+        <w:tc>
+          <w:tcPr>
+            <w:tcW w:w="0" w:type="auto"/>
+          </w:tcPr>
+          <w:p>
+            <w:pPr>
+              <w:cnfStyle w:val="000000100000" w:firstRow="0" w:lastRow="0" w:firstColumn="0" w:lastColumn="0" w:oddVBand="0" w:evenVBand="0" w:oddHBand="1" w:evenHBand="0" w:firstRowFirstColumn="0" w:firstRowLastColumn="0" w:lastRowFirstColumn="0" w:lastRowLastColumn="0"/>
+              <w:rPr>
+                <w:lang w:val="fr-CH"/>
+              </w:rPr>
+            </w:pPr>
+          </w:p>
+        </w:tc>
+      </w:tr>
+      <w:tr>
+        <w:tc>
+          <w:tcPr>
+            <w:cnfStyle w:val="001000000000" w:firstRow="0" w:lastRow="0" w:firstColumn="1" w:lastColumn="0" w:oddVBand="0" w:evenVBand="0" w:oddHBand="0" w:evenHBand="0" w:firstRowFirstColumn="0" w:firstRowLastColumn="0" w:lastRowFirstColumn="0" w:lastRowLastColumn="0"/>
+            <w:tcW w:w="0" w:type="auto"/>
+            <w:vAlign w:val="center"/>
+          </w:tcPr>
+          <w:p>
+            <w:pPr>
+              <w:rPr>
+                <w:highlight w:val="lightGray"/>
+                <w:lang w:val="fr-CH"/>
+              </w:rPr>
+            </w:pPr>
+            <w:r>
+              <w:rPr>
+                <w:highlight w:val="lightGray"/>
+                <w:lang w:val="fr-CH"/>
+              </w:rPr>
+              <w:t>Admin – Utilisateurs</w:t>
+            </w:r>
+          </w:p>
+        </w:tc>
+        <w:tc>
+          <w:tcPr>
+            <w:tcW w:w="0" w:type="auto"/>
+            <w:vAlign w:val="center"/>
+          </w:tcPr>
+          <w:p>
+            <w:pPr>
+              <w:cnfStyle w:val="000000000000" w:firstRow="0" w:lastRow="0" w:firstColumn="0" w:lastColumn="0" w:oddVBand="0" w:evenVBand="0" w:oddHBand="0" w:evenHBand="0" w:firstRowFirstColumn="0" w:firstRowLastColumn="0" w:lastRowFirstColumn="0" w:lastRowLastColumn="0"/>
+              <w:rPr>
+                <w:highlight w:val="lightGray"/>
+                <w:lang w:val="fr-CH"/>
+              </w:rPr>
+            </w:pPr>
+            <w:r>
+              <w:rPr>
+                <w:highlight w:val="lightGray"/>
+                <w:lang w:val="fr-CH"/>
+              </w:rPr>
+              <w:t>Modifier les informations d’un utilisateur</w:t>
+            </w:r>
+          </w:p>
+        </w:tc>
+        <w:tc>
+          <w:tcPr>
+            <w:tcW w:w="0" w:type="auto"/>
+            <w:vAlign w:val="center"/>
+          </w:tcPr>
+          <w:p>
+            <w:pPr>
+              <w:cnfStyle w:val="000000000000" w:firstRow="0" w:lastRow="0" w:firstColumn="0" w:lastColumn="0" w:oddVBand="0" w:evenVBand="0" w:oddHBand="0" w:evenHBand="0" w:firstRowFirstColumn="0" w:firstRowLastColumn="0" w:lastRowFirstColumn="0" w:lastRowLastColumn="0"/>
+              <w:rPr>
+                <w:highlight w:val="lightGray"/>
+                <w:lang w:val="fr-CH"/>
+              </w:rPr>
+            </w:pPr>
+            <w:r>
+              <w:rPr>
+                <w:highlight w:val="lightGray"/>
+                <w:lang w:val="fr-CH"/>
+              </w:rPr>
+              <w:t>Les modifications sont enregistrées en base</w:t>
+            </w:r>
+          </w:p>
+        </w:tc>
+        <w:tc>
+          <w:tcPr>
+            <w:tcW w:w="0" w:type="auto"/>
+          </w:tcPr>
+          <w:p>
+            <w:pPr>
+              <w:cnfStyle w:val="000000000000" w:firstRow="0" w:lastRow="0" w:firstColumn="0" w:lastColumn="0" w:oddVBand="0" w:evenVBand="0" w:oddHBand="0" w:evenHBand="0" w:firstRowFirstColumn="0" w:firstRowLastColumn="0" w:lastRowFirstColumn="0" w:lastRowLastColumn="0"/>
+              <w:rPr>
+                <w:lang w:val="fr-CH"/>
+              </w:rPr>
+            </w:pPr>
+          </w:p>
+        </w:tc>
+      </w:tr>
+      <w:tr>
+        <w:trPr>
+          <w:cnfStyle w:val="000000100000" w:firstRow="0" w:lastRow="0" w:firstColumn="0" w:lastColumn="0" w:oddVBand="0" w:evenVBand="0" w:oddHBand="1" w:evenHBand="0" w:firstRowFirstColumn="0" w:firstRowLastColumn="0" w:lastRowFirstColumn="0" w:lastRowLastColumn="0"/>
+        </w:trPr>
+        <w:tc>
+          <w:tcPr>
+            <w:cnfStyle w:val="001000000000" w:firstRow="0" w:lastRow="0" w:firstColumn="1" w:lastColumn="0" w:oddVBand="0" w:evenVBand="0" w:oddHBand="0" w:evenHBand="0" w:firstRowFirstColumn="0" w:firstRowLastColumn="0" w:lastRowFirstColumn="0" w:lastRowLastColumn="0"/>
+            <w:tcW w:w="0" w:type="auto"/>
+            <w:vAlign w:val="center"/>
+          </w:tcPr>
+          <w:p>
+            <w:pPr>
+              <w:rPr>
+                <w:highlight w:val="lightGray"/>
+                <w:lang w:val="fr-CH"/>
+              </w:rPr>
+            </w:pPr>
+            <w:r>
+              <w:rPr>
+                <w:highlight w:val="lightGray"/>
+                <w:lang w:val="fr-CH"/>
+              </w:rPr>
+              <w:t>Admin – Utilisateurs</w:t>
+            </w:r>
+          </w:p>
+        </w:tc>
+        <w:tc>
+          <w:tcPr>
+            <w:tcW w:w="0" w:type="auto"/>
+            <w:vAlign w:val="center"/>
+          </w:tcPr>
+          <w:p>
+            <w:pPr>
+              <w:cnfStyle w:val="000000100000" w:firstRow="0" w:lastRow="0" w:firstColumn="0" w:lastColumn="0" w:oddVBand="0" w:evenVBand="0" w:oddHBand="1" w:evenHBand="0" w:firstRowFirstColumn="0" w:firstRowLastColumn="0" w:lastRowFirstColumn="0" w:lastRowLastColumn="0"/>
+              <w:rPr>
+                <w:highlight w:val="lightGray"/>
+                <w:lang w:val="fr-CH"/>
+              </w:rPr>
+            </w:pPr>
+            <w:r>
+              <w:rPr>
+                <w:highlight w:val="lightGray"/>
+                <w:lang w:val="fr-CH"/>
+              </w:rPr>
+              <w:t>Supprimer un utilisateur</w:t>
+            </w:r>
+          </w:p>
+        </w:tc>
+        <w:tc>
+          <w:tcPr>
+            <w:tcW w:w="0" w:type="auto"/>
+            <w:vAlign w:val="center"/>
+          </w:tcPr>
+          <w:p>
+            <w:pPr>
+              <w:cnfStyle w:val="000000100000" w:firstRow="0" w:lastRow="0" w:firstColumn="0" w:lastColumn="0" w:oddVBand="0" w:evenVBand="0" w:oddHBand="1" w:evenHBand="0" w:firstRowFirstColumn="0" w:firstRowLastColumn="0" w:lastRowFirstColumn="0" w:lastRowLastColumn="0"/>
+              <w:rPr>
+                <w:highlight w:val="lightGray"/>
+                <w:lang w:val="fr-CH"/>
+              </w:rPr>
+            </w:pPr>
+            <w:r>
+              <w:rPr>
+                <w:highlight w:val="lightGray"/>
+                <w:lang w:val="fr-CH"/>
+              </w:rPr>
+              <w:t>L’utilisateur est supprimé de la base de données</w:t>
+            </w:r>
+          </w:p>
+        </w:tc>
+        <w:tc>
+          <w:tcPr>
+            <w:tcW w:w="0" w:type="auto"/>
+          </w:tcPr>
+          <w:p>
+            <w:pPr>
+              <w:cnfStyle w:val="000000100000" w:firstRow="0" w:lastRow="0" w:firstColumn="0" w:lastColumn="0" w:oddVBand="0" w:evenVBand="0" w:oddHBand="1" w:evenHBand="0" w:firstRowFirstColumn="0" w:firstRowLastColumn="0" w:lastRowFirstColumn="0" w:lastRowLastColumn="0"/>
+              <w:rPr>
+                <w:lang w:val="fr-CH"/>
+              </w:rPr>
+            </w:pPr>
+          </w:p>
+        </w:tc>
+      </w:tr>
+      <w:tr>
+        <w:tc>
+          <w:tcPr>
+            <w:cnfStyle w:val="001000000000" w:firstRow="0" w:lastRow="0" w:firstColumn="1" w:lastColumn="0" w:oddVBand="0" w:evenVBand="0" w:oddHBand="0" w:evenHBand="0" w:firstRowFirstColumn="0" w:firstRowLastColumn="0" w:lastRowFirstColumn="0" w:lastRowLastColumn="0"/>
+            <w:tcW w:w="0" w:type="auto"/>
+            <w:vAlign w:val="center"/>
+          </w:tcPr>
+          <w:p>
+            <w:pPr>
+              <w:rPr>
+                <w:highlight w:val="lightGray"/>
+                <w:lang w:val="fr-CH"/>
+              </w:rPr>
+            </w:pPr>
+            <w:r>
+              <w:rPr>
+                <w:highlight w:val="lightGray"/>
+                <w:lang w:val="fr-CH"/>
+              </w:rPr>
+              <w:t>Admin – Emprunts</w:t>
+            </w:r>
+          </w:p>
+        </w:tc>
+        <w:tc>
+          <w:tcPr>
+            <w:tcW w:w="0" w:type="auto"/>
+            <w:vAlign w:val="center"/>
+          </w:tcPr>
+          <w:p>
+            <w:pPr>
+              <w:cnfStyle w:val="000000000000" w:firstRow="0" w:lastRow="0" w:firstColumn="0" w:lastColumn="0" w:oddVBand="0" w:evenVBand="0" w:oddHBand="0" w:evenHBand="0" w:firstRowFirstColumn="0" w:firstRowLastColumn="0" w:lastRowFirstColumn="0" w:lastRowLastColumn="0"/>
+              <w:rPr>
+                <w:highlight w:val="lightGray"/>
+                <w:lang w:val="fr-CH"/>
+              </w:rPr>
+            </w:pPr>
+            <w:r>
+              <w:rPr>
+                <w:highlight w:val="lightGray"/>
+                <w:lang w:val="fr-CH"/>
+              </w:rPr>
+              <w:t>Accéder à la liste des emprunts en cours</w:t>
+            </w:r>
+          </w:p>
+        </w:tc>
+        <w:tc>
+          <w:tcPr>
+            <w:tcW w:w="0" w:type="auto"/>
+            <w:vAlign w:val="center"/>
+          </w:tcPr>
+          <w:p>
+            <w:pPr>
+              <w:cnfStyle w:val="000000000000" w:firstRow="0" w:lastRow="0" w:firstColumn="0" w:lastColumn="0" w:oddVBand="0" w:evenVBand="0" w:oddHBand="0" w:evenHBand="0" w:firstRowFirstColumn="0" w:firstRowLastColumn="0" w:lastRowFirstColumn="0" w:lastRowLastColumn="0"/>
+              <w:rPr>
+                <w:highlight w:val="lightGray"/>
+                <w:lang w:val="fr-CH"/>
+              </w:rPr>
+            </w:pPr>
+            <w:r>
+              <w:rPr>
+                <w:highlight w:val="lightGray"/>
+                <w:lang w:val="fr-CH"/>
+              </w:rPr>
+              <w:t>Tous les utilisateurs ayant un emprunt actif sont affichés</w:t>
+            </w:r>
+          </w:p>
+        </w:tc>
+        <w:tc>
+          <w:tcPr>
+            <w:tcW w:w="0" w:type="auto"/>
+          </w:tcPr>
+          <w:p>
+            <w:pPr>
+              <w:cnfStyle w:val="000000000000" w:firstRow="0" w:lastRow="0" w:firstColumn="0" w:lastColumn="0" w:oddVBand="0" w:evenVBand="0" w:oddHBand="0" w:evenHBand="0" w:firstRowFirstColumn="0" w:firstRowLastColumn="0" w:lastRowFirstColumn="0" w:lastRowLastColumn="0"/>
+              <w:rPr>
+                <w:lang w:val="fr-CH"/>
+              </w:rPr>
+            </w:pPr>
+          </w:p>
+        </w:tc>
+      </w:tr>
+      <w:tr>
+        <w:trPr>
+          <w:cnfStyle w:val="000000100000" w:firstRow="0" w:lastRow="0" w:firstColumn="0" w:lastColumn="0" w:oddVBand="0" w:evenVBand="0" w:oddHBand="1" w:evenHBand="0" w:firstRowFirstColumn="0" w:firstRowLastColumn="0" w:lastRowFirstColumn="0" w:lastRowLastColumn="0"/>
+        </w:trPr>
+        <w:tc>
+          <w:tcPr>
+            <w:cnfStyle w:val="001000000000" w:firstRow="0" w:lastRow="0" w:firstColumn="1" w:lastColumn="0" w:oddVBand="0" w:evenVBand="0" w:oddHBand="0" w:evenHBand="0" w:firstRowFirstColumn="0" w:firstRowLastColumn="0" w:lastRowFirstColumn="0" w:lastRowLastColumn="0"/>
+            <w:tcW w:w="0" w:type="auto"/>
+            <w:vAlign w:val="center"/>
+          </w:tcPr>
+          <w:p>
+            <w:pPr>
+              <w:rPr>
+                <w:lang w:val="fr-CH"/>
+              </w:rPr>
+            </w:pPr>
+            <w:r>
+              <w:rPr>
+                <w:lang w:val="fr-CH"/>
+              </w:rPr>
+              <w:t>Sécurité</w:t>
+            </w:r>
+          </w:p>
+        </w:tc>
+        <w:tc>
+          <w:tcPr>
+            <w:tcW w:w="0" w:type="auto"/>
+            <w:vAlign w:val="center"/>
+          </w:tcPr>
+          <w:p>
+            <w:pPr>
+              <w:cnfStyle w:val="000000100000" w:firstRow="0" w:lastRow="0" w:firstColumn="0" w:lastColumn="0" w:oddVBand="0" w:evenVBand="0" w:oddHBand="1" w:evenHBand="0" w:firstRowFirstColumn="0" w:firstRowLastColumn="0" w:lastRowFirstColumn="0" w:lastRowLastColumn="0"/>
+              <w:rPr>
+                <w:lang w:val="fr-CH"/>
+              </w:rPr>
+            </w:pPr>
+            <w:r>
+              <w:rPr>
+                <w:lang w:val="fr-CH"/>
+              </w:rPr>
+              <w:t>Accéder à l’interface admin avec un compte non admin</w:t>
+            </w:r>
+          </w:p>
+        </w:tc>
+        <w:tc>
+          <w:tcPr>
+            <w:tcW w:w="0" w:type="auto"/>
+            <w:vAlign w:val="center"/>
+          </w:tcPr>
+          <w:p>
+            <w:pPr>
+              <w:cnfStyle w:val="000000100000" w:firstRow="0" w:lastRow="0" w:firstColumn="0" w:lastColumn="0" w:oddVBand="0" w:evenVBand="0" w:oddHBand="1" w:evenHBand="0" w:firstRowFirstColumn="0" w:firstRowLastColumn="0" w:lastRowFirstColumn="0" w:lastRowLastColumn="0"/>
+              <w:rPr>
+                <w:lang w:val="fr-CH"/>
+              </w:rPr>
+            </w:pPr>
+            <w:r>
+              <w:rPr>
+                <w:lang w:val="fr-CH"/>
+              </w:rPr>
+              <w:t>Accès refusé</w:t>
+            </w:r>
+          </w:p>
+        </w:tc>
+        <w:tc>
+          <w:tcPr>
+            <w:tcW w:w="0" w:type="auto"/>
+          </w:tcPr>
+          <w:p>
+            <w:pPr>
+              <w:cnfStyle w:val="000000100000" w:firstRow="0" w:lastRow="0" w:firstColumn="0" w:lastColumn="0" w:oddVBand="0" w:evenVBand="0" w:oddHBand="1" w:evenHBand="0" w:firstRowFirstColumn="0" w:firstRowLastColumn="0" w:lastRowFirstColumn="0" w:lastRowLastColumn="0"/>
+              <w:rPr>
+                <w:lang w:val="fr-CH"/>
+              </w:rPr>
+            </w:pPr>
+          </w:p>
+        </w:tc>
+      </w:tr>
+      <w:tr>
+        <w:tc>
+          <w:tcPr>
+            <w:cnfStyle w:val="001000000000" w:firstRow="0" w:lastRow="0" w:firstColumn="1" w:lastColumn="0" w:oddVBand="0" w:evenVBand="0" w:oddHBand="0" w:evenHBand="0" w:firstRowFirstColumn="0" w:firstRowLastColumn="0" w:lastRowFirstColumn="0" w:lastRowLastColumn="0"/>
+            <w:tcW w:w="0" w:type="auto"/>
+            <w:vAlign w:val="center"/>
+          </w:tcPr>
+          <w:p>
+            <w:pPr>
+              <w:rPr>
+                <w:lang w:val="fr-CH"/>
+              </w:rPr>
+            </w:pPr>
+            <w:r>
+              <w:rPr>
+                <w:lang w:val="fr-CH"/>
+              </w:rPr>
+              <w:t>Persistance</w:t>
+            </w:r>
+          </w:p>
+        </w:tc>
+        <w:tc>
+          <w:tcPr>
+            <w:tcW w:w="0" w:type="auto"/>
+            <w:vAlign w:val="center"/>
+          </w:tcPr>
+          <w:p>
+            <w:pPr>
+              <w:cnfStyle w:val="000000000000" w:firstRow="0" w:lastRow="0" w:firstColumn="0" w:lastColumn="0" w:oddVBand="0" w:evenVBand="0" w:oddHBand="0" w:evenHBand="0" w:firstRowFirstColumn="0" w:firstRowLastColumn="0" w:lastRowFirstColumn="0" w:lastRowLastColumn="0"/>
+              <w:rPr>
+                <w:lang w:val="fr-CH"/>
+              </w:rPr>
+            </w:pPr>
+            <w:r>
+              <w:rPr>
+                <w:lang w:val="fr-CH"/>
+              </w:rPr>
+              <w:t xml:space="preserve">Redémarrer </w:t>
+            </w:r>
+            <w:r>
+              <w:rPr>
+                <w:lang w:val="fr-CH"/>
+              </w:rPr>
+              <w:t>le site/web/</w:t>
+            </w:r>
+            <w:proofErr w:type="spellStart"/>
+            <w:r>
+              <w:rPr>
+                <w:lang w:val="fr-CH"/>
+              </w:rPr>
+              <w:t>db</w:t>
+            </w:r>
+            <w:proofErr w:type="spellEnd"/>
+          </w:p>
+        </w:tc>
+        <w:tc>
+          <w:tcPr>
+            <w:tcW w:w="0" w:type="auto"/>
+            <w:vAlign w:val="center"/>
+          </w:tcPr>
+          <w:p>
+            <w:pPr>
+              <w:cnfStyle w:val="000000000000" w:firstRow="0" w:lastRow="0" w:firstColumn="0" w:lastColumn="0" w:oddVBand="0" w:evenVBand="0" w:oddHBand="0" w:evenHBand="0" w:firstRowFirstColumn="0" w:firstRowLastColumn="0" w:lastRowFirstColumn="0" w:lastRowLastColumn="0"/>
+              <w:rPr>
+                <w:lang w:val="fr-CH"/>
+              </w:rPr>
+            </w:pPr>
+            <w:r>
+              <w:rPr>
+                <w:lang w:val="fr-CH"/>
+              </w:rPr>
+              <w:t xml:space="preserve">Les </w:t>
+            </w:r>
+            <w:r>
+              <w:rPr>
+                <w:lang w:val="fr-CH"/>
+              </w:rPr>
+              <w:t xml:space="preserve">données du site </w:t>
+            </w:r>
+            <w:r>
+              <w:rPr>
+                <w:lang w:val="fr-CH"/>
+              </w:rPr>
+              <w:t>sont toujours présents</w:t>
+            </w:r>
+            <w:r>
+              <w:rPr>
+                <w:lang w:val="fr-CH"/>
+              </w:rPr>
+              <w:t>.</w:t>
+            </w:r>
+          </w:p>
+        </w:tc>
+        <w:tc>
+          <w:tcPr>
+            <w:tcW w:w="0" w:type="auto"/>
+          </w:tcPr>
+          <w:p>
+            <w:pPr>
+              <w:cnfStyle w:val="000000000000" w:firstRow="0" w:lastRow="0" w:firstColumn="0" w:lastColumn="0" w:oddVBand="0" w:evenVBand="0" w:oddHBand="0" w:evenHBand="0" w:firstRowFirstColumn="0" w:firstRowLastColumn="0" w:lastRowFirstColumn="0" w:lastRowLastColumn="0"/>
+              <w:rPr>
+                <w:lang w:val="fr-CH"/>
+              </w:rPr>
+            </w:pPr>
+          </w:p>
+        </w:tc>
+      </w:tr>
+      <w:tr>
+        <w:trPr>
+          <w:cnfStyle w:val="000000100000" w:firstRow="0" w:lastRow="0" w:firstColumn="0" w:lastColumn="0" w:oddVBand="0" w:evenVBand="0" w:oddHBand="1" w:evenHBand="0" w:firstRowFirstColumn="0" w:firstRowLastColumn="0" w:lastRowFirstColumn="0" w:lastRowLastColumn="0"/>
+        </w:trPr>
+        <w:tc>
+          <w:tcPr>
+            <w:cnfStyle w:val="001000000000" w:firstRow="0" w:lastRow="0" w:firstColumn="1" w:lastColumn="0" w:oddVBand="0" w:evenVBand="0" w:oddHBand="0" w:evenHBand="0" w:firstRowFirstColumn="0" w:firstRowLastColumn="0" w:lastRowFirstColumn="0" w:lastRowLastColumn="0"/>
+            <w:tcW w:w="0" w:type="auto"/>
+          </w:tcPr>
+          <w:p>
+            <w:pPr>
+              <w:rPr>
+                <w:lang w:val="fr-CH"/>
+              </w:rPr>
+            </w:pPr>
+          </w:p>
+        </w:tc>
+        <w:tc>
+          <w:tcPr>
+            <w:tcW w:w="0" w:type="auto"/>
+          </w:tcPr>
+          <w:p>
+            <w:pPr>
+              <w:cnfStyle w:val="000000100000" w:firstRow="0" w:lastRow="0" w:firstColumn="0" w:lastColumn="0" w:oddVBand="0" w:evenVBand="0" w:oddHBand="1" w:evenHBand="0" w:firstRowFirstColumn="0" w:firstRowLastColumn="0" w:lastRowFirstColumn="0" w:lastRowLastColumn="0"/>
+              <w:rPr>
+                <w:lang w:val="fr-CH"/>
+              </w:rPr>
+            </w:pPr>
+          </w:p>
+        </w:tc>
+        <w:tc>
+          <w:tcPr>
+            <w:tcW w:w="0" w:type="auto"/>
+          </w:tcPr>
+          <w:p>
+            <w:pPr>
+              <w:cnfStyle w:val="000000100000" w:firstRow="0" w:lastRow="0" w:firstColumn="0" w:lastColumn="0" w:oddVBand="0" w:evenVBand="0" w:oddHBand="1" w:evenHBand="0" w:firstRowFirstColumn="0" w:firstRowLastColumn="0" w:lastRowFirstColumn="0" w:lastRowLastColumn="0"/>
+              <w:rPr>
+                <w:lang w:val="fr-CH"/>
+              </w:rPr>
+            </w:pPr>
+          </w:p>
+        </w:tc>
+        <w:tc>
+          <w:tcPr>
+            <w:tcW w:w="0" w:type="auto"/>
+          </w:tcPr>
+          <w:p>
+            <w:pPr>
+              <w:cnfStyle w:val="000000100000" w:firstRow="0" w:lastRow="0" w:firstColumn="0" w:lastColumn="0" w:oddVBand="0" w:evenVBand="0" w:oddHBand="1" w:evenHBand="0" w:firstRowFirstColumn="0" w:firstRowLastColumn="0" w:lastRowFirstColumn="0" w:lastRowLastColumn="0"/>
+              <w:rPr>
+                <w:lang w:val="fr-CH"/>
+              </w:rPr>
+            </w:pPr>
+          </w:p>
+        </w:tc>
+      </w:tr>
+      <w:tr>
+        <w:tc>
+          <w:tcPr>
+            <w:cnfStyle w:val="001000000000" w:firstRow="0" w:lastRow="0" w:firstColumn="1" w:lastColumn="0" w:oddVBand="0" w:evenVBand="0" w:oddHBand="0" w:evenHBand="0" w:firstRowFirstColumn="0" w:firstRowLastColumn="0" w:lastRowFirstColumn="0" w:lastRowLastColumn="0"/>
+            <w:tcW w:w="0" w:type="auto"/>
+          </w:tcPr>
+          <w:p>
+            <w:pPr>
+              <w:rPr>
+                <w:lang w:val="fr-CH"/>
+              </w:rPr>
+            </w:pPr>
+          </w:p>
+        </w:tc>
+        <w:tc>
+          <w:tcPr>
+            <w:tcW w:w="0" w:type="auto"/>
+          </w:tcPr>
+          <w:p>
+            <w:pPr>
+              <w:cnfStyle w:val="000000000000" w:firstRow="0" w:lastRow="0" w:firstColumn="0" w:lastColumn="0" w:oddVBand="0" w:evenVBand="0" w:oddHBand="0" w:evenHBand="0" w:firstRowFirstColumn="0" w:firstRowLastColumn="0" w:lastRowFirstColumn="0" w:lastRowLastColumn="0"/>
+              <w:rPr>
+                <w:lang w:val="fr-CH"/>
+              </w:rPr>
+            </w:pPr>
+          </w:p>
+        </w:tc>
+        <w:tc>
+          <w:tcPr>
+            <w:tcW w:w="0" w:type="auto"/>
+          </w:tcPr>
+          <w:p>
+            <w:pPr>
+              <w:cnfStyle w:val="000000000000" w:firstRow="0" w:lastRow="0" w:firstColumn="0" w:lastColumn="0" w:oddVBand="0" w:evenVBand="0" w:oddHBand="0" w:evenHBand="0" w:firstRowFirstColumn="0" w:firstRowLastColumn="0" w:lastRowFirstColumn="0" w:lastRowLastColumn="0"/>
+              <w:rPr>
+                <w:lang w:val="fr-CH"/>
+              </w:rPr>
+            </w:pPr>
+          </w:p>
+        </w:tc>
+        <w:tc>
+          <w:tcPr>
+            <w:tcW w:w="0" w:type="auto"/>
+          </w:tcPr>
+          <w:p>
+            <w:pPr>
+              <w:cnfStyle w:val="000000000000" w:firstRow="0" w:lastRow="0" w:firstColumn="0" w:lastColumn="0" w:oddVBand="0" w:evenVBand="0" w:oddHBand="0" w:evenHBand="0" w:firstRowFirstColumn="0" w:firstRowLastColumn="0" w:lastRowFirstColumn="0" w:lastRowLastColumn="0"/>
+              <w:rPr>
+                <w:lang w:val="fr-CH"/>
+              </w:rPr>
+            </w:pPr>
+          </w:p>
+        </w:tc>
+      </w:tr>
+      <w:tr>
+        <w:trPr>
+          <w:cnfStyle w:val="000000100000" w:firstRow="0" w:lastRow="0" w:firstColumn="0" w:lastColumn="0" w:oddVBand="0" w:evenVBand="0" w:oddHBand="1" w:evenHBand="0" w:firstRowFirstColumn="0" w:firstRowLastColumn="0" w:lastRowFirstColumn="0" w:lastRowLastColumn="0"/>
+        </w:trPr>
+        <w:tc>
+          <w:tcPr>
+            <w:cnfStyle w:val="001000000000" w:firstRow="0" w:lastRow="0" w:firstColumn="1" w:lastColumn="0" w:oddVBand="0" w:evenVBand="0" w:oddHBand="0" w:evenHBand="0" w:firstRowFirstColumn="0" w:firstRowLastColumn="0" w:lastRowFirstColumn="0" w:lastRowLastColumn="0"/>
+            <w:tcW w:w="0" w:type="auto"/>
+          </w:tcPr>
+          <w:p>
+            <w:pPr>
+              <w:rPr>
+                <w:lang w:val="fr-CH"/>
+              </w:rPr>
+            </w:pPr>
+          </w:p>
+        </w:tc>
+        <w:tc>
+          <w:tcPr>
+            <w:tcW w:w="0" w:type="auto"/>
+          </w:tcPr>
+          <w:p>
+            <w:pPr>
+              <w:cnfStyle w:val="000000100000" w:firstRow="0" w:lastRow="0" w:firstColumn="0" w:lastColumn="0" w:oddVBand="0" w:evenVBand="0" w:oddHBand="1" w:evenHBand="0" w:firstRowFirstColumn="0" w:firstRowLastColumn="0" w:lastRowFirstColumn="0" w:lastRowLastColumn="0"/>
+              <w:rPr>
+                <w:lang w:val="fr-CH"/>
+              </w:rPr>
+            </w:pPr>
+          </w:p>
+        </w:tc>
+        <w:tc>
+          <w:tcPr>
+            <w:tcW w:w="0" w:type="auto"/>
+          </w:tcPr>
+          <w:p>
+            <w:pPr>
+              <w:cnfStyle w:val="000000100000" w:firstRow="0" w:lastRow="0" w:firstColumn="0" w:lastColumn="0" w:oddVBand="0" w:evenVBand="0" w:oddHBand="1" w:evenHBand="0" w:firstRowFirstColumn="0" w:firstRowLastColumn="0" w:lastRowFirstColumn="0" w:lastRowLastColumn="0"/>
+              <w:rPr>
+                <w:lang w:val="fr-CH"/>
+              </w:rPr>
+            </w:pPr>
+          </w:p>
+        </w:tc>
+        <w:tc>
+          <w:tcPr>
+            <w:tcW w:w="0" w:type="auto"/>
+          </w:tcPr>
+          <w:p>
+            <w:pPr>
+              <w:cnfStyle w:val="000000100000" w:firstRow="0" w:lastRow="0" w:firstColumn="0" w:lastColumn="0" w:oddVBand="0" w:evenVBand="0" w:oddHBand="1" w:evenHBand="0" w:firstRowFirstColumn="0" w:firstRowLastColumn="0" w:lastRowFirstColumn="0" w:lastRowLastColumn="0"/>
+              <w:rPr>
+                <w:lang w:val="fr-CH"/>
+              </w:rPr>
+            </w:pPr>
+          </w:p>
+        </w:tc>
+      </w:tr>
+      <w:tr>
+        <w:tc>
+          <w:tcPr>
+            <w:cnfStyle w:val="001000000000" w:firstRow="0" w:lastRow="0" w:firstColumn="1" w:lastColumn="0" w:oddVBand="0" w:evenVBand="0" w:oddHBand="0" w:evenHBand="0" w:firstRowFirstColumn="0" w:firstRowLastColumn="0" w:lastRowFirstColumn="0" w:lastRowLastColumn="0"/>
+            <w:tcW w:w="0" w:type="auto"/>
+          </w:tcPr>
+          <w:p>
+            <w:pPr>
+              <w:rPr>
+                <w:lang w:val="fr-CH"/>
+              </w:rPr>
+            </w:pPr>
+          </w:p>
+        </w:tc>
+        <w:tc>
+          <w:tcPr>
+            <w:tcW w:w="0" w:type="auto"/>
+          </w:tcPr>
+          <w:p>
+            <w:pPr>
+              <w:cnfStyle w:val="000000000000" w:firstRow="0" w:lastRow="0" w:firstColumn="0" w:lastColumn="0" w:oddVBand="0" w:evenVBand="0" w:oddHBand="0" w:evenHBand="0" w:firstRowFirstColumn="0" w:firstRowLastColumn="0" w:lastRowFirstColumn="0" w:lastRowLastColumn="0"/>
+              <w:rPr>
+                <w:lang w:val="fr-CH"/>
+              </w:rPr>
+            </w:pPr>
+          </w:p>
+        </w:tc>
+        <w:tc>
+          <w:tcPr>
+            <w:tcW w:w="0" w:type="auto"/>
+          </w:tcPr>
+          <w:p>
+            <w:pPr>
+              <w:cnfStyle w:val="000000000000" w:firstRow="0" w:lastRow="0" w:firstColumn="0" w:lastColumn="0" w:oddVBand="0" w:evenVBand="0" w:oddHBand="0" w:evenHBand="0" w:firstRowFirstColumn="0" w:firstRowLastColumn="0" w:lastRowFirstColumn="0" w:lastRowLastColumn="0"/>
+              <w:rPr>
+                <w:lang w:val="fr-CH"/>
+              </w:rPr>
+            </w:pPr>
+          </w:p>
+        </w:tc>
+        <w:tc>
+          <w:tcPr>
+            <w:tcW w:w="0" w:type="auto"/>
+          </w:tcPr>
+          <w:p>
+            <w:pPr>
+              <w:cnfStyle w:val="000000000000" w:firstRow="0" w:lastRow="0" w:firstColumn="0" w:lastColumn="0" w:oddVBand="0" w:evenVBand="0" w:oddHBand="0" w:evenHBand="0" w:firstRowFirstColumn="0" w:firstRowLastColumn="0" w:lastRowFirstColumn="0" w:lastRowLastColumn="0"/>
+              <w:rPr>
+                <w:lang w:val="fr-CH"/>
+              </w:rPr>
+            </w:pPr>
+          </w:p>
+        </w:tc>
+      </w:tr>
+      <w:tr>
+        <w:trPr>
+          <w:cnfStyle w:val="000000100000" w:firstRow="0" w:lastRow="0" w:firstColumn="0" w:lastColumn="0" w:oddVBand="0" w:evenVBand="0" w:oddHBand="1" w:evenHBand="0" w:firstRowFirstColumn="0" w:firstRowLastColumn="0" w:lastRowFirstColumn="0" w:lastRowLastColumn="0"/>
+        </w:trPr>
+        <w:tc>
+          <w:tcPr>
+            <w:cnfStyle w:val="001000000000" w:firstRow="0" w:lastRow="0" w:firstColumn="1" w:lastColumn="0" w:oddVBand="0" w:evenVBand="0" w:oddHBand="0" w:evenHBand="0" w:firstRowFirstColumn="0" w:firstRowLastColumn="0" w:lastRowFirstColumn="0" w:lastRowLastColumn="0"/>
+            <w:tcW w:w="0" w:type="auto"/>
+          </w:tcPr>
+          <w:p>
+            <w:pPr>
+              <w:rPr>
+                <w:lang w:val="fr-CH"/>
+              </w:rPr>
+            </w:pPr>
+          </w:p>
+        </w:tc>
+        <w:tc>
+          <w:tcPr>
+            <w:tcW w:w="0" w:type="auto"/>
+          </w:tcPr>
+          <w:p>
+            <w:pPr>
+              <w:cnfStyle w:val="000000100000" w:firstRow="0" w:lastRow="0" w:firstColumn="0" w:lastColumn="0" w:oddVBand="0" w:evenVBand="0" w:oddHBand="1" w:evenHBand="0" w:firstRowFirstColumn="0" w:firstRowLastColumn="0" w:lastRowFirstColumn="0" w:lastRowLastColumn="0"/>
+              <w:rPr>
+                <w:lang w:val="fr-CH"/>
+              </w:rPr>
+            </w:pPr>
+          </w:p>
+        </w:tc>
+        <w:tc>
+          <w:tcPr>
+            <w:tcW w:w="0" w:type="auto"/>
+          </w:tcPr>
+          <w:p>
+            <w:pPr>
+              <w:cnfStyle w:val="000000100000" w:firstRow="0" w:lastRow="0" w:firstColumn="0" w:lastColumn="0" w:oddVBand="0" w:evenVBand="0" w:oddHBand="1" w:evenHBand="0" w:firstRowFirstColumn="0" w:firstRowLastColumn="0" w:lastRowFirstColumn="0" w:lastRowLastColumn="0"/>
+              <w:rPr>
+                <w:lang w:val="fr-CH"/>
+              </w:rPr>
+            </w:pPr>
+          </w:p>
+        </w:tc>
+        <w:tc>
+          <w:tcPr>
+            <w:tcW w:w="0" w:type="auto"/>
+          </w:tcPr>
+          <w:p>
+            <w:pPr>
+              <w:cnfStyle w:val="000000100000" w:firstRow="0" w:lastRow="0" w:firstColumn="0" w:lastColumn="0" w:oddVBand="0" w:evenVBand="0" w:oddHBand="1" w:evenHBand="0" w:firstRowFirstColumn="0" w:firstRowLastColumn="0" w:lastRowFirstColumn="0" w:lastRowLastColumn="0"/>
+              <w:rPr>
+                <w:lang w:val="fr-CH"/>
+              </w:rPr>
+            </w:pPr>
+          </w:p>
+        </w:tc>
+      </w:tr>
+      <w:tr>
+        <w:tc>
+          <w:tcPr>
+            <w:cnfStyle w:val="001000000000" w:firstRow="0" w:lastRow="0" w:firstColumn="1" w:lastColumn="0" w:oddVBand="0" w:evenVBand="0" w:oddHBand="0" w:evenHBand="0" w:firstRowFirstColumn="0" w:firstRowLastColumn="0" w:lastRowFirstColumn="0" w:lastRowLastColumn="0"/>
+            <w:tcW w:w="0" w:type="auto"/>
+          </w:tcPr>
+          <w:p>
+            <w:pPr>
+              <w:rPr>
+                <w:lang w:val="fr-CH"/>
+              </w:rPr>
+            </w:pPr>
+          </w:p>
+        </w:tc>
+        <w:tc>
+          <w:tcPr>
+            <w:tcW w:w="0" w:type="auto"/>
+          </w:tcPr>
+          <w:p>
+            <w:pPr>
+              <w:cnfStyle w:val="000000000000" w:firstRow="0" w:lastRow="0" w:firstColumn="0" w:lastColumn="0" w:oddVBand="0" w:evenVBand="0" w:oddHBand="0" w:evenHBand="0" w:firstRowFirstColumn="0" w:firstRowLastColumn="0" w:lastRowFirstColumn="0" w:lastRowLastColumn="0"/>
+              <w:rPr>
+                <w:lang w:val="fr-CH"/>
+              </w:rPr>
+            </w:pPr>
+          </w:p>
+        </w:tc>
+        <w:tc>
+          <w:tcPr>
+            <w:tcW w:w="0" w:type="auto"/>
+          </w:tcPr>
+          <w:p>
+            <w:pPr>
+              <w:cnfStyle w:val="000000000000" w:firstRow="0" w:lastRow="0" w:firstColumn="0" w:lastColumn="0" w:oddVBand="0" w:evenVBand="0" w:oddHBand="0" w:evenHBand="0" w:firstRowFirstColumn="0" w:firstRowLastColumn="0" w:lastRowFirstColumn="0" w:lastRowLastColumn="0"/>
+              <w:rPr>
+                <w:lang w:val="fr-CH"/>
+              </w:rPr>
+            </w:pPr>
+          </w:p>
+        </w:tc>
+        <w:tc>
+          <w:tcPr>
+            <w:tcW w:w="0" w:type="auto"/>
+          </w:tcPr>
+          <w:p>
+            <w:pPr>
+              <w:cnfStyle w:val="000000000000" w:firstRow="0" w:lastRow="0" w:firstColumn="0" w:lastColumn="0" w:oddVBand="0" w:evenVBand="0" w:oddHBand="0" w:evenHBand="0" w:firstRowFirstColumn="0" w:firstRowLastColumn="0" w:lastRowFirstColumn="0" w:lastRowLastColumn="0"/>
+              <w:rPr>
+                <w:lang w:val="fr-CH"/>
+              </w:rPr>
+            </w:pPr>
+          </w:p>
+        </w:tc>
+      </w:tr>
+    </w:tbl>
     <w:p>
       <w:pPr>
         <w:pStyle w:val="GuidageList"/>
-        <w:rPr>
-          <w:lang w:val="fr-CH"/>
-        </w:rPr>
-      </w:pPr>
-      <w:r>
-        <w:rPr>
-          <w:lang w:val="fr-CH"/>
-        </w:rPr>
-        <w:t>Bugs connus / limitations et impact</w:t>
-      </w:r>
+        <w:numPr>
+          <w:ilvl w:val="0"/>
+          <w:numId w:val="0"/>
+        </w:numPr>
+        <w:rPr>
+          <w:lang w:val="fr-CH"/>
+        </w:rPr>
+      </w:pPr>
     </w:p>
     <w:p>
       <w:pPr>
+        <w:pStyle w:val="GuidageList"/>
+        <w:rPr>
+          <w:lang w:val="fr-CH"/>
+        </w:rPr>
+      </w:pPr>
+      <w:r>
+        <w:rPr>
+          <w:lang w:val="fr-CH"/>
+        </w:rPr>
+        <w:t>Bugs connus / limitations et impact</w:t>
+      </w:r>
+    </w:p>
+    <w:p>
+      <w:pPr>
         <w:rPr>
           <w:lang w:val="fr-CH"/>
         </w:rPr>
@@ -8838,13 +13590,6 @@
         </w:rPr>
         <w:t>À rédiger …</w:t>
       </w:r>
-    </w:p>
-    <w:p>
-      <w:pPr>
-        <w:rPr>
-          <w:lang w:val="fr-CH"/>
-        </w:rPr>
-      </w:pPr>
     </w:p>
     <w:p>
       <w:pPr>
@@ -8976,6 +13721,7 @@
         <w:rPr>
           <w:lang w:val="fr-CH"/>
         </w:rPr>
+        <w:lastRenderedPageBreak/>
         <w:t>Conclusion et bilan personnel</w:t>
       </w:r>
       <w:bookmarkEnd w:id="25"/>
@@ -11581,7 +16327,7 @@
               <w:noProof/>
               <w:lang w:val="fr-CH"/>
             </w:rPr>
-            <w:t>06/03/2026</w:t>
+            <w:t>12/03/2026</w:t>
           </w:r>
           <w:r>
             <w:rPr>
@@ -26357,6 +31103,69 @@
       <w:u w:val="single"/>
     </w:rPr>
   </w:style>
+  <w:style w:type="table" w:styleId="Tableausimple1">
+    <w:name w:val="Plain Table 1"/>
+    <w:basedOn w:val="TableauNormal"/>
+    <w:uiPriority w:val="99"/>
+    <w:rsid w:val="00C05372"/>
+    <w:pPr>
+      <w:spacing w:after="0" w:line="240" w:lineRule="auto"/>
+    </w:pPr>
+    <w:tblPr>
+      <w:tblStyleRowBandSize w:val="1"/>
+      <w:tblStyleColBandSize w:val="1"/>
+      <w:tblBorders>
+        <w:top w:val="single" w:sz="4" w:space="0" w:color="BFBFBF" w:themeColor="background1" w:themeShade="BF"/>
+        <w:left w:val="single" w:sz="4" w:space="0" w:color="BFBFBF" w:themeColor="background1" w:themeShade="BF"/>
+        <w:bottom w:val="single" w:sz="4" w:space="0" w:color="BFBFBF" w:themeColor="background1" w:themeShade="BF"/>
+        <w:right w:val="single" w:sz="4" w:space="0" w:color="BFBFBF" w:themeColor="background1" w:themeShade="BF"/>
+        <w:insideH w:val="single" w:sz="4" w:space="0" w:color="BFBFBF" w:themeColor="background1" w:themeShade="BF"/>
+        <w:insideV w:val="single" w:sz="4" w:space="0" w:color="BFBFBF" w:themeColor="background1" w:themeShade="BF"/>
+      </w:tblBorders>
+    </w:tblPr>
+    <w:tblStylePr w:type="firstRow">
+      <w:rPr>
+        <w:b/>
+        <w:bCs/>
+      </w:rPr>
+    </w:tblStylePr>
+    <w:tblStylePr w:type="lastRow">
+      <w:rPr>
+        <w:b/>
+        <w:bCs/>
+      </w:rPr>
+      <w:tblPr/>
+      <w:tcPr>
+        <w:tcBorders>
+          <w:top w:val="double" w:sz="4" w:space="0" w:color="BFBFBF" w:themeColor="background1" w:themeShade="BF"/>
+        </w:tcBorders>
+      </w:tcPr>
+    </w:tblStylePr>
+    <w:tblStylePr w:type="firstCol">
+      <w:rPr>
+        <w:b/>
+        <w:bCs/>
+      </w:rPr>
+    </w:tblStylePr>
+    <w:tblStylePr w:type="lastCol">
+      <w:rPr>
+        <w:b/>
+        <w:bCs/>
+      </w:rPr>
+    </w:tblStylePr>
+    <w:tblStylePr w:type="band1Vert">
+      <w:tblPr/>
+      <w:tcPr>
+        <w:shd w:val="clear" w:color="auto" w:fill="F2F2F2" w:themeFill="background1" w:themeFillShade="F2"/>
+      </w:tcPr>
+    </w:tblStylePr>
+    <w:tblStylePr w:type="band1Horz">
+      <w:tblPr/>
+      <w:tcPr>
+        <w:shd w:val="clear" w:color="auto" w:fill="F2F2F2" w:themeFill="background1" w:themeFillShade="F2"/>
+      </w:tcPr>
+    </w:tblStylePr>
+  </w:style>
 </w:styles>
 </file>
 

--- a/PAPPRO1_Rapport_PNoveling_JulienMares.docx
+++ b/PAPPRO1_Rapport_PNoveling_JulienMares.docx
@@ -505,6 +505,7 @@
               </w:rPr>
             </w:pPr>
             <w:proofErr w:type="spellStart"/>
+            <w:proofErr w:type="gramStart"/>
             <w:r>
               <w:rPr>
                 <w:i/>
@@ -515,6 +516,7 @@
               <w:t>jj.mm.aaaa</w:t>
             </w:r>
             <w:proofErr w:type="spellEnd"/>
+            <w:proofErr w:type="gramEnd"/>
           </w:p>
         </w:tc>
       </w:tr>
@@ -556,6 +558,7 @@
               </w:rPr>
             </w:pPr>
             <w:proofErr w:type="spellStart"/>
+            <w:proofErr w:type="gramStart"/>
             <w:r>
               <w:rPr>
                 <w:i/>
@@ -566,6 +569,7 @@
               <w:t>jj.mm.aaaa</w:t>
             </w:r>
             <w:proofErr w:type="spellEnd"/>
+            <w:proofErr w:type="gramEnd"/>
           </w:p>
         </w:tc>
       </w:tr>
@@ -1892,7 +1896,23 @@
             <w:noProof/>
             <w:lang w:val="fr-CH"/>
           </w:rPr>
-          <w:t>Exigences fonctionnelles et non fonctionnelles (qualité, performance, sécurité, UX)</w:t>
+          <w:t>Exigences fonctionnell</w:t>
+        </w:r>
+        <w:r>
+          <w:rPr>
+            <w:rStyle w:val="Lienhypertexte"/>
+            <w:noProof/>
+            <w:lang w:val="fr-CH"/>
+          </w:rPr>
+          <w:t>e</w:t>
+        </w:r>
+        <w:r>
+          <w:rPr>
+            <w:rStyle w:val="Lienhypertexte"/>
+            <w:noProof/>
+            <w:lang w:val="fr-CH"/>
+          </w:rPr>
+          <w:t>s et non fonctionnelles (qualité, performance, sécurité, UX)</w:t>
         </w:r>
         <w:r>
           <w:rPr>
@@ -2484,7 +2504,23 @@
             <w:noProof/>
             <w:lang w:val="fr-CH"/>
           </w:rPr>
-          <w:t>Réalisation</w:t>
+          <w:t>R</w:t>
+        </w:r>
+        <w:r>
+          <w:rPr>
+            <w:rStyle w:val="Lienhypertexte"/>
+            <w:noProof/>
+            <w:lang w:val="fr-CH"/>
+          </w:rPr>
+          <w:t>é</w:t>
+        </w:r>
+        <w:r>
+          <w:rPr>
+            <w:rStyle w:val="Lienhypertexte"/>
+            <w:noProof/>
+            <w:lang w:val="fr-CH"/>
+          </w:rPr>
+          <w:t>alisation</w:t>
         </w:r>
         <w:r>
           <w:rPr>
@@ -5288,28 +5324,16 @@
     <w:p>
       <w:pPr>
         <w:pStyle w:val="Titre4"/>
-        <w:rPr>
-          <w:lang w:val="fr-CH"/>
-        </w:rPr>
-      </w:pPr>
-      <w:r>
-        <w:rPr>
-          <w:lang w:val="fr-CH"/>
-        </w:rPr>
+      </w:pPr>
+      <w:r>
         <w:t>Planification initiale (</w:t>
       </w:r>
       <w:proofErr w:type="spellStart"/>
       <w:r>
-        <w:rPr>
-          <w:lang w:val="fr-CH"/>
-        </w:rPr>
         <w:t>Waterfall</w:t>
       </w:r>
       <w:proofErr w:type="spellEnd"/>
       <w:r>
-        <w:rPr>
-          <w:lang w:val="fr-CH"/>
-        </w:rPr>
         <w:t>)</w:t>
       </w:r>
     </w:p>
@@ -6057,8 +6081,13 @@
             <w:tcW w:w="8139" w:type="dxa"/>
           </w:tcPr>
           <w:p>
-            <w:r>
-              <w:t xml:space="preserve">Documentation : </w:t>
+            <w:proofErr w:type="gramStart"/>
+            <w:r>
+              <w:t>Documentation :</w:t>
+            </w:r>
+            <w:proofErr w:type="gramEnd"/>
+            <w:r>
+              <w:t xml:space="preserve"> </w:t>
             </w:r>
             <w:proofErr w:type="spellStart"/>
             <w:r>
@@ -6092,8 +6121,13 @@
             <w:tcW w:w="8139" w:type="dxa"/>
           </w:tcPr>
           <w:p>
-            <w:r>
-              <w:t xml:space="preserve">Documentation : </w:t>
+            <w:proofErr w:type="gramStart"/>
+            <w:r>
+              <w:t>Documentation :</w:t>
+            </w:r>
+            <w:proofErr w:type="gramEnd"/>
+            <w:r>
+              <w:t xml:space="preserve"> </w:t>
             </w:r>
             <w:proofErr w:type="spellStart"/>
             <w:r>
@@ -6174,8 +6208,13 @@
             <w:tcW w:w="8139" w:type="dxa"/>
           </w:tcPr>
           <w:p>
-            <w:r>
-              <w:t xml:space="preserve">Documentation : </w:t>
+            <w:proofErr w:type="gramStart"/>
+            <w:r>
+              <w:t>Documentation :</w:t>
+            </w:r>
+            <w:proofErr w:type="gramEnd"/>
+            <w:r>
+              <w:t xml:space="preserve"> </w:t>
             </w:r>
             <w:proofErr w:type="spellStart"/>
             <w:r>
@@ -6204,8 +6243,13 @@
             <w:tcW w:w="8139" w:type="dxa"/>
           </w:tcPr>
           <w:p>
-            <w:r>
-              <w:t>Documentation : Conclusions</w:t>
+            <w:proofErr w:type="gramStart"/>
+            <w:r>
+              <w:t>Documentation :</w:t>
+            </w:r>
+            <w:proofErr w:type="gramEnd"/>
+            <w:r>
+              <w:t xml:space="preserve"> Conclusions</w:t>
             </w:r>
           </w:p>
         </w:tc>
@@ -6514,14 +6558,8 @@
     <w:p>
       <w:pPr>
         <w:pStyle w:val="Titre4"/>
-        <w:rPr>
-          <w:lang w:val="fr-CH"/>
-        </w:rPr>
-      </w:pPr>
-      <w:r>
-        <w:rPr>
-          <w:lang w:val="fr-CH"/>
-        </w:rPr>
+      </w:pPr>
+      <w:r>
         <w:t>UX</w:t>
       </w:r>
     </w:p>
@@ -6576,13 +6614,27 @@
           <w:u w:val="single"/>
           <w:lang w:val="fr-CH"/>
         </w:rPr>
-        <w:t>Conception</w:t>
+        <w:t>Concep</w:t>
       </w:r>
       <w:r>
         <w:rPr>
           <w:u w:val="single"/>
           <w:lang w:val="fr-CH"/>
         </w:rPr>
+        <w:t>t</w:t>
+      </w:r>
+      <w:r>
+        <w:rPr>
+          <w:u w:val="single"/>
+          <w:lang w:val="fr-CH"/>
+        </w:rPr>
+        <w:t>ion</w:t>
+      </w:r>
+      <w:r>
+        <w:rPr>
+          <w:u w:val="single"/>
+          <w:lang w:val="fr-CH"/>
+        </w:rPr>
         <w:fldChar w:fldCharType="end"/>
       </w:r>
       <w:r>
@@ -6607,14 +6659,8 @@
     <w:p>
       <w:pPr>
         <w:pStyle w:val="Titre4"/>
-        <w:rPr>
-          <w:lang w:val="fr-CH"/>
-        </w:rPr>
-      </w:pPr>
-      <w:r>
-        <w:rPr>
-          <w:lang w:val="fr-CH"/>
-        </w:rPr>
+      </w:pPr>
+      <w:r>
         <w:t>Sécurité</w:t>
       </w:r>
     </w:p>
@@ -6630,6 +6676,7 @@
         </w:rPr>
         <w:t xml:space="preserve">Un </w:t>
       </w:r>
+      <w:proofErr w:type="gramStart"/>
       <w:r>
         <w:rPr>
           <w:lang w:val="fr-CH"/>
@@ -6644,6 +6691,7 @@
         <w:t>env</w:t>
       </w:r>
       <w:proofErr w:type="spellEnd"/>
+      <w:proofErr w:type="gramEnd"/>
       <w:r>
         <w:rPr>
           <w:lang w:val="fr-CH"/>
@@ -6668,14 +6716,8 @@
     <w:p>
       <w:pPr>
         <w:pStyle w:val="Titre4"/>
-        <w:rPr>
-          <w:lang w:val="fr-CH"/>
-        </w:rPr>
-      </w:pPr>
-      <w:r>
-        <w:rPr>
-          <w:lang w:val="fr-CH"/>
-        </w:rPr>
+      </w:pPr>
+      <w:r>
         <w:t>Fonctionnalités</w:t>
       </w:r>
     </w:p>
@@ -6703,7 +6745,21 @@
         <w:rPr>
           <w:lang w:val="fr-CH"/>
         </w:rPr>
-        <w:t>Une page d’inscription où l’on peut se créer un compte (Email, pseudo, Mot de passe)</w:t>
+        <w:t>Une page d’inscription où l’on peut se créer un compte (</w:t>
+      </w:r>
+      <w:proofErr w:type="gramStart"/>
+      <w:r>
+        <w:rPr>
+          <w:lang w:val="fr-CH"/>
+        </w:rPr>
+        <w:t>Email</w:t>
+      </w:r>
+      <w:proofErr w:type="gramEnd"/>
+      <w:r>
+        <w:rPr>
+          <w:lang w:val="fr-CH"/>
+        </w:rPr>
+        <w:t>, pseudo, Mot de passe)</w:t>
       </w:r>
       <w:r>
         <w:rPr>
@@ -6745,6 +6801,7 @@
         </w:rPr>
         <w:t>Une page de connexion où l’on peut se connecter via nos identifiants (</w:t>
       </w:r>
+      <w:proofErr w:type="gramStart"/>
       <w:r>
         <w:rPr>
           <w:lang w:val="fr-CH"/>
@@ -6755,7 +6812,14 @@
         <w:rPr>
           <w:lang w:val="fr-CH"/>
         </w:rPr>
-        <w:t>mail et mot de passe), cette page nous renvoie un token qui permet de nous authentifier auprès du site et de l’API.</w:t>
+        <w:t>mail</w:t>
+      </w:r>
+      <w:proofErr w:type="gramEnd"/>
+      <w:r>
+        <w:rPr>
+          <w:lang w:val="fr-CH"/>
+        </w:rPr>
+        <w:t xml:space="preserve"> et mot de passe), cette page nous renvoie un token qui permet de nous authentifier auprès du site et de l’API.</w:t>
       </w:r>
     </w:p>
     <w:p>
@@ -6990,6 +7054,7 @@
         <w:t xml:space="preserve"> [Possibilité de trier (et non filtrer) par popularité, je pense que le besoin de filtrer par un niveau de popularité est très faible, par-contre cela </w:t>
       </w:r>
       <w:proofErr w:type="spellStart"/>
+      <w:proofErr w:type="gramStart"/>
       <w:r>
         <w:rPr>
           <w:lang w:val="fr-CH"/>
@@ -6997,6 +7062,7 @@
         <w:t>peut-être</w:t>
       </w:r>
       <w:proofErr w:type="spellEnd"/>
+      <w:proofErr w:type="gramEnd"/>
       <w:r>
         <w:rPr>
           <w:lang w:val="fr-CH"/>
@@ -7177,13 +7243,28 @@
           <w:color w:val="FF0000"/>
           <w:lang w:val="fr-CH"/>
         </w:rPr>
-        <w:t xml:space="preserve"> (SELON CDC MAIS EST-CE VRAIMENT PERTINENT ?)</w:t>
-      </w:r>
-      <w:r>
-        <w:rPr>
-          <w:lang w:val="fr-CH"/>
-        </w:rPr>
-        <w:t>(modifier, supprimer).</w:t>
+        <w:t xml:space="preserve"> (SELON CDC MAIS EST-CE VRAIMENT PERTINENT </w:t>
+      </w:r>
+      <w:proofErr w:type="gramStart"/>
+      <w:r>
+        <w:rPr>
+          <w:color w:val="FF0000"/>
+          <w:lang w:val="fr-CH"/>
+        </w:rPr>
+        <w:t>?)</w:t>
+      </w:r>
+      <w:r>
+        <w:rPr>
+          <w:lang w:val="fr-CH"/>
+        </w:rPr>
+        <w:t>(</w:t>
+      </w:r>
+      <w:proofErr w:type="gramEnd"/>
+      <w:r>
+        <w:rPr>
+          <w:lang w:val="fr-CH"/>
+        </w:rPr>
+        <w:t>modifier, supprimer).</w:t>
       </w:r>
     </w:p>
     <w:p>
@@ -7259,20 +7340,48 @@
         <w:rPr>
           <w:lang w:val="fr-CH"/>
         </w:rPr>
-        <w:t>Toutes les informations persistantes du site seront stocké dans une base de données</w:t>
-      </w:r>
-    </w:p>
-    <w:p>
-      <w:pPr>
-        <w:rPr>
-          <w:lang w:val="fr-CH"/>
-        </w:rPr>
-      </w:pPr>
-      <w:r>
-        <w:rPr>
-          <w:lang w:val="fr-CH"/>
-        </w:rPr>
-        <w:t>Le site permettra un affichage responsive sur tablette.</w:t>
+        <w:t xml:space="preserve">Toutes les informations persistantes du site seront </w:t>
+      </w:r>
+      <w:proofErr w:type="gramStart"/>
+      <w:r>
+        <w:rPr>
+          <w:lang w:val="fr-CH"/>
+        </w:rPr>
+        <w:t>stocké</w:t>
+      </w:r>
+      <w:proofErr w:type="gramEnd"/>
+      <w:r>
+        <w:rPr>
+          <w:lang w:val="fr-CH"/>
+        </w:rPr>
+        <w:t xml:space="preserve"> dans une base de données</w:t>
+      </w:r>
+    </w:p>
+    <w:p>
+      <w:pPr>
+        <w:rPr>
+          <w:lang w:val="fr-CH"/>
+        </w:rPr>
+      </w:pPr>
+      <w:r>
+        <w:rPr>
+          <w:lang w:val="fr-CH"/>
+        </w:rPr>
+        <w:t xml:space="preserve">Le site permettra </w:t>
+      </w:r>
+      <w:proofErr w:type="gramStart"/>
+      <w:r>
+        <w:rPr>
+          <w:lang w:val="fr-CH"/>
+        </w:rPr>
+        <w:t>un affichage responsive</w:t>
+      </w:r>
+      <w:proofErr w:type="gramEnd"/>
+      <w:r>
+        <w:rPr>
+          <w:lang w:val="fr-CH"/>
+        </w:rPr>
+        <w:t xml:space="preserve"> sur tablette.</w:t>
       </w:r>
     </w:p>
     <w:p>
@@ -7468,89 +7577,255 @@
         <w:rPr>
           <w:lang w:val="fr-CH"/>
         </w:rPr>
+        <w:t>Conception détaillée (</w:t>
+      </w:r>
+      <w:r>
+        <w:rPr>
+          <w:lang w:val="fr-CH"/>
+        </w:rPr>
+        <w:t>MCD</w:t>
+      </w:r>
+      <w:r>
+        <w:rPr>
+          <w:lang w:val="fr-CH"/>
+        </w:rPr>
+        <w:t xml:space="preserve">, </w:t>
+      </w:r>
+      <w:r>
+        <w:rPr>
+          <w:lang w:val="fr-CH"/>
+        </w:rPr>
+        <w:t>UML</w:t>
+      </w:r>
+      <w:r>
+        <w:rPr>
+          <w:lang w:val="fr-CH"/>
+        </w:rPr>
+        <w:t xml:space="preserve">, </w:t>
+      </w:r>
+      <w:r>
+        <w:rPr>
+          <w:lang w:val="fr-CH"/>
+        </w:rPr>
+        <w:t xml:space="preserve">schéma </w:t>
+      </w:r>
+      <w:r>
+        <w:rPr>
+          <w:lang w:val="fr-CH"/>
+        </w:rPr>
+        <w:t>fonctionnel</w:t>
+      </w:r>
+      <w:r>
+        <w:rPr>
+          <w:lang w:val="fr-CH"/>
+        </w:rPr>
+        <w:t>,</w:t>
+      </w:r>
+      <w:r>
+        <w:rPr>
+          <w:lang w:val="fr-CH"/>
+        </w:rPr>
+        <w:t xml:space="preserve"> API, maquettes UI</w:t>
+      </w:r>
+      <w:r>
+        <w:rPr>
+          <w:lang w:val="fr-CH"/>
+        </w:rPr>
+        <w:t>,</w:t>
+      </w:r>
+      <w:r>
+        <w:rPr>
+          <w:lang w:val="fr-CH"/>
+        </w:rPr>
+        <w:t xml:space="preserve"> </w:t>
+      </w:r>
+      <w:proofErr w:type="spellStart"/>
+      <w:r>
+        <w:rPr>
+          <w:lang w:val="fr-CH"/>
+        </w:rPr>
+        <w:t>etc</w:t>
+      </w:r>
+      <w:proofErr w:type="spellEnd"/>
+      <w:r>
+        <w:rPr>
+          <w:lang w:val="fr-CH"/>
+        </w:rPr>
+        <w:t>)</w:t>
+      </w:r>
+      <w:r>
+        <w:rPr>
+          <w:noProof/>
+        </w:rPr>
+        <w:t xml:space="preserve"> </w:t>
+      </w:r>
+    </w:p>
+    <w:p>
+      <w:pPr>
+        <w:pStyle w:val="Titre3"/>
+        <w:rPr>
+          <w:lang w:val="fr-CH"/>
+        </w:rPr>
+      </w:pPr>
+      <w:r>
+        <w:rPr>
+          <w:lang w:val="fr-CH"/>
+        </w:rPr>
+        <w:t>Maquette UI</w:t>
+      </w:r>
+      <w:r>
+        <w:rPr>
+          <w:lang w:val="fr-CH"/>
+        </w:rPr>
+        <w:t xml:space="preserve"> </w:t>
+      </w:r>
+    </w:p>
+    <w:p>
+      <w:pPr>
+        <w:pStyle w:val="Sous-titre"/>
+        <w:rPr>
+          <w:rStyle w:val="Accentuationlgre"/>
+          <w:u w:val="single"/>
+          <w:lang w:val="fr-CH"/>
+        </w:rPr>
+      </w:pPr>
+      <w:r>
+        <w:rPr>
+          <w:rStyle w:val="Accentuationlgre"/>
+          <w:lang w:val="fr-CH"/>
+        </w:rPr>
+        <w:t xml:space="preserve">Les maquettes sont </w:t>
+      </w:r>
+      <w:r>
+        <w:rPr>
+          <w:rStyle w:val="Accentuationlgre"/>
+          <w:lang w:val="fr-CH"/>
+        </w:rPr>
+        <w:t>disponibles</w:t>
+      </w:r>
+      <w:r>
+        <w:rPr>
+          <w:rStyle w:val="Accentuationlgre"/>
+          <w:lang w:val="fr-CH"/>
+        </w:rPr>
+        <w:t xml:space="preserve"> une par une</w:t>
+      </w:r>
+      <w:r>
+        <w:rPr>
+          <w:rStyle w:val="Accentuationlgre"/>
+          <w:lang w:val="fr-CH"/>
+        </w:rPr>
+        <w:t xml:space="preserve"> e</w:t>
+      </w:r>
+      <w:r>
+        <w:rPr>
+          <w:rStyle w:val="Accentuationlgre"/>
+          <w:lang w:val="fr-CH"/>
+        </w:rPr>
+        <w:t xml:space="preserve">n </w:t>
+      </w:r>
+      <w:r>
+        <w:rPr>
+          <w:rStyle w:val="Accentuationlgre"/>
+          <w:u w:val="single"/>
+          <w:lang w:val="fr-CH"/>
+        </w:rPr>
+        <w:t>annexe</w:t>
+      </w:r>
+    </w:p>
+    <w:p>
+      <w:pPr>
+        <w:rPr>
+          <w:lang w:val="fr-CH"/>
+        </w:rPr>
+      </w:pPr>
+    </w:p>
+    <w:p>
+      <w:pPr>
+        <w:pStyle w:val="Titre5"/>
+        <w:rPr>
+          <w:lang w:val="fr-CH"/>
+        </w:rPr>
+      </w:pPr>
+      <w:r>
+        <w:rPr>
+          <w:lang w:val="fr-CH"/>
+        </w:rPr>
         <w:lastRenderedPageBreak/>
-        <w:t>Conception détaillée (</w:t>
-      </w:r>
-      <w:r>
-        <w:rPr>
-          <w:lang w:val="fr-CH"/>
-        </w:rPr>
-        <w:t>MCD</w:t>
-      </w:r>
-      <w:r>
-        <w:rPr>
-          <w:lang w:val="fr-CH"/>
-        </w:rPr>
-        <w:t xml:space="preserve">, </w:t>
-      </w:r>
-      <w:r>
-        <w:rPr>
-          <w:lang w:val="fr-CH"/>
-        </w:rPr>
-        <w:t>UML</w:t>
-      </w:r>
-      <w:r>
-        <w:rPr>
-          <w:lang w:val="fr-CH"/>
-        </w:rPr>
-        <w:t xml:space="preserve">, </w:t>
-      </w:r>
-      <w:r>
-        <w:rPr>
-          <w:lang w:val="fr-CH"/>
-        </w:rPr>
-        <w:t xml:space="preserve">schéma </w:t>
-      </w:r>
-      <w:r>
-        <w:rPr>
-          <w:lang w:val="fr-CH"/>
-        </w:rPr>
-        <w:t>fonctionnel</w:t>
-      </w:r>
-      <w:r>
-        <w:rPr>
-          <w:lang w:val="fr-CH"/>
-        </w:rPr>
-        <w:t>,</w:t>
-      </w:r>
-      <w:r>
-        <w:rPr>
-          <w:lang w:val="fr-CH"/>
-        </w:rPr>
-        <w:t xml:space="preserve"> API, maquettes UI</w:t>
-      </w:r>
-      <w:r>
-        <w:rPr>
-          <w:lang w:val="fr-CH"/>
-        </w:rPr>
-        <w:t>,</w:t>
-      </w:r>
-      <w:r>
-        <w:rPr>
-          <w:lang w:val="fr-CH"/>
-        </w:rPr>
-        <w:t xml:space="preserve"> </w:t>
+        <w:t>Objectif visuel</w:t>
+      </w:r>
+    </w:p>
+    <w:p>
+      <w:pPr>
+        <w:rPr>
+          <w:lang w:val="fr-CH"/>
+        </w:rPr>
+      </w:pPr>
+      <w:r>
+        <w:rPr>
+          <w:lang w:val="fr-CH"/>
+        </w:rPr>
+        <w:t xml:space="preserve">Les maquettes ont été faites avec </w:t>
       </w:r>
       <w:proofErr w:type="spellStart"/>
       <w:r>
         <w:rPr>
           <w:lang w:val="fr-CH"/>
         </w:rPr>
-        <w:t>etc</w:t>
+        <w:t>Figma</w:t>
       </w:r>
       <w:proofErr w:type="spellEnd"/>
       <w:r>
         <w:rPr>
           <w:lang w:val="fr-CH"/>
         </w:rPr>
-        <w:t>)</w:t>
-      </w:r>
-      <w:r>
-        <w:rPr>
-          <w:noProof/>
-        </w:rPr>
-        <w:t xml:space="preserve"> </w:t>
-      </w:r>
+        <w:t xml:space="preserve">, le résultat recherché est un site simple d’utilisation, où les utilisateurs ne se perdent pas, avec </w:t>
+      </w:r>
+      <w:r>
+        <w:rPr>
+          <w:lang w:val="fr-CH"/>
+        </w:rPr>
+        <w:t>un visuel clair et intuitif.</w:t>
+      </w:r>
+    </w:p>
+    <w:p>
+      <w:pPr>
+        <w:pStyle w:val="Titre5"/>
+        <w:rPr>
+          <w:lang w:val="fr-CH"/>
+        </w:rPr>
+      </w:pPr>
+      <w:r>
+        <w:rPr>
+          <w:lang w:val="fr-CH"/>
+        </w:rPr>
+        <w:t>Utilité maquettes</w:t>
+      </w:r>
+    </w:p>
+    <w:p>
+      <w:pPr>
+        <w:rPr>
+          <w:lang w:val="fr-CH"/>
+        </w:rPr>
+      </w:pPr>
+      <w:r>
+        <w:rPr>
+          <w:lang w:val="fr-CH"/>
+        </w:rPr>
+        <w:t>Ces maquettes ont permis, de se faire une idée globale du site avant de commencer le développement, définir la navigation entre les différentes pages ainsi qu’anticiper l’expérience utilisateur.</w:t>
+      </w:r>
+    </w:p>
+    <w:p>
+      <w:pPr>
+        <w:pStyle w:val="GuidageList"/>
+        <w:numPr>
+          <w:ilvl w:val="0"/>
+          <w:numId w:val="0"/>
+        </w:numPr>
+        <w:rPr>
+          <w:lang w:val="fr-CH"/>
+        </w:rPr>
+      </w:pPr>
       <w:r>
         <w:rPr>
           <w:noProof/>
@@ -7607,7 +7882,389 @@
     </w:p>
     <w:p>
       <w:pPr>
+        <w:pStyle w:val="Titre3"/>
+        <w:rPr>
+          <w:lang w:val="fr-CH"/>
+        </w:rPr>
+      </w:pPr>
+      <w:r>
+        <w:rPr>
+          <w:lang w:val="fr-CH"/>
+        </w:rPr>
+        <w:t>Analyse</w:t>
+      </w:r>
+      <w:r>
+        <w:rPr>
+          <w:lang w:val="fr-CH"/>
+        </w:rPr>
+        <w:t xml:space="preserve"> fonctionnel</w:t>
+      </w:r>
+      <w:r>
+        <w:rPr>
+          <w:lang w:val="fr-CH"/>
+        </w:rPr>
+        <w:t>le</w:t>
+      </w:r>
+    </w:p>
+    <w:p>
+      <w:pPr>
+        <w:pStyle w:val="Titre4"/>
+      </w:pPr>
+      <w:r>
+        <w:t>Schéma fonctionnel</w:t>
+      </w:r>
+    </w:p>
+    <w:p>
+      <w:pPr>
+        <w:rPr>
+          <w:rFonts w:ascii="Times New Roman" w:hAnsi="Times New Roman"/>
+          <w:lang w:val="fr-CH"/>
+        </w:rPr>
+      </w:pPr>
+      <w:r>
+        <w:rPr>
+          <w:lang w:val="fr-CH"/>
+        </w:rPr>
+        <w:t>Le schéma fonctionnel présente l’organisation globale des principales fonctions de l’application ainsi que les flux d’informations entre elles. Il permet de visualiser le fonctionnement général du système sans entrer dans les détails techniques d’implémentation.</w:t>
+      </w:r>
+    </w:p>
+    <w:p>
+      <w:pPr>
+        <w:spacing w:after="0" w:line="240" w:lineRule="auto"/>
+        <w:rPr>
+          <w:rFonts w:ascii="Times New Roman" w:eastAsia="Times New Roman" w:hAnsi="Times New Roman" w:cs="Times New Roman"/>
+          <w:sz w:val="24"/>
+          <w:szCs w:val="24"/>
+          <w:lang w:val="fr-CH" w:eastAsia="fr-CH"/>
+        </w:rPr>
+      </w:pPr>
+      <w:r>
+        <w:rPr>
+          <w:rFonts w:ascii="Times New Roman" w:eastAsia="Times New Roman" w:hAnsi="Times New Roman" w:cs="Times New Roman"/>
+          <w:noProof/>
+          <w:sz w:val="24"/>
+          <w:szCs w:val="24"/>
+          <w:lang w:val="fr-CH" w:eastAsia="fr-CH"/>
+        </w:rPr>
+        <w:drawing>
+          <wp:inline distT="0" distB="0" distL="0" distR="0" wp14:anchorId="07AE2324" wp14:editId="4EE4E7FE">
+            <wp:extent cx="3778851" cy="1200150"/>
+            <wp:effectExtent l="0" t="0" r="0" b="0"/>
+            <wp:docPr id="1158088278" name="Image 4"/>
+            <wp:cNvGraphicFramePr>
+              <a:graphicFrameLocks xmlns:a="http://schemas.openxmlformats.org/drawingml/2006/main" noChangeAspect="1"/>
+            </wp:cNvGraphicFramePr>
+            <a:graphic xmlns:a="http://schemas.openxmlformats.org/drawingml/2006/main">
+              <a:graphicData uri="http://schemas.openxmlformats.org/drawingml/2006/picture">
+                <pic:pic xmlns:pic="http://schemas.openxmlformats.org/drawingml/2006/picture">
+                  <pic:nvPicPr>
+                    <pic:cNvPr id="0" name="Picture 8"/>
+                    <pic:cNvPicPr>
+                      <a:picLocks noChangeAspect="1" noChangeArrowheads="1"/>
+                    </pic:cNvPicPr>
+                  </pic:nvPicPr>
+                  <pic:blipFill>
+                    <a:blip r:embed="rId10">
+                      <a:extLst>
+                        <a:ext uri="{28A0092B-C50C-407E-A947-70E740481C1C}">
+                          <a14:useLocalDpi xmlns:a14="http://schemas.microsoft.com/office/drawing/2010/main" val="0"/>
+                        </a:ext>
+                      </a:extLst>
+                    </a:blip>
+                    <a:srcRect/>
+                    <a:stretch>
+                      <a:fillRect/>
+                    </a:stretch>
+                  </pic:blipFill>
+                  <pic:spPr bwMode="auto">
+                    <a:xfrm>
+                      <a:off x="0" y="0"/>
+                      <a:ext cx="3790977" cy="1204001"/>
+                    </a:xfrm>
+                    <a:prstGeom prst="rect">
+                      <a:avLst/>
+                    </a:prstGeom>
+                    <a:noFill/>
+                    <a:ln>
+                      <a:noFill/>
+                    </a:ln>
+                  </pic:spPr>
+                </pic:pic>
+              </a:graphicData>
+            </a:graphic>
+          </wp:inline>
+        </w:drawing>
+      </w:r>
+    </w:p>
+    <w:p>
+      <w:pPr>
+        <w:pStyle w:val="Titre4"/>
+        <w:rPr>
+          <w:lang w:eastAsia="fr-CH"/>
+        </w:rPr>
+      </w:pPr>
+      <w:proofErr w:type="spellStart"/>
+      <w:r>
+        <w:rPr>
+          <w:lang w:eastAsia="fr-CH"/>
+        </w:rPr>
+        <w:lastRenderedPageBreak/>
+        <w:t>Database</w:t>
+      </w:r>
+      <w:proofErr w:type="spellEnd"/>
+    </w:p>
+    <w:p>
+      <w:pPr>
+        <w:pStyle w:val="Titre5"/>
+        <w:rPr>
+          <w:lang w:val="fr-CH" w:eastAsia="fr-CH"/>
+        </w:rPr>
+      </w:pPr>
+      <w:r>
+        <w:rPr>
+          <w:lang w:val="fr-CH" w:eastAsia="fr-CH"/>
+        </w:rPr>
+        <w:t>Modèle logique de données</w:t>
+      </w:r>
+    </w:p>
+    <w:p>
+      <w:pPr>
+        <w:rPr>
+          <w:lang w:val="fr-CH"/>
+        </w:rPr>
+      </w:pPr>
+      <w:r>
+        <w:rPr>
+          <w:lang w:val="fr-CH"/>
+        </w:rPr>
+        <w:t xml:space="preserve">La base de données </w:t>
+      </w:r>
+      <w:r>
+        <w:rPr>
+          <w:lang w:val="fr-CH"/>
+        </w:rPr>
+        <w:t>vise</w:t>
+      </w:r>
+      <w:r>
+        <w:rPr>
+          <w:lang w:val="fr-CH"/>
+        </w:rPr>
+        <w:t xml:space="preserve"> à répondre à ces </w:t>
+      </w:r>
+      <w:r>
+        <w:rPr>
+          <w:lang w:val="fr-CH"/>
+        </w:rPr>
+        <w:t>attentes :</w:t>
+      </w:r>
+    </w:p>
+    <w:p>
+      <w:pPr>
+        <w:pStyle w:val="Paragraphedeliste"/>
+        <w:numPr>
+          <w:ilvl w:val="0"/>
+          <w:numId w:val="32"/>
+        </w:numPr>
+        <w:rPr>
+          <w:lang w:val="fr-CH"/>
+        </w:rPr>
+      </w:pPr>
+      <w:r>
+        <w:rPr>
+          <w:lang w:val="fr-CH"/>
+        </w:rPr>
+        <w:t>Un livre peut être relié à plusieurs genres</w:t>
+      </w:r>
+    </w:p>
+    <w:p>
+      <w:pPr>
+        <w:pStyle w:val="Paragraphedeliste"/>
+        <w:numPr>
+          <w:ilvl w:val="0"/>
+          <w:numId w:val="32"/>
+        </w:numPr>
+        <w:rPr>
+          <w:lang w:val="fr-CH"/>
+        </w:rPr>
+      </w:pPr>
+      <w:r>
+        <w:rPr>
+          <w:lang w:val="fr-CH"/>
+        </w:rPr>
+        <w:t>Un genre peut être relié à plusieurs livres</w:t>
+      </w:r>
+    </w:p>
+    <w:p>
+      <w:pPr>
+        <w:pStyle w:val="Paragraphedeliste"/>
+        <w:numPr>
+          <w:ilvl w:val="0"/>
+          <w:numId w:val="32"/>
+        </w:numPr>
+        <w:rPr>
+          <w:lang w:val="fr-CH"/>
+        </w:rPr>
+      </w:pPr>
+      <w:r>
+        <w:rPr>
+          <w:lang w:val="fr-CH"/>
+        </w:rPr>
+        <w:t>Un livre peut être relié à plusieurs auteurs</w:t>
+      </w:r>
+    </w:p>
+    <w:p>
+      <w:pPr>
+        <w:pStyle w:val="Paragraphedeliste"/>
+        <w:numPr>
+          <w:ilvl w:val="0"/>
+          <w:numId w:val="32"/>
+        </w:numPr>
+        <w:rPr>
+          <w:lang w:val="fr-CH"/>
+        </w:rPr>
+      </w:pPr>
+      <w:r>
+        <w:rPr>
+          <w:lang w:val="fr-CH"/>
+        </w:rPr>
+        <w:t>Un auteur peut être relié à plusieurs livres</w:t>
+      </w:r>
+    </w:p>
+    <w:p>
+      <w:pPr>
+        <w:pStyle w:val="Paragraphedeliste"/>
+        <w:numPr>
+          <w:ilvl w:val="0"/>
+          <w:numId w:val="32"/>
+        </w:numPr>
+        <w:rPr>
+          <w:lang w:val="fr-CH"/>
+        </w:rPr>
+      </w:pPr>
+      <w:r>
+        <w:rPr>
+          <w:lang w:val="fr-CH"/>
+        </w:rPr>
+        <w:t>Un livre peut être lié à plusieurs « </w:t>
+      </w:r>
+      <w:proofErr w:type="spellStart"/>
+      <w:r>
+        <w:rPr>
+          <w:lang w:val="fr-CH"/>
+        </w:rPr>
+        <w:t>StatusBook</w:t>
+      </w:r>
+      <w:proofErr w:type="spellEnd"/>
+      <w:r>
+        <w:rPr>
+          <w:lang w:val="fr-CH"/>
+        </w:rPr>
+        <w:t> » (Chaque emprunts d’un utilisateur crée un Statut lié au livre)</w:t>
+      </w:r>
+    </w:p>
+    <w:p>
+      <w:pPr>
+        <w:pStyle w:val="Paragraphedeliste"/>
+        <w:numPr>
+          <w:ilvl w:val="0"/>
+          <w:numId w:val="32"/>
+        </w:numPr>
+        <w:rPr>
+          <w:lang w:val="fr-CH"/>
+        </w:rPr>
+      </w:pPr>
+      <w:r>
+        <w:rPr>
+          <w:lang w:val="fr-CH"/>
+        </w:rPr>
+        <w:t>Un « </w:t>
+      </w:r>
+      <w:proofErr w:type="spellStart"/>
+      <w:r>
+        <w:rPr>
+          <w:lang w:val="fr-CH"/>
+        </w:rPr>
+        <w:t>StatusBook</w:t>
+      </w:r>
+      <w:proofErr w:type="spellEnd"/>
+      <w:r>
+        <w:rPr>
+          <w:lang w:val="fr-CH"/>
+        </w:rPr>
+        <w:t> » est lié à un seul livre</w:t>
+      </w:r>
+    </w:p>
+    <w:p>
+      <w:pPr>
+        <w:pStyle w:val="Paragraphedeliste"/>
+        <w:numPr>
+          <w:ilvl w:val="0"/>
+          <w:numId w:val="32"/>
+        </w:numPr>
+        <w:rPr>
+          <w:lang w:val="fr-CH"/>
+        </w:rPr>
+      </w:pPr>
+      <w:r>
+        <w:rPr>
+          <w:lang w:val="fr-CH"/>
+        </w:rPr>
+        <w:t>Un utilisateur peut être lié à plusieurs « </w:t>
+      </w:r>
+      <w:proofErr w:type="spellStart"/>
+      <w:r>
+        <w:rPr>
+          <w:lang w:val="fr-CH"/>
+        </w:rPr>
+        <w:t>StatusBook</w:t>
+      </w:r>
+      <w:proofErr w:type="spellEnd"/>
+      <w:r>
+        <w:rPr>
+          <w:lang w:val="fr-CH"/>
+        </w:rPr>
+        <w:t> » (Un utilisateur peut faire plusieurs emprunts)</w:t>
+      </w:r>
+    </w:p>
+    <w:p>
+      <w:pPr>
+        <w:pStyle w:val="Paragraphedeliste"/>
+        <w:numPr>
+          <w:ilvl w:val="0"/>
+          <w:numId w:val="32"/>
+        </w:numPr>
+        <w:rPr>
+          <w:lang w:val="fr-CH"/>
+        </w:rPr>
+      </w:pPr>
+      <w:r>
+        <w:rPr>
+          <w:lang w:val="fr-CH"/>
+        </w:rPr>
+        <w:t>Un « </w:t>
+      </w:r>
+      <w:proofErr w:type="spellStart"/>
+      <w:r>
+        <w:rPr>
+          <w:lang w:val="fr-CH"/>
+        </w:rPr>
+        <w:t>StatusBook</w:t>
+      </w:r>
+      <w:proofErr w:type="spellEnd"/>
+      <w:r>
+        <w:rPr>
+          <w:lang w:val="fr-CH"/>
+        </w:rPr>
+        <w:t> » est lié à un seul utilisateur</w:t>
+      </w:r>
+    </w:p>
+    <w:p>
+      <w:pPr>
         <w:pStyle w:val="GuidageList"/>
+        <w:numPr>
+          <w:ilvl w:val="0"/>
+          <w:numId w:val="0"/>
+        </w:numPr>
         <w:rPr>
           <w:lang w:val="fr-CH"/>
         </w:rPr>
@@ -7633,7 +8290,7 @@
                     <pic:cNvPicPr/>
                   </pic:nvPicPr>
                   <pic:blipFill>
-                    <a:blip r:embed="rId10"/>
+                    <a:blip r:embed="rId11"/>
                     <a:stretch>
                       <a:fillRect/>
                     </a:stretch>
@@ -7656,6 +8313,20 @@
     </w:p>
     <w:p>
       <w:pPr>
+        <w:pStyle w:val="GuidageList"/>
+        <w:numPr>
+          <w:ilvl w:val="0"/>
+          <w:numId w:val="0"/>
+        </w:numPr>
+        <w:rPr>
+          <w:i w:val="0"/>
+          <w:iCs w:val="0"/>
+          <w:lang w:val="fr-CH"/>
+        </w:rPr>
+      </w:pPr>
+    </w:p>
+    <w:p>
+      <w:pPr>
         <w:pStyle w:val="Titre3"/>
         <w:rPr>
           <w:lang w:val="fr-CH"/>
@@ -7673,22 +8344,13 @@
     <w:p>
       <w:pPr>
         <w:pStyle w:val="Titre4"/>
-        <w:rPr>
-          <w:lang w:val="fr-CH"/>
-        </w:rPr>
       </w:pPr>
       <w:proofErr w:type="spellStart"/>
       <w:r>
-        <w:rPr>
-          <w:lang w:val="fr-CH"/>
-        </w:rPr>
         <w:t>ExpressJS</w:t>
       </w:r>
       <w:proofErr w:type="spellEnd"/>
       <w:r>
-        <w:rPr>
-          <w:lang w:val="fr-CH"/>
-        </w:rPr>
         <w:t xml:space="preserve"> [Backend]</w:t>
       </w:r>
     </w:p>
@@ -7870,23 +8532,14 @@
     <w:p>
       <w:pPr>
         <w:pStyle w:val="Titre4"/>
-        <w:rPr>
-          <w:lang w:val="fr-CH"/>
-        </w:rPr>
-      </w:pPr>
-      <w:proofErr w:type="spellStart"/>
-      <w:r>
-        <w:rPr>
-          <w:lang w:val="fr-CH"/>
-        </w:rPr>
-        <w:lastRenderedPageBreak/>
-        <w:t>VueJS</w:t>
-      </w:r>
-      <w:proofErr w:type="spellEnd"/>
-      <w:r>
-        <w:rPr>
-          <w:lang w:val="fr-CH"/>
-        </w:rPr>
+      </w:pPr>
+      <w:r>
+        <w:t>Vue</w:t>
+      </w:r>
+      <w:r>
+        <w:t xml:space="preserve"> 3 (Composition API)</w:t>
+      </w:r>
+      <w:r>
         <w:t xml:space="preserve"> [Frontend]</w:t>
       </w:r>
     </w:p>
@@ -8026,28 +8679,17 @@
     <w:p>
       <w:pPr>
         <w:pStyle w:val="Titre4"/>
-        <w:rPr>
-          <w:lang w:val="fr-CH"/>
-        </w:rPr>
-      </w:pPr>
-      <w:r>
-        <w:rPr>
-          <w:lang w:val="fr-CH"/>
-        </w:rPr>
+      </w:pPr>
+      <w:r>
+        <w:lastRenderedPageBreak/>
         <w:t>Autres outils utilisés [</w:t>
       </w:r>
       <w:proofErr w:type="spellStart"/>
       <w:r>
-        <w:rPr>
-          <w:lang w:val="fr-CH"/>
-        </w:rPr>
         <w:t>FrontEnd</w:t>
       </w:r>
       <w:proofErr w:type="spellEnd"/>
       <w:r>
-        <w:rPr>
-          <w:lang w:val="fr-CH"/>
-        </w:rPr>
         <w:t>]</w:t>
       </w:r>
     </w:p>
@@ -8161,32 +8803,104 @@
           </w:p>
         </w:tc>
       </w:tr>
+      <w:tr>
+        <w:trPr>
+          <w:trHeight w:val="203"/>
+        </w:trPr>
+        <w:tc>
+          <w:tcPr>
+            <w:tcW w:w="1696" w:type="dxa"/>
+          </w:tcPr>
+          <w:p>
+            <w:pPr>
+              <w:rPr>
+                <w:lang w:val="fr-CH"/>
+              </w:rPr>
+            </w:pPr>
+            <w:proofErr w:type="spellStart"/>
+            <w:r>
+              <w:rPr>
+                <w:lang w:val="fr-CH"/>
+              </w:rPr>
+              <w:t>Pinia</w:t>
+            </w:r>
+            <w:proofErr w:type="spellEnd"/>
+          </w:p>
+        </w:tc>
+        <w:tc>
+          <w:tcPr>
+            <w:tcW w:w="7700" w:type="dxa"/>
+          </w:tcPr>
+          <w:p>
+            <w:pPr>
+              <w:rPr>
+                <w:lang w:val="fr-CH"/>
+              </w:rPr>
+            </w:pPr>
+            <w:r>
+              <w:rPr>
+                <w:lang w:val="fr-CH"/>
+              </w:rPr>
+              <w:t>Permet l’utilisation de Store (Stockage, requête API centralisé, logique centralisé)</w:t>
+            </w:r>
+          </w:p>
+        </w:tc>
+      </w:tr>
+      <w:tr>
+        <w:trPr>
+          <w:trHeight w:val="203"/>
+        </w:trPr>
+        <w:tc>
+          <w:tcPr>
+            <w:tcW w:w="1696" w:type="dxa"/>
+          </w:tcPr>
+          <w:p>
+            <w:pPr>
+              <w:rPr>
+                <w:lang w:val="fr-CH"/>
+              </w:rPr>
+            </w:pPr>
+            <w:r>
+              <w:rPr>
+                <w:lang w:val="fr-CH"/>
+              </w:rPr>
+              <w:t>Vue Router</w:t>
+            </w:r>
+          </w:p>
+        </w:tc>
+        <w:tc>
+          <w:tcPr>
+            <w:tcW w:w="7700" w:type="dxa"/>
+          </w:tcPr>
+          <w:p>
+            <w:pPr>
+              <w:rPr>
+                <w:lang w:val="fr-CH"/>
+              </w:rPr>
+            </w:pPr>
+            <w:r>
+              <w:rPr>
+                <w:lang w:val="fr-CH"/>
+              </w:rPr>
+              <w:t>Pour la navigation entre les pages (Permet de gérer les autorisations, et de transférer des données d’une vue à une autre)</w:t>
+            </w:r>
+          </w:p>
+        </w:tc>
+      </w:tr>
     </w:tbl>
     <w:p>
       <w:pPr>
         <w:pStyle w:val="Titre4"/>
-        <w:rPr>
-          <w:lang w:val="fr-CH"/>
-        </w:rPr>
-      </w:pPr>
-      <w:r>
-        <w:rPr>
-          <w:lang w:val="fr-CH"/>
-        </w:rPr>
+      </w:pPr>
+      <w:r>
         <w:t>Autres outils utilisés [</w:t>
       </w:r>
       <w:proofErr w:type="spellStart"/>
       <w:r>
-        <w:rPr>
-          <w:lang w:val="fr-CH"/>
-        </w:rPr>
         <w:t>BackEnd</w:t>
       </w:r>
       <w:proofErr w:type="spellEnd"/>
       <w:r>
-        <w:rPr>
-          <w:lang w:val="fr-CH"/>
-        </w:rPr>
         <w:t>]</w:t>
       </w:r>
     </w:p>
@@ -8272,6 +8986,12 @@
                 <w:lang w:val="fr-CH"/>
               </w:rPr>
             </w:pPr>
+            <w:r>
+              <w:rPr>
+                <w:lang w:val="fr-CH"/>
+              </w:rPr>
+              <w:t>Docker</w:t>
+            </w:r>
           </w:p>
         </w:tc>
         <w:tc>
@@ -8284,6 +9004,39 @@
                 <w:lang w:val="fr-CH"/>
               </w:rPr>
             </w:pPr>
+            <w:r>
+              <w:rPr>
+                <w:lang w:val="fr-CH"/>
+              </w:rPr>
+              <w:t xml:space="preserve">Container (MySQL et </w:t>
+            </w:r>
+            <w:proofErr w:type="spellStart"/>
+            <w:r>
+              <w:rPr>
+                <w:lang w:val="fr-CH"/>
+              </w:rPr>
+              <w:t>phpmyadmin</w:t>
+            </w:r>
+            <w:proofErr w:type="spellEnd"/>
+            <w:r>
+              <w:rPr>
+                <w:lang w:val="fr-CH"/>
+              </w:rPr>
+              <w:t>), permet une utilisation de DB très simple</w:t>
+            </w:r>
+          </w:p>
+          <w:p>
+            <w:pPr>
+              <w:rPr>
+                <w:lang w:val="fr-CH"/>
+              </w:rPr>
+            </w:pPr>
+            <w:r>
+              <w:rPr>
+                <w:lang w:val="fr-CH"/>
+              </w:rPr>
+              <w:t>Déjà utilisé en cours. (Souvenir personnel positif)</w:t>
+            </w:r>
           </w:p>
         </w:tc>
       </w:tr>
@@ -8298,6 +9051,14 @@
                 <w:lang w:val="fr-CH"/>
               </w:rPr>
             </w:pPr>
+            <w:proofErr w:type="spellStart"/>
+            <w:r>
+              <w:rPr>
+                <w:lang w:val="fr-CH"/>
+              </w:rPr>
+              <w:t>CookieParser</w:t>
+            </w:r>
+            <w:proofErr w:type="spellEnd"/>
           </w:p>
         </w:tc>
         <w:tc>
@@ -8310,6 +9071,12 @@
                 <w:lang w:val="fr-CH"/>
               </w:rPr>
             </w:pPr>
+            <w:r>
+              <w:rPr>
+                <w:lang w:val="fr-CH"/>
+              </w:rPr>
+              <w:t>Permet l’utilisation très simplement des cookies (Pour gérer l’authentification par exemple)</w:t>
+            </w:r>
           </w:p>
         </w:tc>
       </w:tr>
@@ -8365,14 +9132,8 @@
     <w:p>
       <w:pPr>
         <w:pStyle w:val="Titre4"/>
-        <w:rPr>
-          <w:lang w:val="fr-CH"/>
-        </w:rPr>
-      </w:pPr>
-      <w:r>
-        <w:rPr>
-          <w:lang w:val="fr-CH"/>
-        </w:rPr>
+      </w:pPr>
+      <w:r>
         <w:t>Authentification API</w:t>
       </w:r>
     </w:p>
@@ -8721,51 +9482,510 @@
     </w:p>
     <w:p>
       <w:pPr>
+        <w:pStyle w:val="Titre3"/>
+        <w:rPr>
+          <w:lang w:val="fr-CH"/>
+        </w:rPr>
+      </w:pPr>
+      <w:r>
+        <w:rPr>
+          <w:lang w:val="fr-CH"/>
+        </w:rPr>
+        <w:lastRenderedPageBreak/>
+        <w:t>Description de l'implémentation (composants, modules, conventions)</w:t>
+      </w:r>
+    </w:p>
+    <w:p>
+      <w:pPr>
+        <w:rPr>
+          <w:lang w:val="fr-CH"/>
+        </w:rPr>
+      </w:pPr>
+      <w:r>
+        <w:rPr>
+          <w:lang w:val="fr-CH"/>
+        </w:rPr>
+        <w:t xml:space="preserve">Dans l’état du projet actuel, le site web n’est toujours qu’en développement, il n’a pas de mise en production, ni d’environnement de test à proprement parler, les tests sont </w:t>
+      </w:r>
+      <w:proofErr w:type="gramStart"/>
+      <w:r>
+        <w:rPr>
+          <w:lang w:val="fr-CH"/>
+        </w:rPr>
+        <w:t>effectué</w:t>
+      </w:r>
+      <w:proofErr w:type="gramEnd"/>
+      <w:r>
+        <w:rPr>
+          <w:lang w:val="fr-CH"/>
+        </w:rPr>
+        <w:t xml:space="preserve"> dans l’environnement de développement.</w:t>
+      </w:r>
+    </w:p>
+    <w:p>
+      <w:pPr>
+        <w:pStyle w:val="Titre4"/>
+        <w:rPr>
+          <w:rStyle w:val="lev"/>
+          <w:b/>
+          <w:bCs/>
+        </w:rPr>
+      </w:pPr>
+      <w:r>
+        <w:rPr>
+          <w:rStyle w:val="lev"/>
+          <w:b/>
+          <w:bCs/>
+        </w:rPr>
+        <w:t>Architecture technique de la solution</w:t>
+      </w:r>
+    </w:p>
+    <w:p>
+      <w:pPr>
+        <w:pStyle w:val="Titre4"/>
+      </w:pPr>
+      <w:r>
+        <w:t>Schéma technique Frontend</w:t>
+      </w:r>
+    </w:p>
+    <w:p>
+      <w:pPr>
+        <w:rPr>
+          <w:lang w:val="fr-CH"/>
+        </w:rPr>
+      </w:pPr>
+      <w:r>
+        <w:rPr>
+          <w:noProof/>
+          <w:lang w:val="fr-CH"/>
+        </w:rPr>
+        <w:drawing>
+          <wp:inline distT="0" distB="0" distL="0" distR="0" wp14:anchorId="1C3998D2" wp14:editId="3BBA2D0E">
+            <wp:extent cx="5962650" cy="3505200"/>
+            <wp:effectExtent l="0" t="0" r="0" b="0"/>
+            <wp:docPr id="331597026" name="Image 6"/>
+            <wp:cNvGraphicFramePr>
+              <a:graphicFrameLocks xmlns:a="http://schemas.openxmlformats.org/drawingml/2006/main" noChangeAspect="1"/>
+            </wp:cNvGraphicFramePr>
+            <a:graphic xmlns:a="http://schemas.openxmlformats.org/drawingml/2006/main">
+              <a:graphicData uri="http://schemas.openxmlformats.org/drawingml/2006/picture">
+                <pic:pic xmlns:pic="http://schemas.openxmlformats.org/drawingml/2006/picture">
+                  <pic:nvPicPr>
+                    <pic:cNvPr id="0" name="Picture 11"/>
+                    <pic:cNvPicPr>
+                      <a:picLocks noChangeAspect="1" noChangeArrowheads="1"/>
+                    </pic:cNvPicPr>
+                  </pic:nvPicPr>
+                  <pic:blipFill>
+                    <a:blip r:embed="rId12">
+                      <a:extLst>
+                        <a:ext uri="{28A0092B-C50C-407E-A947-70E740481C1C}">
+                          <a14:useLocalDpi xmlns:a14="http://schemas.microsoft.com/office/drawing/2010/main" val="0"/>
+                        </a:ext>
+                      </a:extLst>
+                    </a:blip>
+                    <a:srcRect/>
+                    <a:stretch>
+                      <a:fillRect/>
+                    </a:stretch>
+                  </pic:blipFill>
+                  <pic:spPr bwMode="auto">
+                    <a:xfrm>
+                      <a:off x="0" y="0"/>
+                      <a:ext cx="5962650" cy="3505200"/>
+                    </a:xfrm>
+                    <a:prstGeom prst="rect">
+                      <a:avLst/>
+                    </a:prstGeom>
+                    <a:noFill/>
+                    <a:ln>
+                      <a:noFill/>
+                    </a:ln>
+                  </pic:spPr>
+                </pic:pic>
+              </a:graphicData>
+            </a:graphic>
+          </wp:inline>
+        </w:drawing>
+      </w:r>
+    </w:p>
+    <w:p>
+      <w:pPr>
+        <w:pStyle w:val="Titre4"/>
+        <w:rPr>
+          <w:rStyle w:val="lev"/>
+          <w:b/>
+          <w:bCs/>
+        </w:rPr>
+      </w:pPr>
+      <w:r>
+        <w:rPr>
+          <w:rStyle w:val="lev"/>
+          <w:b/>
+          <w:bCs/>
+        </w:rPr>
+        <w:t>Configuration des systèmes et services</w:t>
+      </w:r>
+    </w:p>
+    <w:p>
+      <w:pPr>
+        <w:pStyle w:val="Titre5"/>
+        <w:rPr>
+          <w:lang w:val="fr-CH"/>
+        </w:rPr>
+      </w:pPr>
+      <w:r>
+        <w:rPr>
+          <w:lang w:val="fr-CH"/>
+        </w:rPr>
+        <w:t>CORS</w:t>
+      </w:r>
+    </w:p>
+    <w:p>
+      <w:pPr>
+        <w:pStyle w:val="Titre5"/>
+        <w:rPr>
+          <w:lang w:val="fr-CH"/>
+        </w:rPr>
+      </w:pPr>
+      <w:r>
+        <w:rPr>
+          <w:lang w:val="fr-CH"/>
+        </w:rPr>
+        <w:t>Cookie-</w:t>
+      </w:r>
+      <w:proofErr w:type="spellStart"/>
+      <w:r>
+        <w:rPr>
+          <w:lang w:val="fr-CH"/>
+        </w:rPr>
+        <w:t>Parser</w:t>
+      </w:r>
+      <w:proofErr w:type="spellEnd"/>
+    </w:p>
+    <w:p>
+      <w:pPr>
+        <w:pStyle w:val="Titre5"/>
+        <w:rPr>
+          <w:lang w:val="fr-CH"/>
+        </w:rPr>
+      </w:pPr>
+      <w:r>
+        <w:rPr>
+          <w:lang w:val="fr-CH"/>
+        </w:rPr>
+        <w:t>Express</w:t>
+      </w:r>
+    </w:p>
+    <w:p>
+      <w:pPr>
+        <w:pStyle w:val="Titre4"/>
+        <w:rPr>
+          <w:rStyle w:val="lev"/>
+          <w:b/>
+          <w:bCs/>
+        </w:rPr>
+      </w:pPr>
+      <w:r>
+        <w:rPr>
+          <w:rStyle w:val="lev"/>
+          <w:b/>
+          <w:bCs/>
+        </w:rPr>
+        <w:t>Gestion des accès et de la sécurité</w:t>
+      </w:r>
+    </w:p>
+    <w:p>
+      <w:pPr>
+        <w:rPr>
+          <w:lang w:val="fr-CH"/>
+        </w:rPr>
+      </w:pPr>
+      <w:r>
+        <w:rPr>
+          <w:lang w:val="fr-CH"/>
+        </w:rPr>
+        <w:t>Les permissions et la sécurité sont évidemment gérer dans le backend, via 2 middlewares</w:t>
+      </w:r>
+      <w:r>
+        <w:rPr>
+          <w:lang w:val="fr-CH"/>
+        </w:rPr>
+        <w:t xml:space="preserve">, « auth.js » qui vérifie que le client est bien un utilisateur correctement authentifié et « authorize.js » qui va accorder ou pas l’accès à certaines routes selon les permissions attribué à l’utilisateur (admin ou simple utilisateur). </w:t>
+      </w:r>
+    </w:p>
+    <w:p>
+      <w:pPr>
+        <w:pStyle w:val="Titre5"/>
+        <w:rPr>
+          <w:lang w:val="fr-CH"/>
+        </w:rPr>
+      </w:pPr>
+      <w:r>
+        <w:rPr>
+          <w:lang w:val="fr-CH"/>
+        </w:rPr>
+        <w:t>auth.js</w:t>
+      </w:r>
+    </w:p>
+    <w:p>
+      <w:pPr>
+        <w:rPr>
+          <w:lang w:val="fr-CH"/>
+        </w:rPr>
+      </w:pPr>
+      <w:r>
+        <w:rPr>
+          <w:lang w:val="fr-CH"/>
+        </w:rPr>
+        <w:t>Le</w:t>
+      </w:r>
+      <w:r>
+        <w:rPr>
+          <w:lang w:val="fr-CH"/>
+        </w:rPr>
+        <w:t xml:space="preserve"> middleware d’authentification « Auth</w:t>
+      </w:r>
+      <w:r>
+        <w:rPr>
+          <w:lang w:val="fr-CH"/>
+        </w:rPr>
+        <w:t xml:space="preserve"> </w:t>
+      </w:r>
+      <w:r>
+        <w:rPr>
+          <w:lang w:val="fr-CH"/>
+        </w:rPr>
+        <w:t>», il sert à valider que le client qui fait une requête à une route protégé de l’API soit bien un utilisateur authentifié, l’authentification se fait via un token stocké dans un cookie sur le navigateur du client</w:t>
+      </w:r>
+      <w:r>
+        <w:rPr>
+          <w:lang w:val="fr-CH"/>
+        </w:rPr>
+        <w:t>.</w:t>
+      </w:r>
+      <w:r>
+        <w:rPr>
+          <w:lang w:val="fr-CH"/>
+        </w:rPr>
+        <w:br/>
+        <w:t xml:space="preserve">Pour que le client reçoive ce token, la route de login qui est utilisé lors de la connexion d’un utilisateur, </w:t>
+      </w:r>
+      <w:r>
+        <w:rPr>
+          <w:lang w:val="fr-CH"/>
+        </w:rPr>
+        <w:t>envoie</w:t>
+      </w:r>
+      <w:r>
+        <w:rPr>
+          <w:lang w:val="fr-CH"/>
+        </w:rPr>
+        <w:t xml:space="preserve"> « </w:t>
+      </w:r>
+      <w:proofErr w:type="spellStart"/>
+      <w:r>
+        <w:rPr>
+          <w:lang w:val="fr-CH"/>
+        </w:rPr>
+        <w:t>access_token</w:t>
+      </w:r>
+      <w:proofErr w:type="spellEnd"/>
+      <w:r>
+        <w:rPr>
+          <w:lang w:val="fr-CH"/>
+        </w:rPr>
+        <w:t> » contenant le token</w:t>
+      </w:r>
+      <w:r>
+        <w:rPr>
+          <w:lang w:val="fr-CH"/>
+        </w:rPr>
+        <w:t xml:space="preserve">, que </w:t>
+      </w:r>
+      <w:r>
+        <w:rPr>
+          <w:lang w:val="fr-CH"/>
+        </w:rPr>
+        <w:t>le navigateur</w:t>
+      </w:r>
+      <w:r>
+        <w:rPr>
+          <w:lang w:val="fr-CH"/>
+        </w:rPr>
+        <w:t xml:space="preserve"> va ensuite stocker</w:t>
+      </w:r>
+      <w:r>
+        <w:rPr>
+          <w:lang w:val="fr-CH"/>
+        </w:rPr>
+        <w:t>.</w:t>
+      </w:r>
+    </w:p>
+    <w:p>
+      <w:pPr>
+        <w:rPr>
+          <w:lang w:val="fr-CH"/>
+        </w:rPr>
+      </w:pPr>
+      <w:r>
+        <w:rPr>
+          <w:lang w:val="fr-CH"/>
+        </w:rPr>
+        <w:lastRenderedPageBreak/>
+        <w:t>Pour pouvoir utiliser</w:t>
+      </w:r>
+      <w:r>
+        <w:rPr>
+          <w:lang w:val="fr-CH"/>
+        </w:rPr>
+        <w:t xml:space="preserve"> et récupérer</w:t>
+      </w:r>
+      <w:r>
+        <w:rPr>
+          <w:lang w:val="fr-CH"/>
+        </w:rPr>
+        <w:t xml:space="preserve"> des cookies dans l’API nous avons eu besoin d’utiliser le middleware « cookie-</w:t>
+      </w:r>
+      <w:proofErr w:type="spellStart"/>
+      <w:r>
+        <w:rPr>
+          <w:lang w:val="fr-CH"/>
+        </w:rPr>
+        <w:t>parser</w:t>
+      </w:r>
+      <w:proofErr w:type="spellEnd"/>
+      <w:r>
+        <w:rPr>
+          <w:lang w:val="fr-CH"/>
+        </w:rPr>
+        <w:t> »</w:t>
+      </w:r>
+      <w:r>
+        <w:rPr>
+          <w:lang w:val="fr-CH"/>
+        </w:rPr>
+        <w:t xml:space="preserve">, configurer de manière à rendre accessible les cookies via l’objet </w:t>
+      </w:r>
+      <w:proofErr w:type="spellStart"/>
+      <w:proofErr w:type="gramStart"/>
+      <w:r>
+        <w:rPr>
+          <w:lang w:val="fr-CH"/>
+        </w:rPr>
+        <w:t>req.cookies</w:t>
+      </w:r>
+      <w:proofErr w:type="spellEnd"/>
+      <w:proofErr w:type="gramEnd"/>
+      <w:r>
+        <w:rPr>
+          <w:lang w:val="fr-CH"/>
+        </w:rPr>
+        <w:t>.</w:t>
+      </w:r>
+    </w:p>
+    <w:p>
+      <w:pPr>
+        <w:pStyle w:val="Titre5"/>
+        <w:rPr>
+          <w:lang w:val="fr-CH"/>
+        </w:rPr>
+      </w:pPr>
+      <w:r>
+        <w:rPr>
+          <w:lang w:val="fr-CH"/>
+        </w:rPr>
+        <w:t>authorize.js</w:t>
+      </w:r>
+    </w:p>
+    <w:p>
+      <w:pPr>
+        <w:rPr>
+          <w:lang w:val="fr-CH"/>
+        </w:rPr>
+      </w:pPr>
+      <w:r>
+        <w:rPr>
+          <w:lang w:val="fr-CH"/>
+        </w:rPr>
+        <w:t xml:space="preserve">Lors de l’exécution du middleware « auth » (qui est antérieur à l’exécution du middleware </w:t>
+      </w:r>
+      <w:proofErr w:type="spellStart"/>
+      <w:r>
+        <w:rPr>
+          <w:lang w:val="fr-CH"/>
+        </w:rPr>
+        <w:t>authorize</w:t>
+      </w:r>
+      <w:proofErr w:type="spellEnd"/>
+      <w:r>
+        <w:rPr>
+          <w:lang w:val="fr-CH"/>
+        </w:rPr>
+        <w:t>), il va définir les valeurs de l’objet « </w:t>
+      </w:r>
+      <w:proofErr w:type="spellStart"/>
+      <w:r>
+        <w:rPr>
+          <w:lang w:val="fr-CH"/>
+        </w:rPr>
+        <w:t>req.user</w:t>
+      </w:r>
+      <w:proofErr w:type="spellEnd"/>
+      <w:r>
+        <w:rPr>
+          <w:lang w:val="fr-CH"/>
+        </w:rPr>
+        <w:t> » selon les valeurs présentes dans le token.</w:t>
+      </w:r>
+      <w:r>
+        <w:rPr>
+          <w:lang w:val="fr-CH"/>
+        </w:rPr>
+        <w:br/>
+        <w:t xml:space="preserve">Le middleware </w:t>
+      </w:r>
+      <w:proofErr w:type="spellStart"/>
+      <w:r>
+        <w:rPr>
+          <w:lang w:val="fr-CH"/>
+        </w:rPr>
+        <w:t>authorize</w:t>
+      </w:r>
+      <w:proofErr w:type="spellEnd"/>
+      <w:r>
+        <w:rPr>
+          <w:lang w:val="fr-CH"/>
+        </w:rPr>
+        <w:t xml:space="preserve"> vérifie via la valeur de « </w:t>
+      </w:r>
+      <w:proofErr w:type="spellStart"/>
+      <w:r>
+        <w:rPr>
+          <w:lang w:val="fr-CH"/>
+        </w:rPr>
+        <w:t>req.</w:t>
+      </w:r>
+      <w:proofErr w:type="gramStart"/>
+      <w:r>
+        <w:rPr>
+          <w:lang w:val="fr-CH"/>
+        </w:rPr>
+        <w:t>user.isAdmin</w:t>
+      </w:r>
+      <w:proofErr w:type="spellEnd"/>
+      <w:proofErr w:type="gramEnd"/>
+      <w:r>
+        <w:rPr>
+          <w:lang w:val="fr-CH"/>
+        </w:rPr>
+        <w:t> » si l’utilisateur possède les droits admin ou non, et accorde l’accès à la route à l’utilisateur si ses permissions sont suffisante pour utiliser la route en question.</w:t>
+      </w:r>
+    </w:p>
+    <w:p>
+      <w:pPr>
         <w:pStyle w:val="GuidageList"/>
         <w:rPr>
-          <w:lang w:val="fr-CH"/>
-        </w:rPr>
-      </w:pPr>
-      <w:r>
-        <w:rPr>
-          <w:lang w:val="fr-CH"/>
-        </w:rPr>
-        <w:t>Description de l'implémentation (composants, modules, conventions)</w:t>
-      </w:r>
-    </w:p>
-    <w:p>
-      <w:pPr>
-        <w:pStyle w:val="GuidageList"/>
-        <w:rPr>
-          <w:lang w:val="fr-CH"/>
-        </w:rPr>
-      </w:pPr>
-      <w:r>
-        <w:rPr>
-          <w:lang w:val="fr-CH"/>
-        </w:rPr>
-        <w:t>Structure du dépôt et stratégie de branches</w:t>
-      </w:r>
-    </w:p>
-    <w:p>
-      <w:pPr>
-        <w:pStyle w:val="GuidageList"/>
-        <w:rPr>
-          <w:lang w:val="fr-CH"/>
-        </w:rPr>
-      </w:pPr>
-      <w:r>
-        <w:rPr>
-          <w:lang w:val="fr-CH"/>
-        </w:rPr>
-        <w:t>Environnements (dev/test/prod), versions, dépendances</w:t>
-      </w:r>
-    </w:p>
-    <w:p>
-      <w:pPr>
-        <w:pStyle w:val="GuidageList"/>
-        <w:rPr>
-          <w:rFonts w:ascii="Times New Roman" w:hAnsi="Times New Roman"/>
           <w:b/>
           <w:bCs/>
           <w:lang w:val="fr-CH"/>
@@ -8780,7 +10000,7 @@
           <w:iCs w:val="0"/>
           <w:lang w:val="fr-CH"/>
         </w:rPr>
-        <w:t>Architecture technique de la solution</w:t>
+        <w:t>Gestion des versions et traçabilité technique</w:t>
       </w:r>
     </w:p>
     <w:p>
@@ -8801,7 +10021,7 @@
           <w:iCs w:val="0"/>
           <w:lang w:val="fr-CH"/>
         </w:rPr>
-        <w:t>Topologie réseau</w:t>
+        <w:t>Dépendances techniques et prérequis</w:t>
       </w:r>
     </w:p>
     <w:p>
@@ -8822,133 +10042,6 @@
           <w:iCs w:val="0"/>
           <w:lang w:val="fr-CH"/>
         </w:rPr>
-        <w:t>Configuration des systèmes et services</w:t>
-      </w:r>
-    </w:p>
-    <w:p>
-      <w:pPr>
-        <w:pStyle w:val="GuidageList"/>
-        <w:rPr>
-          <w:b/>
-          <w:bCs/>
-          <w:lang w:val="fr-CH"/>
-        </w:rPr>
-      </w:pPr>
-      <w:r>
-        <w:rPr>
-          <w:rStyle w:val="lev"/>
-          <w:b w:val="0"/>
-          <w:bCs w:val="0"/>
-          <w:i w:val="0"/>
-          <w:iCs w:val="0"/>
-          <w:lang w:val="fr-CH"/>
-        </w:rPr>
-        <w:t>Gestion des accès et de la sécurité</w:t>
-      </w:r>
-    </w:p>
-    <w:p>
-      <w:pPr>
-        <w:pStyle w:val="GuidageList"/>
-        <w:rPr>
-          <w:b/>
-          <w:bCs/>
-          <w:lang w:val="fr-CH"/>
-        </w:rPr>
-      </w:pPr>
-      <w:r>
-        <w:rPr>
-          <w:rStyle w:val="lev"/>
-          <w:b w:val="0"/>
-          <w:bCs w:val="0"/>
-          <w:i w:val="0"/>
-          <w:iCs w:val="0"/>
-          <w:lang w:val="fr-CH"/>
-        </w:rPr>
-        <w:t>Automatisation et industrialisation</w:t>
-      </w:r>
-    </w:p>
-    <w:p>
-      <w:pPr>
-        <w:pStyle w:val="GuidageList"/>
-        <w:rPr>
-          <w:b/>
-          <w:bCs/>
-          <w:lang w:val="fr-CH"/>
-        </w:rPr>
-      </w:pPr>
-      <w:r>
-        <w:rPr>
-          <w:rStyle w:val="lev"/>
-          <w:b w:val="0"/>
-          <w:bCs w:val="0"/>
-          <w:i w:val="0"/>
-          <w:iCs w:val="0"/>
-          <w:lang w:val="fr-CH"/>
-        </w:rPr>
-        <w:t>Installation et déploiement</w:t>
-      </w:r>
-    </w:p>
-    <w:p>
-      <w:pPr>
-        <w:pStyle w:val="GuidageList"/>
-        <w:rPr>
-          <w:b/>
-          <w:bCs/>
-          <w:lang w:val="fr-CH"/>
-        </w:rPr>
-      </w:pPr>
-      <w:r>
-        <w:rPr>
-          <w:rStyle w:val="lev"/>
-          <w:b w:val="0"/>
-          <w:bCs w:val="0"/>
-          <w:i w:val="0"/>
-          <w:iCs w:val="0"/>
-          <w:lang w:val="fr-CH"/>
-        </w:rPr>
-        <w:lastRenderedPageBreak/>
-        <w:t>Gestion des versions et traçabilité technique</w:t>
-      </w:r>
-    </w:p>
-    <w:p>
-      <w:pPr>
-        <w:pStyle w:val="GuidageList"/>
-        <w:rPr>
-          <w:b/>
-          <w:bCs/>
-          <w:lang w:val="fr-CH"/>
-        </w:rPr>
-      </w:pPr>
-      <w:r>
-        <w:rPr>
-          <w:rStyle w:val="lev"/>
-          <w:b w:val="0"/>
-          <w:bCs w:val="0"/>
-          <w:i w:val="0"/>
-          <w:iCs w:val="0"/>
-          <w:lang w:val="fr-CH"/>
-        </w:rPr>
-        <w:t>Dépendances techniques et prérequis</w:t>
-      </w:r>
-    </w:p>
-    <w:p>
-      <w:pPr>
-        <w:pStyle w:val="GuidageList"/>
-        <w:rPr>
-          <w:b/>
-          <w:bCs/>
-          <w:lang w:val="fr-CH"/>
-        </w:rPr>
-      </w:pPr>
-      <w:r>
-        <w:rPr>
-          <w:rStyle w:val="lev"/>
-          <w:b w:val="0"/>
-          <w:bCs w:val="0"/>
-          <w:i w:val="0"/>
-          <w:iCs w:val="0"/>
-          <w:lang w:val="fr-CH"/>
-        </w:rPr>
         <w:t>Sauvegarde, restauration</w:t>
       </w:r>
     </w:p>
@@ -8992,130 +10085,41 @@
     </w:p>
     <w:p>
       <w:pPr>
-        <w:pStyle w:val="Guidage"/>
-        <w:rPr>
-          <w:lang w:val="fr-CH"/>
-        </w:rPr>
-      </w:pPr>
-      <w:r>
-        <w:rPr>
-          <w:lang w:val="fr-CH"/>
-        </w:rPr>
-        <w:t>Example de contenu attendu :</w:t>
-      </w:r>
-    </w:p>
-    <w:p>
-      <w:pPr>
         <w:pStyle w:val="Titre3"/>
         <w:rPr>
           <w:lang w:val="fr-CH"/>
         </w:rPr>
       </w:pPr>
-      <w:bookmarkStart w:id="23" w:name="_Toc223704200"/>
-      <w:r>
-        <w:rPr>
-          <w:lang w:val="fr-CH"/>
-        </w:rPr>
-        <w:t>Stratégie de test : types, ordre, données, couverture</w:t>
-      </w:r>
-      <w:bookmarkEnd w:id="23"/>
-    </w:p>
-    <w:p>
-      <w:pPr>
-        <w:pStyle w:val="Paragraphedeliste"/>
-        <w:numPr>
-          <w:ilvl w:val="0"/>
-          <w:numId w:val="28"/>
-        </w:numPr>
-        <w:rPr>
-          <w:lang w:val="fr-CH"/>
-        </w:rPr>
-      </w:pPr>
-      <w:r>
-        <w:rPr>
-          <w:lang w:val="fr-CH"/>
-        </w:rPr>
-        <w:t xml:space="preserve">Test </w:t>
-      </w:r>
-      <w:r>
-        <w:rPr>
-          <w:lang w:val="fr-CH"/>
-        </w:rPr>
-        <w:t>fonctionnelle : ( A LISTER SO</w:t>
-      </w:r>
-      <w:r>
-        <w:rPr>
-          <w:lang w:val="fr-CH"/>
-        </w:rPr>
-        <w:t>US FORME DE TABLEAU DES LUNDI (09.03))</w:t>
-      </w:r>
-    </w:p>
-    <w:p>
-      <w:pPr>
-        <w:pStyle w:val="GuidageList"/>
-        <w:rPr>
-          <w:lang w:val="fr-CH"/>
-        </w:rPr>
-      </w:pPr>
-      <w:r>
-        <w:rPr>
-          <w:lang w:val="fr-CH"/>
-        </w:rPr>
-        <w:t>Jeux de tests et résultats (tableaux</w:t>
-      </w:r>
-      <w:r>
-        <w:rPr>
-          <w:lang w:val="fr-CH"/>
-        </w:rPr>
-        <w:t> : tests &gt;</w:t>
-      </w:r>
-      <w:r>
-        <w:rPr>
-          <w:lang w:val="fr-CH"/>
-        </w:rPr>
-        <w:t xml:space="preserve"> preuves</w:t>
-      </w:r>
-      <w:r>
-        <w:rPr>
-          <w:lang w:val="fr-CH"/>
-        </w:rPr>
-        <w:t xml:space="preserve"> </w:t>
-      </w:r>
-      <w:r>
-        <w:rPr>
-          <w:lang w:val="fr-CH"/>
-        </w:rPr>
-        <w:t>&gt;</w:t>
-      </w:r>
-      <w:r>
-        <w:rPr>
-          <w:lang w:val="fr-CH"/>
-        </w:rPr>
-        <w:t xml:space="preserve"> </w:t>
-      </w:r>
-      <w:r>
-        <w:rPr>
-          <w:lang w:val="fr-CH"/>
-        </w:rPr>
-        <w:t>statuts</w:t>
-      </w:r>
-      <w:r>
-        <w:rPr>
-          <w:lang w:val="fr-CH"/>
-        </w:rPr>
-        <w:t>/résultat</w:t>
-      </w:r>
-      <w:r>
-        <w:rPr>
-          <w:lang w:val="fr-CH"/>
-        </w:rPr>
-        <w:t>s</w:t>
-      </w:r>
-      <w:r>
-        <w:rPr>
-          <w:lang w:val="fr-CH"/>
-        </w:rPr>
-        <w:t>)</w:t>
+      <w:r>
+        <w:rPr>
+          <w:lang w:val="fr-CH"/>
+        </w:rPr>
+        <w:t>Tests fonctionnels</w:t>
+      </w:r>
+    </w:p>
+    <w:p>
+      <w:pPr>
+        <w:rPr>
+          <w:lang w:val="fr-CH"/>
+        </w:rPr>
+      </w:pPr>
+      <w:r>
+        <w:rPr>
+          <w:lang w:val="fr-CH"/>
+        </w:rPr>
+        <w:t xml:space="preserve">Dans la mise en place d’un petit projet comme celui-ci, </w:t>
+      </w:r>
+      <w:r>
+        <w:rPr>
+          <w:lang w:val="fr-CH"/>
+        </w:rPr>
+        <w:t>nous avons estimé</w:t>
+      </w:r>
+      <w:r>
+        <w:rPr>
+          <w:lang w:val="fr-CH"/>
+        </w:rPr>
+        <w:t xml:space="preserve"> que les tests les plus pertinents étaient les tests fonctionnels car ils permettent de garantir un résultat final correcte sans prendre trop de temps à être mis en place.</w:t>
       </w:r>
     </w:p>
     <w:tbl>
@@ -9176,7 +10180,30 @@
               <w:rPr>
                 <w:lang w:val="fr-CH"/>
               </w:rPr>
-              <w:t xml:space="preserve"> (En partant du principe que l’utilisateur est bien authentifié, sauf quand c’est écrit en italique)</w:t>
+              <w:t xml:space="preserve"> </w:t>
+            </w:r>
+            <w:r>
+              <w:rPr>
+                <w:lang w:val="fr-CH"/>
+              </w:rPr>
+              <w:t>(</w:t>
+            </w:r>
+            <w:r>
+              <w:rPr>
+                <w:b w:val="0"/>
+                <w:bCs w:val="0"/>
+                <w:i/>
+                <w:iCs/>
+                <w:color w:val="948A54" w:themeColor="background2" w:themeShade="80"/>
+                <w:lang w:val="fr-CH"/>
+              </w:rPr>
+              <w:t>italique beige = utilisateur pas authentifié</w:t>
+            </w:r>
+            <w:r>
+              <w:rPr>
+                <w:lang w:val="fr-CH"/>
+              </w:rPr>
+              <w:t>)</w:t>
             </w:r>
           </w:p>
         </w:tc>
@@ -9260,7 +10287,27 @@
                 <w:color w:val="948A54" w:themeColor="background2" w:themeShade="80"/>
                 <w:lang w:val="fr-CH"/>
               </w:rPr>
-              <w:t>Saisir email + mot de passe correct</w:t>
+              <w:t xml:space="preserve">Saisir </w:t>
+            </w:r>
+            <w:proofErr w:type="gramStart"/>
+            <w:r>
+              <w:rPr>
+                <w:i/>
+                <w:iCs/>
+                <w:color w:val="948A54" w:themeColor="background2" w:themeShade="80"/>
+                <w:lang w:val="fr-CH"/>
+              </w:rPr>
+              <w:t>email</w:t>
+            </w:r>
+            <w:proofErr w:type="gramEnd"/>
+            <w:r>
+              <w:rPr>
+                <w:i/>
+                <w:iCs/>
+                <w:color w:val="948A54" w:themeColor="background2" w:themeShade="80"/>
+                <w:lang w:val="fr-CH"/>
+              </w:rPr>
+              <w:t xml:space="preserve"> + mot de passe correct</w:t>
             </w:r>
           </w:p>
         </w:tc>
@@ -9557,7 +10604,27 @@
                 <w:color w:val="948A54" w:themeColor="background2" w:themeShade="80"/>
                 <w:lang w:val="fr-CH"/>
               </w:rPr>
-              <w:t>Remplir email + mot de passe valides et soumettre</w:t>
+              <w:t xml:space="preserve">Remplir </w:t>
+            </w:r>
+            <w:proofErr w:type="gramStart"/>
+            <w:r>
+              <w:rPr>
+                <w:i/>
+                <w:iCs/>
+                <w:color w:val="948A54" w:themeColor="background2" w:themeShade="80"/>
+                <w:lang w:val="fr-CH"/>
+              </w:rPr>
+              <w:t>email</w:t>
+            </w:r>
+            <w:proofErr w:type="gramEnd"/>
+            <w:r>
+              <w:rPr>
+                <w:i/>
+                <w:iCs/>
+                <w:color w:val="948A54" w:themeColor="background2" w:themeShade="80"/>
+                <w:lang w:val="fr-CH"/>
+              </w:rPr>
+              <w:t xml:space="preserve"> + mot de passe valides et soumettre</w:t>
             </w:r>
           </w:p>
         </w:tc>
@@ -9649,25 +10716,19 @@
                 <w:color w:val="948A54" w:themeColor="background2" w:themeShade="80"/>
                 <w:lang w:val="fr-CH"/>
               </w:rPr>
-              <w:t>Utiliser un email déjà existant</w:t>
-            </w:r>
-          </w:p>
-        </w:tc>
-        <w:tc>
-          <w:tcPr>
-            <w:tcW w:w="0" w:type="auto"/>
-            <w:vAlign w:val="center"/>
-          </w:tcPr>
-          <w:p>
-            <w:pPr>
-              <w:cnfStyle w:val="000000100000" w:firstRow="0" w:lastRow="0" w:firstColumn="0" w:lastColumn="0" w:oddVBand="0" w:evenVBand="0" w:oddHBand="1" w:evenHBand="0" w:firstRowFirstColumn="0" w:firstRowLastColumn="0" w:lastRowFirstColumn="0" w:lastRowLastColumn="0"/>
+              <w:t xml:space="preserve">Utiliser un </w:t>
+            </w:r>
+            <w:proofErr w:type="gramStart"/>
+            <w:r>
               <w:rPr>
                 <w:i/>
                 <w:iCs/>
                 <w:color w:val="948A54" w:themeColor="background2" w:themeShade="80"/>
                 <w:lang w:val="fr-CH"/>
               </w:rPr>
-            </w:pPr>
+              <w:t>email</w:t>
+            </w:r>
+            <w:proofErr w:type="gramEnd"/>
             <w:r>
               <w:rPr>
                 <w:i/>
@@ -9675,7 +10736,53 @@
                 <w:color w:val="948A54" w:themeColor="background2" w:themeShade="80"/>
                 <w:lang w:val="fr-CH"/>
               </w:rPr>
-              <w:t>Message d’erreur indiquant que l’email est déjà utilisé</w:t>
+              <w:t xml:space="preserve"> déjà existant</w:t>
+            </w:r>
+          </w:p>
+        </w:tc>
+        <w:tc>
+          <w:tcPr>
+            <w:tcW w:w="0" w:type="auto"/>
+            <w:vAlign w:val="center"/>
+          </w:tcPr>
+          <w:p>
+            <w:pPr>
+              <w:cnfStyle w:val="000000100000" w:firstRow="0" w:lastRow="0" w:firstColumn="0" w:lastColumn="0" w:oddVBand="0" w:evenVBand="0" w:oddHBand="1" w:evenHBand="0" w:firstRowFirstColumn="0" w:firstRowLastColumn="0" w:lastRowFirstColumn="0" w:lastRowLastColumn="0"/>
+              <w:rPr>
+                <w:i/>
+                <w:iCs/>
+                <w:color w:val="948A54" w:themeColor="background2" w:themeShade="80"/>
+                <w:lang w:val="fr-CH"/>
+              </w:rPr>
+            </w:pPr>
+            <w:r>
+              <w:rPr>
+                <w:i/>
+                <w:iCs/>
+                <w:color w:val="948A54" w:themeColor="background2" w:themeShade="80"/>
+                <w:lang w:val="fr-CH"/>
+              </w:rPr>
+              <w:t xml:space="preserve">Message d’erreur indiquant que </w:t>
+            </w:r>
+            <w:proofErr w:type="gramStart"/>
+            <w:r>
+              <w:rPr>
+                <w:i/>
+                <w:iCs/>
+                <w:color w:val="948A54" w:themeColor="background2" w:themeShade="80"/>
+                <w:lang w:val="fr-CH"/>
+              </w:rPr>
+              <w:t>l’email</w:t>
+            </w:r>
+            <w:proofErr w:type="gramEnd"/>
+            <w:r>
+              <w:rPr>
+                <w:i/>
+                <w:iCs/>
+                <w:color w:val="948A54" w:themeColor="background2" w:themeShade="80"/>
+                <w:lang w:val="fr-CH"/>
+              </w:rPr>
+              <w:t xml:space="preserve"> est déjà utilisé</w:t>
             </w:r>
           </w:p>
         </w:tc>
@@ -10112,6 +11219,7 @@
               <w:rPr>
                 <w:lang w:val="fr-CH"/>
               </w:rPr>
+              <w:lastRenderedPageBreak/>
               <w:t>Voir emprunts</w:t>
             </w:r>
           </w:p>
@@ -10666,7 +11774,6 @@
               <w:rPr>
                 <w:lang w:val="fr-CH"/>
               </w:rPr>
-              <w:lastRenderedPageBreak/>
               <w:t>Serveur indisponible</w:t>
             </w:r>
           </w:p>
@@ -11688,7 +12795,14 @@
               <w:rPr>
                 <w:lang w:val="fr-CH"/>
               </w:rPr>
-              <w:t xml:space="preserve">A chaque nouvelle </w:t>
+              <w:t xml:space="preserve">A chaque </w:t>
+            </w:r>
+            <w:proofErr w:type="gramStart"/>
+            <w:r>
+              <w:rPr>
+                <w:lang w:val="fr-CH"/>
+              </w:rPr>
+              <w:t xml:space="preserve">nouvelle </w:t>
             </w:r>
             <w:proofErr w:type="spellStart"/>
             <w:r>
@@ -11698,6 +12812,7 @@
               <w:t>emprunt</w:t>
             </w:r>
             <w:proofErr w:type="spellEnd"/>
+            <w:proofErr w:type="gramEnd"/>
             <w:r>
               <w:rPr>
                 <w:lang w:val="fr-CH"/>
@@ -11868,7 +12983,21 @@
               <w:rPr>
                 <w:lang w:val="fr-CH"/>
               </w:rPr>
-              <w:t>Mon pseudonyme et email de mon compte</w:t>
+              <w:t xml:space="preserve">Mon pseudonyme et </w:t>
+            </w:r>
+            <w:proofErr w:type="gramStart"/>
+            <w:r>
+              <w:rPr>
+                <w:lang w:val="fr-CH"/>
+              </w:rPr>
+              <w:t>email</w:t>
+            </w:r>
+            <w:proofErr w:type="gramEnd"/>
+            <w:r>
+              <w:rPr>
+                <w:lang w:val="fr-CH"/>
+              </w:rPr>
+              <w:t xml:space="preserve"> de mon compte</w:t>
             </w:r>
           </w:p>
         </w:tc>
@@ -11905,6 +13034,7 @@
               <w:rPr>
                 <w:lang w:val="fr-CH"/>
               </w:rPr>
+              <w:lastRenderedPageBreak/>
               <w:t>Profile</w:t>
             </w:r>
           </w:p>
@@ -11943,7 +13073,21 @@
               <w:rPr>
                 <w:lang w:val="fr-CH"/>
               </w:rPr>
-              <w:t>La liste de mes emprunts (titre livre, date fin d’emprunt, et commentaire personnel (qui est vide par défaut mais que je peux remplir)</w:t>
+              <w:t xml:space="preserve">La liste de mes emprunts (titre livre, </w:t>
+            </w:r>
+            <w:proofErr w:type="gramStart"/>
+            <w:r>
+              <w:rPr>
+                <w:lang w:val="fr-CH"/>
+              </w:rPr>
+              <w:t>date fin</w:t>
+            </w:r>
+            <w:proofErr w:type="gramEnd"/>
+            <w:r>
+              <w:rPr>
+                <w:lang w:val="fr-CH"/>
+              </w:rPr>
+              <w:t xml:space="preserve"> d’emprunt, et commentaire personnel (qui est vide par défaut mais que je peux remplir)</w:t>
             </w:r>
           </w:p>
         </w:tc>
@@ -12127,7 +13271,6 @@
               <w:rPr>
                 <w:lang w:val="fr-CH"/>
               </w:rPr>
-              <w:lastRenderedPageBreak/>
               <w:t>Admin – Livres</w:t>
             </w:r>
           </w:p>
@@ -12386,6 +13529,7 @@
               <w:t xml:space="preserve">Si j’entre le nom d’un livre dans un </w:t>
             </w:r>
             <w:proofErr w:type="spellStart"/>
+            <w:proofErr w:type="gramStart"/>
             <w:r>
               <w:rPr>
                 <w:lang w:val="fr-CH"/>
@@ -12397,7 +13541,14 @@
               <w:rPr>
                 <w:lang w:val="fr-CH"/>
               </w:rPr>
-              <w:t xml:space="preserve">  « ajouter un livre » et que je clique sur ajouter</w:t>
+              <w:t xml:space="preserve">  «</w:t>
+            </w:r>
+            <w:proofErr w:type="gramEnd"/>
+            <w:r>
+              <w:rPr>
+                <w:lang w:val="fr-CH"/>
+              </w:rPr>
+              <w:t> ajouter un livre » et que je clique sur ajouter</w:t>
             </w:r>
           </w:p>
         </w:tc>
@@ -13071,7 +14222,13 @@
               <w:rPr>
                 <w:lang w:val="fr-CH"/>
               </w:rPr>
-              <w:t>Accéder à l’interface admin avec un compte non admin</w:t>
+              <w:t xml:space="preserve">Accéder à l’interface admin avec un compte </w:t>
+            </w:r>
+            <w:r>
+              <w:rPr>
+                <w:lang w:val="fr-CH"/>
+              </w:rPr>
+              <w:t>non-admin</w:t>
             </w:r>
           </w:p>
         </w:tc>
@@ -13192,7 +14349,13 @@
               <w:rPr>
                 <w:lang w:val="fr-CH"/>
               </w:rPr>
-              <w:t>sont toujours présents</w:t>
+              <w:t xml:space="preserve">sont toujours </w:t>
+            </w:r>
+            <w:r>
+              <w:rPr>
+                <w:lang w:val="fr-CH"/>
+              </w:rPr>
+              <w:t>présentes</w:t>
             </w:r>
             <w:r>
               <w:rPr>
@@ -13216,340 +14379,42 @@
           </w:p>
         </w:tc>
       </w:tr>
-      <w:tr>
-        <w:trPr>
-          <w:cnfStyle w:val="000000100000" w:firstRow="0" w:lastRow="0" w:firstColumn="0" w:lastColumn="0" w:oddVBand="0" w:evenVBand="0" w:oddHBand="1" w:evenHBand="0" w:firstRowFirstColumn="0" w:firstRowLastColumn="0" w:lastRowFirstColumn="0" w:lastRowLastColumn="0"/>
-        </w:trPr>
-        <w:tc>
-          <w:tcPr>
-            <w:cnfStyle w:val="001000000000" w:firstRow="0" w:lastRow="0" w:firstColumn="1" w:lastColumn="0" w:oddVBand="0" w:evenVBand="0" w:oddHBand="0" w:evenHBand="0" w:firstRowFirstColumn="0" w:firstRowLastColumn="0" w:lastRowFirstColumn="0" w:lastRowLastColumn="0"/>
-            <w:tcW w:w="0" w:type="auto"/>
-          </w:tcPr>
-          <w:p>
-            <w:pPr>
-              <w:rPr>
-                <w:lang w:val="fr-CH"/>
-              </w:rPr>
-            </w:pPr>
-          </w:p>
-        </w:tc>
-        <w:tc>
-          <w:tcPr>
-            <w:tcW w:w="0" w:type="auto"/>
-          </w:tcPr>
-          <w:p>
-            <w:pPr>
-              <w:cnfStyle w:val="000000100000" w:firstRow="0" w:lastRow="0" w:firstColumn="0" w:lastColumn="0" w:oddVBand="0" w:evenVBand="0" w:oddHBand="1" w:evenHBand="0" w:firstRowFirstColumn="0" w:firstRowLastColumn="0" w:lastRowFirstColumn="0" w:lastRowLastColumn="0"/>
-              <w:rPr>
-                <w:lang w:val="fr-CH"/>
-              </w:rPr>
-            </w:pPr>
-          </w:p>
-        </w:tc>
-        <w:tc>
-          <w:tcPr>
-            <w:tcW w:w="0" w:type="auto"/>
-          </w:tcPr>
-          <w:p>
-            <w:pPr>
-              <w:cnfStyle w:val="000000100000" w:firstRow="0" w:lastRow="0" w:firstColumn="0" w:lastColumn="0" w:oddVBand="0" w:evenVBand="0" w:oddHBand="1" w:evenHBand="0" w:firstRowFirstColumn="0" w:firstRowLastColumn="0" w:lastRowFirstColumn="0" w:lastRowLastColumn="0"/>
-              <w:rPr>
-                <w:lang w:val="fr-CH"/>
-              </w:rPr>
-            </w:pPr>
-          </w:p>
-        </w:tc>
-        <w:tc>
-          <w:tcPr>
-            <w:tcW w:w="0" w:type="auto"/>
-          </w:tcPr>
-          <w:p>
-            <w:pPr>
-              <w:cnfStyle w:val="000000100000" w:firstRow="0" w:lastRow="0" w:firstColumn="0" w:lastColumn="0" w:oddVBand="0" w:evenVBand="0" w:oddHBand="1" w:evenHBand="0" w:firstRowFirstColumn="0" w:firstRowLastColumn="0" w:lastRowFirstColumn="0" w:lastRowLastColumn="0"/>
-              <w:rPr>
-                <w:lang w:val="fr-CH"/>
-              </w:rPr>
-            </w:pPr>
-          </w:p>
-        </w:tc>
-      </w:tr>
-      <w:tr>
-        <w:tc>
-          <w:tcPr>
-            <w:cnfStyle w:val="001000000000" w:firstRow="0" w:lastRow="0" w:firstColumn="1" w:lastColumn="0" w:oddVBand="0" w:evenVBand="0" w:oddHBand="0" w:evenHBand="0" w:firstRowFirstColumn="0" w:firstRowLastColumn="0" w:lastRowFirstColumn="0" w:lastRowLastColumn="0"/>
-            <w:tcW w:w="0" w:type="auto"/>
-          </w:tcPr>
-          <w:p>
-            <w:pPr>
-              <w:rPr>
-                <w:lang w:val="fr-CH"/>
-              </w:rPr>
-            </w:pPr>
-          </w:p>
-        </w:tc>
-        <w:tc>
-          <w:tcPr>
-            <w:tcW w:w="0" w:type="auto"/>
-          </w:tcPr>
-          <w:p>
-            <w:pPr>
-              <w:cnfStyle w:val="000000000000" w:firstRow="0" w:lastRow="0" w:firstColumn="0" w:lastColumn="0" w:oddVBand="0" w:evenVBand="0" w:oddHBand="0" w:evenHBand="0" w:firstRowFirstColumn="0" w:firstRowLastColumn="0" w:lastRowFirstColumn="0" w:lastRowLastColumn="0"/>
-              <w:rPr>
-                <w:lang w:val="fr-CH"/>
-              </w:rPr>
-            </w:pPr>
-          </w:p>
-        </w:tc>
-        <w:tc>
-          <w:tcPr>
-            <w:tcW w:w="0" w:type="auto"/>
-          </w:tcPr>
-          <w:p>
-            <w:pPr>
-              <w:cnfStyle w:val="000000000000" w:firstRow="0" w:lastRow="0" w:firstColumn="0" w:lastColumn="0" w:oddVBand="0" w:evenVBand="0" w:oddHBand="0" w:evenHBand="0" w:firstRowFirstColumn="0" w:firstRowLastColumn="0" w:lastRowFirstColumn="0" w:lastRowLastColumn="0"/>
-              <w:rPr>
-                <w:lang w:val="fr-CH"/>
-              </w:rPr>
-            </w:pPr>
-          </w:p>
-        </w:tc>
-        <w:tc>
-          <w:tcPr>
-            <w:tcW w:w="0" w:type="auto"/>
-          </w:tcPr>
-          <w:p>
-            <w:pPr>
-              <w:cnfStyle w:val="000000000000" w:firstRow="0" w:lastRow="0" w:firstColumn="0" w:lastColumn="0" w:oddVBand="0" w:evenVBand="0" w:oddHBand="0" w:evenHBand="0" w:firstRowFirstColumn="0" w:firstRowLastColumn="0" w:lastRowFirstColumn="0" w:lastRowLastColumn="0"/>
-              <w:rPr>
-                <w:lang w:val="fr-CH"/>
-              </w:rPr>
-            </w:pPr>
-          </w:p>
-        </w:tc>
-      </w:tr>
-      <w:tr>
-        <w:trPr>
-          <w:cnfStyle w:val="000000100000" w:firstRow="0" w:lastRow="0" w:firstColumn="0" w:lastColumn="0" w:oddVBand="0" w:evenVBand="0" w:oddHBand="1" w:evenHBand="0" w:firstRowFirstColumn="0" w:firstRowLastColumn="0" w:lastRowFirstColumn="0" w:lastRowLastColumn="0"/>
-        </w:trPr>
-        <w:tc>
-          <w:tcPr>
-            <w:cnfStyle w:val="001000000000" w:firstRow="0" w:lastRow="0" w:firstColumn="1" w:lastColumn="0" w:oddVBand="0" w:evenVBand="0" w:oddHBand="0" w:evenHBand="0" w:firstRowFirstColumn="0" w:firstRowLastColumn="0" w:lastRowFirstColumn="0" w:lastRowLastColumn="0"/>
-            <w:tcW w:w="0" w:type="auto"/>
-          </w:tcPr>
-          <w:p>
-            <w:pPr>
-              <w:rPr>
-                <w:lang w:val="fr-CH"/>
-              </w:rPr>
-            </w:pPr>
-          </w:p>
-        </w:tc>
-        <w:tc>
-          <w:tcPr>
-            <w:tcW w:w="0" w:type="auto"/>
-          </w:tcPr>
-          <w:p>
-            <w:pPr>
-              <w:cnfStyle w:val="000000100000" w:firstRow="0" w:lastRow="0" w:firstColumn="0" w:lastColumn="0" w:oddVBand="0" w:evenVBand="0" w:oddHBand="1" w:evenHBand="0" w:firstRowFirstColumn="0" w:firstRowLastColumn="0" w:lastRowFirstColumn="0" w:lastRowLastColumn="0"/>
-              <w:rPr>
-                <w:lang w:val="fr-CH"/>
-              </w:rPr>
-            </w:pPr>
-          </w:p>
-        </w:tc>
-        <w:tc>
-          <w:tcPr>
-            <w:tcW w:w="0" w:type="auto"/>
-          </w:tcPr>
-          <w:p>
-            <w:pPr>
-              <w:cnfStyle w:val="000000100000" w:firstRow="0" w:lastRow="0" w:firstColumn="0" w:lastColumn="0" w:oddVBand="0" w:evenVBand="0" w:oddHBand="1" w:evenHBand="0" w:firstRowFirstColumn="0" w:firstRowLastColumn="0" w:lastRowFirstColumn="0" w:lastRowLastColumn="0"/>
-              <w:rPr>
-                <w:lang w:val="fr-CH"/>
-              </w:rPr>
-            </w:pPr>
-          </w:p>
-        </w:tc>
-        <w:tc>
-          <w:tcPr>
-            <w:tcW w:w="0" w:type="auto"/>
-          </w:tcPr>
-          <w:p>
-            <w:pPr>
-              <w:cnfStyle w:val="000000100000" w:firstRow="0" w:lastRow="0" w:firstColumn="0" w:lastColumn="0" w:oddVBand="0" w:evenVBand="0" w:oddHBand="1" w:evenHBand="0" w:firstRowFirstColumn="0" w:firstRowLastColumn="0" w:lastRowFirstColumn="0" w:lastRowLastColumn="0"/>
-              <w:rPr>
-                <w:lang w:val="fr-CH"/>
-              </w:rPr>
-            </w:pPr>
-          </w:p>
-        </w:tc>
-      </w:tr>
-      <w:tr>
-        <w:tc>
-          <w:tcPr>
-            <w:cnfStyle w:val="001000000000" w:firstRow="0" w:lastRow="0" w:firstColumn="1" w:lastColumn="0" w:oddVBand="0" w:evenVBand="0" w:oddHBand="0" w:evenHBand="0" w:firstRowFirstColumn="0" w:firstRowLastColumn="0" w:lastRowFirstColumn="0" w:lastRowLastColumn="0"/>
-            <w:tcW w:w="0" w:type="auto"/>
-          </w:tcPr>
-          <w:p>
-            <w:pPr>
-              <w:rPr>
-                <w:lang w:val="fr-CH"/>
-              </w:rPr>
-            </w:pPr>
-          </w:p>
-        </w:tc>
-        <w:tc>
-          <w:tcPr>
-            <w:tcW w:w="0" w:type="auto"/>
-          </w:tcPr>
-          <w:p>
-            <w:pPr>
-              <w:cnfStyle w:val="000000000000" w:firstRow="0" w:lastRow="0" w:firstColumn="0" w:lastColumn="0" w:oddVBand="0" w:evenVBand="0" w:oddHBand="0" w:evenHBand="0" w:firstRowFirstColumn="0" w:firstRowLastColumn="0" w:lastRowFirstColumn="0" w:lastRowLastColumn="0"/>
-              <w:rPr>
-                <w:lang w:val="fr-CH"/>
-              </w:rPr>
-            </w:pPr>
-          </w:p>
-        </w:tc>
-        <w:tc>
-          <w:tcPr>
-            <w:tcW w:w="0" w:type="auto"/>
-          </w:tcPr>
-          <w:p>
-            <w:pPr>
-              <w:cnfStyle w:val="000000000000" w:firstRow="0" w:lastRow="0" w:firstColumn="0" w:lastColumn="0" w:oddVBand="0" w:evenVBand="0" w:oddHBand="0" w:evenHBand="0" w:firstRowFirstColumn="0" w:firstRowLastColumn="0" w:lastRowFirstColumn="0" w:lastRowLastColumn="0"/>
-              <w:rPr>
-                <w:lang w:val="fr-CH"/>
-              </w:rPr>
-            </w:pPr>
-          </w:p>
-        </w:tc>
-        <w:tc>
-          <w:tcPr>
-            <w:tcW w:w="0" w:type="auto"/>
-          </w:tcPr>
-          <w:p>
-            <w:pPr>
-              <w:cnfStyle w:val="000000000000" w:firstRow="0" w:lastRow="0" w:firstColumn="0" w:lastColumn="0" w:oddVBand="0" w:evenVBand="0" w:oddHBand="0" w:evenHBand="0" w:firstRowFirstColumn="0" w:firstRowLastColumn="0" w:lastRowFirstColumn="0" w:lastRowLastColumn="0"/>
-              <w:rPr>
-                <w:lang w:val="fr-CH"/>
-              </w:rPr>
-            </w:pPr>
-          </w:p>
-        </w:tc>
-      </w:tr>
-      <w:tr>
-        <w:trPr>
-          <w:cnfStyle w:val="000000100000" w:firstRow="0" w:lastRow="0" w:firstColumn="0" w:lastColumn="0" w:oddVBand="0" w:evenVBand="0" w:oddHBand="1" w:evenHBand="0" w:firstRowFirstColumn="0" w:firstRowLastColumn="0" w:lastRowFirstColumn="0" w:lastRowLastColumn="0"/>
-        </w:trPr>
-        <w:tc>
-          <w:tcPr>
-            <w:cnfStyle w:val="001000000000" w:firstRow="0" w:lastRow="0" w:firstColumn="1" w:lastColumn="0" w:oddVBand="0" w:evenVBand="0" w:oddHBand="0" w:evenHBand="0" w:firstRowFirstColumn="0" w:firstRowLastColumn="0" w:lastRowFirstColumn="0" w:lastRowLastColumn="0"/>
-            <w:tcW w:w="0" w:type="auto"/>
-          </w:tcPr>
-          <w:p>
-            <w:pPr>
-              <w:rPr>
-                <w:lang w:val="fr-CH"/>
-              </w:rPr>
-            </w:pPr>
-          </w:p>
-        </w:tc>
-        <w:tc>
-          <w:tcPr>
-            <w:tcW w:w="0" w:type="auto"/>
-          </w:tcPr>
-          <w:p>
-            <w:pPr>
-              <w:cnfStyle w:val="000000100000" w:firstRow="0" w:lastRow="0" w:firstColumn="0" w:lastColumn="0" w:oddVBand="0" w:evenVBand="0" w:oddHBand="1" w:evenHBand="0" w:firstRowFirstColumn="0" w:firstRowLastColumn="0" w:lastRowFirstColumn="0" w:lastRowLastColumn="0"/>
-              <w:rPr>
-                <w:lang w:val="fr-CH"/>
-              </w:rPr>
-            </w:pPr>
-          </w:p>
-        </w:tc>
-        <w:tc>
-          <w:tcPr>
-            <w:tcW w:w="0" w:type="auto"/>
-          </w:tcPr>
-          <w:p>
-            <w:pPr>
-              <w:cnfStyle w:val="000000100000" w:firstRow="0" w:lastRow="0" w:firstColumn="0" w:lastColumn="0" w:oddVBand="0" w:evenVBand="0" w:oddHBand="1" w:evenHBand="0" w:firstRowFirstColumn="0" w:firstRowLastColumn="0" w:lastRowFirstColumn="0" w:lastRowLastColumn="0"/>
-              <w:rPr>
-                <w:lang w:val="fr-CH"/>
-              </w:rPr>
-            </w:pPr>
-          </w:p>
-        </w:tc>
-        <w:tc>
-          <w:tcPr>
-            <w:tcW w:w="0" w:type="auto"/>
-          </w:tcPr>
-          <w:p>
-            <w:pPr>
-              <w:cnfStyle w:val="000000100000" w:firstRow="0" w:lastRow="0" w:firstColumn="0" w:lastColumn="0" w:oddVBand="0" w:evenVBand="0" w:oddHBand="1" w:evenHBand="0" w:firstRowFirstColumn="0" w:firstRowLastColumn="0" w:lastRowFirstColumn="0" w:lastRowLastColumn="0"/>
-              <w:rPr>
-                <w:lang w:val="fr-CH"/>
-              </w:rPr>
-            </w:pPr>
-          </w:p>
-        </w:tc>
-      </w:tr>
-      <w:tr>
-        <w:tc>
-          <w:tcPr>
-            <w:cnfStyle w:val="001000000000" w:firstRow="0" w:lastRow="0" w:firstColumn="1" w:lastColumn="0" w:oddVBand="0" w:evenVBand="0" w:oddHBand="0" w:evenHBand="0" w:firstRowFirstColumn="0" w:firstRowLastColumn="0" w:lastRowFirstColumn="0" w:lastRowLastColumn="0"/>
-            <w:tcW w:w="0" w:type="auto"/>
-          </w:tcPr>
-          <w:p>
-            <w:pPr>
-              <w:rPr>
-                <w:lang w:val="fr-CH"/>
-              </w:rPr>
-            </w:pPr>
-          </w:p>
-        </w:tc>
-        <w:tc>
-          <w:tcPr>
-            <w:tcW w:w="0" w:type="auto"/>
-          </w:tcPr>
-          <w:p>
-            <w:pPr>
-              <w:cnfStyle w:val="000000000000" w:firstRow="0" w:lastRow="0" w:firstColumn="0" w:lastColumn="0" w:oddVBand="0" w:evenVBand="0" w:oddHBand="0" w:evenHBand="0" w:firstRowFirstColumn="0" w:firstRowLastColumn="0" w:lastRowFirstColumn="0" w:lastRowLastColumn="0"/>
-              <w:rPr>
-                <w:lang w:val="fr-CH"/>
-              </w:rPr>
-            </w:pPr>
-          </w:p>
-        </w:tc>
-        <w:tc>
-          <w:tcPr>
-            <w:tcW w:w="0" w:type="auto"/>
-          </w:tcPr>
-          <w:p>
-            <w:pPr>
-              <w:cnfStyle w:val="000000000000" w:firstRow="0" w:lastRow="0" w:firstColumn="0" w:lastColumn="0" w:oddVBand="0" w:evenVBand="0" w:oddHBand="0" w:evenHBand="0" w:firstRowFirstColumn="0" w:firstRowLastColumn="0" w:lastRowFirstColumn="0" w:lastRowLastColumn="0"/>
-              <w:rPr>
-                <w:lang w:val="fr-CH"/>
-              </w:rPr>
-            </w:pPr>
-          </w:p>
-        </w:tc>
-        <w:tc>
-          <w:tcPr>
-            <w:tcW w:w="0" w:type="auto"/>
-          </w:tcPr>
-          <w:p>
-            <w:pPr>
-              <w:cnfStyle w:val="000000000000" w:firstRow="0" w:lastRow="0" w:firstColumn="0" w:lastColumn="0" w:oddVBand="0" w:evenVBand="0" w:oddHBand="0" w:evenHBand="0" w:firstRowFirstColumn="0" w:firstRowLastColumn="0" w:lastRowFirstColumn="0" w:lastRowLastColumn="0"/>
-              <w:rPr>
-                <w:lang w:val="fr-CH"/>
-              </w:rPr>
-            </w:pPr>
-          </w:p>
-        </w:tc>
-      </w:tr>
     </w:tbl>
+    <w:p>
+      <w:pPr>
+        <w:pStyle w:val="Titre3"/>
+        <w:rPr>
+          <w:u w:val="single"/>
+          <w:lang w:val="fr-CH"/>
+        </w:rPr>
+      </w:pPr>
+      <w:r>
+        <w:rPr>
+          <w:lang w:val="fr-CH"/>
+        </w:rPr>
+        <w:t xml:space="preserve">Test unitaires </w:t>
+      </w:r>
+      <w:r>
+        <w:rPr>
+          <w:u w:val="single"/>
+          <w:lang w:val="fr-CH"/>
+        </w:rPr>
+        <w:t>(Pas mis en place)</w:t>
+      </w:r>
+    </w:p>
+    <w:p>
+      <w:pPr>
+        <w:rPr>
+          <w:lang w:val="fr-CH"/>
+        </w:rPr>
+      </w:pPr>
+      <w:r>
+        <w:rPr>
+          <w:lang w:val="fr-CH"/>
+        </w:rPr>
+        <w:t>Si j’avais eu plus de temps des tests unitaires auraient aussi été les bienvenues, permettant de garantir l’intégrité du site même après avoir effectué des modifications.</w:t>
+      </w:r>
+    </w:p>
     <w:p>
       <w:pPr>
         <w:pStyle w:val="GuidageList"/>
@@ -13598,14 +14463,15 @@
           <w:lang w:val="fr-CH"/>
         </w:rPr>
       </w:pPr>
-      <w:bookmarkStart w:id="24" w:name="_Toc223704201"/>
-      <w:r>
-        <w:rPr>
-          <w:lang w:val="fr-CH"/>
-        </w:rPr>
+      <w:bookmarkStart w:id="23" w:name="_Toc223704201"/>
+      <w:r>
+        <w:rPr>
+          <w:lang w:val="fr-CH"/>
+        </w:rPr>
+        <w:lastRenderedPageBreak/>
         <w:t>Livraison</w:t>
       </w:r>
-      <w:bookmarkEnd w:id="24"/>
+      <w:bookmarkEnd w:id="23"/>
     </w:p>
     <w:p>
       <w:pPr>
@@ -13716,15 +14582,14 @@
           <w:lang w:val="fr-CH"/>
         </w:rPr>
       </w:pPr>
-      <w:bookmarkStart w:id="25" w:name="_Toc223704202"/>
-      <w:r>
-        <w:rPr>
-          <w:lang w:val="fr-CH"/>
-        </w:rPr>
-        <w:lastRenderedPageBreak/>
+      <w:bookmarkStart w:id="24" w:name="_Toc223704202"/>
+      <w:r>
+        <w:rPr>
+          <w:lang w:val="fr-CH"/>
+        </w:rPr>
         <w:t>Conclusion et bilan personnel</w:t>
       </w:r>
-      <w:bookmarkEnd w:id="25"/>
+      <w:bookmarkEnd w:id="24"/>
     </w:p>
     <w:p>
       <w:pPr>
@@ -13838,7 +14703,7 @@
           <w:lang w:val="fr-CH"/>
         </w:rPr>
       </w:pPr>
-      <w:bookmarkStart w:id="26" w:name="_Toc223704203"/>
+      <w:bookmarkStart w:id="25" w:name="_Toc223704203"/>
       <w:r>
         <w:rPr>
           <w:lang w:val="fr-CH"/>
@@ -13846,10 +14711,817 @@
         <w:lastRenderedPageBreak/>
         <w:t>Partie 2 - Documentation du produit</w:t>
       </w:r>
+      <w:bookmarkEnd w:id="25"/>
+    </w:p>
+    <w:p>
+      <w:pPr>
+        <w:pStyle w:val="Guidage"/>
+        <w:rPr>
+          <w:lang w:val="fr-CH"/>
+        </w:rPr>
+      </w:pPr>
+      <w:r>
+        <w:rPr>
+          <w:lang w:val="fr-CH"/>
+        </w:rPr>
+        <w:t>Cette partie sert au 'client' (utilisateur, exploitant) : installation, utilisation, exploitation, maintenance. Utilisez des captures d'écran et schémas lisibles.</w:t>
+      </w:r>
+    </w:p>
+    <w:p>
+      <w:pPr>
+        <w:pStyle w:val="Titre2"/>
+        <w:rPr>
+          <w:lang w:val="fr-CH"/>
+        </w:rPr>
+      </w:pPr>
+      <w:bookmarkStart w:id="26" w:name="_Toc223704204"/>
+      <w:r>
+        <w:rPr>
+          <w:lang w:val="fr-CH"/>
+        </w:rPr>
+        <w:t>Prérequis et environnement cible</w:t>
+      </w:r>
       <w:bookmarkEnd w:id="26"/>
     </w:p>
     <w:p>
       <w:pPr>
+        <w:pStyle w:val="Titre3"/>
+        <w:rPr>
+          <w:lang w:val="fr-CH"/>
+        </w:rPr>
+      </w:pPr>
+      <w:r>
+        <w:rPr>
+          <w:lang w:val="fr-CH"/>
+        </w:rPr>
+        <w:t>Environnement de base et applications de base requis</w:t>
+      </w:r>
+    </w:p>
+    <w:p>
+      <w:pPr>
+        <w:rPr>
+          <w:lang w:val="fr-CH"/>
+        </w:rPr>
+      </w:pPr>
+      <w:r>
+        <w:rPr>
+          <w:lang w:val="fr-CH"/>
+        </w:rPr>
+        <w:t xml:space="preserve">Sur un OS </w:t>
+      </w:r>
+      <w:r>
+        <w:rPr>
+          <w:b/>
+          <w:bCs/>
+          <w:lang w:val="fr-CH"/>
+        </w:rPr>
+        <w:t>Windows 10</w:t>
+      </w:r>
+      <w:r>
+        <w:rPr>
+          <w:lang w:val="fr-CH"/>
+        </w:rPr>
+        <w:t>, installer les applications suivantes :</w:t>
+      </w:r>
+    </w:p>
+    <w:p>
+      <w:pPr>
+        <w:pStyle w:val="Paragraphedeliste"/>
+        <w:numPr>
+          <w:ilvl w:val="0"/>
+          <w:numId w:val="30"/>
+        </w:numPr>
+        <w:rPr>
+          <w:lang w:val="fr-CH"/>
+        </w:rPr>
+      </w:pPr>
+      <w:r>
+        <w:rPr>
+          <w:lang w:val="fr-CH"/>
+        </w:rPr>
+        <w:t>Node.JS (v24.x)</w:t>
+      </w:r>
+    </w:p>
+    <w:p>
+      <w:pPr>
+        <w:pStyle w:val="Paragraphedeliste"/>
+        <w:numPr>
+          <w:ilvl w:val="0"/>
+          <w:numId w:val="30"/>
+        </w:numPr>
+        <w:rPr>
+          <w:lang w:val="fr-CH"/>
+        </w:rPr>
+      </w:pPr>
+      <w:r>
+        <w:rPr>
+          <w:lang w:val="fr-CH"/>
+        </w:rPr>
+        <w:t>Docker Desktop</w:t>
+      </w:r>
+    </w:p>
+    <w:p>
+      <w:pPr>
+        <w:pStyle w:val="Paragraphedeliste"/>
+        <w:numPr>
+          <w:ilvl w:val="0"/>
+          <w:numId w:val="30"/>
+        </w:numPr>
+        <w:rPr>
+          <w:lang w:val="fr-CH"/>
+        </w:rPr>
+      </w:pPr>
+      <w:r>
+        <w:rPr>
+          <w:lang w:val="fr-CH"/>
+        </w:rPr>
+        <w:t>Outils de développement, ex. Visual Studio Code (Si vous voulez apportez des modifications)</w:t>
+      </w:r>
+    </w:p>
+    <w:p>
+      <w:pPr>
+        <w:pStyle w:val="Paragraphedeliste"/>
+        <w:numPr>
+          <w:ilvl w:val="0"/>
+          <w:numId w:val="30"/>
+        </w:numPr>
+        <w:rPr>
+          <w:lang w:val="fr-CH"/>
+        </w:rPr>
+      </w:pPr>
+      <w:r>
+        <w:rPr>
+          <w:lang w:val="fr-CH"/>
+        </w:rPr>
+        <w:t>GitHub (Facultatif)</w:t>
+      </w:r>
+    </w:p>
+    <w:p>
+      <w:pPr>
+        <w:pStyle w:val="Titre3"/>
+        <w:rPr>
+          <w:lang w:val="fr-CH"/>
+        </w:rPr>
+      </w:pPr>
+      <w:r>
+        <w:rPr>
+          <w:lang w:val="fr-CH"/>
+        </w:rPr>
+        <w:t>Installation du projet</w:t>
+      </w:r>
+    </w:p>
+    <w:p>
+      <w:pPr>
+        <w:pStyle w:val="Paragraphedeliste"/>
+        <w:numPr>
+          <w:ilvl w:val="0"/>
+          <w:numId w:val="31"/>
+        </w:numPr>
+        <w:rPr>
+          <w:lang w:val="fr-CH"/>
+        </w:rPr>
+      </w:pPr>
+      <w:r>
+        <w:rPr>
+          <w:lang w:val="fr-CH"/>
+        </w:rPr>
+        <w:t xml:space="preserve">Installation du projet </w:t>
+      </w:r>
+      <w:r>
+        <w:rPr>
+          <w:lang w:val="fr-CH"/>
+        </w:rPr>
+        <w:br/>
+        <w:t xml:space="preserve">(Soit via un git clone avec l’url : </w:t>
+      </w:r>
+      <w:r>
+        <w:rPr>
+          <w:lang w:val="fr-CH"/>
+        </w:rPr>
+        <w:t>https://github.com/JulienETML-hub/P_Appro1_Bibliotheque</w:t>
+      </w:r>
+      <w:r>
+        <w:rPr>
+          <w:lang w:val="fr-CH"/>
+        </w:rPr>
+        <w:t>)</w:t>
+      </w:r>
+      <w:r>
+        <w:rPr>
+          <w:lang w:val="fr-CH"/>
+        </w:rPr>
+        <w:br/>
+        <w:t xml:space="preserve">(Soit en téléchargeant et dézippant directement le zip </w:t>
+      </w:r>
+      <w:r>
+        <w:rPr>
+          <w:color w:val="C0504D" w:themeColor="accent2"/>
+          <w:lang w:val="fr-CH"/>
+        </w:rPr>
+        <w:t>en annexe</w:t>
+      </w:r>
+      <w:r>
+        <w:rPr>
+          <w:color w:val="C0504D" w:themeColor="accent2"/>
+          <w:lang w:val="fr-CH"/>
+        </w:rPr>
+        <w:t xml:space="preserve"> A AJOUTER LIEN VERS ZIP ET/OU SON NOM</w:t>
+      </w:r>
+      <w:r>
+        <w:rPr>
+          <w:lang w:val="fr-CH"/>
+        </w:rPr>
+        <w:t>)</w:t>
+      </w:r>
+    </w:p>
+    <w:p>
+      <w:pPr>
+        <w:pStyle w:val="Paragraphedeliste"/>
+        <w:numPr>
+          <w:ilvl w:val="0"/>
+          <w:numId w:val="31"/>
+        </w:numPr>
+        <w:rPr>
+          <w:lang w:val="fr-CH"/>
+        </w:rPr>
+      </w:pPr>
+      <w:r>
+        <w:rPr>
+          <w:lang w:val="fr-CH"/>
+        </w:rPr>
+        <w:t>Dans le dossier P_Appro1_Bibliotheque\code\</w:t>
+      </w:r>
+      <w:proofErr w:type="spellStart"/>
+      <w:r>
+        <w:rPr>
+          <w:lang w:val="fr-CH"/>
+        </w:rPr>
+        <w:t>Noveling_Backend</w:t>
+      </w:r>
+      <w:proofErr w:type="spellEnd"/>
+      <w:r>
+        <w:rPr>
+          <w:lang w:val="fr-CH"/>
+        </w:rPr>
+        <w:t> :</w:t>
+      </w:r>
+      <w:r>
+        <w:rPr>
+          <w:lang w:val="fr-CH"/>
+        </w:rPr>
+        <w:br/>
+        <w:t xml:space="preserve">Créer un </w:t>
+      </w:r>
+      <w:proofErr w:type="gramStart"/>
+      <w:r>
+        <w:rPr>
+          <w:lang w:val="fr-CH"/>
+        </w:rPr>
+        <w:t>fichier .</w:t>
+      </w:r>
+      <w:proofErr w:type="spellStart"/>
+      <w:r>
+        <w:rPr>
+          <w:lang w:val="fr-CH"/>
+        </w:rPr>
+        <w:t>env</w:t>
+      </w:r>
+      <w:proofErr w:type="spellEnd"/>
+      <w:proofErr w:type="gramEnd"/>
+      <w:r>
+        <w:rPr>
+          <w:lang w:val="fr-CH"/>
+        </w:rPr>
+        <w:t xml:space="preserve"> (En activant les extensions de noms de fichiers dans l’explorer </w:t>
+      </w:r>
+      <w:proofErr w:type="spellStart"/>
+      <w:r>
+        <w:rPr>
+          <w:lang w:val="fr-CH"/>
+        </w:rPr>
+        <w:t>windows</w:t>
+      </w:r>
+      <w:proofErr w:type="spellEnd"/>
+      <w:r>
+        <w:rPr>
+          <w:lang w:val="fr-CH"/>
+        </w:rPr>
+        <w:t>)</w:t>
+      </w:r>
+    </w:p>
+    <w:p>
+      <w:pPr>
+        <w:pStyle w:val="Paragraphedeliste"/>
+        <w:rPr>
+          <w:noProof/>
+          <w:lang w:val="fr-CH"/>
+        </w:rPr>
+      </w:pPr>
+      <w:r>
+        <w:rPr>
+          <w:noProof/>
+          <w:lang w:val="fr-CH"/>
+        </w:rPr>
+        <w:t xml:space="preserve">Remplir le fichier comme ci-dessous en </w:t>
+      </w:r>
+    </w:p>
+    <w:p>
+      <w:pPr>
+        <w:pStyle w:val="Paragraphedeliste"/>
+        <w:rPr>
+          <w:noProof/>
+          <w:lang w:val="fr-CH"/>
+        </w:rPr>
+      </w:pPr>
+      <w:r>
+        <w:rPr>
+          <w:b/>
+          <w:bCs/>
+          <w:noProof/>
+          <w:lang w:val="fr-CH"/>
+        </w:rPr>
+        <w:t>M</w:t>
+      </w:r>
+      <w:r>
+        <w:rPr>
+          <w:b/>
+          <w:bCs/>
+          <w:noProof/>
+          <w:lang w:val="fr-CH"/>
+        </w:rPr>
+        <w:t>odifiant la valeur de « GOOGLE_BOOKS_API_KEY »</w:t>
+      </w:r>
+      <w:r>
+        <w:rPr>
+          <w:noProof/>
+          <w:lang w:val="fr-CH"/>
+        </w:rPr>
+        <w:t>, en mettant</w:t>
+      </w:r>
+      <w:r>
+        <w:rPr>
+          <w:noProof/>
+          <w:lang w:val="fr-CH"/>
+        </w:rPr>
+        <w:t xml:space="preserve"> votre propre Google Books API KEY que vous </w:t>
+      </w:r>
+      <w:r>
+        <w:rPr>
+          <w:noProof/>
+          <w:lang w:val="fr-CH"/>
+        </w:rPr>
+        <w:t xml:space="preserve">pouvez obtenir en suivant la documentation suivante : </w:t>
+      </w:r>
+      <w:hyperlink r:id="rId13" w:history="1">
+        <w:r>
+          <w:rPr>
+            <w:rStyle w:val="Lienhypertexte"/>
+            <w:noProof/>
+            <w:lang w:val="fr-CH"/>
+          </w:rPr>
+          <w:t>Lien v</w:t>
+        </w:r>
+        <w:r>
+          <w:rPr>
+            <w:rStyle w:val="Lienhypertexte"/>
+            <w:noProof/>
+            <w:lang w:val="fr-CH"/>
+          </w:rPr>
+          <w:t>e</w:t>
+        </w:r>
+        <w:r>
+          <w:rPr>
+            <w:rStyle w:val="Lienhypertexte"/>
+            <w:noProof/>
+            <w:lang w:val="fr-CH"/>
+          </w:rPr>
+          <w:t>rs la documentation Google Books APIs</w:t>
+        </w:r>
+      </w:hyperlink>
+    </w:p>
+    <w:p>
+      <w:pPr>
+        <w:pStyle w:val="Paragraphedeliste"/>
+        <w:rPr>
+          <w:noProof/>
+          <w:lang w:val="fr-CH"/>
+        </w:rPr>
+      </w:pPr>
+      <w:r>
+        <w:rPr>
+          <w:b/>
+          <w:bCs/>
+          <w:noProof/>
+          <w:lang w:val="fr-CH"/>
+        </w:rPr>
+        <w:t>Modifier la valeur de « JWT_SECRET »</w:t>
+      </w:r>
+      <w:r>
+        <w:rPr>
+          <w:noProof/>
+          <w:lang w:val="fr-CH"/>
+        </w:rPr>
+        <w:t>, vous pouvez mettre n’importe quelle valeur, mais dans un environnement de dévelopemment cette valeur doit rester complétement secrète.</w:t>
+      </w:r>
+    </w:p>
+    <w:p>
+      <w:pPr>
+        <w:pStyle w:val="Paragraphedeliste"/>
+        <w:rPr>
+          <w:lang w:val="fr-CH"/>
+        </w:rPr>
+      </w:pPr>
+      <w:r>
+        <w:rPr>
+          <w:noProof/>
+          <w:lang w:val="fr-CH"/>
+        </w:rPr>
+        <w:drawing>
+          <wp:inline distT="0" distB="0" distL="0" distR="0" wp14:anchorId="58DD4CF8" wp14:editId="75D67484">
+            <wp:extent cx="3271838" cy="857250"/>
+            <wp:effectExtent l="0" t="0" r="5080" b="0"/>
+            <wp:docPr id="807023621" name="Image 2"/>
+            <wp:cNvGraphicFramePr>
+              <a:graphicFrameLocks xmlns:a="http://schemas.openxmlformats.org/drawingml/2006/main" noChangeAspect="1"/>
+            </wp:cNvGraphicFramePr>
+            <a:graphic xmlns:a="http://schemas.openxmlformats.org/drawingml/2006/main">
+              <a:graphicData uri="http://schemas.openxmlformats.org/drawingml/2006/picture">
+                <pic:pic xmlns:pic="http://schemas.openxmlformats.org/drawingml/2006/picture">
+                  <pic:nvPicPr>
+                    <pic:cNvPr id="0" name="Picture 2"/>
+                    <pic:cNvPicPr>
+                      <a:picLocks noChangeAspect="1" noChangeArrowheads="1"/>
+                    </pic:cNvPicPr>
+                  </pic:nvPicPr>
+                  <pic:blipFill rotWithShape="1">
+                    <a:blip r:embed="rId14">
+                      <a:extLst>
+                        <a:ext uri="{28A0092B-C50C-407E-A947-70E740481C1C}">
+                          <a14:useLocalDpi xmlns:a14="http://schemas.microsoft.com/office/drawing/2010/main" val="0"/>
+                        </a:ext>
+                      </a:extLst>
+                    </a:blip>
+                    <a:srcRect l="-845" t="16579" r="845" b="17108"/>
+                    <a:stretch/>
+                  </pic:blipFill>
+                  <pic:spPr bwMode="auto">
+                    <a:xfrm>
+                      <a:off x="0" y="0"/>
+                      <a:ext cx="3288206" cy="861538"/>
+                    </a:xfrm>
+                    <a:prstGeom prst="rect">
+                      <a:avLst/>
+                    </a:prstGeom>
+                    <a:noFill/>
+                    <a:ln>
+                      <a:noFill/>
+                    </a:ln>
+                    <a:extLst>
+                      <a:ext uri="{53640926-AAD7-44D8-BBD7-CCE9431645EC}">
+                        <a14:shadowObscured xmlns:a14="http://schemas.microsoft.com/office/drawing/2010/main"/>
+                      </a:ext>
+                    </a:extLst>
+                  </pic:spPr>
+                </pic:pic>
+              </a:graphicData>
+            </a:graphic>
+          </wp:inline>
+        </w:drawing>
+      </w:r>
+    </w:p>
+    <w:p>
+      <w:pPr>
+        <w:pStyle w:val="Paragraphedeliste"/>
+        <w:numPr>
+          <w:ilvl w:val="0"/>
+          <w:numId w:val="31"/>
+        </w:numPr>
+        <w:rPr>
+          <w:lang w:val="fr-CH"/>
+        </w:rPr>
+      </w:pPr>
+      <w:r>
+        <w:rPr>
+          <w:lang w:val="fr-CH"/>
+        </w:rPr>
+        <w:t>A la racine du projet dans l’invite de commande exécuter :</w:t>
+      </w:r>
+    </w:p>
+    <w:p>
+      <w:pPr>
+        <w:pStyle w:val="Paragraphedeliste"/>
+      </w:pPr>
+      <w:r>
+        <w:t>« </w:t>
+      </w:r>
+      <w:proofErr w:type="gramStart"/>
+      <w:r>
+        <w:t>c</w:t>
+      </w:r>
+      <w:r>
+        <w:t>d</w:t>
+      </w:r>
+      <w:proofErr w:type="gramEnd"/>
+      <w:r>
+        <w:t xml:space="preserve"> docker »</w:t>
+      </w:r>
+    </w:p>
+    <w:p>
+      <w:pPr>
+        <w:pStyle w:val="Paragraphedeliste"/>
+      </w:pPr>
+      <w:r>
+        <w:t>« Docker compose up -d »</w:t>
+      </w:r>
+    </w:p>
+    <w:p>
+      <w:pPr>
+        <w:pStyle w:val="Paragraphedeliste"/>
+        <w:rPr>
+          <w:u w:val="single"/>
+          <w:lang w:val="fr-CH"/>
+        </w:rPr>
+      </w:pPr>
+      <w:r>
+        <w:rPr>
+          <w:u w:val="single"/>
+          <w:lang w:val="fr-CH"/>
+        </w:rPr>
+        <w:t>Les Conteneurs docker avec la DB se crée.</w:t>
+      </w:r>
+    </w:p>
+    <w:p>
+      <w:pPr>
+        <w:pStyle w:val="Paragraphedeliste"/>
+        <w:numPr>
+          <w:ilvl w:val="0"/>
+          <w:numId w:val="31"/>
+        </w:numPr>
+        <w:rPr>
+          <w:lang w:val="fr-CH"/>
+        </w:rPr>
+      </w:pPr>
+      <w:r>
+        <w:rPr>
+          <w:lang w:val="fr-CH"/>
+        </w:rPr>
+        <w:t>A la racine du projet dans l’invite de commande exécuter :</w:t>
+      </w:r>
+    </w:p>
+    <w:p>
+      <w:pPr>
+        <w:pStyle w:val="Paragraphedeliste"/>
+        <w:rPr>
+          <w:lang w:val="fr-CH"/>
+        </w:rPr>
+      </w:pPr>
+      <w:r>
+        <w:rPr>
+          <w:lang w:val="fr-CH"/>
+        </w:rPr>
+        <w:t>« </w:t>
+      </w:r>
+      <w:proofErr w:type="gramStart"/>
+      <w:r>
+        <w:rPr>
+          <w:lang w:val="fr-CH"/>
+        </w:rPr>
+        <w:t>cd</w:t>
+      </w:r>
+      <w:proofErr w:type="gramEnd"/>
+      <w:r>
+        <w:rPr>
+          <w:lang w:val="fr-CH"/>
+        </w:rPr>
+        <w:t xml:space="preserve"> code/</w:t>
+      </w:r>
+      <w:proofErr w:type="spellStart"/>
+      <w:r>
+        <w:rPr>
+          <w:lang w:val="fr-CH"/>
+        </w:rPr>
+        <w:t>Noveling</w:t>
+      </w:r>
+      <w:proofErr w:type="spellEnd"/>
+      <w:r>
+        <w:rPr>
+          <w:lang w:val="fr-CH"/>
+        </w:rPr>
+        <w:t> _backend »</w:t>
+      </w:r>
+    </w:p>
+    <w:p>
+      <w:pPr>
+        <w:pStyle w:val="Paragraphedeliste"/>
+        <w:rPr>
+          <w:lang w:val="fr-CH"/>
+        </w:rPr>
+      </w:pPr>
+      <w:r>
+        <w:rPr>
+          <w:lang w:val="fr-CH"/>
+        </w:rPr>
+        <w:t>« </w:t>
+      </w:r>
+      <w:proofErr w:type="spellStart"/>
+      <w:proofErr w:type="gramStart"/>
+      <w:r>
+        <w:rPr>
+          <w:lang w:val="fr-CH"/>
+        </w:rPr>
+        <w:t>npm</w:t>
+      </w:r>
+      <w:proofErr w:type="spellEnd"/>
+      <w:proofErr w:type="gramEnd"/>
+      <w:r>
+        <w:rPr>
+          <w:lang w:val="fr-CH"/>
+        </w:rPr>
+        <w:t xml:space="preserve"> </w:t>
+      </w:r>
+      <w:proofErr w:type="spellStart"/>
+      <w:r>
+        <w:rPr>
+          <w:lang w:val="fr-CH"/>
+        </w:rPr>
+        <w:t>install</w:t>
+      </w:r>
+      <w:proofErr w:type="spellEnd"/>
+      <w:r>
+        <w:rPr>
+          <w:lang w:val="fr-CH"/>
+        </w:rPr>
+        <w:t> »</w:t>
+      </w:r>
+    </w:p>
+    <w:p>
+      <w:pPr>
+        <w:pStyle w:val="Paragraphedeliste"/>
+        <w:rPr>
+          <w:lang w:val="fr-CH"/>
+        </w:rPr>
+      </w:pPr>
+      <w:r>
+        <w:rPr>
+          <w:lang w:val="fr-CH"/>
+        </w:rPr>
+        <w:t>« </w:t>
+      </w:r>
+      <w:proofErr w:type="spellStart"/>
+      <w:proofErr w:type="gramStart"/>
+      <w:r>
+        <w:rPr>
+          <w:lang w:val="fr-CH"/>
+        </w:rPr>
+        <w:t>npm</w:t>
+      </w:r>
+      <w:proofErr w:type="spellEnd"/>
+      <w:proofErr w:type="gramEnd"/>
+      <w:r>
+        <w:rPr>
+          <w:lang w:val="fr-CH"/>
+        </w:rPr>
+        <w:t xml:space="preserve"> run dev »</w:t>
+      </w:r>
+    </w:p>
+    <w:p>
+      <w:pPr>
+        <w:pStyle w:val="Paragraphedeliste"/>
+        <w:numPr>
+          <w:ilvl w:val="0"/>
+          <w:numId w:val="31"/>
+        </w:numPr>
+        <w:rPr>
+          <w:lang w:val="fr-CH"/>
+        </w:rPr>
+      </w:pPr>
+      <w:r>
+        <w:rPr>
+          <w:lang w:val="fr-CH"/>
+        </w:rPr>
+        <w:t>A la racine du projet dans l’invite de commande exécuter :</w:t>
+      </w:r>
+    </w:p>
+    <w:p>
+      <w:pPr>
+        <w:pStyle w:val="Paragraphedeliste"/>
+      </w:pPr>
+      <w:r>
+        <w:t>« </w:t>
+      </w:r>
+      <w:proofErr w:type="gramStart"/>
+      <w:r>
+        <w:t>cd</w:t>
+      </w:r>
+      <w:proofErr w:type="gramEnd"/>
+      <w:r>
+        <w:t xml:space="preserve"> code/</w:t>
+      </w:r>
+      <w:proofErr w:type="spellStart"/>
+      <w:r>
+        <w:t>Noveling</w:t>
+      </w:r>
+      <w:proofErr w:type="spellEnd"/>
+      <w:r>
+        <w:t> _</w:t>
+      </w:r>
+      <w:r>
+        <w:t>frontend</w:t>
+      </w:r>
+      <w:r>
+        <w:t> »</w:t>
+      </w:r>
+    </w:p>
+    <w:p>
+      <w:pPr>
+        <w:pStyle w:val="Paragraphedeliste"/>
+      </w:pPr>
+      <w:r>
+        <w:t>« </w:t>
+      </w:r>
+      <w:proofErr w:type="spellStart"/>
+      <w:proofErr w:type="gramStart"/>
+      <w:r>
+        <w:t>npm</w:t>
+      </w:r>
+      <w:proofErr w:type="spellEnd"/>
+      <w:proofErr w:type="gramEnd"/>
+      <w:r>
+        <w:t xml:space="preserve"> install »</w:t>
+      </w:r>
+    </w:p>
+    <w:p>
+      <w:pPr>
+        <w:pStyle w:val="Paragraphedeliste"/>
+      </w:pPr>
+      <w:r>
+        <w:t>« </w:t>
+      </w:r>
+      <w:proofErr w:type="spellStart"/>
+      <w:proofErr w:type="gramStart"/>
+      <w:r>
+        <w:t>npm</w:t>
+      </w:r>
+      <w:proofErr w:type="spellEnd"/>
+      <w:proofErr w:type="gramEnd"/>
+      <w:r>
+        <w:t xml:space="preserve"> run dev »</w:t>
+      </w:r>
+    </w:p>
+    <w:p>
+      <w:pPr>
+        <w:pStyle w:val="GuidageList"/>
+        <w:rPr>
+          <w:lang w:val="fr-CH"/>
+        </w:rPr>
+      </w:pPr>
+      <w:r>
+        <w:rPr>
+          <w:lang w:val="fr-CH"/>
+        </w:rPr>
+        <w:lastRenderedPageBreak/>
+        <w:t>Dépendances, licences</w:t>
+      </w:r>
+    </w:p>
+    <w:p>
+      <w:pPr>
+        <w:pStyle w:val="GuidageList"/>
+        <w:rPr>
+          <w:lang w:val="fr-CH"/>
+        </w:rPr>
+      </w:pPr>
+      <w:r>
+        <w:rPr>
+          <w:lang w:val="fr-CH"/>
+        </w:rPr>
+        <w:t>Contraintes (p.ex. ports, stockage, sauvegardes)</w:t>
+      </w:r>
+    </w:p>
+    <w:p>
+      <w:pPr>
+        <w:rPr>
+          <w:lang w:val="fr-CH"/>
+        </w:rPr>
+      </w:pPr>
+    </w:p>
+    <w:p>
+      <w:pPr>
+        <w:pStyle w:val="Titre2"/>
+        <w:rPr>
+          <w:lang w:val="fr-CH"/>
+        </w:rPr>
+      </w:pPr>
+      <w:bookmarkStart w:id="27" w:name="_Toc223704205"/>
+      <w:r>
+        <w:rPr>
+          <w:lang w:val="fr-CH"/>
+        </w:rPr>
+        <w:t>Installation / Déploiement</w:t>
+      </w:r>
+      <w:bookmarkEnd w:id="27"/>
+    </w:p>
+    <w:p>
+      <w:pPr>
         <w:pStyle w:val="Guidage"/>
         <w:rPr>
           <w:lang w:val="fr-CH"/>
@@ -13859,8 +15531,146 @@
         <w:rPr>
           <w:lang w:val="fr-CH"/>
         </w:rPr>
-        <w:t>Cette partie sert au 'client' (utilisateur, exploitant) : installation, utilisation, exploitation, maintenance. Utilisez des captures d'écran et schémas lisibles.</w:t>
-      </w:r>
+        <w:t>Example de contenu attendu :</w:t>
+      </w:r>
+    </w:p>
+    <w:p>
+      <w:pPr>
+        <w:pStyle w:val="GuidageList"/>
+        <w:rPr>
+          <w:lang w:val="fr-CH"/>
+        </w:rPr>
+      </w:pPr>
+      <w:r>
+        <w:rPr>
+          <w:lang w:val="fr-CH"/>
+        </w:rPr>
+        <w:t>Procédure pas-à-pas</w:t>
+      </w:r>
+    </w:p>
+    <w:p>
+      <w:pPr>
+        <w:pStyle w:val="GuidageList"/>
+        <w:rPr>
+          <w:lang w:val="fr-CH"/>
+        </w:rPr>
+      </w:pPr>
+      <w:r>
+        <w:rPr>
+          <w:lang w:val="fr-CH"/>
+        </w:rPr>
+        <w:t>Configuration (</w:t>
+      </w:r>
+      <w:r>
+        <w:rPr>
+          <w:lang w:val="fr-CH"/>
+        </w:rPr>
+        <w:t xml:space="preserve">p. ex : </w:t>
+      </w:r>
+      <w:proofErr w:type="gramStart"/>
+      <w:r>
+        <w:rPr>
+          <w:lang w:val="fr-CH"/>
+        </w:rPr>
+        <w:t>fichiers .</w:t>
+      </w:r>
+      <w:proofErr w:type="spellStart"/>
+      <w:r>
+        <w:rPr>
+          <w:lang w:val="fr-CH"/>
+        </w:rPr>
+        <w:t>env</w:t>
+      </w:r>
+      <w:proofErr w:type="spellEnd"/>
+      <w:proofErr w:type="gramEnd"/>
+      <w:r>
+        <w:rPr>
+          <w:lang w:val="fr-CH"/>
+        </w:rPr>
+        <w:t>, variables, secrets - sans divulguer de secrets)</w:t>
+      </w:r>
+    </w:p>
+    <w:p>
+      <w:pPr>
+        <w:pStyle w:val="GuidageList"/>
+        <w:rPr>
+          <w:lang w:val="fr-CH"/>
+        </w:rPr>
+      </w:pPr>
+      <w:r>
+        <w:rPr>
+          <w:lang w:val="fr-CH"/>
+        </w:rPr>
+        <w:t>Vérifications post-installation</w:t>
+      </w:r>
+    </w:p>
+    <w:p>
+      <w:pPr>
+        <w:pStyle w:val="GuidageList"/>
+        <w:rPr>
+          <w:lang w:val="fr-CH"/>
+        </w:rPr>
+      </w:pPr>
+      <w:r>
+        <w:rPr>
+          <w:lang w:val="fr-CH"/>
+        </w:rPr>
+        <w:t>Procédure de mise à jour / rollback</w:t>
+      </w:r>
+    </w:p>
+    <w:p>
+      <w:pPr>
+        <w:pStyle w:val="GuidageList"/>
+        <w:rPr>
+          <w:lang w:val="fr-CH"/>
+        </w:rPr>
+      </w:pPr>
+      <w:r>
+        <w:rPr>
+          <w:lang w:val="fr-CH"/>
+        </w:rPr>
+        <w:t>Ou</w:t>
+      </w:r>
+      <w:r>
+        <w:rPr>
+          <w:lang w:val="fr-CH"/>
+        </w:rPr>
+        <w:t>/et</w:t>
+      </w:r>
+      <w:r>
+        <w:rPr>
+          <w:lang w:val="fr-CH"/>
+        </w:rPr>
+        <w:t xml:space="preserve"> référence vers un manuel lié au </w:t>
+      </w:r>
+      <w:r>
+        <w:t>dépôt</w:t>
+      </w:r>
+      <w:r>
+        <w:rPr>
+          <w:lang w:val="fr-CH"/>
+        </w:rPr>
+        <w:t xml:space="preserve">, </w:t>
+      </w:r>
+      <w:r>
+        <w:rPr>
+          <w:lang w:val="fr-CH"/>
+        </w:rPr>
+        <w:t xml:space="preserve">p. </w:t>
+      </w:r>
+      <w:r>
+        <w:rPr>
+          <w:lang w:val="fr-CH"/>
+        </w:rPr>
+        <w:t>ex. README.md</w:t>
+      </w:r>
+    </w:p>
+    <w:p>
+      <w:pPr>
+        <w:rPr>
+          <w:lang w:val="fr-CH"/>
+        </w:rPr>
+      </w:pPr>
     </w:p>
     <w:p>
       <w:pPr>
@@ -13869,14 +15679,14 @@
           <w:lang w:val="fr-CH"/>
         </w:rPr>
       </w:pPr>
-      <w:bookmarkStart w:id="27" w:name="_Toc223704204"/>
-      <w:r>
-        <w:rPr>
-          <w:lang w:val="fr-CH"/>
-        </w:rPr>
-        <w:t>Prérequis et environnement cible</w:t>
-      </w:r>
-      <w:bookmarkEnd w:id="27"/>
+      <w:bookmarkStart w:id="28" w:name="_Toc223704206"/>
+      <w:r>
+        <w:rPr>
+          <w:lang w:val="fr-CH"/>
+        </w:rPr>
+        <w:t>Guide d'utilisation</w:t>
+      </w:r>
+      <w:bookmarkEnd w:id="28"/>
     </w:p>
     <w:p>
       <w:pPr>
@@ -13903,7 +15713,7 @@
         <w:rPr>
           <w:lang w:val="fr-CH"/>
         </w:rPr>
-        <w:t>Matériel/OS requis, accès réseau, comptes</w:t>
+        <w:t>Fonctionnalités principales (scénarios)</w:t>
       </w:r>
     </w:p>
     <w:p>
@@ -13917,7 +15727,7 @@
         <w:rPr>
           <w:lang w:val="fr-CH"/>
         </w:rPr>
-        <w:t>Dépendances, licences</w:t>
+        <w:t>Écrans clés (captures) avec explications</w:t>
       </w:r>
     </w:p>
     <w:p>
@@ -13931,7 +15741,36 @@
         <w:rPr>
           <w:lang w:val="fr-CH"/>
         </w:rPr>
-        <w:t>Contraintes (p.ex. ports, stockage, sauvegardes)</w:t>
+        <w:t>Messages d'erreur fréquents et actions recommandées</w:t>
+      </w:r>
+    </w:p>
+    <w:p>
+      <w:pPr>
+        <w:pStyle w:val="GuidageList"/>
+      </w:pPr>
+      <w:r>
+        <w:t>Ou</w:t>
+      </w:r>
+      <w:r>
+        <w:t>/et</w:t>
+      </w:r>
+      <w:r>
+        <w:t xml:space="preserve"> référence vers un manuel lié au </w:t>
+      </w:r>
+      <w:r>
+        <w:rPr>
+          <w:lang w:val="fr-CH"/>
+        </w:rPr>
+        <w:t>dépôt</w:t>
+      </w:r>
+      <w:r>
+        <w:t xml:space="preserve">, </w:t>
+      </w:r>
+      <w:r>
+        <w:t xml:space="preserve">p. </w:t>
+      </w:r>
+      <w:r>
+        <w:t>ex. USER-GUIDE.md</w:t>
       </w:r>
     </w:p>
     <w:p>
@@ -13948,14 +15787,14 @@
           <w:lang w:val="fr-CH"/>
         </w:rPr>
       </w:pPr>
-      <w:bookmarkStart w:id="28" w:name="_Toc223704205"/>
-      <w:r>
-        <w:rPr>
-          <w:lang w:val="fr-CH"/>
-        </w:rPr>
-        <w:t>Installation / Déploiement</w:t>
-      </w:r>
-      <w:bookmarkEnd w:id="28"/>
+      <w:bookmarkStart w:id="29" w:name="_Toc223704207"/>
+      <w:r>
+        <w:rPr>
+          <w:lang w:val="fr-CH"/>
+        </w:rPr>
+        <w:t>Exploitation et maintenance</w:t>
+      </w:r>
+      <w:bookmarkEnd w:id="29"/>
     </w:p>
     <w:p>
       <w:pPr>
@@ -13982,7 +15821,7 @@
         <w:rPr>
           <w:lang w:val="fr-CH"/>
         </w:rPr>
-        <w:t>Procédure pas-à-pas</w:t>
+        <w:t>Démarrage/arrêt, supervision, logs</w:t>
       </w:r>
     </w:p>
     <w:p>
@@ -13996,33 +15835,7 @@
         <w:rPr>
           <w:lang w:val="fr-CH"/>
         </w:rPr>
-        <w:t>Configuration (</w:t>
-      </w:r>
-      <w:r>
-        <w:rPr>
-          <w:lang w:val="fr-CH"/>
-        </w:rPr>
-        <w:t xml:space="preserve">p. ex : </w:t>
-      </w:r>
-      <w:r>
-        <w:rPr>
-          <w:lang w:val="fr-CH"/>
-        </w:rPr>
-        <w:t>fichiers .</w:t>
-      </w:r>
-      <w:proofErr w:type="spellStart"/>
-      <w:r>
-        <w:rPr>
-          <w:lang w:val="fr-CH"/>
-        </w:rPr>
-        <w:t>env</w:t>
-      </w:r>
-      <w:proofErr w:type="spellEnd"/>
-      <w:r>
-        <w:rPr>
-          <w:lang w:val="fr-CH"/>
-        </w:rPr>
-        <w:t>, variables, secrets - sans divulguer de secrets)</w:t>
+        <w:t>Sauvegardes et restauration</w:t>
       </w:r>
     </w:p>
     <w:p>
@@ -14036,7 +15849,7 @@
         <w:rPr>
           <w:lang w:val="fr-CH"/>
         </w:rPr>
-        <w:t>Vérifications post-installation</w:t>
+        <w:t>Gestion des utilisateurs/droits</w:t>
       </w:r>
     </w:p>
     <w:p>
@@ -14050,7 +15863,44 @@
         <w:rPr>
           <w:lang w:val="fr-CH"/>
         </w:rPr>
-        <w:t>Procédure de mise à jour / rollback</w:t>
+        <w:t>Plan de maintenance (correctifs, dépendances)</w:t>
+      </w:r>
+    </w:p>
+    <w:p>
+      <w:pPr>
+        <w:rPr>
+          <w:lang w:val="fr-CH"/>
+        </w:rPr>
+      </w:pPr>
+    </w:p>
+    <w:p>
+      <w:pPr>
+        <w:pStyle w:val="Titre2"/>
+        <w:rPr>
+          <w:lang w:val="fr-CH"/>
+        </w:rPr>
+      </w:pPr>
+      <w:bookmarkStart w:id="30" w:name="_Toc223704208"/>
+      <w:r>
+        <w:rPr>
+          <w:lang w:val="fr-CH"/>
+        </w:rPr>
+        <w:t>Architecture technique (rappel)</w:t>
+      </w:r>
+      <w:bookmarkEnd w:id="30"/>
+    </w:p>
+    <w:p>
+      <w:pPr>
+        <w:pStyle w:val="Guidage"/>
+        <w:rPr>
+          <w:lang w:val="fr-CH"/>
+        </w:rPr>
+      </w:pPr>
+      <w:r>
+        <w:rPr>
+          <w:lang w:val="fr-CH"/>
+        </w:rPr>
+        <w:t>Example de contenu attendu :</w:t>
       </w:r>
     </w:p>
     <w:p>
@@ -14064,77 +15914,7 @@
         <w:rPr>
           <w:lang w:val="fr-CH"/>
         </w:rPr>
-        <w:t>Ou</w:t>
-      </w:r>
-      <w:r>
-        <w:rPr>
-          <w:lang w:val="fr-CH"/>
-        </w:rPr>
-        <w:t>/et</w:t>
-      </w:r>
-      <w:r>
-        <w:rPr>
-          <w:lang w:val="fr-CH"/>
-        </w:rPr>
-        <w:t xml:space="preserve"> référence vers un manuel lié au </w:t>
-      </w:r>
-      <w:r>
-        <w:t>dépôt</w:t>
-      </w:r>
-      <w:r>
-        <w:rPr>
-          <w:lang w:val="fr-CH"/>
-        </w:rPr>
-        <w:t xml:space="preserve">, </w:t>
-      </w:r>
-      <w:r>
-        <w:rPr>
-          <w:lang w:val="fr-CH"/>
-        </w:rPr>
-        <w:t xml:space="preserve">p. </w:t>
-      </w:r>
-      <w:r>
-        <w:rPr>
-          <w:lang w:val="fr-CH"/>
-        </w:rPr>
-        <w:t>ex. README.md</w:t>
-      </w:r>
-    </w:p>
-    <w:p>
-      <w:pPr>
-        <w:rPr>
-          <w:lang w:val="fr-CH"/>
-        </w:rPr>
-      </w:pPr>
-    </w:p>
-    <w:p>
-      <w:pPr>
-        <w:pStyle w:val="Titre2"/>
-        <w:rPr>
-          <w:lang w:val="fr-CH"/>
-        </w:rPr>
-      </w:pPr>
-      <w:bookmarkStart w:id="29" w:name="_Toc223704206"/>
-      <w:r>
-        <w:rPr>
-          <w:lang w:val="fr-CH"/>
-        </w:rPr>
-        <w:t>Guide d'utilisation</w:t>
-      </w:r>
-      <w:bookmarkEnd w:id="29"/>
-    </w:p>
-    <w:p>
-      <w:pPr>
-        <w:pStyle w:val="Guidage"/>
-        <w:rPr>
-          <w:lang w:val="fr-CH"/>
-        </w:rPr>
-      </w:pPr>
-      <w:r>
-        <w:rPr>
-          <w:lang w:val="fr-CH"/>
-        </w:rPr>
-        <w:t>Example de contenu attendu :</w:t>
+        <w:t>Schéma d'architecture</w:t>
       </w:r>
     </w:p>
     <w:p>
@@ -14148,7 +15928,7 @@
         <w:rPr>
           <w:lang w:val="fr-CH"/>
         </w:rPr>
-        <w:t>Fonctionnalités principales (scénarios)</w:t>
+        <w:t>Ports/services, flux</w:t>
       </w:r>
     </w:p>
     <w:p>
@@ -14162,222 +15942,6 @@
         <w:rPr>
           <w:lang w:val="fr-CH"/>
         </w:rPr>
-        <w:t>Écrans clés (captures) avec explications</w:t>
-      </w:r>
-    </w:p>
-    <w:p>
-      <w:pPr>
-        <w:pStyle w:val="GuidageList"/>
-        <w:rPr>
-          <w:lang w:val="fr-CH"/>
-        </w:rPr>
-      </w:pPr>
-      <w:r>
-        <w:rPr>
-          <w:lang w:val="fr-CH"/>
-        </w:rPr>
-        <w:t>Messages d'erreur fréquents et actions recommandées</w:t>
-      </w:r>
-    </w:p>
-    <w:p>
-      <w:pPr>
-        <w:pStyle w:val="GuidageList"/>
-      </w:pPr>
-      <w:r>
-        <w:t>Ou</w:t>
-      </w:r>
-      <w:r>
-        <w:t>/et</w:t>
-      </w:r>
-      <w:r>
-        <w:t xml:space="preserve"> référence vers un manuel lié au </w:t>
-      </w:r>
-      <w:r>
-        <w:rPr>
-          <w:lang w:val="fr-CH"/>
-        </w:rPr>
-        <w:t>dépôt</w:t>
-      </w:r>
-      <w:r>
-        <w:t xml:space="preserve">, </w:t>
-      </w:r>
-      <w:r>
-        <w:t xml:space="preserve">p. </w:t>
-      </w:r>
-      <w:r>
-        <w:t>ex. USER-GUIDE.md</w:t>
-      </w:r>
-    </w:p>
-    <w:p>
-      <w:pPr>
-        <w:rPr>
-          <w:lang w:val="fr-CH"/>
-        </w:rPr>
-      </w:pPr>
-    </w:p>
-    <w:p>
-      <w:pPr>
-        <w:pStyle w:val="Titre2"/>
-        <w:rPr>
-          <w:lang w:val="fr-CH"/>
-        </w:rPr>
-      </w:pPr>
-      <w:bookmarkStart w:id="30" w:name="_Toc223704207"/>
-      <w:r>
-        <w:rPr>
-          <w:lang w:val="fr-CH"/>
-        </w:rPr>
-        <w:t>Exploitation et maintenance</w:t>
-      </w:r>
-      <w:bookmarkEnd w:id="30"/>
-    </w:p>
-    <w:p>
-      <w:pPr>
-        <w:pStyle w:val="Guidage"/>
-        <w:rPr>
-          <w:lang w:val="fr-CH"/>
-        </w:rPr>
-      </w:pPr>
-      <w:r>
-        <w:rPr>
-          <w:lang w:val="fr-CH"/>
-        </w:rPr>
-        <w:t>Example de contenu attendu :</w:t>
-      </w:r>
-    </w:p>
-    <w:p>
-      <w:pPr>
-        <w:pStyle w:val="GuidageList"/>
-        <w:rPr>
-          <w:lang w:val="fr-CH"/>
-        </w:rPr>
-      </w:pPr>
-      <w:r>
-        <w:rPr>
-          <w:lang w:val="fr-CH"/>
-        </w:rPr>
-        <w:t>Démarrage/arrêt, supervision, logs</w:t>
-      </w:r>
-    </w:p>
-    <w:p>
-      <w:pPr>
-        <w:pStyle w:val="GuidageList"/>
-        <w:rPr>
-          <w:lang w:val="fr-CH"/>
-        </w:rPr>
-      </w:pPr>
-      <w:r>
-        <w:rPr>
-          <w:lang w:val="fr-CH"/>
-        </w:rPr>
-        <w:t>Sauvegardes et restauration</w:t>
-      </w:r>
-    </w:p>
-    <w:p>
-      <w:pPr>
-        <w:pStyle w:val="GuidageList"/>
-        <w:rPr>
-          <w:lang w:val="fr-CH"/>
-        </w:rPr>
-      </w:pPr>
-      <w:r>
-        <w:rPr>
-          <w:lang w:val="fr-CH"/>
-        </w:rPr>
-        <w:t>Gestion des utilisateurs/droits</w:t>
-      </w:r>
-    </w:p>
-    <w:p>
-      <w:pPr>
-        <w:pStyle w:val="GuidageList"/>
-        <w:rPr>
-          <w:lang w:val="fr-CH"/>
-        </w:rPr>
-      </w:pPr>
-      <w:r>
-        <w:rPr>
-          <w:lang w:val="fr-CH"/>
-        </w:rPr>
-        <w:t>Plan de maintenance (correctifs, dépendances)</w:t>
-      </w:r>
-    </w:p>
-    <w:p>
-      <w:pPr>
-        <w:rPr>
-          <w:lang w:val="fr-CH"/>
-        </w:rPr>
-      </w:pPr>
-    </w:p>
-    <w:p>
-      <w:pPr>
-        <w:pStyle w:val="Titre2"/>
-        <w:rPr>
-          <w:lang w:val="fr-CH"/>
-        </w:rPr>
-      </w:pPr>
-      <w:bookmarkStart w:id="31" w:name="_Toc223704208"/>
-      <w:r>
-        <w:rPr>
-          <w:lang w:val="fr-CH"/>
-        </w:rPr>
-        <w:t>Architecture technique (rappel)</w:t>
-      </w:r>
-      <w:bookmarkEnd w:id="31"/>
-    </w:p>
-    <w:p>
-      <w:pPr>
-        <w:pStyle w:val="Guidage"/>
-        <w:rPr>
-          <w:lang w:val="fr-CH"/>
-        </w:rPr>
-      </w:pPr>
-      <w:r>
-        <w:rPr>
-          <w:lang w:val="fr-CH"/>
-        </w:rPr>
-        <w:t>Example de contenu attendu :</w:t>
-      </w:r>
-    </w:p>
-    <w:p>
-      <w:pPr>
-        <w:pStyle w:val="GuidageList"/>
-        <w:rPr>
-          <w:lang w:val="fr-CH"/>
-        </w:rPr>
-      </w:pPr>
-      <w:r>
-        <w:rPr>
-          <w:lang w:val="fr-CH"/>
-        </w:rPr>
-        <w:t>Schéma d'architecture</w:t>
-      </w:r>
-    </w:p>
-    <w:p>
-      <w:pPr>
-        <w:pStyle w:val="GuidageList"/>
-        <w:rPr>
-          <w:lang w:val="fr-CH"/>
-        </w:rPr>
-      </w:pPr>
-      <w:r>
-        <w:rPr>
-          <w:lang w:val="fr-CH"/>
-        </w:rPr>
-        <w:t>Ports/services, flux</w:t>
-      </w:r>
-    </w:p>
-    <w:p>
-      <w:pPr>
-        <w:pStyle w:val="GuidageList"/>
-        <w:rPr>
-          <w:lang w:val="fr-CH"/>
-        </w:rPr>
-      </w:pPr>
-      <w:r>
-        <w:rPr>
-          <w:lang w:val="fr-CH"/>
-        </w:rPr>
-        <w:lastRenderedPageBreak/>
         <w:t>Structure des données (schéma DB)</w:t>
       </w:r>
       <w:r>
@@ -14413,7 +15977,7 @@
           <w:lang w:val="fr-CH"/>
         </w:rPr>
       </w:pPr>
-      <w:bookmarkStart w:id="32" w:name="_Toc223704209"/>
+      <w:bookmarkStart w:id="31" w:name="_Toc223704209"/>
       <w:r>
         <w:rPr>
           <w:lang w:val="fr-CH"/>
@@ -14421,6 +15985,36 @@
         <w:lastRenderedPageBreak/>
         <w:t>Résumé</w:t>
       </w:r>
+      <w:bookmarkEnd w:id="31"/>
+    </w:p>
+    <w:p>
+      <w:pPr>
+        <w:pStyle w:val="Guidage"/>
+        <w:rPr>
+          <w:lang w:val="fr-CH"/>
+        </w:rPr>
+      </w:pPr>
+      <w:r>
+        <w:rPr>
+          <w:lang w:val="fr-CH"/>
+        </w:rPr>
+        <w:t>Objectif : fournir une vue d'ensemble claire du TPI en 1 page maximum.</w:t>
+      </w:r>
+    </w:p>
+    <w:p>
+      <w:pPr>
+        <w:pStyle w:val="Titre2"/>
+        <w:rPr>
+          <w:lang w:val="fr-CH"/>
+        </w:rPr>
+      </w:pPr>
+      <w:bookmarkStart w:id="32" w:name="_Toc223704210"/>
+      <w:r>
+        <w:rPr>
+          <w:lang w:val="fr-CH"/>
+        </w:rPr>
+        <w:t>Contexte et mandat</w:t>
+      </w:r>
       <w:bookmarkEnd w:id="32"/>
     </w:p>
     <w:p>
@@ -14434,7 +16028,7 @@
         <w:rPr>
           <w:lang w:val="fr-CH"/>
         </w:rPr>
-        <w:t>Objectif : fournir une vue d'ensemble claire du TPI en 1 page maximum.</w:t>
+        <w:t>À rédiger (5-10 lignes).</w:t>
       </w:r>
     </w:p>
     <w:p>
@@ -14444,12 +16038,12 @@
           <w:lang w:val="fr-CH"/>
         </w:rPr>
       </w:pPr>
-      <w:bookmarkStart w:id="33" w:name="_Toc223704210"/>
-      <w:r>
-        <w:rPr>
-          <w:lang w:val="fr-CH"/>
-        </w:rPr>
-        <w:t>Contexte et mandat</w:t>
+      <w:bookmarkStart w:id="33" w:name="_Toc223704211"/>
+      <w:r>
+        <w:rPr>
+          <w:lang w:val="fr-CH"/>
+        </w:rPr>
+        <w:t>Solution réalisée</w:t>
       </w:r>
       <w:bookmarkEnd w:id="33"/>
     </w:p>
@@ -14474,12 +16068,12 @@
           <w:lang w:val="fr-CH"/>
         </w:rPr>
       </w:pPr>
-      <w:bookmarkStart w:id="34" w:name="_Toc223704211"/>
-      <w:r>
-        <w:rPr>
-          <w:lang w:val="fr-CH"/>
-        </w:rPr>
-        <w:t>Solution réalisée</w:t>
+      <w:bookmarkStart w:id="34" w:name="_Toc223704212"/>
+      <w:r>
+        <w:rPr>
+          <w:lang w:val="fr-CH"/>
+        </w:rPr>
+        <w:t>Résultats principaux</w:t>
       </w:r>
       <w:bookmarkEnd w:id="34"/>
     </w:p>
@@ -14504,12 +16098,12 @@
           <w:lang w:val="fr-CH"/>
         </w:rPr>
       </w:pPr>
-      <w:bookmarkStart w:id="35" w:name="_Toc223704212"/>
-      <w:r>
-        <w:rPr>
-          <w:lang w:val="fr-CH"/>
-        </w:rPr>
-        <w:t>Résultats principaux</w:t>
+      <w:bookmarkStart w:id="35" w:name="_Toc223704213"/>
+      <w:r>
+        <w:rPr>
+          <w:lang w:val="fr-CH"/>
+        </w:rPr>
+        <w:t>Limites et suites</w:t>
       </w:r>
       <w:bookmarkEnd w:id="35"/>
     </w:p>
@@ -14529,36 +16123,6 @@
     </w:p>
     <w:p>
       <w:pPr>
-        <w:pStyle w:val="Titre2"/>
-        <w:rPr>
-          <w:lang w:val="fr-CH"/>
-        </w:rPr>
-      </w:pPr>
-      <w:bookmarkStart w:id="36" w:name="_Toc223704213"/>
-      <w:r>
-        <w:rPr>
-          <w:lang w:val="fr-CH"/>
-        </w:rPr>
-        <w:t>Limites et suites</w:t>
-      </w:r>
-      <w:bookmarkEnd w:id="36"/>
-    </w:p>
-    <w:p>
-      <w:pPr>
-        <w:pStyle w:val="Guidage"/>
-        <w:rPr>
-          <w:lang w:val="fr-CH"/>
-        </w:rPr>
-      </w:pPr>
-      <w:r>
-        <w:rPr>
-          <w:lang w:val="fr-CH"/>
-        </w:rPr>
-        <w:t>À rédiger (5-10 lignes).</w:t>
-      </w:r>
-    </w:p>
-    <w:p>
-      <w:pPr>
         <w:rPr>
           <w:lang w:val="fr-CH"/>
         </w:rPr>
@@ -14584,8 +16148,8 @@
           <w:lang w:val="fr-CH"/>
         </w:rPr>
       </w:pPr>
-      <w:bookmarkStart w:id="37" w:name="_Ref223004069"/>
-      <w:bookmarkStart w:id="38" w:name="_Toc223704214"/>
+      <w:bookmarkStart w:id="36" w:name="_Ref223004069"/>
+      <w:bookmarkStart w:id="37" w:name="_Toc223704214"/>
       <w:r>
         <w:rPr>
           <w:lang w:val="fr-CH"/>
@@ -14593,8 +16157,8 @@
         <w:lastRenderedPageBreak/>
         <w:t>Annexes</w:t>
       </w:r>
+      <w:bookmarkEnd w:id="36"/>
       <w:bookmarkEnd w:id="37"/>
-      <w:bookmarkEnd w:id="38"/>
     </w:p>
     <w:p>
       <w:pPr>
@@ -14607,20 +16171,20 @@
           <w:lang w:val="fr-CH"/>
         </w:rPr>
       </w:pPr>
-      <w:bookmarkStart w:id="39" w:name="_Ref223003988"/>
-      <w:bookmarkStart w:id="40" w:name="_Ref223003991"/>
-      <w:bookmarkStart w:id="41" w:name="_Ref223004013"/>
-      <w:bookmarkStart w:id="42" w:name="_Toc223704215"/>
+      <w:bookmarkStart w:id="38" w:name="_Ref223003988"/>
+      <w:bookmarkStart w:id="39" w:name="_Ref223003991"/>
+      <w:bookmarkStart w:id="40" w:name="_Ref223004013"/>
+      <w:bookmarkStart w:id="41" w:name="_Toc223704215"/>
       <w:r>
         <w:rPr>
           <w:lang w:val="fr-CH"/>
         </w:rPr>
         <w:t>Journal de travail</w:t>
       </w:r>
+      <w:bookmarkEnd w:id="38"/>
       <w:bookmarkEnd w:id="39"/>
       <w:bookmarkEnd w:id="40"/>
       <w:bookmarkEnd w:id="41"/>
-      <w:bookmarkEnd w:id="42"/>
     </w:p>
     <w:p>
       <w:pPr>
@@ -14846,7 +16410,7 @@
           <w:lang w:val="fr-CH"/>
         </w:rPr>
       </w:pPr>
-      <w:bookmarkStart w:id="43" w:name="_Toc223704216"/>
+      <w:bookmarkStart w:id="42" w:name="_Toc223704216"/>
       <w:r>
         <w:rPr>
           <w:lang w:val="fr-CH"/>
@@ -14859,7 +16423,7 @@
         </w:rPr>
         <w:t>références</w:t>
       </w:r>
-      <w:bookmarkEnd w:id="43"/>
+      <w:bookmarkEnd w:id="42"/>
     </w:p>
     <w:p>
       <w:pPr>
@@ -14886,14 +16450,14 @@
           <w:lang w:val="fr-CH"/>
         </w:rPr>
       </w:pPr>
-      <w:bookmarkStart w:id="44" w:name="_Toc223704217"/>
+      <w:bookmarkStart w:id="43" w:name="_Toc223704217"/>
       <w:r>
         <w:rPr>
           <w:lang w:val="fr-CH"/>
         </w:rPr>
         <w:t>Liste des livrables remis</w:t>
       </w:r>
-      <w:bookmarkEnd w:id="44"/>
+      <w:bookmarkEnd w:id="43"/>
     </w:p>
     <w:p>
       <w:pPr>
@@ -15984,9 +17548,9 @@
       </w:r>
     </w:p>
     <w:sectPr>
-      <w:headerReference w:type="default" r:id="rId11"/>
-      <w:footerReference w:type="even" r:id="rId12"/>
-      <w:footerReference w:type="default" r:id="rId13"/>
+      <w:headerReference w:type="default" r:id="rId15"/>
+      <w:footerReference w:type="even" r:id="rId16"/>
+      <w:footerReference w:type="default" r:id="rId17"/>
       <w:pgSz w:w="12240" w:h="15840"/>
       <w:pgMar w:top="1386" w:right="1417" w:bottom="618" w:left="1417" w:header="720" w:footer="188" w:gutter="0"/>
       <w:cols w:space="720"/>
@@ -17700,6 +19264,119 @@
     </w:lvl>
   </w:abstractNum>
   <w:abstractNum w:abstractNumId="16" w15:restartNumberingAfterBreak="0">
+    <w:nsid w:val="2330317C"/>
+    <w:multiLevelType w:val="hybridMultilevel"/>
+    <w:tmpl w:val="434C46E6"/>
+    <w:lvl w:ilvl="0" w:tplc="100C0001">
+      <w:start w:val="1"/>
+      <w:numFmt w:val="bullet"/>
+      <w:lvlText w:val=""/>
+      <w:lvlJc w:val="left"/>
+      <w:pPr>
+        <w:ind w:left="720" w:hanging="360"/>
+      </w:pPr>
+      <w:rPr>
+        <w:rFonts w:ascii="Symbol" w:hAnsi="Symbol" w:hint="default"/>
+      </w:rPr>
+    </w:lvl>
+    <w:lvl w:ilvl="1" w:tplc="100C0003" w:tentative="1">
+      <w:start w:val="1"/>
+      <w:numFmt w:val="bullet"/>
+      <w:lvlText w:val="o"/>
+      <w:lvlJc w:val="left"/>
+      <w:pPr>
+        <w:ind w:left="1440" w:hanging="360"/>
+      </w:pPr>
+      <w:rPr>
+        <w:rFonts w:ascii="Courier New" w:hAnsi="Courier New" w:cs="Courier New" w:hint="default"/>
+      </w:rPr>
+    </w:lvl>
+    <w:lvl w:ilvl="2" w:tplc="100C0005" w:tentative="1">
+      <w:start w:val="1"/>
+      <w:numFmt w:val="bullet"/>
+      <w:lvlText w:val=""/>
+      <w:lvlJc w:val="left"/>
+      <w:pPr>
+        <w:ind w:left="2160" w:hanging="360"/>
+      </w:pPr>
+      <w:rPr>
+        <w:rFonts w:ascii="Wingdings" w:hAnsi="Wingdings" w:hint="default"/>
+      </w:rPr>
+    </w:lvl>
+    <w:lvl w:ilvl="3" w:tplc="100C0001" w:tentative="1">
+      <w:start w:val="1"/>
+      <w:numFmt w:val="bullet"/>
+      <w:lvlText w:val=""/>
+      <w:lvlJc w:val="left"/>
+      <w:pPr>
+        <w:ind w:left="2880" w:hanging="360"/>
+      </w:pPr>
+      <w:rPr>
+        <w:rFonts w:ascii="Symbol" w:hAnsi="Symbol" w:hint="default"/>
+      </w:rPr>
+    </w:lvl>
+    <w:lvl w:ilvl="4" w:tplc="100C0003" w:tentative="1">
+      <w:start w:val="1"/>
+      <w:numFmt w:val="bullet"/>
+      <w:lvlText w:val="o"/>
+      <w:lvlJc w:val="left"/>
+      <w:pPr>
+        <w:ind w:left="3600" w:hanging="360"/>
+      </w:pPr>
+      <w:rPr>
+        <w:rFonts w:ascii="Courier New" w:hAnsi="Courier New" w:cs="Courier New" w:hint="default"/>
+      </w:rPr>
+    </w:lvl>
+    <w:lvl w:ilvl="5" w:tplc="100C0005" w:tentative="1">
+      <w:start w:val="1"/>
+      <w:numFmt w:val="bullet"/>
+      <w:lvlText w:val=""/>
+      <w:lvlJc w:val="left"/>
+      <w:pPr>
+        <w:ind w:left="4320" w:hanging="360"/>
+      </w:pPr>
+      <w:rPr>
+        <w:rFonts w:ascii="Wingdings" w:hAnsi="Wingdings" w:hint="default"/>
+      </w:rPr>
+    </w:lvl>
+    <w:lvl w:ilvl="6" w:tplc="100C0001" w:tentative="1">
+      <w:start w:val="1"/>
+      <w:numFmt w:val="bullet"/>
+      <w:lvlText w:val=""/>
+      <w:lvlJc w:val="left"/>
+      <w:pPr>
+        <w:ind w:left="5040" w:hanging="360"/>
+      </w:pPr>
+      <w:rPr>
+        <w:rFonts w:ascii="Symbol" w:hAnsi="Symbol" w:hint="default"/>
+      </w:rPr>
+    </w:lvl>
+    <w:lvl w:ilvl="7" w:tplc="100C0003" w:tentative="1">
+      <w:start w:val="1"/>
+      <w:numFmt w:val="bullet"/>
+      <w:lvlText w:val="o"/>
+      <w:lvlJc w:val="left"/>
+      <w:pPr>
+        <w:ind w:left="5760" w:hanging="360"/>
+      </w:pPr>
+      <w:rPr>
+        <w:rFonts w:ascii="Courier New" w:hAnsi="Courier New" w:cs="Courier New" w:hint="default"/>
+      </w:rPr>
+    </w:lvl>
+    <w:lvl w:ilvl="8" w:tplc="100C0005" w:tentative="1">
+      <w:start w:val="1"/>
+      <w:numFmt w:val="bullet"/>
+      <w:lvlText w:val=""/>
+      <w:lvlJc w:val="left"/>
+      <w:pPr>
+        <w:ind w:left="6480" w:hanging="360"/>
+      </w:pPr>
+      <w:rPr>
+        <w:rFonts w:ascii="Wingdings" w:hAnsi="Wingdings" w:hint="default"/>
+      </w:rPr>
+    </w:lvl>
+  </w:abstractNum>
+  <w:abstractNum w:abstractNumId="17" w15:restartNumberingAfterBreak="0">
     <w:nsid w:val="2F2B3654"/>
     <w:multiLevelType w:val="multilevel"/>
     <w:tmpl w:val="F8E62162"/>
@@ -17848,7 +19525,7 @@
       </w:rPr>
     </w:lvl>
   </w:abstractNum>
-  <w:abstractNum w:abstractNumId="17" w15:restartNumberingAfterBreak="0">
+  <w:abstractNum w:abstractNumId="18" w15:restartNumberingAfterBreak="0">
     <w:nsid w:val="2F6742F9"/>
     <w:multiLevelType w:val="multilevel"/>
     <w:tmpl w:val="08090025"/>
@@ -17935,7 +19612,93 @@
       </w:pPr>
     </w:lvl>
   </w:abstractNum>
-  <w:abstractNum w:abstractNumId="18" w15:restartNumberingAfterBreak="0">
+  <w:abstractNum w:abstractNumId="19" w15:restartNumberingAfterBreak="0">
+    <w:nsid w:val="35245E8F"/>
+    <w:multiLevelType w:val="hybridMultilevel"/>
+    <w:tmpl w:val="8A2EAE12"/>
+    <w:lvl w:ilvl="0" w:tplc="100C000F">
+      <w:start w:val="1"/>
+      <w:numFmt w:val="decimal"/>
+      <w:lvlText w:val="%1."/>
+      <w:lvlJc w:val="left"/>
+      <w:pPr>
+        <w:ind w:left="720" w:hanging="360"/>
+      </w:pPr>
+    </w:lvl>
+    <w:lvl w:ilvl="1" w:tplc="100C0019" w:tentative="1">
+      <w:start w:val="1"/>
+      <w:numFmt w:val="lowerLetter"/>
+      <w:lvlText w:val="%2."/>
+      <w:lvlJc w:val="left"/>
+      <w:pPr>
+        <w:ind w:left="1440" w:hanging="360"/>
+      </w:pPr>
+    </w:lvl>
+    <w:lvl w:ilvl="2" w:tplc="100C001B" w:tentative="1">
+      <w:start w:val="1"/>
+      <w:numFmt w:val="lowerRoman"/>
+      <w:lvlText w:val="%3."/>
+      <w:lvlJc w:val="right"/>
+      <w:pPr>
+        <w:ind w:left="2160" w:hanging="180"/>
+      </w:pPr>
+    </w:lvl>
+    <w:lvl w:ilvl="3" w:tplc="100C000F" w:tentative="1">
+      <w:start w:val="1"/>
+      <w:numFmt w:val="decimal"/>
+      <w:lvlText w:val="%4."/>
+      <w:lvlJc w:val="left"/>
+      <w:pPr>
+        <w:ind w:left="2880" w:hanging="360"/>
+      </w:pPr>
+    </w:lvl>
+    <w:lvl w:ilvl="4" w:tplc="100C0019" w:tentative="1">
+      <w:start w:val="1"/>
+      <w:numFmt w:val="lowerLetter"/>
+      <w:lvlText w:val="%5."/>
+      <w:lvlJc w:val="left"/>
+      <w:pPr>
+        <w:ind w:left="3600" w:hanging="360"/>
+      </w:pPr>
+    </w:lvl>
+    <w:lvl w:ilvl="5" w:tplc="100C001B" w:tentative="1">
+      <w:start w:val="1"/>
+      <w:numFmt w:val="lowerRoman"/>
+      <w:lvlText w:val="%6."/>
+      <w:lvlJc w:val="right"/>
+      <w:pPr>
+        <w:ind w:left="4320" w:hanging="180"/>
+      </w:pPr>
+    </w:lvl>
+    <w:lvl w:ilvl="6" w:tplc="100C000F" w:tentative="1">
+      <w:start w:val="1"/>
+      <w:numFmt w:val="decimal"/>
+      <w:lvlText w:val="%7."/>
+      <w:lvlJc w:val="left"/>
+      <w:pPr>
+        <w:ind w:left="5040" w:hanging="360"/>
+      </w:pPr>
+    </w:lvl>
+    <w:lvl w:ilvl="7" w:tplc="100C0019" w:tentative="1">
+      <w:start w:val="1"/>
+      <w:numFmt w:val="lowerLetter"/>
+      <w:lvlText w:val="%8."/>
+      <w:lvlJc w:val="left"/>
+      <w:pPr>
+        <w:ind w:left="5760" w:hanging="360"/>
+      </w:pPr>
+    </w:lvl>
+    <w:lvl w:ilvl="8" w:tplc="100C001B" w:tentative="1">
+      <w:start w:val="1"/>
+      <w:numFmt w:val="lowerRoman"/>
+      <w:lvlText w:val="%9."/>
+      <w:lvlJc w:val="right"/>
+      <w:pPr>
+        <w:ind w:left="6480" w:hanging="180"/>
+      </w:pPr>
+    </w:lvl>
+  </w:abstractNum>
+  <w:abstractNum w:abstractNumId="20" w15:restartNumberingAfterBreak="0">
     <w:nsid w:val="368C5BEF"/>
     <w:multiLevelType w:val="multilevel"/>
     <w:tmpl w:val="3064DBA0"/>
@@ -18084,7 +19847,7 @@
       </w:rPr>
     </w:lvl>
   </w:abstractNum>
-  <w:abstractNum w:abstractNumId="19" w15:restartNumberingAfterBreak="0">
+  <w:abstractNum w:abstractNumId="21" w15:restartNumberingAfterBreak="0">
     <w:nsid w:val="393A2D47"/>
     <w:multiLevelType w:val="hybridMultilevel"/>
     <w:tmpl w:val="63E6FDD0"/>
@@ -18197,7 +19960,7 @@
       </w:rPr>
     </w:lvl>
   </w:abstractNum>
-  <w:abstractNum w:abstractNumId="20" w15:restartNumberingAfterBreak="0">
+  <w:abstractNum w:abstractNumId="22" w15:restartNumberingAfterBreak="0">
     <w:nsid w:val="456D169A"/>
     <w:multiLevelType w:val="multilevel"/>
     <w:tmpl w:val="A476C1BE"/>
@@ -18346,7 +20109,7 @@
       </w:rPr>
     </w:lvl>
   </w:abstractNum>
-  <w:abstractNum w:abstractNumId="21" w15:restartNumberingAfterBreak="0">
+  <w:abstractNum w:abstractNumId="23" w15:restartNumberingAfterBreak="0">
     <w:nsid w:val="4B350300"/>
     <w:multiLevelType w:val="hybridMultilevel"/>
     <w:tmpl w:val="9EB0462E"/>
@@ -18432,7 +20195,93 @@
       </w:pPr>
     </w:lvl>
   </w:abstractNum>
-  <w:abstractNum w:abstractNumId="22" w15:restartNumberingAfterBreak="0">
+  <w:abstractNum w:abstractNumId="24" w15:restartNumberingAfterBreak="0">
+    <w:nsid w:val="55C641CE"/>
+    <w:multiLevelType w:val="hybridMultilevel"/>
+    <w:tmpl w:val="764009C4"/>
+    <w:lvl w:ilvl="0" w:tplc="100C000F">
+      <w:start w:val="1"/>
+      <w:numFmt w:val="decimal"/>
+      <w:lvlText w:val="%1."/>
+      <w:lvlJc w:val="left"/>
+      <w:pPr>
+        <w:ind w:left="720" w:hanging="360"/>
+      </w:pPr>
+    </w:lvl>
+    <w:lvl w:ilvl="1" w:tplc="100C0019" w:tentative="1">
+      <w:start w:val="1"/>
+      <w:numFmt w:val="lowerLetter"/>
+      <w:lvlText w:val="%2."/>
+      <w:lvlJc w:val="left"/>
+      <w:pPr>
+        <w:ind w:left="1440" w:hanging="360"/>
+      </w:pPr>
+    </w:lvl>
+    <w:lvl w:ilvl="2" w:tplc="100C001B" w:tentative="1">
+      <w:start w:val="1"/>
+      <w:numFmt w:val="lowerRoman"/>
+      <w:lvlText w:val="%3."/>
+      <w:lvlJc w:val="right"/>
+      <w:pPr>
+        <w:ind w:left="2160" w:hanging="180"/>
+      </w:pPr>
+    </w:lvl>
+    <w:lvl w:ilvl="3" w:tplc="100C000F" w:tentative="1">
+      <w:start w:val="1"/>
+      <w:numFmt w:val="decimal"/>
+      <w:lvlText w:val="%4."/>
+      <w:lvlJc w:val="left"/>
+      <w:pPr>
+        <w:ind w:left="2880" w:hanging="360"/>
+      </w:pPr>
+    </w:lvl>
+    <w:lvl w:ilvl="4" w:tplc="100C0019" w:tentative="1">
+      <w:start w:val="1"/>
+      <w:numFmt w:val="lowerLetter"/>
+      <w:lvlText w:val="%5."/>
+      <w:lvlJc w:val="left"/>
+      <w:pPr>
+        <w:ind w:left="3600" w:hanging="360"/>
+      </w:pPr>
+    </w:lvl>
+    <w:lvl w:ilvl="5" w:tplc="100C001B" w:tentative="1">
+      <w:start w:val="1"/>
+      <w:numFmt w:val="lowerRoman"/>
+      <w:lvlText w:val="%6."/>
+      <w:lvlJc w:val="right"/>
+      <w:pPr>
+        <w:ind w:left="4320" w:hanging="180"/>
+      </w:pPr>
+    </w:lvl>
+    <w:lvl w:ilvl="6" w:tplc="100C000F" w:tentative="1">
+      <w:start w:val="1"/>
+      <w:numFmt w:val="decimal"/>
+      <w:lvlText w:val="%7."/>
+      <w:lvlJc w:val="left"/>
+      <w:pPr>
+        <w:ind w:left="5040" w:hanging="360"/>
+      </w:pPr>
+    </w:lvl>
+    <w:lvl w:ilvl="7" w:tplc="100C0019" w:tentative="1">
+      <w:start w:val="1"/>
+      <w:numFmt w:val="lowerLetter"/>
+      <w:lvlText w:val="%8."/>
+      <w:lvlJc w:val="left"/>
+      <w:pPr>
+        <w:ind w:left="5760" w:hanging="360"/>
+      </w:pPr>
+    </w:lvl>
+    <w:lvl w:ilvl="8" w:tplc="100C001B" w:tentative="1">
+      <w:start w:val="1"/>
+      <w:numFmt w:val="lowerRoman"/>
+      <w:lvlText w:val="%9."/>
+      <w:lvlJc w:val="right"/>
+      <w:pPr>
+        <w:ind w:left="6480" w:hanging="180"/>
+      </w:pPr>
+    </w:lvl>
+  </w:abstractNum>
+  <w:abstractNum w:abstractNumId="25" w15:restartNumberingAfterBreak="0">
     <w:nsid w:val="58CA7755"/>
     <w:multiLevelType w:val="multilevel"/>
     <w:tmpl w:val="7B5E39E0"/>
@@ -18581,7 +20430,7 @@
       </w:rPr>
     </w:lvl>
   </w:abstractNum>
-  <w:abstractNum w:abstractNumId="23" w15:restartNumberingAfterBreak="0">
+  <w:abstractNum w:abstractNumId="26" w15:restartNumberingAfterBreak="0">
     <w:nsid w:val="5B82507D"/>
     <w:multiLevelType w:val="multilevel"/>
     <w:tmpl w:val="271E196E"/>
@@ -18730,10 +20579,10 @@
       </w:rPr>
     </w:lvl>
   </w:abstractNum>
-  <w:abstractNum w:abstractNumId="24" w15:restartNumberingAfterBreak="0">
+  <w:abstractNum w:abstractNumId="27" w15:restartNumberingAfterBreak="0">
     <w:nsid w:val="5BEC32C4"/>
     <w:multiLevelType w:val="multilevel"/>
-    <w:tmpl w:val="BF1C2324"/>
+    <w:tmpl w:val="2C783FF8"/>
     <w:lvl w:ilvl="0">
       <w:start w:val="1"/>
       <w:numFmt w:val="decimal"/>
@@ -18773,6 +20622,9 @@
       <w:pPr>
         <w:ind w:left="864" w:hanging="864"/>
       </w:pPr>
+      <w:rPr>
+        <w:rFonts w:asciiTheme="majorHAnsi" w:hAnsiTheme="majorHAnsi" w:cstheme="majorHAnsi" w:hint="default"/>
+      </w:rPr>
     </w:lvl>
     <w:lvl w:ilvl="4">
       <w:start w:val="1"/>
@@ -18825,7 +20677,7 @@
       </w:pPr>
     </w:lvl>
   </w:abstractNum>
-  <w:abstractNum w:abstractNumId="25" w15:restartNumberingAfterBreak="0">
+  <w:abstractNum w:abstractNumId="28" w15:restartNumberingAfterBreak="0">
     <w:nsid w:val="5BFE797D"/>
     <w:multiLevelType w:val="multilevel"/>
     <w:tmpl w:val="DFFC82E4"/>
@@ -18974,7 +20826,7 @@
       </w:rPr>
     </w:lvl>
   </w:abstractNum>
-  <w:abstractNum w:abstractNumId="26" w15:restartNumberingAfterBreak="0">
+  <w:abstractNum w:abstractNumId="29" w15:restartNumberingAfterBreak="0">
     <w:nsid w:val="69F940C0"/>
     <w:multiLevelType w:val="hybridMultilevel"/>
     <w:tmpl w:val="E91A3006"/>
@@ -19063,7 +20915,7 @@
       </w:pPr>
     </w:lvl>
   </w:abstractNum>
-  <w:abstractNum w:abstractNumId="27" w15:restartNumberingAfterBreak="0">
+  <w:abstractNum w:abstractNumId="30" w15:restartNumberingAfterBreak="0">
     <w:nsid w:val="6A620918"/>
     <w:multiLevelType w:val="hybridMultilevel"/>
     <w:tmpl w:val="0B925F26"/>
@@ -19176,7 +21028,7 @@
       </w:rPr>
     </w:lvl>
   </w:abstractNum>
-  <w:abstractNum w:abstractNumId="28" w15:restartNumberingAfterBreak="0">
+  <w:abstractNum w:abstractNumId="31" w15:restartNumberingAfterBreak="0">
     <w:nsid w:val="6E2601B6"/>
     <w:multiLevelType w:val="hybridMultilevel"/>
     <w:tmpl w:val="B8E8164A"/>
@@ -19317,16 +21169,16 @@
     <w:abstractNumId w:val="0"/>
   </w:num>
   <w:num w:numId="10" w16cid:durableId="124858710">
-    <w:abstractNumId w:val="24"/>
+    <w:abstractNumId w:val="27"/>
   </w:num>
   <w:num w:numId="11" w16cid:durableId="136925223">
-    <w:abstractNumId w:val="23"/>
+    <w:abstractNumId w:val="26"/>
   </w:num>
   <w:num w:numId="12" w16cid:durableId="2135438915">
-    <w:abstractNumId w:val="16"/>
+    <w:abstractNumId w:val="17"/>
   </w:num>
   <w:num w:numId="13" w16cid:durableId="11342515">
-    <w:abstractNumId w:val="25"/>
+    <w:abstractNumId w:val="28"/>
   </w:num>
   <w:num w:numId="14" w16cid:durableId="248973769">
     <w:abstractNumId w:val="11"/>
@@ -19338,13 +21190,13 @@
     <w:abstractNumId w:val="14"/>
   </w:num>
   <w:num w:numId="17" w16cid:durableId="1404722623">
-    <w:abstractNumId w:val="22"/>
+    <w:abstractNumId w:val="25"/>
   </w:num>
   <w:num w:numId="18" w16cid:durableId="505825146">
-    <w:abstractNumId w:val="18"/>
+    <w:abstractNumId w:val="20"/>
   </w:num>
   <w:num w:numId="19" w16cid:durableId="635262048">
-    <w:abstractNumId w:val="20"/>
+    <w:abstractNumId w:val="22"/>
   </w:num>
   <w:num w:numId="20" w16cid:durableId="1679623808">
     <w:abstractNumId w:val="12"/>
@@ -19356,25 +21208,34 @@
     <w:abstractNumId w:val="10"/>
   </w:num>
   <w:num w:numId="23" w16cid:durableId="263610469">
+    <w:abstractNumId w:val="23"/>
+  </w:num>
+  <w:num w:numId="24" w16cid:durableId="1378624883">
+    <w:abstractNumId w:val="29"/>
+  </w:num>
+  <w:num w:numId="25" w16cid:durableId="126246467">
+    <w:abstractNumId w:val="18"/>
+  </w:num>
+  <w:num w:numId="26" w16cid:durableId="863398267">
+    <w:abstractNumId w:val="31"/>
+  </w:num>
+  <w:num w:numId="27" w16cid:durableId="1274745971">
     <w:abstractNumId w:val="21"/>
   </w:num>
-  <w:num w:numId="24" w16cid:durableId="1378624883">
-    <w:abstractNumId w:val="26"/>
-  </w:num>
-  <w:num w:numId="25" w16cid:durableId="126246467">
-    <w:abstractNumId w:val="17"/>
-  </w:num>
-  <w:num w:numId="26" w16cid:durableId="863398267">
-    <w:abstractNumId w:val="28"/>
-  </w:num>
-  <w:num w:numId="27" w16cid:durableId="1274745971">
-    <w:abstractNumId w:val="19"/>
-  </w:num>
   <w:num w:numId="28" w16cid:durableId="924219525">
-    <w:abstractNumId w:val="27"/>
+    <w:abstractNumId w:val="30"/>
   </w:num>
   <w:num w:numId="29" w16cid:durableId="1922791792">
     <w:abstractNumId w:val="15"/>
+  </w:num>
+  <w:num w:numId="30" w16cid:durableId="128015560">
+    <w:abstractNumId w:val="16"/>
+  </w:num>
+  <w:num w:numId="31" w16cid:durableId="696470617">
+    <w:abstractNumId w:val="19"/>
+  </w:num>
+  <w:num w:numId="32" w16cid:durableId="1303117835">
+    <w:abstractNumId w:val="24"/>
   </w:num>
 </w:numbering>
 </file>
@@ -19858,10 +21719,11 @@
     <w:basedOn w:val="Normal"/>
     <w:next w:val="Normal"/>
     <w:link w:val="Titre4Car"/>
+    <w:autoRedefine/>
     <w:uiPriority w:val="9"/>
     <w:unhideWhenUsed/>
     <w:qFormat/>
-    <w:rsid w:val="00FC693F"/>
+    <w:rsid w:val="009F3B7C"/>
     <w:pPr>
       <w:keepNext/>
       <w:keepLines/>
@@ -19876,9 +21738,8 @@
       <w:rFonts w:asciiTheme="majorHAnsi" w:eastAsiaTheme="majorEastAsia" w:hAnsiTheme="majorHAnsi" w:cstheme="majorBidi"/>
       <w:b/>
       <w:bCs/>
-      <w:i/>
-      <w:iCs/>
       <w:color w:val="4F81BD" w:themeColor="accent1"/>
+      <w:lang w:val="fr-CH"/>
     </w:rPr>
   </w:style>
   <w:style w:type="paragraph" w:styleId="Titre5">
@@ -19911,7 +21772,6 @@
     <w:next w:val="Normal"/>
     <w:link w:val="Titre6Car"/>
     <w:uiPriority w:val="9"/>
-    <w:semiHidden/>
     <w:unhideWhenUsed/>
     <w:qFormat/>
     <w:rsid w:val="00FC693F"/>
@@ -20018,7 +21878,6 @@
   <w:style w:type="character" w:default="1" w:styleId="Policepardfaut">
     <w:name w:val="Default Paragraph Font"/>
     <w:uiPriority w:val="1"/>
-    <w:semiHidden/>
     <w:unhideWhenUsed/>
   </w:style>
   <w:style w:type="table" w:default="1" w:styleId="TableauNormal">
@@ -20503,14 +22362,13 @@
     <w:basedOn w:val="Policepardfaut"/>
     <w:link w:val="Titre4"/>
     <w:uiPriority w:val="9"/>
-    <w:rsid w:val="00FC693F"/>
+    <w:rsid w:val="009F3B7C"/>
     <w:rPr>
       <w:rFonts w:asciiTheme="majorHAnsi" w:eastAsiaTheme="majorEastAsia" w:hAnsiTheme="majorHAnsi" w:cstheme="majorBidi"/>
       <w:b/>
       <w:bCs/>
-      <w:i/>
-      <w:iCs/>
       <w:color w:val="4F81BD" w:themeColor="accent1"/>
+      <w:lang w:val="fr-CH"/>
     </w:rPr>
   </w:style>
   <w:style w:type="character" w:customStyle="1" w:styleId="Titre5Car">
@@ -20529,7 +22387,6 @@
     <w:basedOn w:val="Policepardfaut"/>
     <w:link w:val="Titre6"/>
     <w:uiPriority w:val="9"/>
-    <w:semiHidden/>
     <w:rsid w:val="00FC693F"/>
     <w:rPr>
       <w:rFonts w:asciiTheme="majorHAnsi" w:eastAsiaTheme="majorEastAsia" w:hAnsiTheme="majorHAnsi" w:cstheme="majorBidi"/>

--- a/PAPPRO1_Rapport_PNoveling_JulienMares.docx
+++ b/PAPPRO1_Rapport_PNoveling_JulienMares.docx
@@ -47,7 +47,25 @@
           <w:szCs w:val="48"/>
           <w:lang w:val="fr-CH"/>
         </w:rPr>
-        <w:t>Travail Pratique Individuel (TPI)</w:t>
+        <w:t>Travail Pratique Individuel (</w:t>
+      </w:r>
+      <w:r>
+        <w:rPr>
+          <w:b/>
+          <w:sz w:val="48"/>
+          <w:szCs w:val="48"/>
+          <w:lang w:val="fr-CH"/>
+        </w:rPr>
+        <w:t>P_APPRO1</w:t>
+      </w:r>
+      <w:r>
+        <w:rPr>
+          <w:b/>
+          <w:sz w:val="48"/>
+          <w:szCs w:val="48"/>
+          <w:lang w:val="fr-CH"/>
+        </w:rPr>
+        <w:t>)</w:t>
       </w:r>
     </w:p>
     <w:p>
@@ -138,9 +156,6 @@
       <w:pPr>
         <w:jc w:val="center"/>
         <w:rPr>
-          <w:i/>
-          <w:iCs/>
-          <w:color w:val="BFBFBF" w:themeColor="background1" w:themeShade="BF"/>
           <w:lang w:val="fr-CH"/>
         </w:rPr>
       </w:pPr>
@@ -149,19 +164,60 @@
           <w:b/>
           <w:i/>
           <w:iCs/>
+          <w:noProof/>
           <w:color w:val="BFBFBF" w:themeColor="background1" w:themeShade="BF"/>
           <w:sz w:val="32"/>
           <w:lang w:val="fr-CH"/>
         </w:rPr>
-        <w:t>LOGO / ILUSTRATION</w:t>
-      </w:r>
-    </w:p>
-    <w:p>
-      <w:pPr>
-        <w:rPr>
-          <w:lang w:val="fr-CH"/>
-        </w:rPr>
-      </w:pPr>
+        <w:drawing>
+          <wp:inline distT="0" distB="0" distL="0" distR="0" wp14:anchorId="4ACBA634" wp14:editId="6DF3E361">
+            <wp:extent cx="2047875" cy="3458134"/>
+            <wp:effectExtent l="0" t="0" r="0" b="0"/>
+            <wp:docPr id="521629443" name="Image 1"/>
+            <wp:cNvGraphicFramePr>
+              <a:graphicFrameLocks xmlns:a="http://schemas.openxmlformats.org/drawingml/2006/main" noChangeAspect="1"/>
+            </wp:cNvGraphicFramePr>
+            <a:graphic xmlns:a="http://schemas.openxmlformats.org/drawingml/2006/main">
+              <a:graphicData uri="http://schemas.openxmlformats.org/drawingml/2006/picture">
+                <pic:pic xmlns:pic="http://schemas.openxmlformats.org/drawingml/2006/picture">
+                  <pic:nvPicPr>
+                    <pic:cNvPr id="0" name="Picture 18"/>
+                    <pic:cNvPicPr>
+                      <a:picLocks noChangeAspect="1" noChangeArrowheads="1"/>
+                    </pic:cNvPicPr>
+                  </pic:nvPicPr>
+                  <pic:blipFill>
+                    <a:blip r:embed="rId8">
+                      <a:extLst>
+                        <a:ext uri="{28A0092B-C50C-407E-A947-70E740481C1C}">
+                          <a14:useLocalDpi xmlns:a14="http://schemas.microsoft.com/office/drawing/2010/main" val="0"/>
+                        </a:ext>
+                      </a:extLst>
+                    </a:blip>
+                    <a:srcRect/>
+                    <a:stretch>
+                      <a:fillRect/>
+                    </a:stretch>
+                  </pic:blipFill>
+                  <pic:spPr bwMode="auto">
+                    <a:xfrm>
+                      <a:off x="0" y="0"/>
+                      <a:ext cx="2049920" cy="3461587"/>
+                    </a:xfrm>
+                    <a:prstGeom prst="rect">
+                      <a:avLst/>
+                    </a:prstGeom>
+                    <a:noFill/>
+                    <a:ln>
+                      <a:noFill/>
+                    </a:ln>
+                  </pic:spPr>
+                </pic:pic>
+              </a:graphicData>
+            </a:graphic>
+          </wp:inline>
+        </w:drawing>
+      </w:r>
     </w:p>
     <w:p>
       <w:pPr>
@@ -702,7 +758,7 @@
         </w:rPr>
         <w:fldChar w:fldCharType="separate"/>
       </w:r>
-      <w:hyperlink w:anchor="_Toc224308635" w:history="1">
+      <w:hyperlink w:anchor="_Toc224310500" w:history="1">
         <w:r>
           <w:rPr>
             <w:rStyle w:val="Lienhypertexte"/>
@@ -751,7 +807,7 @@
             <w:noProof/>
             <w:webHidden/>
           </w:rPr>
-          <w:instrText xml:space="preserve"> PAGEREF _Toc224308635 \h </w:instrText>
+          <w:instrText xml:space="preserve"> PAGEREF _Toc224310500 \h </w:instrText>
         </w:r>
         <w:r>
           <w:rPr>
@@ -771,7 +827,7 @@
             <w:noProof/>
             <w:webHidden/>
           </w:rPr>
-          <w:t>5</w:t>
+          <w:t>6</w:t>
         </w:r>
         <w:r>
           <w:rPr>
@@ -801,7 +857,7 @@
           <w14:ligatures w14:val="standardContextual"/>
         </w:rPr>
       </w:pPr>
-      <w:hyperlink w:anchor="_Toc224308636" w:history="1">
+      <w:hyperlink w:anchor="_Toc224310501" w:history="1">
         <w:r>
           <w:rPr>
             <w:rStyle w:val="Lienhypertexte"/>
@@ -851,7 +907,7 @@
             <w:noProof/>
             <w:webHidden/>
           </w:rPr>
-          <w:instrText xml:space="preserve"> PAGEREF _Toc224308636 \h </w:instrText>
+          <w:instrText xml:space="preserve"> PAGEREF _Toc224310501 \h </w:instrText>
         </w:r>
         <w:r>
           <w:rPr>
@@ -871,7 +927,7 @@
             <w:noProof/>
             <w:webHidden/>
           </w:rPr>
-          <w:t>5</w:t>
+          <w:t>6</w:t>
         </w:r>
         <w:r>
           <w:rPr>
@@ -899,7 +955,7 @@
           <w14:ligatures w14:val="standardContextual"/>
         </w:rPr>
       </w:pPr>
-      <w:hyperlink w:anchor="_Toc224308637" w:history="1">
+      <w:hyperlink w:anchor="_Toc224310502" w:history="1">
         <w:r>
           <w:rPr>
             <w:rStyle w:val="Lienhypertexte"/>
@@ -960,7 +1016,7 @@
             <w:noProof/>
             <w:webHidden/>
           </w:rPr>
-          <w:instrText xml:space="preserve"> PAGEREF _Toc224308637 \h </w:instrText>
+          <w:instrText xml:space="preserve"> PAGEREF _Toc224310502 \h </w:instrText>
         </w:r>
         <w:r>
           <w:rPr>
@@ -980,7 +1036,7 @@
             <w:noProof/>
             <w:webHidden/>
           </w:rPr>
-          <w:t>5</w:t>
+          <w:t>6</w:t>
         </w:r>
         <w:r>
           <w:rPr>
@@ -1008,7 +1064,7 @@
           <w14:ligatures w14:val="standardContextual"/>
         </w:rPr>
       </w:pPr>
-      <w:hyperlink w:anchor="_Toc224308638" w:history="1">
+      <w:hyperlink w:anchor="_Toc224310503" w:history="1">
         <w:r>
           <w:rPr>
             <w:rStyle w:val="Lienhypertexte"/>
@@ -1054,7 +1110,7 @@
             <w:noProof/>
             <w:webHidden/>
           </w:rPr>
-          <w:instrText xml:space="preserve"> PAGEREF _Toc224308638 \h </w:instrText>
+          <w:instrText xml:space="preserve"> PAGEREF _Toc224310503 \h </w:instrText>
         </w:r>
         <w:r>
           <w:rPr>
@@ -1074,7 +1130,7 @@
             <w:noProof/>
             <w:webHidden/>
           </w:rPr>
-          <w:t>5</w:t>
+          <w:t>6</w:t>
         </w:r>
         <w:r>
           <w:rPr>
@@ -1102,7 +1158,7 @@
           <w14:ligatures w14:val="standardContextual"/>
         </w:rPr>
       </w:pPr>
-      <w:hyperlink w:anchor="_Toc224308639" w:history="1">
+      <w:hyperlink w:anchor="_Toc224310504" w:history="1">
         <w:r>
           <w:rPr>
             <w:rStyle w:val="Lienhypertexte"/>
@@ -1150,7 +1206,7 @@
             <w:noProof/>
             <w:webHidden/>
           </w:rPr>
-          <w:instrText xml:space="preserve"> PAGEREF _Toc224308639 \h </w:instrText>
+          <w:instrText xml:space="preserve"> PAGEREF _Toc224310504 \h </w:instrText>
         </w:r>
         <w:r>
           <w:rPr>
@@ -1170,7 +1226,7 @@
             <w:noProof/>
             <w:webHidden/>
           </w:rPr>
-          <w:t>5</w:t>
+          <w:t>6</w:t>
         </w:r>
         <w:r>
           <w:rPr>
@@ -1200,7 +1256,7 @@
           <w14:ligatures w14:val="standardContextual"/>
         </w:rPr>
       </w:pPr>
-      <w:hyperlink w:anchor="_Toc224308640" w:history="1">
+      <w:hyperlink w:anchor="_Toc224310505" w:history="1">
         <w:r>
           <w:rPr>
             <w:rStyle w:val="Lienhypertexte"/>
@@ -1250,7 +1306,7 @@
             <w:noProof/>
             <w:webHidden/>
           </w:rPr>
-          <w:instrText xml:space="preserve"> PAGEREF _Toc224308640 \h </w:instrText>
+          <w:instrText xml:space="preserve"> PAGEREF _Toc224310505 \h </w:instrText>
         </w:r>
         <w:r>
           <w:rPr>
@@ -1270,7 +1326,7 @@
             <w:noProof/>
             <w:webHidden/>
           </w:rPr>
-          <w:t>5</w:t>
+          <w:t>6</w:t>
         </w:r>
         <w:r>
           <w:rPr>
@@ -1298,7 +1354,7 @@
           <w14:ligatures w14:val="standardContextual"/>
         </w:rPr>
       </w:pPr>
-      <w:hyperlink w:anchor="_Toc224308641" w:history="1">
+      <w:hyperlink w:anchor="_Toc224310506" w:history="1">
         <w:r>
           <w:rPr>
             <w:rStyle w:val="Lienhypertexte"/>
@@ -1346,7 +1402,7 @@
             <w:noProof/>
             <w:webHidden/>
           </w:rPr>
-          <w:instrText xml:space="preserve"> PAGEREF _Toc224308641 \h </w:instrText>
+          <w:instrText xml:space="preserve"> PAGEREF _Toc224310506 \h </w:instrText>
         </w:r>
         <w:r>
           <w:rPr>
@@ -1366,7 +1422,7 @@
             <w:noProof/>
             <w:webHidden/>
           </w:rPr>
-          <w:t>5</w:t>
+          <w:t>6</w:t>
         </w:r>
         <w:r>
           <w:rPr>
@@ -1394,7 +1450,7 @@
           <w14:ligatures w14:val="standardContextual"/>
         </w:rPr>
       </w:pPr>
-      <w:hyperlink w:anchor="_Toc224308642" w:history="1">
+      <w:hyperlink w:anchor="_Toc224310507" w:history="1">
         <w:r>
           <w:rPr>
             <w:rStyle w:val="Lienhypertexte"/>
@@ -1442,7 +1498,7 @@
             <w:noProof/>
             <w:webHidden/>
           </w:rPr>
-          <w:instrText xml:space="preserve"> PAGEREF _Toc224308642 \h </w:instrText>
+          <w:instrText xml:space="preserve"> PAGEREF _Toc224310507 \h </w:instrText>
         </w:r>
         <w:r>
           <w:rPr>
@@ -1462,7 +1518,7 @@
             <w:noProof/>
             <w:webHidden/>
           </w:rPr>
-          <w:t>6</w:t>
+          <w:t>7</w:t>
         </w:r>
         <w:r>
           <w:rPr>
@@ -1490,7 +1546,7 @@
           <w14:ligatures w14:val="standardContextual"/>
         </w:rPr>
       </w:pPr>
-      <w:hyperlink w:anchor="_Toc224308643" w:history="1">
+      <w:hyperlink w:anchor="_Toc224310508" w:history="1">
         <w:r>
           <w:rPr>
             <w:rStyle w:val="Lienhypertexte"/>
@@ -1538,7 +1594,7 @@
             <w:noProof/>
             <w:webHidden/>
           </w:rPr>
-          <w:instrText xml:space="preserve"> PAGEREF _Toc224308643 \h </w:instrText>
+          <w:instrText xml:space="preserve"> PAGEREF _Toc224310508 \h </w:instrText>
         </w:r>
         <w:r>
           <w:rPr>
@@ -1558,7 +1614,7 @@
             <w:noProof/>
             <w:webHidden/>
           </w:rPr>
-          <w:t>6</w:t>
+          <w:t>7</w:t>
         </w:r>
         <w:r>
           <w:rPr>
@@ -1586,7 +1642,7 @@
           <w14:ligatures w14:val="standardContextual"/>
         </w:rPr>
       </w:pPr>
-      <w:hyperlink w:anchor="_Toc224308644" w:history="1">
+      <w:hyperlink w:anchor="_Toc224310509" w:history="1">
         <w:r>
           <w:rPr>
             <w:rStyle w:val="Lienhypertexte"/>
@@ -1634,7 +1690,7 @@
             <w:noProof/>
             <w:webHidden/>
           </w:rPr>
-          <w:instrText xml:space="preserve"> PAGEREF _Toc224308644 \h </w:instrText>
+          <w:instrText xml:space="preserve"> PAGEREF _Toc224310509 \h </w:instrText>
         </w:r>
         <w:r>
           <w:rPr>
@@ -1654,7 +1710,7 @@
             <w:noProof/>
             <w:webHidden/>
           </w:rPr>
-          <w:t>6</w:t>
+          <w:t>7</w:t>
         </w:r>
         <w:r>
           <w:rPr>
@@ -1684,7 +1740,7 @@
           <w14:ligatures w14:val="standardContextual"/>
         </w:rPr>
       </w:pPr>
-      <w:hyperlink w:anchor="_Toc224308645" w:history="1">
+      <w:hyperlink w:anchor="_Toc224310510" w:history="1">
         <w:r>
           <w:rPr>
             <w:rStyle w:val="Lienhypertexte"/>
@@ -1734,7 +1790,7 @@
             <w:noProof/>
             <w:webHidden/>
           </w:rPr>
-          <w:instrText xml:space="preserve"> PAGEREF _Toc224308645 \h </w:instrText>
+          <w:instrText xml:space="preserve"> PAGEREF _Toc224310510 \h </w:instrText>
         </w:r>
         <w:r>
           <w:rPr>
@@ -1754,7 +1810,7 @@
             <w:noProof/>
             <w:webHidden/>
           </w:rPr>
-          <w:t>6</w:t>
+          <w:t>7</w:t>
         </w:r>
         <w:r>
           <w:rPr>
@@ -1782,7 +1838,7 @@
           <w14:ligatures w14:val="standardContextual"/>
         </w:rPr>
       </w:pPr>
-      <w:hyperlink w:anchor="_Toc224308646" w:history="1">
+      <w:hyperlink w:anchor="_Toc224310511" w:history="1">
         <w:r>
           <w:rPr>
             <w:rStyle w:val="Lienhypertexte"/>
@@ -1830,7 +1886,7 @@
             <w:noProof/>
             <w:webHidden/>
           </w:rPr>
-          <w:instrText xml:space="preserve"> PAGEREF _Toc224308646 \h </w:instrText>
+          <w:instrText xml:space="preserve"> PAGEREF _Toc224310511 \h </w:instrText>
         </w:r>
         <w:r>
           <w:rPr>
@@ -1850,7 +1906,7 @@
             <w:noProof/>
             <w:webHidden/>
           </w:rPr>
-          <w:t>6</w:t>
+          <w:t>7</w:t>
         </w:r>
         <w:r>
           <w:rPr>
@@ -1880,7 +1936,7 @@
           <w14:ligatures w14:val="standardContextual"/>
         </w:rPr>
       </w:pPr>
-      <w:hyperlink w:anchor="_Toc224308647" w:history="1">
+      <w:hyperlink w:anchor="_Toc224310512" w:history="1">
         <w:r>
           <w:rPr>
             <w:rStyle w:val="Lienhypertexte"/>
@@ -1930,7 +1986,7 @@
             <w:noProof/>
             <w:webHidden/>
           </w:rPr>
-          <w:instrText xml:space="preserve"> PAGEREF _Toc224308647 \h </w:instrText>
+          <w:instrText xml:space="preserve"> PAGEREF _Toc224310512 \h </w:instrText>
         </w:r>
         <w:r>
           <w:rPr>
@@ -1950,7 +2006,7 @@
             <w:noProof/>
             <w:webHidden/>
           </w:rPr>
-          <w:t>8</w:t>
+          <w:t>9</w:t>
         </w:r>
         <w:r>
           <w:rPr>
@@ -1978,7 +2034,7 @@
           <w14:ligatures w14:val="standardContextual"/>
         </w:rPr>
       </w:pPr>
-      <w:hyperlink w:anchor="_Toc224308648" w:history="1">
+      <w:hyperlink w:anchor="_Toc224310513" w:history="1">
         <w:r>
           <w:rPr>
             <w:rStyle w:val="Lienhypertexte"/>
@@ -2026,7 +2082,7 @@
             <w:noProof/>
             <w:webHidden/>
           </w:rPr>
-          <w:instrText xml:space="preserve"> PAGEREF _Toc224308648 \h </w:instrText>
+          <w:instrText xml:space="preserve"> PAGEREF _Toc224310513 \h </w:instrText>
         </w:r>
         <w:r>
           <w:rPr>
@@ -2046,7 +2102,7 @@
             <w:noProof/>
             <w:webHidden/>
           </w:rPr>
-          <w:t>8</w:t>
+          <w:t>9</w:t>
         </w:r>
         <w:r>
           <w:rPr>
@@ -2074,7 +2130,7 @@
           <w14:ligatures w14:val="standardContextual"/>
         </w:rPr>
       </w:pPr>
-      <w:hyperlink w:anchor="_Toc224308649" w:history="1">
+      <w:hyperlink w:anchor="_Toc224310514" w:history="1">
         <w:r>
           <w:rPr>
             <w:rStyle w:val="Lienhypertexte"/>
@@ -2122,7 +2178,7 @@
             <w:noProof/>
             <w:webHidden/>
           </w:rPr>
-          <w:instrText xml:space="preserve"> PAGEREF _Toc224308649 \h </w:instrText>
+          <w:instrText xml:space="preserve"> PAGEREF _Toc224310514 \h </w:instrText>
         </w:r>
         <w:r>
           <w:rPr>
@@ -2142,7 +2198,7 @@
             <w:noProof/>
             <w:webHidden/>
           </w:rPr>
-          <w:t>8</w:t>
+          <w:t>9</w:t>
         </w:r>
         <w:r>
           <w:rPr>
@@ -2172,7 +2228,7 @@
           <w14:ligatures w14:val="standardContextual"/>
         </w:rPr>
       </w:pPr>
-      <w:hyperlink w:anchor="_Toc224308650" w:history="1">
+      <w:hyperlink w:anchor="_Toc224310515" w:history="1">
         <w:r>
           <w:rPr>
             <w:rStyle w:val="Lienhypertexte"/>
@@ -2222,7 +2278,7 @@
             <w:noProof/>
             <w:webHidden/>
           </w:rPr>
-          <w:instrText xml:space="preserve"> PAGEREF _Toc224308650 \h </w:instrText>
+          <w:instrText xml:space="preserve"> PAGEREF _Toc224310515 \h </w:instrText>
         </w:r>
         <w:r>
           <w:rPr>
@@ -2242,7 +2298,7 @@
             <w:noProof/>
             <w:webHidden/>
           </w:rPr>
-          <w:t>8</w:t>
+          <w:t>9</w:t>
         </w:r>
         <w:r>
           <w:rPr>
@@ -2270,7 +2326,7 @@
           <w14:ligatures w14:val="standardContextual"/>
         </w:rPr>
       </w:pPr>
-      <w:hyperlink w:anchor="_Toc224308651" w:history="1">
+      <w:hyperlink w:anchor="_Toc224310516" w:history="1">
         <w:r>
           <w:rPr>
             <w:rStyle w:val="Lienhypertexte"/>
@@ -2318,7 +2374,7 @@
             <w:noProof/>
             <w:webHidden/>
           </w:rPr>
-          <w:instrText xml:space="preserve"> PAGEREF _Toc224308651 \h </w:instrText>
+          <w:instrText xml:space="preserve"> PAGEREF _Toc224310516 \h </w:instrText>
         </w:r>
         <w:r>
           <w:rPr>
@@ -2338,7 +2394,7 @@
             <w:noProof/>
             <w:webHidden/>
           </w:rPr>
-          <w:t>8</w:t>
+          <w:t>9</w:t>
         </w:r>
         <w:r>
           <w:rPr>
@@ -2366,7 +2422,7 @@
           <w14:ligatures w14:val="standardContextual"/>
         </w:rPr>
       </w:pPr>
-      <w:hyperlink w:anchor="_Toc224308652" w:history="1">
+      <w:hyperlink w:anchor="_Toc224310517" w:history="1">
         <w:r>
           <w:rPr>
             <w:rStyle w:val="Lienhypertexte"/>
@@ -2414,7 +2470,7 @@
             <w:noProof/>
             <w:webHidden/>
           </w:rPr>
-          <w:instrText xml:space="preserve"> PAGEREF _Toc224308652 \h </w:instrText>
+          <w:instrText xml:space="preserve"> PAGEREF _Toc224310517 \h </w:instrText>
         </w:r>
         <w:r>
           <w:rPr>
@@ -2434,7 +2490,7 @@
             <w:noProof/>
             <w:webHidden/>
           </w:rPr>
-          <w:t>9</w:t>
+          <w:t>10</w:t>
         </w:r>
         <w:r>
           <w:rPr>
@@ -2462,7 +2518,7 @@
           <w14:ligatures w14:val="standardContextual"/>
         </w:rPr>
       </w:pPr>
-      <w:hyperlink w:anchor="_Toc224308653" w:history="1">
+      <w:hyperlink w:anchor="_Toc224310518" w:history="1">
         <w:r>
           <w:rPr>
             <w:rStyle w:val="Lienhypertexte"/>
@@ -2510,7 +2566,7 @@
             <w:noProof/>
             <w:webHidden/>
           </w:rPr>
-          <w:instrText xml:space="preserve"> PAGEREF _Toc224308653 \h </w:instrText>
+          <w:instrText xml:space="preserve"> PAGEREF _Toc224310518 \h </w:instrText>
         </w:r>
         <w:r>
           <w:rPr>
@@ -2530,7 +2586,7 @@
             <w:noProof/>
             <w:webHidden/>
           </w:rPr>
-          <w:t>11</w:t>
+          <w:t>12</w:t>
         </w:r>
         <w:r>
           <w:rPr>
@@ -2558,7 +2614,7 @@
           <w14:ligatures w14:val="standardContextual"/>
         </w:rPr>
       </w:pPr>
-      <w:hyperlink w:anchor="_Toc224308654" w:history="1">
+      <w:hyperlink w:anchor="_Toc224310519" w:history="1">
         <w:r>
           <w:rPr>
             <w:rStyle w:val="Lienhypertexte"/>
@@ -2606,7 +2662,7 @@
             <w:noProof/>
             <w:webHidden/>
           </w:rPr>
-          <w:instrText xml:space="preserve"> PAGEREF _Toc224308654 \h </w:instrText>
+          <w:instrText xml:space="preserve"> PAGEREF _Toc224310519 \h </w:instrText>
         </w:r>
         <w:r>
           <w:rPr>
@@ -2626,7 +2682,7 @@
             <w:noProof/>
             <w:webHidden/>
           </w:rPr>
-          <w:t>11</w:t>
+          <w:t>12</w:t>
         </w:r>
         <w:r>
           <w:rPr>
@@ -2656,7 +2712,7 @@
           <w14:ligatures w14:val="standardContextual"/>
         </w:rPr>
       </w:pPr>
-      <w:hyperlink w:anchor="_Toc224308655" w:history="1">
+      <w:hyperlink w:anchor="_Toc224310520" w:history="1">
         <w:r>
           <w:rPr>
             <w:rStyle w:val="Lienhypertexte"/>
@@ -2706,7 +2762,7 @@
             <w:noProof/>
             <w:webHidden/>
           </w:rPr>
-          <w:instrText xml:space="preserve"> PAGEREF _Toc224308655 \h </w:instrText>
+          <w:instrText xml:space="preserve"> PAGEREF _Toc224310520 \h </w:instrText>
         </w:r>
         <w:r>
           <w:rPr>
@@ -2726,7 +2782,7 @@
             <w:noProof/>
             <w:webHidden/>
           </w:rPr>
-          <w:t>11</w:t>
+          <w:t>13</w:t>
         </w:r>
         <w:r>
           <w:rPr>
@@ -2754,7 +2810,7 @@
           <w14:ligatures w14:val="standardContextual"/>
         </w:rPr>
       </w:pPr>
-      <w:hyperlink w:anchor="_Toc224308656" w:history="1">
+      <w:hyperlink w:anchor="_Toc224310521" w:history="1">
         <w:r>
           <w:rPr>
             <w:rStyle w:val="Lienhypertexte"/>
@@ -2802,7 +2858,7 @@
             <w:noProof/>
             <w:webHidden/>
           </w:rPr>
-          <w:instrText xml:space="preserve"> PAGEREF _Toc224308656 \h </w:instrText>
+          <w:instrText xml:space="preserve"> PAGEREF _Toc224310521 \h </w:instrText>
         </w:r>
         <w:r>
           <w:rPr>
@@ -2822,7 +2878,7 @@
             <w:noProof/>
             <w:webHidden/>
           </w:rPr>
-          <w:t>12</w:t>
+          <w:t>13</w:t>
         </w:r>
         <w:r>
           <w:rPr>
@@ -2850,7 +2906,7 @@
           <w14:ligatures w14:val="standardContextual"/>
         </w:rPr>
       </w:pPr>
-      <w:hyperlink w:anchor="_Toc224308657" w:history="1">
+      <w:hyperlink w:anchor="_Toc224310522" w:history="1">
         <w:r>
           <w:rPr>
             <w:rStyle w:val="Lienhypertexte"/>
@@ -2898,7 +2954,7 @@
             <w:noProof/>
             <w:webHidden/>
           </w:rPr>
-          <w:instrText xml:space="preserve"> PAGEREF _Toc224308657 \h </w:instrText>
+          <w:instrText xml:space="preserve"> PAGEREF _Toc224310522 \h </w:instrText>
         </w:r>
         <w:r>
           <w:rPr>
@@ -2918,7 +2974,7 @@
             <w:noProof/>
             <w:webHidden/>
           </w:rPr>
-          <w:t>12</w:t>
+          <w:t>13</w:t>
         </w:r>
         <w:r>
           <w:rPr>
@@ -2948,7 +3004,7 @@
           <w14:ligatures w14:val="standardContextual"/>
         </w:rPr>
       </w:pPr>
-      <w:hyperlink w:anchor="_Toc224308658" w:history="1">
+      <w:hyperlink w:anchor="_Toc224310523" w:history="1">
         <w:r>
           <w:rPr>
             <w:rStyle w:val="Lienhypertexte"/>
@@ -2998,7 +3054,7 @@
             <w:noProof/>
             <w:webHidden/>
           </w:rPr>
-          <w:instrText xml:space="preserve"> PAGEREF _Toc224308658 \h </w:instrText>
+          <w:instrText xml:space="preserve"> PAGEREF _Toc224310523 \h </w:instrText>
         </w:r>
         <w:r>
           <w:rPr>
@@ -3018,7 +3074,7 @@
             <w:noProof/>
             <w:webHidden/>
           </w:rPr>
-          <w:t>13</w:t>
+          <w:t>14</w:t>
         </w:r>
         <w:r>
           <w:rPr>
@@ -3046,7 +3102,7 @@
           <w14:ligatures w14:val="standardContextual"/>
         </w:rPr>
       </w:pPr>
-      <w:hyperlink w:anchor="_Toc224308659" w:history="1">
+      <w:hyperlink w:anchor="_Toc224310524" w:history="1">
         <w:r>
           <w:rPr>
             <w:rStyle w:val="Lienhypertexte"/>
@@ -3094,7 +3150,7 @@
             <w:noProof/>
             <w:webHidden/>
           </w:rPr>
-          <w:instrText xml:space="preserve"> PAGEREF _Toc224308659 \h </w:instrText>
+          <w:instrText xml:space="preserve"> PAGEREF _Toc224310524 \h </w:instrText>
         </w:r>
         <w:r>
           <w:rPr>
@@ -3114,7 +3170,7 @@
             <w:noProof/>
             <w:webHidden/>
           </w:rPr>
-          <w:t>13</w:t>
+          <w:t>14</w:t>
         </w:r>
         <w:r>
           <w:rPr>
@@ -3144,7 +3200,7 @@
           <w14:ligatures w14:val="standardContextual"/>
         </w:rPr>
       </w:pPr>
-      <w:hyperlink w:anchor="_Toc224308660" w:history="1">
+      <w:hyperlink w:anchor="_Toc224310525" w:history="1">
         <w:r>
           <w:rPr>
             <w:rStyle w:val="Lienhypertexte"/>
@@ -3194,7 +3250,7 @@
             <w:noProof/>
             <w:webHidden/>
           </w:rPr>
-          <w:instrText xml:space="preserve"> PAGEREF _Toc224308660 \h </w:instrText>
+          <w:instrText xml:space="preserve"> PAGEREF _Toc224310525 \h </w:instrText>
         </w:r>
         <w:r>
           <w:rPr>
@@ -3242,7 +3298,7 @@
           <w14:ligatures w14:val="standardContextual"/>
         </w:rPr>
       </w:pPr>
-      <w:hyperlink w:anchor="_Toc224308661" w:history="1">
+      <w:hyperlink w:anchor="_Toc224310526" w:history="1">
         <w:r>
           <w:rPr>
             <w:rStyle w:val="Lienhypertexte"/>
@@ -3290,7 +3346,7 @@
             <w:noProof/>
             <w:webHidden/>
           </w:rPr>
-          <w:instrText xml:space="preserve"> PAGEREF _Toc224308661 \h </w:instrText>
+          <w:instrText xml:space="preserve"> PAGEREF _Toc224310526 \h </w:instrText>
         </w:r>
         <w:r>
           <w:rPr>
@@ -3338,7 +3394,7 @@
           <w14:ligatures w14:val="standardContextual"/>
         </w:rPr>
       </w:pPr>
-      <w:hyperlink w:anchor="_Toc224308662" w:history="1">
+      <w:hyperlink w:anchor="_Toc224310527" w:history="1">
         <w:r>
           <w:rPr>
             <w:rStyle w:val="Lienhypertexte"/>
@@ -3386,7 +3442,7 @@
             <w:noProof/>
             <w:webHidden/>
           </w:rPr>
-          <w:instrText xml:space="preserve"> PAGEREF _Toc224308662 \h </w:instrText>
+          <w:instrText xml:space="preserve"> PAGEREF _Toc224310527 \h </w:instrText>
         </w:r>
         <w:r>
           <w:rPr>
@@ -3406,7 +3462,7 @@
             <w:noProof/>
             <w:webHidden/>
           </w:rPr>
-          <w:t>21</w:t>
+          <w:t>22</w:t>
         </w:r>
         <w:r>
           <w:rPr>
@@ -3436,7 +3492,7 @@
           <w14:ligatures w14:val="standardContextual"/>
         </w:rPr>
       </w:pPr>
-      <w:hyperlink w:anchor="_Toc224308663" w:history="1">
+      <w:hyperlink w:anchor="_Toc224310528" w:history="1">
         <w:r>
           <w:rPr>
             <w:rStyle w:val="Lienhypertexte"/>
@@ -3465,7 +3521,7 @@
             <w:noProof/>
             <w:lang w:val="fr-CH"/>
           </w:rPr>
-          <w:t>Livraison</w:t>
+          <w:t>Conclusion et bilan personnel</w:t>
         </w:r>
         <w:r>
           <w:rPr>
@@ -3486,7 +3542,7 @@
             <w:noProof/>
             <w:webHidden/>
           </w:rPr>
-          <w:instrText xml:space="preserve"> PAGEREF _Toc224308663 \h </w:instrText>
+          <w:instrText xml:space="preserve"> PAGEREF _Toc224310528 \h </w:instrText>
         </w:r>
         <w:r>
           <w:rPr>
@@ -3507,6 +3563,484 @@
             <w:webHidden/>
           </w:rPr>
           <w:t>22</w:t>
+        </w:r>
+        <w:r>
+          <w:rPr>
+            <w:noProof/>
+            <w:webHidden/>
+          </w:rPr>
+          <w:fldChar w:fldCharType="end"/>
+        </w:r>
+      </w:hyperlink>
+    </w:p>
+    <w:p>
+      <w:pPr>
+        <w:pStyle w:val="TM3"/>
+        <w:tabs>
+          <w:tab w:val="left" w:pos="1100"/>
+          <w:tab w:val="right" w:leader="dot" w:pos="9396"/>
+        </w:tabs>
+        <w:rPr>
+          <w:rFonts w:asciiTheme="minorHAnsi" w:hAnsiTheme="minorHAnsi"/>
+          <w:noProof/>
+          <w:kern w:val="2"/>
+          <w:sz w:val="24"/>
+          <w:szCs w:val="24"/>
+          <w:lang w:val="fr-CH" w:eastAsia="fr-CH"/>
+          <w14:ligatures w14:val="standardContextual"/>
+        </w:rPr>
+      </w:pPr>
+      <w:hyperlink w:anchor="_Toc224310529" w:history="1">
+        <w:r>
+          <w:rPr>
+            <w:rStyle w:val="Lienhypertexte"/>
+            <w:noProof/>
+            <w:lang w:val="fr-CH"/>
+          </w:rPr>
+          <w:t>1.9.1</w:t>
+        </w:r>
+        <w:r>
+          <w:rPr>
+            <w:rFonts w:asciiTheme="minorHAnsi" w:hAnsiTheme="minorHAnsi"/>
+            <w:noProof/>
+            <w:kern w:val="2"/>
+            <w:sz w:val="24"/>
+            <w:szCs w:val="24"/>
+            <w:lang w:val="fr-CH" w:eastAsia="fr-CH"/>
+            <w14:ligatures w14:val="standardContextual"/>
+          </w:rPr>
+          <w:tab/>
+        </w:r>
+        <w:r>
+          <w:rPr>
+            <w:rStyle w:val="Lienhypertexte"/>
+            <w:noProof/>
+            <w:lang w:val="fr-CH"/>
+          </w:rPr>
+          <w:t>Objectifs atteints / non atteints (preuve)</w:t>
+        </w:r>
+        <w:r>
+          <w:rPr>
+            <w:noProof/>
+            <w:webHidden/>
+          </w:rPr>
+          <w:tab/>
+        </w:r>
+        <w:r>
+          <w:rPr>
+            <w:noProof/>
+            <w:webHidden/>
+          </w:rPr>
+          <w:fldChar w:fldCharType="begin"/>
+        </w:r>
+        <w:r>
+          <w:rPr>
+            <w:noProof/>
+            <w:webHidden/>
+          </w:rPr>
+          <w:instrText xml:space="preserve"> PAGEREF _Toc224310529 \h </w:instrText>
+        </w:r>
+        <w:r>
+          <w:rPr>
+            <w:noProof/>
+            <w:webHidden/>
+          </w:rPr>
+        </w:r>
+        <w:r>
+          <w:rPr>
+            <w:noProof/>
+            <w:webHidden/>
+          </w:rPr>
+          <w:fldChar w:fldCharType="separate"/>
+        </w:r>
+        <w:r>
+          <w:rPr>
+            <w:noProof/>
+            <w:webHidden/>
+          </w:rPr>
+          <w:t>22</w:t>
+        </w:r>
+        <w:r>
+          <w:rPr>
+            <w:noProof/>
+            <w:webHidden/>
+          </w:rPr>
+          <w:fldChar w:fldCharType="end"/>
+        </w:r>
+      </w:hyperlink>
+    </w:p>
+    <w:p>
+      <w:pPr>
+        <w:pStyle w:val="TM3"/>
+        <w:tabs>
+          <w:tab w:val="left" w:pos="1100"/>
+          <w:tab w:val="right" w:leader="dot" w:pos="9396"/>
+        </w:tabs>
+        <w:rPr>
+          <w:rFonts w:asciiTheme="minorHAnsi" w:hAnsiTheme="minorHAnsi"/>
+          <w:noProof/>
+          <w:kern w:val="2"/>
+          <w:sz w:val="24"/>
+          <w:szCs w:val="24"/>
+          <w:lang w:val="fr-CH" w:eastAsia="fr-CH"/>
+          <w14:ligatures w14:val="standardContextual"/>
+        </w:rPr>
+      </w:pPr>
+      <w:hyperlink w:anchor="_Toc224310530" w:history="1">
+        <w:r>
+          <w:rPr>
+            <w:rStyle w:val="Lienhypertexte"/>
+            <w:noProof/>
+            <w:lang w:val="fr-CH"/>
+          </w:rPr>
+          <w:t>1.9.2</w:t>
+        </w:r>
+        <w:r>
+          <w:rPr>
+            <w:rFonts w:asciiTheme="minorHAnsi" w:hAnsiTheme="minorHAnsi"/>
+            <w:noProof/>
+            <w:kern w:val="2"/>
+            <w:sz w:val="24"/>
+            <w:szCs w:val="24"/>
+            <w:lang w:val="fr-CH" w:eastAsia="fr-CH"/>
+            <w14:ligatures w14:val="standardContextual"/>
+          </w:rPr>
+          <w:tab/>
+        </w:r>
+        <w:r>
+          <w:rPr>
+            <w:rStyle w:val="Lienhypertexte"/>
+            <w:noProof/>
+            <w:lang w:val="fr-CH"/>
+          </w:rPr>
+          <w:t>Points positifs / négatifs</w:t>
+        </w:r>
+        <w:r>
+          <w:rPr>
+            <w:noProof/>
+            <w:webHidden/>
+          </w:rPr>
+          <w:tab/>
+        </w:r>
+        <w:r>
+          <w:rPr>
+            <w:noProof/>
+            <w:webHidden/>
+          </w:rPr>
+          <w:fldChar w:fldCharType="begin"/>
+        </w:r>
+        <w:r>
+          <w:rPr>
+            <w:noProof/>
+            <w:webHidden/>
+          </w:rPr>
+          <w:instrText xml:space="preserve"> PAGEREF _Toc224310530 \h </w:instrText>
+        </w:r>
+        <w:r>
+          <w:rPr>
+            <w:noProof/>
+            <w:webHidden/>
+          </w:rPr>
+        </w:r>
+        <w:r>
+          <w:rPr>
+            <w:noProof/>
+            <w:webHidden/>
+          </w:rPr>
+          <w:fldChar w:fldCharType="separate"/>
+        </w:r>
+        <w:r>
+          <w:rPr>
+            <w:noProof/>
+            <w:webHidden/>
+          </w:rPr>
+          <w:t>22</w:t>
+        </w:r>
+        <w:r>
+          <w:rPr>
+            <w:noProof/>
+            <w:webHidden/>
+          </w:rPr>
+          <w:fldChar w:fldCharType="end"/>
+        </w:r>
+      </w:hyperlink>
+    </w:p>
+    <w:p>
+      <w:pPr>
+        <w:pStyle w:val="TM3"/>
+        <w:tabs>
+          <w:tab w:val="left" w:pos="1100"/>
+          <w:tab w:val="right" w:leader="dot" w:pos="9396"/>
+        </w:tabs>
+        <w:rPr>
+          <w:rFonts w:asciiTheme="minorHAnsi" w:hAnsiTheme="minorHAnsi"/>
+          <w:noProof/>
+          <w:kern w:val="2"/>
+          <w:sz w:val="24"/>
+          <w:szCs w:val="24"/>
+          <w:lang w:val="fr-CH" w:eastAsia="fr-CH"/>
+          <w14:ligatures w14:val="standardContextual"/>
+        </w:rPr>
+      </w:pPr>
+      <w:hyperlink w:anchor="_Toc224310531" w:history="1">
+        <w:r>
+          <w:rPr>
+            <w:rStyle w:val="Lienhypertexte"/>
+            <w:noProof/>
+            <w:lang w:val="fr-CH"/>
+          </w:rPr>
+          <w:t>1.9.3</w:t>
+        </w:r>
+        <w:r>
+          <w:rPr>
+            <w:rFonts w:asciiTheme="minorHAnsi" w:hAnsiTheme="minorHAnsi"/>
+            <w:noProof/>
+            <w:kern w:val="2"/>
+            <w:sz w:val="24"/>
+            <w:szCs w:val="24"/>
+            <w:lang w:val="fr-CH" w:eastAsia="fr-CH"/>
+            <w14:ligatures w14:val="standardContextual"/>
+          </w:rPr>
+          <w:tab/>
+        </w:r>
+        <w:r>
+          <w:rPr>
+            <w:rStyle w:val="Lienhypertexte"/>
+            <w:noProof/>
+            <w:lang w:val="fr-CH"/>
+          </w:rPr>
+          <w:t>Difficultés rencontrées et solutions</w:t>
+        </w:r>
+        <w:r>
+          <w:rPr>
+            <w:noProof/>
+            <w:webHidden/>
+          </w:rPr>
+          <w:tab/>
+        </w:r>
+        <w:r>
+          <w:rPr>
+            <w:noProof/>
+            <w:webHidden/>
+          </w:rPr>
+          <w:fldChar w:fldCharType="begin"/>
+        </w:r>
+        <w:r>
+          <w:rPr>
+            <w:noProof/>
+            <w:webHidden/>
+          </w:rPr>
+          <w:instrText xml:space="preserve"> PAGEREF _Toc224310531 \h </w:instrText>
+        </w:r>
+        <w:r>
+          <w:rPr>
+            <w:noProof/>
+            <w:webHidden/>
+          </w:rPr>
+        </w:r>
+        <w:r>
+          <w:rPr>
+            <w:noProof/>
+            <w:webHidden/>
+          </w:rPr>
+          <w:fldChar w:fldCharType="separate"/>
+        </w:r>
+        <w:r>
+          <w:rPr>
+            <w:noProof/>
+            <w:webHidden/>
+          </w:rPr>
+          <w:t>22</w:t>
+        </w:r>
+        <w:r>
+          <w:rPr>
+            <w:noProof/>
+            <w:webHidden/>
+          </w:rPr>
+          <w:fldChar w:fldCharType="end"/>
+        </w:r>
+      </w:hyperlink>
+    </w:p>
+    <w:p>
+      <w:pPr>
+        <w:pStyle w:val="TM3"/>
+        <w:tabs>
+          <w:tab w:val="left" w:pos="1100"/>
+          <w:tab w:val="right" w:leader="dot" w:pos="9396"/>
+        </w:tabs>
+        <w:rPr>
+          <w:rFonts w:asciiTheme="minorHAnsi" w:hAnsiTheme="minorHAnsi"/>
+          <w:noProof/>
+          <w:kern w:val="2"/>
+          <w:sz w:val="24"/>
+          <w:szCs w:val="24"/>
+          <w:lang w:val="fr-CH" w:eastAsia="fr-CH"/>
+          <w14:ligatures w14:val="standardContextual"/>
+        </w:rPr>
+      </w:pPr>
+      <w:hyperlink w:anchor="_Toc224310532" w:history="1">
+        <w:r>
+          <w:rPr>
+            <w:rStyle w:val="Lienhypertexte"/>
+            <w:noProof/>
+            <w:lang w:val="fr-CH"/>
+          </w:rPr>
+          <w:t>1.9.4</w:t>
+        </w:r>
+        <w:r>
+          <w:rPr>
+            <w:rFonts w:asciiTheme="minorHAnsi" w:hAnsiTheme="minorHAnsi"/>
+            <w:noProof/>
+            <w:kern w:val="2"/>
+            <w:sz w:val="24"/>
+            <w:szCs w:val="24"/>
+            <w:lang w:val="fr-CH" w:eastAsia="fr-CH"/>
+            <w14:ligatures w14:val="standardContextual"/>
+          </w:rPr>
+          <w:tab/>
+        </w:r>
+        <w:r>
+          <w:rPr>
+            <w:rStyle w:val="Lienhypertexte"/>
+            <w:noProof/>
+            <w:lang w:val="fr-CH"/>
+          </w:rPr>
+          <w:t>Apprentissages et perspectives d'amélioration</w:t>
+        </w:r>
+        <w:r>
+          <w:rPr>
+            <w:noProof/>
+            <w:webHidden/>
+          </w:rPr>
+          <w:tab/>
+        </w:r>
+        <w:r>
+          <w:rPr>
+            <w:noProof/>
+            <w:webHidden/>
+          </w:rPr>
+          <w:fldChar w:fldCharType="begin"/>
+        </w:r>
+        <w:r>
+          <w:rPr>
+            <w:noProof/>
+            <w:webHidden/>
+          </w:rPr>
+          <w:instrText xml:space="preserve"> PAGEREF _Toc224310532 \h </w:instrText>
+        </w:r>
+        <w:r>
+          <w:rPr>
+            <w:noProof/>
+            <w:webHidden/>
+          </w:rPr>
+        </w:r>
+        <w:r>
+          <w:rPr>
+            <w:noProof/>
+            <w:webHidden/>
+          </w:rPr>
+          <w:fldChar w:fldCharType="separate"/>
+        </w:r>
+        <w:r>
+          <w:rPr>
+            <w:noProof/>
+            <w:webHidden/>
+          </w:rPr>
+          <w:t>23</w:t>
+        </w:r>
+        <w:r>
+          <w:rPr>
+            <w:noProof/>
+            <w:webHidden/>
+          </w:rPr>
+          <w:fldChar w:fldCharType="end"/>
+        </w:r>
+      </w:hyperlink>
+    </w:p>
+    <w:p>
+      <w:pPr>
+        <w:pStyle w:val="TM1"/>
+        <w:rPr>
+          <w:rFonts w:asciiTheme="minorHAnsi" w:hAnsiTheme="minorHAnsi"/>
+          <w:b w:val="0"/>
+          <w:bCs w:val="0"/>
+          <w:iCs w:val="0"/>
+          <w:noProof/>
+          <w:kern w:val="2"/>
+          <w:lang w:val="fr-CH" w:eastAsia="fr-CH"/>
+          <w14:ligatures w14:val="standardContextual"/>
+        </w:rPr>
+      </w:pPr>
+      <w:hyperlink w:anchor="_Toc224310533" w:history="1">
+        <w:r>
+          <w:rPr>
+            <w:rStyle w:val="Lienhypertexte"/>
+            <w:noProof/>
+            <w:lang w:val="fr-CH"/>
+          </w:rPr>
+          <w:t>2</w:t>
+        </w:r>
+        <w:r>
+          <w:rPr>
+            <w:rFonts w:asciiTheme="minorHAnsi" w:hAnsiTheme="minorHAnsi"/>
+            <w:b w:val="0"/>
+            <w:bCs w:val="0"/>
+            <w:iCs w:val="0"/>
+            <w:noProof/>
+            <w:kern w:val="2"/>
+            <w:lang w:val="fr-CH" w:eastAsia="fr-CH"/>
+            <w14:ligatures w14:val="standardContextual"/>
+          </w:rPr>
+          <w:tab/>
+        </w:r>
+        <w:r>
+          <w:rPr>
+            <w:rStyle w:val="Lienhypertexte"/>
+            <w:noProof/>
+            <w:lang w:val="fr-CH"/>
+          </w:rPr>
+          <w:t>Partie 2 - Documentation du produit</w:t>
+        </w:r>
+        <w:r>
+          <w:rPr>
+            <w:noProof/>
+            <w:webHidden/>
+          </w:rPr>
+          <w:tab/>
+        </w:r>
+        <w:r>
+          <w:rPr>
+            <w:noProof/>
+            <w:webHidden/>
+          </w:rPr>
+          <w:fldChar w:fldCharType="begin"/>
+        </w:r>
+        <w:r>
+          <w:rPr>
+            <w:noProof/>
+            <w:webHidden/>
+          </w:rPr>
+          <w:instrText xml:space="preserve"> PAGEREF _Toc224310533 \h </w:instrText>
+        </w:r>
+        <w:r>
+          <w:rPr>
+            <w:noProof/>
+            <w:webHidden/>
+          </w:rPr>
+        </w:r>
+        <w:r>
+          <w:rPr>
+            <w:noProof/>
+            <w:webHidden/>
+          </w:rPr>
+          <w:fldChar w:fldCharType="separate"/>
+        </w:r>
+        <w:r>
+          <w:rPr>
+            <w:noProof/>
+            <w:webHidden/>
+          </w:rPr>
+          <w:t>24</w:t>
         </w:r>
         <w:r>
           <w:rPr>
@@ -3536,14 +4070,14 @@
           <w14:ligatures w14:val="standardContextual"/>
         </w:rPr>
       </w:pPr>
-      <w:hyperlink w:anchor="_Toc224308664" w:history="1">
+      <w:hyperlink w:anchor="_Toc224310534" w:history="1">
         <w:r>
           <w:rPr>
             <w:rStyle w:val="Lienhypertexte"/>
             <w:noProof/>
             <w:lang w:val="fr-CH"/>
           </w:rPr>
-          <w:t>1.10</w:t>
+          <w:t>2.1</w:t>
         </w:r>
         <w:r>
           <w:rPr>
@@ -3565,7 +4099,7 @@
             <w:noProof/>
             <w:lang w:val="fr-CH"/>
           </w:rPr>
-          <w:t>Conclusion et bilan personnel</w:t>
+          <w:t>Installation du projet (environnement développement)</w:t>
         </w:r>
         <w:r>
           <w:rPr>
@@ -3586,7 +4120,7 @@
             <w:noProof/>
             <w:webHidden/>
           </w:rPr>
-          <w:instrText xml:space="preserve"> PAGEREF _Toc224308664 \h </w:instrText>
+          <w:instrText xml:space="preserve"> PAGEREF _Toc224310534 \h </w:instrText>
         </w:r>
         <w:r>
           <w:rPr>
@@ -3606,7 +4140,7 @@
             <w:noProof/>
             <w:webHidden/>
           </w:rPr>
-          <w:t>22</w:t>
+          <w:t>24</w:t>
         </w:r>
         <w:r>
           <w:rPr>
@@ -3621,7 +4155,7 @@
       <w:pPr>
         <w:pStyle w:val="TM3"/>
         <w:tabs>
-          <w:tab w:val="left" w:pos="1320"/>
+          <w:tab w:val="left" w:pos="1100"/>
           <w:tab w:val="right" w:leader="dot" w:pos="9396"/>
         </w:tabs>
         <w:rPr>
@@ -3634,14 +4168,14 @@
           <w14:ligatures w14:val="standardContextual"/>
         </w:rPr>
       </w:pPr>
-      <w:hyperlink w:anchor="_Toc224308665" w:history="1">
+      <w:hyperlink w:anchor="_Toc224310535" w:history="1">
         <w:r>
           <w:rPr>
             <w:rStyle w:val="Lienhypertexte"/>
             <w:noProof/>
             <w:lang w:val="fr-CH"/>
           </w:rPr>
-          <w:t>1.10.1</w:t>
+          <w:t>2.1.1</w:t>
         </w:r>
         <w:r>
           <w:rPr>
@@ -3661,7 +4195,7 @@
             <w:noProof/>
             <w:lang w:val="fr-CH"/>
           </w:rPr>
-          <w:t>Objectifs atteints / non atteints (preuve)</w:t>
+          <w:t>Environnement de base et applications de base requis</w:t>
         </w:r>
         <w:r>
           <w:rPr>
@@ -3682,7 +4216,7 @@
             <w:noProof/>
             <w:webHidden/>
           </w:rPr>
-          <w:instrText xml:space="preserve"> PAGEREF _Toc224308665 \h </w:instrText>
+          <w:instrText xml:space="preserve"> PAGEREF _Toc224310535 \h </w:instrText>
         </w:r>
         <w:r>
           <w:rPr>
@@ -3702,7 +4236,7 @@
             <w:noProof/>
             <w:webHidden/>
           </w:rPr>
-          <w:t>22</w:t>
+          <w:t>24</w:t>
         </w:r>
         <w:r>
           <w:rPr>
@@ -3717,7 +4251,7 @@
       <w:pPr>
         <w:pStyle w:val="TM3"/>
         <w:tabs>
-          <w:tab w:val="left" w:pos="1320"/>
+          <w:tab w:val="left" w:pos="1100"/>
           <w:tab w:val="right" w:leader="dot" w:pos="9396"/>
         </w:tabs>
         <w:rPr>
@@ -3730,14 +4264,14 @@
           <w14:ligatures w14:val="standardContextual"/>
         </w:rPr>
       </w:pPr>
-      <w:hyperlink w:anchor="_Toc224308666" w:history="1">
+      <w:hyperlink w:anchor="_Toc224310536" w:history="1">
         <w:r>
           <w:rPr>
             <w:rStyle w:val="Lienhypertexte"/>
             <w:noProof/>
             <w:lang w:val="fr-CH"/>
           </w:rPr>
-          <w:t>1.10.2</w:t>
+          <w:t>2.1.2</w:t>
         </w:r>
         <w:r>
           <w:rPr>
@@ -3757,7 +4291,7 @@
             <w:noProof/>
             <w:lang w:val="fr-CH"/>
           </w:rPr>
-          <w:t>Points positifs / négatifs</w:t>
+          <w:t>Installation du projet</w:t>
         </w:r>
         <w:r>
           <w:rPr>
@@ -3778,293 +4312,7 @@
             <w:noProof/>
             <w:webHidden/>
           </w:rPr>
-          <w:instrText xml:space="preserve"> PAGEREF _Toc224308666 \h </w:instrText>
-        </w:r>
-        <w:r>
-          <w:rPr>
-            <w:noProof/>
-            <w:webHidden/>
-          </w:rPr>
-        </w:r>
-        <w:r>
-          <w:rPr>
-            <w:noProof/>
-            <w:webHidden/>
-          </w:rPr>
-          <w:fldChar w:fldCharType="separate"/>
-        </w:r>
-        <w:r>
-          <w:rPr>
-            <w:noProof/>
-            <w:webHidden/>
-          </w:rPr>
-          <w:t>22</w:t>
-        </w:r>
-        <w:r>
-          <w:rPr>
-            <w:noProof/>
-            <w:webHidden/>
-          </w:rPr>
-          <w:fldChar w:fldCharType="end"/>
-        </w:r>
-      </w:hyperlink>
-    </w:p>
-    <w:p>
-      <w:pPr>
-        <w:pStyle w:val="TM3"/>
-        <w:tabs>
-          <w:tab w:val="left" w:pos="1320"/>
-          <w:tab w:val="right" w:leader="dot" w:pos="9396"/>
-        </w:tabs>
-        <w:rPr>
-          <w:rFonts w:asciiTheme="minorHAnsi" w:hAnsiTheme="minorHAnsi"/>
-          <w:noProof/>
-          <w:kern w:val="2"/>
-          <w:sz w:val="24"/>
-          <w:szCs w:val="24"/>
-          <w:lang w:val="fr-CH" w:eastAsia="fr-CH"/>
-          <w14:ligatures w14:val="standardContextual"/>
-        </w:rPr>
-      </w:pPr>
-      <w:hyperlink w:anchor="_Toc224308667" w:history="1">
-        <w:r>
-          <w:rPr>
-            <w:rStyle w:val="Lienhypertexte"/>
-            <w:noProof/>
-            <w:lang w:val="fr-CH"/>
-          </w:rPr>
-          <w:t>1.10.3</w:t>
-        </w:r>
-        <w:r>
-          <w:rPr>
-            <w:rFonts w:asciiTheme="minorHAnsi" w:hAnsiTheme="minorHAnsi"/>
-            <w:noProof/>
-            <w:kern w:val="2"/>
-            <w:sz w:val="24"/>
-            <w:szCs w:val="24"/>
-            <w:lang w:val="fr-CH" w:eastAsia="fr-CH"/>
-            <w14:ligatures w14:val="standardContextual"/>
-          </w:rPr>
-          <w:tab/>
-        </w:r>
-        <w:r>
-          <w:rPr>
-            <w:rStyle w:val="Lienhypertexte"/>
-            <w:noProof/>
-            <w:lang w:val="fr-CH"/>
-          </w:rPr>
-          <w:t>Difficultés rencontrées et solutions</w:t>
-        </w:r>
-        <w:r>
-          <w:rPr>
-            <w:noProof/>
-            <w:webHidden/>
-          </w:rPr>
-          <w:tab/>
-        </w:r>
-        <w:r>
-          <w:rPr>
-            <w:noProof/>
-            <w:webHidden/>
-          </w:rPr>
-          <w:fldChar w:fldCharType="begin"/>
-        </w:r>
-        <w:r>
-          <w:rPr>
-            <w:noProof/>
-            <w:webHidden/>
-          </w:rPr>
-          <w:instrText xml:space="preserve"> PAGEREF _Toc224308667 \h </w:instrText>
-        </w:r>
-        <w:r>
-          <w:rPr>
-            <w:noProof/>
-            <w:webHidden/>
-          </w:rPr>
-        </w:r>
-        <w:r>
-          <w:rPr>
-            <w:noProof/>
-            <w:webHidden/>
-          </w:rPr>
-          <w:fldChar w:fldCharType="separate"/>
-        </w:r>
-        <w:r>
-          <w:rPr>
-            <w:noProof/>
-            <w:webHidden/>
-          </w:rPr>
-          <w:t>22</w:t>
-        </w:r>
-        <w:r>
-          <w:rPr>
-            <w:noProof/>
-            <w:webHidden/>
-          </w:rPr>
-          <w:fldChar w:fldCharType="end"/>
-        </w:r>
-      </w:hyperlink>
-    </w:p>
-    <w:p>
-      <w:pPr>
-        <w:pStyle w:val="TM3"/>
-        <w:tabs>
-          <w:tab w:val="left" w:pos="1320"/>
-          <w:tab w:val="right" w:leader="dot" w:pos="9396"/>
-        </w:tabs>
-        <w:rPr>
-          <w:rFonts w:asciiTheme="minorHAnsi" w:hAnsiTheme="minorHAnsi"/>
-          <w:noProof/>
-          <w:kern w:val="2"/>
-          <w:sz w:val="24"/>
-          <w:szCs w:val="24"/>
-          <w:lang w:val="fr-CH" w:eastAsia="fr-CH"/>
-          <w14:ligatures w14:val="standardContextual"/>
-        </w:rPr>
-      </w:pPr>
-      <w:hyperlink w:anchor="_Toc224308668" w:history="1">
-        <w:r>
-          <w:rPr>
-            <w:rStyle w:val="Lienhypertexte"/>
-            <w:noProof/>
-            <w:lang w:val="fr-CH"/>
-          </w:rPr>
-          <w:t>1.10.4</w:t>
-        </w:r>
-        <w:r>
-          <w:rPr>
-            <w:rFonts w:asciiTheme="minorHAnsi" w:hAnsiTheme="minorHAnsi"/>
-            <w:noProof/>
-            <w:kern w:val="2"/>
-            <w:sz w:val="24"/>
-            <w:szCs w:val="24"/>
-            <w:lang w:val="fr-CH" w:eastAsia="fr-CH"/>
-            <w14:ligatures w14:val="standardContextual"/>
-          </w:rPr>
-          <w:tab/>
-        </w:r>
-        <w:r>
-          <w:rPr>
-            <w:rStyle w:val="Lienhypertexte"/>
-            <w:noProof/>
-            <w:lang w:val="fr-CH"/>
-          </w:rPr>
-          <w:t>Apprentissages et perspectives d'amélioration</w:t>
-        </w:r>
-        <w:r>
-          <w:rPr>
-            <w:noProof/>
-            <w:webHidden/>
-          </w:rPr>
-          <w:tab/>
-        </w:r>
-        <w:r>
-          <w:rPr>
-            <w:noProof/>
-            <w:webHidden/>
-          </w:rPr>
-          <w:fldChar w:fldCharType="begin"/>
-        </w:r>
-        <w:r>
-          <w:rPr>
-            <w:noProof/>
-            <w:webHidden/>
-          </w:rPr>
-          <w:instrText xml:space="preserve"> PAGEREF _Toc224308668 \h </w:instrText>
-        </w:r>
-        <w:r>
-          <w:rPr>
-            <w:noProof/>
-            <w:webHidden/>
-          </w:rPr>
-        </w:r>
-        <w:r>
-          <w:rPr>
-            <w:noProof/>
-            <w:webHidden/>
-          </w:rPr>
-          <w:fldChar w:fldCharType="separate"/>
-        </w:r>
-        <w:r>
-          <w:rPr>
-            <w:noProof/>
-            <w:webHidden/>
-          </w:rPr>
-          <w:t>23</w:t>
-        </w:r>
-        <w:r>
-          <w:rPr>
-            <w:noProof/>
-            <w:webHidden/>
-          </w:rPr>
-          <w:fldChar w:fldCharType="end"/>
-        </w:r>
-      </w:hyperlink>
-    </w:p>
-    <w:p>
-      <w:pPr>
-        <w:pStyle w:val="TM1"/>
-        <w:rPr>
-          <w:rFonts w:asciiTheme="minorHAnsi" w:hAnsiTheme="minorHAnsi"/>
-          <w:b w:val="0"/>
-          <w:bCs w:val="0"/>
-          <w:iCs w:val="0"/>
-          <w:noProof/>
-          <w:kern w:val="2"/>
-          <w:lang w:val="fr-CH" w:eastAsia="fr-CH"/>
-          <w14:ligatures w14:val="standardContextual"/>
-        </w:rPr>
-      </w:pPr>
-      <w:hyperlink w:anchor="_Toc224308669" w:history="1">
-        <w:r>
-          <w:rPr>
-            <w:rStyle w:val="Lienhypertexte"/>
-            <w:noProof/>
-            <w:lang w:val="fr-CH"/>
-          </w:rPr>
-          <w:t>2</w:t>
-        </w:r>
-        <w:r>
-          <w:rPr>
-            <w:rFonts w:asciiTheme="minorHAnsi" w:hAnsiTheme="minorHAnsi"/>
-            <w:b w:val="0"/>
-            <w:bCs w:val="0"/>
-            <w:iCs w:val="0"/>
-            <w:noProof/>
-            <w:kern w:val="2"/>
-            <w:lang w:val="fr-CH" w:eastAsia="fr-CH"/>
-            <w14:ligatures w14:val="standardContextual"/>
-          </w:rPr>
-          <w:tab/>
-        </w:r>
-        <w:r>
-          <w:rPr>
-            <w:rStyle w:val="Lienhypertexte"/>
-            <w:noProof/>
-            <w:lang w:val="fr-CH"/>
-          </w:rPr>
-          <w:t>Partie 2 - Documentation du produit</w:t>
-        </w:r>
-        <w:r>
-          <w:rPr>
-            <w:noProof/>
-            <w:webHidden/>
-          </w:rPr>
-          <w:tab/>
-        </w:r>
-        <w:r>
-          <w:rPr>
-            <w:noProof/>
-            <w:webHidden/>
-          </w:rPr>
-          <w:fldChar w:fldCharType="begin"/>
-        </w:r>
-        <w:r>
-          <w:rPr>
-            <w:noProof/>
-            <w:webHidden/>
-          </w:rPr>
-          <w:instrText xml:space="preserve"> PAGEREF _Toc224308669 \h </w:instrText>
+          <w:instrText xml:space="preserve"> PAGEREF _Toc224310536 \h </w:instrText>
         </w:r>
         <w:r>
           <w:rPr>
@@ -4114,14 +4362,14 @@
           <w14:ligatures w14:val="standardContextual"/>
         </w:rPr>
       </w:pPr>
-      <w:hyperlink w:anchor="_Toc224308670" w:history="1">
+      <w:hyperlink w:anchor="_Toc224310537" w:history="1">
         <w:r>
           <w:rPr>
             <w:rStyle w:val="Lienhypertexte"/>
             <w:noProof/>
             <w:lang w:val="fr-CH"/>
           </w:rPr>
-          <w:t>2.1</w:t>
+          <w:t>2.2</w:t>
         </w:r>
         <w:r>
           <w:rPr>
@@ -4143,7 +4391,7 @@
             <w:noProof/>
             <w:lang w:val="fr-CH"/>
           </w:rPr>
-          <w:t>Installation du projet (environnement développement)</w:t>
+          <w:t>Guide d'utilisation</w:t>
         </w:r>
         <w:r>
           <w:rPr>
@@ -4164,7 +4412,7 @@
             <w:noProof/>
             <w:webHidden/>
           </w:rPr>
-          <w:instrText xml:space="preserve"> PAGEREF _Toc224308670 \h </w:instrText>
+          <w:instrText xml:space="preserve"> PAGEREF _Toc224310537 \h </w:instrText>
         </w:r>
         <w:r>
           <w:rPr>
@@ -4184,199 +4432,7 @@
             <w:noProof/>
             <w:webHidden/>
           </w:rPr>
-          <w:t>24</w:t>
-        </w:r>
-        <w:r>
-          <w:rPr>
-            <w:noProof/>
-            <w:webHidden/>
-          </w:rPr>
-          <w:fldChar w:fldCharType="end"/>
-        </w:r>
-      </w:hyperlink>
-    </w:p>
-    <w:p>
-      <w:pPr>
-        <w:pStyle w:val="TM3"/>
-        <w:tabs>
-          <w:tab w:val="left" w:pos="1100"/>
-          <w:tab w:val="right" w:leader="dot" w:pos="9396"/>
-        </w:tabs>
-        <w:rPr>
-          <w:rFonts w:asciiTheme="minorHAnsi" w:hAnsiTheme="minorHAnsi"/>
-          <w:noProof/>
-          <w:kern w:val="2"/>
-          <w:sz w:val="24"/>
-          <w:szCs w:val="24"/>
-          <w:lang w:val="fr-CH" w:eastAsia="fr-CH"/>
-          <w14:ligatures w14:val="standardContextual"/>
-        </w:rPr>
-      </w:pPr>
-      <w:hyperlink w:anchor="_Toc224308671" w:history="1">
-        <w:r>
-          <w:rPr>
-            <w:rStyle w:val="Lienhypertexte"/>
-            <w:noProof/>
-            <w:lang w:val="fr-CH"/>
-          </w:rPr>
-          <w:t>2.1.1</w:t>
-        </w:r>
-        <w:r>
-          <w:rPr>
-            <w:rFonts w:asciiTheme="minorHAnsi" w:hAnsiTheme="minorHAnsi"/>
-            <w:noProof/>
-            <w:kern w:val="2"/>
-            <w:sz w:val="24"/>
-            <w:szCs w:val="24"/>
-            <w:lang w:val="fr-CH" w:eastAsia="fr-CH"/>
-            <w14:ligatures w14:val="standardContextual"/>
-          </w:rPr>
-          <w:tab/>
-        </w:r>
-        <w:r>
-          <w:rPr>
-            <w:rStyle w:val="Lienhypertexte"/>
-            <w:noProof/>
-            <w:lang w:val="fr-CH"/>
-          </w:rPr>
-          <w:t>Environnement de base et applications de base requis</w:t>
-        </w:r>
-        <w:r>
-          <w:rPr>
-            <w:noProof/>
-            <w:webHidden/>
-          </w:rPr>
-          <w:tab/>
-        </w:r>
-        <w:r>
-          <w:rPr>
-            <w:noProof/>
-            <w:webHidden/>
-          </w:rPr>
-          <w:fldChar w:fldCharType="begin"/>
-        </w:r>
-        <w:r>
-          <w:rPr>
-            <w:noProof/>
-            <w:webHidden/>
-          </w:rPr>
-          <w:instrText xml:space="preserve"> PAGEREF _Toc224308671 \h </w:instrText>
-        </w:r>
-        <w:r>
-          <w:rPr>
-            <w:noProof/>
-            <w:webHidden/>
-          </w:rPr>
-        </w:r>
-        <w:r>
-          <w:rPr>
-            <w:noProof/>
-            <w:webHidden/>
-          </w:rPr>
-          <w:fldChar w:fldCharType="separate"/>
-        </w:r>
-        <w:r>
-          <w:rPr>
-            <w:noProof/>
-            <w:webHidden/>
-          </w:rPr>
-          <w:t>24</w:t>
-        </w:r>
-        <w:r>
-          <w:rPr>
-            <w:noProof/>
-            <w:webHidden/>
-          </w:rPr>
-          <w:fldChar w:fldCharType="end"/>
-        </w:r>
-      </w:hyperlink>
-    </w:p>
-    <w:p>
-      <w:pPr>
-        <w:pStyle w:val="TM3"/>
-        <w:tabs>
-          <w:tab w:val="left" w:pos="1100"/>
-          <w:tab w:val="right" w:leader="dot" w:pos="9396"/>
-        </w:tabs>
-        <w:rPr>
-          <w:rFonts w:asciiTheme="minorHAnsi" w:hAnsiTheme="minorHAnsi"/>
-          <w:noProof/>
-          <w:kern w:val="2"/>
-          <w:sz w:val="24"/>
-          <w:szCs w:val="24"/>
-          <w:lang w:val="fr-CH" w:eastAsia="fr-CH"/>
-          <w14:ligatures w14:val="standardContextual"/>
-        </w:rPr>
-      </w:pPr>
-      <w:hyperlink w:anchor="_Toc224308672" w:history="1">
-        <w:r>
-          <w:rPr>
-            <w:rStyle w:val="Lienhypertexte"/>
-            <w:noProof/>
-            <w:lang w:val="fr-CH"/>
-          </w:rPr>
-          <w:t>2.1.2</w:t>
-        </w:r>
-        <w:r>
-          <w:rPr>
-            <w:rFonts w:asciiTheme="minorHAnsi" w:hAnsiTheme="minorHAnsi"/>
-            <w:noProof/>
-            <w:kern w:val="2"/>
-            <w:sz w:val="24"/>
-            <w:szCs w:val="24"/>
-            <w:lang w:val="fr-CH" w:eastAsia="fr-CH"/>
-            <w14:ligatures w14:val="standardContextual"/>
-          </w:rPr>
-          <w:tab/>
-        </w:r>
-        <w:r>
-          <w:rPr>
-            <w:rStyle w:val="Lienhypertexte"/>
-            <w:noProof/>
-            <w:lang w:val="fr-CH"/>
-          </w:rPr>
-          <w:t>Installation du projet</w:t>
-        </w:r>
-        <w:r>
-          <w:rPr>
-            <w:noProof/>
-            <w:webHidden/>
-          </w:rPr>
-          <w:tab/>
-        </w:r>
-        <w:r>
-          <w:rPr>
-            <w:noProof/>
-            <w:webHidden/>
-          </w:rPr>
-          <w:fldChar w:fldCharType="begin"/>
-        </w:r>
-        <w:r>
-          <w:rPr>
-            <w:noProof/>
-            <w:webHidden/>
-          </w:rPr>
-          <w:instrText xml:space="preserve"> PAGEREF _Toc224308672 \h </w:instrText>
-        </w:r>
-        <w:r>
-          <w:rPr>
-            <w:noProof/>
-            <w:webHidden/>
-          </w:rPr>
-        </w:r>
-        <w:r>
-          <w:rPr>
-            <w:noProof/>
-            <w:webHidden/>
-          </w:rPr>
-          <w:fldChar w:fldCharType="separate"/>
-        </w:r>
-        <w:r>
-          <w:rPr>
-            <w:noProof/>
-            <w:webHidden/>
-          </w:rPr>
-          <w:t>24</w:t>
+          <w:t>25</w:t>
         </w:r>
         <w:r>
           <w:rPr>
@@ -4406,14 +4462,14 @@
           <w14:ligatures w14:val="standardContextual"/>
         </w:rPr>
       </w:pPr>
-      <w:hyperlink w:anchor="_Toc224308673" w:history="1">
+      <w:hyperlink w:anchor="_Toc224310538" w:history="1">
         <w:r>
           <w:rPr>
             <w:rStyle w:val="Lienhypertexte"/>
             <w:noProof/>
             <w:lang w:val="fr-CH"/>
           </w:rPr>
-          <w:t>2.2</w:t>
+          <w:t>2.3</w:t>
         </w:r>
         <w:r>
           <w:rPr>
@@ -4435,7 +4491,7 @@
             <w:noProof/>
             <w:lang w:val="fr-CH"/>
           </w:rPr>
-          <w:t>Guide d'utilisation</w:t>
+          <w:t>Architecture technique (rappel)</w:t>
         </w:r>
         <w:r>
           <w:rPr>
@@ -4456,7 +4512,197 @@
             <w:noProof/>
             <w:webHidden/>
           </w:rPr>
-          <w:instrText xml:space="preserve"> PAGEREF _Toc224308673 \h </w:instrText>
+          <w:instrText xml:space="preserve"> PAGEREF _Toc224310538 \h </w:instrText>
+        </w:r>
+        <w:r>
+          <w:rPr>
+            <w:noProof/>
+            <w:webHidden/>
+          </w:rPr>
+        </w:r>
+        <w:r>
+          <w:rPr>
+            <w:noProof/>
+            <w:webHidden/>
+          </w:rPr>
+          <w:fldChar w:fldCharType="separate"/>
+        </w:r>
+        <w:r>
+          <w:rPr>
+            <w:noProof/>
+            <w:webHidden/>
+          </w:rPr>
+          <w:t>25</w:t>
+        </w:r>
+        <w:r>
+          <w:rPr>
+            <w:noProof/>
+            <w:webHidden/>
+          </w:rPr>
+          <w:fldChar w:fldCharType="end"/>
+        </w:r>
+      </w:hyperlink>
+    </w:p>
+    <w:p>
+      <w:pPr>
+        <w:pStyle w:val="TM3"/>
+        <w:tabs>
+          <w:tab w:val="left" w:pos="1100"/>
+          <w:tab w:val="right" w:leader="dot" w:pos="9396"/>
+        </w:tabs>
+        <w:rPr>
+          <w:rFonts w:asciiTheme="minorHAnsi" w:hAnsiTheme="minorHAnsi"/>
+          <w:noProof/>
+          <w:kern w:val="2"/>
+          <w:sz w:val="24"/>
+          <w:szCs w:val="24"/>
+          <w:lang w:val="fr-CH" w:eastAsia="fr-CH"/>
+          <w14:ligatures w14:val="standardContextual"/>
+        </w:rPr>
+      </w:pPr>
+      <w:hyperlink w:anchor="_Toc224310539" w:history="1">
+        <w:r>
+          <w:rPr>
+            <w:rStyle w:val="Lienhypertexte"/>
+            <w:noProof/>
+            <w:lang w:val="fr-CH"/>
+          </w:rPr>
+          <w:t>2.3.1</w:t>
+        </w:r>
+        <w:r>
+          <w:rPr>
+            <w:rFonts w:asciiTheme="minorHAnsi" w:hAnsiTheme="minorHAnsi"/>
+            <w:noProof/>
+            <w:kern w:val="2"/>
+            <w:sz w:val="24"/>
+            <w:szCs w:val="24"/>
+            <w:lang w:val="fr-CH" w:eastAsia="fr-CH"/>
+            <w14:ligatures w14:val="standardContextual"/>
+          </w:rPr>
+          <w:tab/>
+        </w:r>
+        <w:r>
+          <w:rPr>
+            <w:rStyle w:val="Lienhypertexte"/>
+            <w:noProof/>
+            <w:lang w:val="fr-CH"/>
+          </w:rPr>
+          <w:t>Schéma d'architecture</w:t>
+        </w:r>
+        <w:r>
+          <w:rPr>
+            <w:noProof/>
+            <w:webHidden/>
+          </w:rPr>
+          <w:tab/>
+        </w:r>
+        <w:r>
+          <w:rPr>
+            <w:noProof/>
+            <w:webHidden/>
+          </w:rPr>
+          <w:fldChar w:fldCharType="begin"/>
+        </w:r>
+        <w:r>
+          <w:rPr>
+            <w:noProof/>
+            <w:webHidden/>
+          </w:rPr>
+          <w:instrText xml:space="preserve"> PAGEREF _Toc224310539 \h </w:instrText>
+        </w:r>
+        <w:r>
+          <w:rPr>
+            <w:noProof/>
+            <w:webHidden/>
+          </w:rPr>
+        </w:r>
+        <w:r>
+          <w:rPr>
+            <w:noProof/>
+            <w:webHidden/>
+          </w:rPr>
+          <w:fldChar w:fldCharType="separate"/>
+        </w:r>
+        <w:r>
+          <w:rPr>
+            <w:noProof/>
+            <w:webHidden/>
+          </w:rPr>
+          <w:t>25</w:t>
+        </w:r>
+        <w:r>
+          <w:rPr>
+            <w:noProof/>
+            <w:webHidden/>
+          </w:rPr>
+          <w:fldChar w:fldCharType="end"/>
+        </w:r>
+      </w:hyperlink>
+    </w:p>
+    <w:p>
+      <w:pPr>
+        <w:pStyle w:val="TM1"/>
+        <w:rPr>
+          <w:rFonts w:asciiTheme="minorHAnsi" w:hAnsiTheme="minorHAnsi"/>
+          <w:b w:val="0"/>
+          <w:bCs w:val="0"/>
+          <w:iCs w:val="0"/>
+          <w:noProof/>
+          <w:kern w:val="2"/>
+          <w:lang w:val="fr-CH" w:eastAsia="fr-CH"/>
+          <w14:ligatures w14:val="standardContextual"/>
+        </w:rPr>
+      </w:pPr>
+      <w:hyperlink w:anchor="_Toc224310540" w:history="1">
+        <w:r>
+          <w:rPr>
+            <w:rStyle w:val="Lienhypertexte"/>
+            <w:noProof/>
+            <w:lang w:val="fr-CH"/>
+          </w:rPr>
+          <w:t>3</w:t>
+        </w:r>
+        <w:r>
+          <w:rPr>
+            <w:rFonts w:asciiTheme="minorHAnsi" w:hAnsiTheme="minorHAnsi"/>
+            <w:b w:val="0"/>
+            <w:bCs w:val="0"/>
+            <w:iCs w:val="0"/>
+            <w:noProof/>
+            <w:kern w:val="2"/>
+            <w:lang w:val="fr-CH" w:eastAsia="fr-CH"/>
+            <w14:ligatures w14:val="standardContextual"/>
+          </w:rPr>
+          <w:tab/>
+        </w:r>
+        <w:r>
+          <w:rPr>
+            <w:rStyle w:val="Lienhypertexte"/>
+            <w:noProof/>
+            <w:lang w:val="fr-CH"/>
+          </w:rPr>
+          <w:t>Résumé</w:t>
+        </w:r>
+        <w:r>
+          <w:rPr>
+            <w:noProof/>
+            <w:webHidden/>
+          </w:rPr>
+          <w:tab/>
+        </w:r>
+        <w:r>
+          <w:rPr>
+            <w:noProof/>
+            <w:webHidden/>
+          </w:rPr>
+          <w:fldChar w:fldCharType="begin"/>
+        </w:r>
+        <w:r>
+          <w:rPr>
+            <w:noProof/>
+            <w:webHidden/>
+          </w:rPr>
+          <w:instrText xml:space="preserve"> PAGEREF _Toc224310540 \h </w:instrText>
         </w:r>
         <w:r>
           <w:rPr>
@@ -4506,14 +4752,14 @@
           <w14:ligatures w14:val="standardContextual"/>
         </w:rPr>
       </w:pPr>
-      <w:hyperlink w:anchor="_Toc224308674" w:history="1">
+      <w:hyperlink w:anchor="_Toc224310541" w:history="1">
         <w:r>
           <w:rPr>
             <w:rStyle w:val="Lienhypertexte"/>
             <w:noProof/>
             <w:lang w:val="fr-CH"/>
           </w:rPr>
-          <w:t>2.3</w:t>
+          <w:t>3.1</w:t>
         </w:r>
         <w:r>
           <w:rPr>
@@ -4535,7 +4781,7 @@
             <w:noProof/>
             <w:lang w:val="fr-CH"/>
           </w:rPr>
-          <w:t>Architecture technique (rappel)</w:t>
+          <w:t>Contexte et mandat</w:t>
         </w:r>
         <w:r>
           <w:rPr>
@@ -4556,197 +4802,7 @@
             <w:noProof/>
             <w:webHidden/>
           </w:rPr>
-          <w:instrText xml:space="preserve"> PAGEREF _Toc224308674 \h </w:instrText>
-        </w:r>
-        <w:r>
-          <w:rPr>
-            <w:noProof/>
-            <w:webHidden/>
-          </w:rPr>
-        </w:r>
-        <w:r>
-          <w:rPr>
-            <w:noProof/>
-            <w:webHidden/>
-          </w:rPr>
-          <w:fldChar w:fldCharType="separate"/>
-        </w:r>
-        <w:r>
-          <w:rPr>
-            <w:noProof/>
-            <w:webHidden/>
-          </w:rPr>
-          <w:t>25</w:t>
-        </w:r>
-        <w:r>
-          <w:rPr>
-            <w:noProof/>
-            <w:webHidden/>
-          </w:rPr>
-          <w:fldChar w:fldCharType="end"/>
-        </w:r>
-      </w:hyperlink>
-    </w:p>
-    <w:p>
-      <w:pPr>
-        <w:pStyle w:val="TM3"/>
-        <w:tabs>
-          <w:tab w:val="left" w:pos="1100"/>
-          <w:tab w:val="right" w:leader="dot" w:pos="9396"/>
-        </w:tabs>
-        <w:rPr>
-          <w:rFonts w:asciiTheme="minorHAnsi" w:hAnsiTheme="minorHAnsi"/>
-          <w:noProof/>
-          <w:kern w:val="2"/>
-          <w:sz w:val="24"/>
-          <w:szCs w:val="24"/>
-          <w:lang w:val="fr-CH" w:eastAsia="fr-CH"/>
-          <w14:ligatures w14:val="standardContextual"/>
-        </w:rPr>
-      </w:pPr>
-      <w:hyperlink w:anchor="_Toc224308675" w:history="1">
-        <w:r>
-          <w:rPr>
-            <w:rStyle w:val="Lienhypertexte"/>
-            <w:noProof/>
-            <w:lang w:val="fr-CH"/>
-          </w:rPr>
-          <w:t>2.3.1</w:t>
-        </w:r>
-        <w:r>
-          <w:rPr>
-            <w:rFonts w:asciiTheme="minorHAnsi" w:hAnsiTheme="minorHAnsi"/>
-            <w:noProof/>
-            <w:kern w:val="2"/>
-            <w:sz w:val="24"/>
-            <w:szCs w:val="24"/>
-            <w:lang w:val="fr-CH" w:eastAsia="fr-CH"/>
-            <w14:ligatures w14:val="standardContextual"/>
-          </w:rPr>
-          <w:tab/>
-        </w:r>
-        <w:r>
-          <w:rPr>
-            <w:rStyle w:val="Lienhypertexte"/>
-            <w:noProof/>
-            <w:lang w:val="fr-CH"/>
-          </w:rPr>
-          <w:t>Schéma d'architecture</w:t>
-        </w:r>
-        <w:r>
-          <w:rPr>
-            <w:noProof/>
-            <w:webHidden/>
-          </w:rPr>
-          <w:tab/>
-        </w:r>
-        <w:r>
-          <w:rPr>
-            <w:noProof/>
-            <w:webHidden/>
-          </w:rPr>
-          <w:fldChar w:fldCharType="begin"/>
-        </w:r>
-        <w:r>
-          <w:rPr>
-            <w:noProof/>
-            <w:webHidden/>
-          </w:rPr>
-          <w:instrText xml:space="preserve"> PAGEREF _Toc224308675 \h </w:instrText>
-        </w:r>
-        <w:r>
-          <w:rPr>
-            <w:noProof/>
-            <w:webHidden/>
-          </w:rPr>
-        </w:r>
-        <w:r>
-          <w:rPr>
-            <w:noProof/>
-            <w:webHidden/>
-          </w:rPr>
-          <w:fldChar w:fldCharType="separate"/>
-        </w:r>
-        <w:r>
-          <w:rPr>
-            <w:noProof/>
-            <w:webHidden/>
-          </w:rPr>
-          <w:t>25</w:t>
-        </w:r>
-        <w:r>
-          <w:rPr>
-            <w:noProof/>
-            <w:webHidden/>
-          </w:rPr>
-          <w:fldChar w:fldCharType="end"/>
-        </w:r>
-      </w:hyperlink>
-    </w:p>
-    <w:p>
-      <w:pPr>
-        <w:pStyle w:val="TM1"/>
-        <w:rPr>
-          <w:rFonts w:asciiTheme="minorHAnsi" w:hAnsiTheme="minorHAnsi"/>
-          <w:b w:val="0"/>
-          <w:bCs w:val="0"/>
-          <w:iCs w:val="0"/>
-          <w:noProof/>
-          <w:kern w:val="2"/>
-          <w:lang w:val="fr-CH" w:eastAsia="fr-CH"/>
-          <w14:ligatures w14:val="standardContextual"/>
-        </w:rPr>
-      </w:pPr>
-      <w:hyperlink w:anchor="_Toc224308676" w:history="1">
-        <w:r>
-          <w:rPr>
-            <w:rStyle w:val="Lienhypertexte"/>
-            <w:noProof/>
-            <w:lang w:val="fr-CH"/>
-          </w:rPr>
-          <w:t>3</w:t>
-        </w:r>
-        <w:r>
-          <w:rPr>
-            <w:rFonts w:asciiTheme="minorHAnsi" w:hAnsiTheme="minorHAnsi"/>
-            <w:b w:val="0"/>
-            <w:bCs w:val="0"/>
-            <w:iCs w:val="0"/>
-            <w:noProof/>
-            <w:kern w:val="2"/>
-            <w:lang w:val="fr-CH" w:eastAsia="fr-CH"/>
-            <w14:ligatures w14:val="standardContextual"/>
-          </w:rPr>
-          <w:tab/>
-        </w:r>
-        <w:r>
-          <w:rPr>
-            <w:rStyle w:val="Lienhypertexte"/>
-            <w:noProof/>
-            <w:lang w:val="fr-CH"/>
-          </w:rPr>
-          <w:t>Résumé</w:t>
-        </w:r>
-        <w:r>
-          <w:rPr>
-            <w:noProof/>
-            <w:webHidden/>
-          </w:rPr>
-          <w:tab/>
-        </w:r>
-        <w:r>
-          <w:rPr>
-            <w:noProof/>
-            <w:webHidden/>
-          </w:rPr>
-          <w:fldChar w:fldCharType="begin"/>
-        </w:r>
-        <w:r>
-          <w:rPr>
-            <w:noProof/>
-            <w:webHidden/>
-          </w:rPr>
-          <w:instrText xml:space="preserve"> PAGEREF _Toc224308676 \h </w:instrText>
+          <w:instrText xml:space="preserve"> PAGEREF _Toc224310541 \h </w:instrText>
         </w:r>
         <w:r>
           <w:rPr>
@@ -4796,14 +4852,14 @@
           <w14:ligatures w14:val="standardContextual"/>
         </w:rPr>
       </w:pPr>
-      <w:hyperlink w:anchor="_Toc224308677" w:history="1">
+      <w:hyperlink w:anchor="_Toc224310542" w:history="1">
         <w:r>
           <w:rPr>
             <w:rStyle w:val="Lienhypertexte"/>
             <w:noProof/>
             <w:lang w:val="fr-CH"/>
           </w:rPr>
-          <w:t>3.1</w:t>
+          <w:t>3.2</w:t>
         </w:r>
         <w:r>
           <w:rPr>
@@ -4825,7 +4881,7 @@
             <w:noProof/>
             <w:lang w:val="fr-CH"/>
           </w:rPr>
-          <w:t>Contexte et mandat</w:t>
+          <w:t>Solution réalisée</w:t>
         </w:r>
         <w:r>
           <w:rPr>
@@ -4846,7 +4902,7 @@
             <w:noProof/>
             <w:webHidden/>
           </w:rPr>
-          <w:instrText xml:space="preserve"> PAGEREF _Toc224308677 \h </w:instrText>
+          <w:instrText xml:space="preserve"> PAGEREF _Toc224310542 \h </w:instrText>
         </w:r>
         <w:r>
           <w:rPr>
@@ -4896,14 +4952,14 @@
           <w14:ligatures w14:val="standardContextual"/>
         </w:rPr>
       </w:pPr>
-      <w:hyperlink w:anchor="_Toc224308678" w:history="1">
+      <w:hyperlink w:anchor="_Toc224310543" w:history="1">
         <w:r>
           <w:rPr>
             <w:rStyle w:val="Lienhypertexte"/>
             <w:noProof/>
             <w:lang w:val="fr-CH"/>
           </w:rPr>
-          <w:t>3.2</w:t>
+          <w:t>3.3</w:t>
         </w:r>
         <w:r>
           <w:rPr>
@@ -4925,23 +4981,7 @@
             <w:noProof/>
             <w:lang w:val="fr-CH"/>
           </w:rPr>
-          <w:t>Solution réal</w:t>
-        </w:r>
-        <w:r>
-          <w:rPr>
-            <w:rStyle w:val="Lienhypertexte"/>
-            <w:noProof/>
-            <w:lang w:val="fr-CH"/>
-          </w:rPr>
-          <w:t>i</w:t>
-        </w:r>
-        <w:r>
-          <w:rPr>
-            <w:rStyle w:val="Lienhypertexte"/>
-            <w:noProof/>
-            <w:lang w:val="fr-CH"/>
-          </w:rPr>
-          <w:t>sée</w:t>
+          <w:t>Résultats principaux</w:t>
         </w:r>
         <w:r>
           <w:rPr>
@@ -4962,7 +5002,7 @@
             <w:noProof/>
             <w:webHidden/>
           </w:rPr>
-          <w:instrText xml:space="preserve"> PAGEREF _Toc224308678 \h </w:instrText>
+          <w:instrText xml:space="preserve"> PAGEREF _Toc224310543 \h </w:instrText>
         </w:r>
         <w:r>
           <w:rPr>
@@ -5012,14 +5052,14 @@
           <w14:ligatures w14:val="standardContextual"/>
         </w:rPr>
       </w:pPr>
-      <w:hyperlink w:anchor="_Toc224308679" w:history="1">
+      <w:hyperlink w:anchor="_Toc224310544" w:history="1">
         <w:r>
           <w:rPr>
             <w:rStyle w:val="Lienhypertexte"/>
             <w:noProof/>
             <w:lang w:val="fr-CH"/>
           </w:rPr>
-          <w:t>3.3</w:t>
+          <w:t>3.4</w:t>
         </w:r>
         <w:r>
           <w:rPr>
@@ -5041,7 +5081,7 @@
             <w:noProof/>
             <w:lang w:val="fr-CH"/>
           </w:rPr>
-          <w:t>Résultats principaux</w:t>
+          <w:t>Limites et suites</w:t>
         </w:r>
         <w:r>
           <w:rPr>
@@ -5062,7 +5102,7 @@
             <w:noProof/>
             <w:webHidden/>
           </w:rPr>
-          <w:instrText xml:space="preserve"> PAGEREF _Toc224308679 \h </w:instrText>
+          <w:instrText xml:space="preserve"> PAGEREF _Toc224310544 \h </w:instrText>
         </w:r>
         <w:r>
           <w:rPr>
@@ -5095,9 +5135,103 @@
     </w:p>
     <w:p>
       <w:pPr>
+        <w:pStyle w:val="TM1"/>
+        <w:rPr>
+          <w:rFonts w:asciiTheme="minorHAnsi" w:hAnsiTheme="minorHAnsi"/>
+          <w:b w:val="0"/>
+          <w:bCs w:val="0"/>
+          <w:iCs w:val="0"/>
+          <w:noProof/>
+          <w:kern w:val="2"/>
+          <w:lang w:val="fr-CH" w:eastAsia="fr-CH"/>
+          <w14:ligatures w14:val="standardContextual"/>
+        </w:rPr>
+      </w:pPr>
+      <w:hyperlink w:anchor="_Toc224310545" w:history="1">
+        <w:r>
+          <w:rPr>
+            <w:rStyle w:val="Lienhypertexte"/>
+            <w:noProof/>
+            <w:lang w:val="fr-CH"/>
+          </w:rPr>
+          <w:t>4</w:t>
+        </w:r>
+        <w:r>
+          <w:rPr>
+            <w:rFonts w:asciiTheme="minorHAnsi" w:hAnsiTheme="minorHAnsi"/>
+            <w:b w:val="0"/>
+            <w:bCs w:val="0"/>
+            <w:iCs w:val="0"/>
+            <w:noProof/>
+            <w:kern w:val="2"/>
+            <w:lang w:val="fr-CH" w:eastAsia="fr-CH"/>
+            <w14:ligatures w14:val="standardContextual"/>
+          </w:rPr>
+          <w:tab/>
+        </w:r>
+        <w:r>
+          <w:rPr>
+            <w:rStyle w:val="Lienhypertexte"/>
+            <w:noProof/>
+            <w:lang w:val="fr-CH"/>
+          </w:rPr>
+          <w:t>Annexes</w:t>
+        </w:r>
+        <w:r>
+          <w:rPr>
+            <w:noProof/>
+            <w:webHidden/>
+          </w:rPr>
+          <w:tab/>
+        </w:r>
+        <w:r>
+          <w:rPr>
+            <w:noProof/>
+            <w:webHidden/>
+          </w:rPr>
+          <w:fldChar w:fldCharType="begin"/>
+        </w:r>
+        <w:r>
+          <w:rPr>
+            <w:noProof/>
+            <w:webHidden/>
+          </w:rPr>
+          <w:instrText xml:space="preserve"> PAGEREF _Toc224310545 \h </w:instrText>
+        </w:r>
+        <w:r>
+          <w:rPr>
+            <w:noProof/>
+            <w:webHidden/>
+          </w:rPr>
+        </w:r>
+        <w:r>
+          <w:rPr>
+            <w:noProof/>
+            <w:webHidden/>
+          </w:rPr>
+          <w:fldChar w:fldCharType="separate"/>
+        </w:r>
+        <w:r>
+          <w:rPr>
+            <w:noProof/>
+            <w:webHidden/>
+          </w:rPr>
+          <w:t>27</w:t>
+        </w:r>
+        <w:r>
+          <w:rPr>
+            <w:noProof/>
+            <w:webHidden/>
+          </w:rPr>
+          <w:fldChar w:fldCharType="end"/>
+        </w:r>
+      </w:hyperlink>
+    </w:p>
+    <w:p>
+      <w:pPr>
         <w:pStyle w:val="TM2"/>
         <w:tabs>
-          <w:tab w:val="left" w:pos="880"/>
+          <w:tab w:val="left" w:pos="660"/>
           <w:tab w:val="right" w:leader="dot" w:pos="9396"/>
         </w:tabs>
         <w:rPr>
@@ -5112,14 +5246,14 @@
           <w14:ligatures w14:val="standardContextual"/>
         </w:rPr>
       </w:pPr>
-      <w:hyperlink w:anchor="_Toc224308680" w:history="1">
+      <w:hyperlink w:anchor="_Toc224310546" w:history="1">
         <w:r>
           <w:rPr>
             <w:rStyle w:val="Lienhypertexte"/>
             <w:noProof/>
             <w:lang w:val="fr-CH"/>
           </w:rPr>
-          <w:t>3.4</w:t>
+          <w:t>A.</w:t>
         </w:r>
         <w:r>
           <w:rPr>
@@ -5141,7 +5275,7 @@
             <w:noProof/>
             <w:lang w:val="fr-CH"/>
           </w:rPr>
-          <w:t>Limites et suites</w:t>
+          <w:t>Journal de travail</w:t>
         </w:r>
         <w:r>
           <w:rPr>
@@ -5162,101 +5296,7 @@
             <w:noProof/>
             <w:webHidden/>
           </w:rPr>
-          <w:instrText xml:space="preserve"> PAGEREF _Toc224308680 \h </w:instrText>
-        </w:r>
-        <w:r>
-          <w:rPr>
-            <w:noProof/>
-            <w:webHidden/>
-          </w:rPr>
-        </w:r>
-        <w:r>
-          <w:rPr>
-            <w:noProof/>
-            <w:webHidden/>
-          </w:rPr>
-          <w:fldChar w:fldCharType="separate"/>
-        </w:r>
-        <w:r>
-          <w:rPr>
-            <w:noProof/>
-            <w:webHidden/>
-          </w:rPr>
-          <w:t>26</w:t>
-        </w:r>
-        <w:r>
-          <w:rPr>
-            <w:noProof/>
-            <w:webHidden/>
-          </w:rPr>
-          <w:fldChar w:fldCharType="end"/>
-        </w:r>
-      </w:hyperlink>
-    </w:p>
-    <w:p>
-      <w:pPr>
-        <w:pStyle w:val="TM1"/>
-        <w:rPr>
-          <w:rFonts w:asciiTheme="minorHAnsi" w:hAnsiTheme="minorHAnsi"/>
-          <w:b w:val="0"/>
-          <w:bCs w:val="0"/>
-          <w:iCs w:val="0"/>
-          <w:noProof/>
-          <w:kern w:val="2"/>
-          <w:lang w:val="fr-CH" w:eastAsia="fr-CH"/>
-          <w14:ligatures w14:val="standardContextual"/>
-        </w:rPr>
-      </w:pPr>
-      <w:hyperlink w:anchor="_Toc224308681" w:history="1">
-        <w:r>
-          <w:rPr>
-            <w:rStyle w:val="Lienhypertexte"/>
-            <w:noProof/>
-            <w:lang w:val="fr-CH"/>
-          </w:rPr>
-          <w:t>4</w:t>
-        </w:r>
-        <w:r>
-          <w:rPr>
-            <w:rFonts w:asciiTheme="minorHAnsi" w:hAnsiTheme="minorHAnsi"/>
-            <w:b w:val="0"/>
-            <w:bCs w:val="0"/>
-            <w:iCs w:val="0"/>
-            <w:noProof/>
-            <w:kern w:val="2"/>
-            <w:lang w:val="fr-CH" w:eastAsia="fr-CH"/>
-            <w14:ligatures w14:val="standardContextual"/>
-          </w:rPr>
-          <w:tab/>
-        </w:r>
-        <w:r>
-          <w:rPr>
-            <w:rStyle w:val="Lienhypertexte"/>
-            <w:noProof/>
-            <w:lang w:val="fr-CH"/>
-          </w:rPr>
-          <w:t>Annexes</w:t>
-        </w:r>
-        <w:r>
-          <w:rPr>
-            <w:noProof/>
-            <w:webHidden/>
-          </w:rPr>
-          <w:tab/>
-        </w:r>
-        <w:r>
-          <w:rPr>
-            <w:noProof/>
-            <w:webHidden/>
-          </w:rPr>
-          <w:fldChar w:fldCharType="begin"/>
-        </w:r>
-        <w:r>
-          <w:rPr>
-            <w:noProof/>
-            <w:webHidden/>
-          </w:rPr>
-          <w:instrText xml:space="preserve"> PAGEREF _Toc224308681 \h </w:instrText>
+          <w:instrText xml:space="preserve"> PAGEREF _Toc224310546 \h </w:instrText>
         </w:r>
         <w:r>
           <w:rPr>
@@ -5306,14 +5346,14 @@
           <w14:ligatures w14:val="standardContextual"/>
         </w:rPr>
       </w:pPr>
-      <w:hyperlink w:anchor="_Toc224308682" w:history="1">
+      <w:hyperlink w:anchor="_Toc224310547" w:history="1">
         <w:r>
           <w:rPr>
             <w:rStyle w:val="Lienhypertexte"/>
             <w:noProof/>
             <w:lang w:val="fr-CH"/>
           </w:rPr>
-          <w:t>A.</w:t>
+          <w:t>B.</w:t>
         </w:r>
         <w:r>
           <w:rPr>
@@ -5335,7 +5375,7 @@
             <w:noProof/>
             <w:lang w:val="fr-CH"/>
           </w:rPr>
-          <w:t>Journal de travail</w:t>
+          <w:t>Sources et références</w:t>
         </w:r>
         <w:r>
           <w:rPr>
@@ -5356,7 +5396,7 @@
             <w:noProof/>
             <w:webHidden/>
           </w:rPr>
-          <w:instrText xml:space="preserve"> PAGEREF _Toc224308682 \h </w:instrText>
+          <w:instrText xml:space="preserve"> PAGEREF _Toc224310547 \h </w:instrText>
         </w:r>
         <w:r>
           <w:rPr>
@@ -5376,7 +5416,7 @@
             <w:noProof/>
             <w:webHidden/>
           </w:rPr>
-          <w:t>27</w:t>
+          <w:t>30</w:t>
         </w:r>
         <w:r>
           <w:rPr>
@@ -5391,7 +5431,7 @@
       <w:pPr>
         <w:pStyle w:val="TM2"/>
         <w:tabs>
-          <w:tab w:val="left" w:pos="660"/>
+          <w:tab w:val="left" w:pos="880"/>
           <w:tab w:val="right" w:leader="dot" w:pos="9396"/>
         </w:tabs>
         <w:rPr>
@@ -5406,14 +5446,14 @@
           <w14:ligatures w14:val="standardContextual"/>
         </w:rPr>
       </w:pPr>
-      <w:hyperlink w:anchor="_Toc224308683" w:history="1">
+      <w:hyperlink w:anchor="_Toc224310548" w:history="1">
         <w:r>
           <w:rPr>
             <w:rStyle w:val="Lienhypertexte"/>
             <w:noProof/>
             <w:lang w:val="fr-CH"/>
           </w:rPr>
-          <w:t>B.</w:t>
+          <w:t>4.1</w:t>
         </w:r>
         <w:r>
           <w:rPr>
@@ -5435,7 +5475,7 @@
             <w:noProof/>
             <w:lang w:val="fr-CH"/>
           </w:rPr>
-          <w:t>Sources et références</w:t>
+          <w:t>Références</w:t>
         </w:r>
         <w:r>
           <w:rPr>
@@ -5456,7 +5496,7 @@
             <w:noProof/>
             <w:webHidden/>
           </w:rPr>
-          <w:instrText xml:space="preserve"> PAGEREF _Toc224308683 \h </w:instrText>
+          <w:instrText xml:space="preserve"> PAGEREF _Toc224310548 \h </w:instrText>
         </w:r>
         <w:r>
           <w:rPr>
@@ -5506,14 +5546,14 @@
           <w14:ligatures w14:val="standardContextual"/>
         </w:rPr>
       </w:pPr>
-      <w:hyperlink w:anchor="_Toc224308684" w:history="1">
+      <w:hyperlink w:anchor="_Toc224310549" w:history="1">
         <w:r>
           <w:rPr>
             <w:rStyle w:val="Lienhypertexte"/>
             <w:noProof/>
             <w:lang w:val="fr-CH"/>
           </w:rPr>
-          <w:t>4.1</w:t>
+          <w:t>4.2</w:t>
         </w:r>
         <w:r>
           <w:rPr>
@@ -5556,7 +5596,7 @@
             <w:noProof/>
             <w:webHidden/>
           </w:rPr>
-          <w:instrText xml:space="preserve"> PAGEREF _Toc224308684 \h </w:instrText>
+          <w:instrText xml:space="preserve"> PAGEREF _Toc224310549 \h </w:instrText>
         </w:r>
         <w:r>
           <w:rPr>
@@ -5606,14 +5646,14 @@
           <w14:ligatures w14:val="standardContextual"/>
         </w:rPr>
       </w:pPr>
-      <w:hyperlink w:anchor="_Toc224308685" w:history="1">
+      <w:hyperlink w:anchor="_Toc224310550" w:history="1">
         <w:r>
           <w:rPr>
             <w:rStyle w:val="Lienhypertexte"/>
             <w:noProof/>
             <w:lang w:val="fr-CH"/>
           </w:rPr>
-          <w:t>4.2</w:t>
+          <w:t>4.3</w:t>
         </w:r>
         <w:r>
           <w:rPr>
@@ -5656,7 +5696,7 @@
             <w:noProof/>
             <w:webHidden/>
           </w:rPr>
-          <w:instrText xml:space="preserve"> PAGEREF _Toc224308685 \h </w:instrText>
+          <w:instrText xml:space="preserve"> PAGEREF _Toc224310550 \h </w:instrText>
         </w:r>
         <w:r>
           <w:rPr>
@@ -5676,7 +5716,7 @@
             <w:noProof/>
             <w:webHidden/>
           </w:rPr>
-          <w:t>30</w:t>
+          <w:t>31</w:t>
         </w:r>
         <w:r>
           <w:rPr>
@@ -5706,7 +5746,7 @@
           <w14:ligatures w14:val="standardContextual"/>
         </w:rPr>
       </w:pPr>
-      <w:hyperlink w:anchor="_Toc224308686" w:history="1">
+      <w:hyperlink w:anchor="_Toc224310551" w:history="1">
         <w:r>
           <w:rPr>
             <w:rStyle w:val="Lienhypertexte"/>
@@ -5756,7 +5796,7 @@
             <w:noProof/>
             <w:webHidden/>
           </w:rPr>
-          <w:instrText xml:space="preserve"> PAGEREF _Toc224308686 \h </w:instrText>
+          <w:instrText xml:space="preserve"> PAGEREF _Toc224310551 \h </w:instrText>
         </w:r>
         <w:r>
           <w:rPr>
@@ -6089,7 +6129,7 @@
           <w:lang w:val="fr-CH"/>
         </w:rPr>
       </w:pPr>
-      <w:bookmarkStart w:id="0" w:name="_Toc224308635"/>
+      <w:bookmarkStart w:id="0" w:name="_Toc224310500"/>
       <w:r>
         <w:rPr>
           <w:lang w:val="fr-CH"/>
@@ -6106,7 +6146,7 @@
           <w:lang w:val="fr-CH"/>
         </w:rPr>
       </w:pPr>
-      <w:bookmarkStart w:id="1" w:name="_Toc224308636"/>
+      <w:bookmarkStart w:id="1" w:name="_Toc224310501"/>
       <w:r>
         <w:rPr>
           <w:lang w:val="fr-CH"/>
@@ -6119,7 +6159,7 @@
       <w:pPr>
         <w:pStyle w:val="Titre3"/>
       </w:pPr>
-      <w:bookmarkStart w:id="2" w:name="_Toc224308637"/>
+      <w:bookmarkStart w:id="2" w:name="_Toc224310502"/>
       <w:r>
         <w:t xml:space="preserve">Mandat et parties </w:t>
       </w:r>
@@ -6157,7 +6197,7 @@
       <w:pPr>
         <w:pStyle w:val="Titre3"/>
       </w:pPr>
-      <w:bookmarkStart w:id="3" w:name="_Toc224308638"/>
+      <w:bookmarkStart w:id="3" w:name="_Toc224310503"/>
       <w:proofErr w:type="spellStart"/>
       <w:r>
         <w:t>Périmètre</w:t>
@@ -6194,7 +6234,7 @@
           <w:lang w:val="fr-CH"/>
         </w:rPr>
       </w:pPr>
-      <w:bookmarkStart w:id="4" w:name="_Toc224308639"/>
+      <w:bookmarkStart w:id="4" w:name="_Toc224310504"/>
       <w:r>
         <w:rPr>
           <w:lang w:val="fr-CH"/>
@@ -6282,7 +6322,7 @@
           <w:lang w:val="fr-CH"/>
         </w:rPr>
       </w:pPr>
-      <w:bookmarkStart w:id="5" w:name="_Toc224308640"/>
+      <w:bookmarkStart w:id="5" w:name="_Toc224310505"/>
       <w:r>
         <w:rPr>
           <w:lang w:val="fr-CH"/>
@@ -6293,62 +6333,12 @@
     </w:p>
     <w:p>
       <w:pPr>
-        <w:pStyle w:val="Guidage"/>
-        <w:rPr>
-          <w:color w:val="808080" w:themeColor="background1" w:themeShade="80"/>
-          <w:lang w:val="fr-CH"/>
-        </w:rPr>
-      </w:pPr>
-      <w:r>
-        <w:rPr>
-          <w:color w:val="808080" w:themeColor="background1" w:themeShade="80"/>
-          <w:lang w:val="fr-CH"/>
-        </w:rPr>
-        <w:t>Example de contenu attendu :</w:t>
-      </w:r>
-    </w:p>
-    <w:p>
-      <w:pPr>
-        <w:pStyle w:val="GuidageList"/>
-        <w:rPr>
-          <w:lang w:val="fr-CH"/>
-        </w:rPr>
-      </w:pPr>
-      <w:r>
-        <w:rPr>
-          <w:lang w:val="fr-CH"/>
-        </w:rPr>
-        <w:t xml:space="preserve">Méthode de gestion de projet (p.ex. </w:t>
-      </w:r>
-      <w:proofErr w:type="spellStart"/>
-      <w:r>
-        <w:rPr>
-          <w:lang w:val="fr-CH"/>
-        </w:rPr>
-        <w:t>Waterfall</w:t>
-      </w:r>
-      <w:proofErr w:type="spellEnd"/>
-      <w:r>
-        <w:rPr>
-          <w:lang w:val="fr-CH"/>
-        </w:rPr>
-        <w:t xml:space="preserve">, </w:t>
-      </w:r>
-      <w:r>
-        <w:rPr>
-          <w:lang w:val="fr-CH"/>
-        </w:rPr>
-        <w:t>cycle en V, itératif/agile) et justification</w:t>
-      </w:r>
-    </w:p>
-    <w:p>
-      <w:pPr>
         <w:pStyle w:val="Titre3"/>
         <w:rPr>
           <w:lang w:val="fr-CH"/>
         </w:rPr>
       </w:pPr>
-      <w:bookmarkStart w:id="6" w:name="_Toc224308641"/>
+      <w:bookmarkStart w:id="6" w:name="_Toc224310506"/>
       <w:r>
         <w:rPr>
           <w:lang w:val="fr-CH"/>
@@ -6932,7 +6922,6 @@
           </w:tcPr>
           <w:p>
             <w:r>
-              <w:lastRenderedPageBreak/>
               <w:t xml:space="preserve">Page web « Gestion </w:t>
             </w:r>
             <w:proofErr w:type="spellStart"/>
@@ -7001,6 +6990,7 @@
               <w:rPr>
                 <w:lang w:val="fr-CH"/>
               </w:rPr>
+              <w:lastRenderedPageBreak/>
               <w:t>Page web « Gestion des livres »</w:t>
             </w:r>
           </w:p>
@@ -7384,7 +7374,7 @@
           <w:lang w:val="fr-CH"/>
         </w:rPr>
       </w:pPr>
-      <w:bookmarkStart w:id="7" w:name="_Toc224308642"/>
+      <w:bookmarkStart w:id="7" w:name="_Toc224310507"/>
       <w:r>
         <w:rPr>
           <w:lang w:val="fr-CH"/>
@@ -7454,7 +7444,7 @@
           <w:lang w:val="fr-CH"/>
         </w:rPr>
       </w:pPr>
-      <w:hyperlink r:id="rId8" w:history="1">
+      <w:hyperlink r:id="rId9" w:history="1">
         <w:r>
           <w:rPr>
             <w:rStyle w:val="Lienhypertexte"/>
@@ -7480,26 +7470,12 @@
     </w:p>
     <w:p>
       <w:pPr>
-        <w:pStyle w:val="GuidageList"/>
-        <w:rPr>
-          <w:lang w:val="fr-CH"/>
-        </w:rPr>
-      </w:pPr>
-      <w:r>
-        <w:rPr>
-          <w:lang w:val="fr-CH"/>
-        </w:rPr>
-        <w:t>Organisation (rôles, responsabilités, communication)</w:t>
-      </w:r>
-    </w:p>
-    <w:p>
-      <w:pPr>
         <w:pStyle w:val="Titre3"/>
         <w:rPr>
           <w:lang w:val="fr-CH"/>
         </w:rPr>
       </w:pPr>
-      <w:bookmarkStart w:id="8" w:name="_Toc224308643"/>
+      <w:bookmarkStart w:id="8" w:name="_Toc224310508"/>
       <w:r>
         <w:rPr>
           <w:lang w:val="fr-CH"/>
@@ -7528,7 +7504,7 @@
           <w:lang w:val="fr-CH"/>
         </w:rPr>
       </w:pPr>
-      <w:bookmarkStart w:id="9" w:name="_Toc224308644"/>
+      <w:bookmarkStart w:id="9" w:name="_Toc224310509"/>
       <w:r>
         <w:rPr>
           <w:lang w:val="fr-CH"/>
@@ -7604,7 +7580,7 @@
           <w:lang w:val="fr-CH"/>
         </w:rPr>
       </w:pPr>
-      <w:bookmarkStart w:id="10" w:name="_Toc224308645"/>
+      <w:bookmarkStart w:id="10" w:name="_Toc224310510"/>
       <w:r>
         <w:rPr>
           <w:lang w:val="fr-CH"/>
@@ -7620,7 +7596,7 @@
           <w:lang w:val="fr-CH"/>
         </w:rPr>
       </w:pPr>
-      <w:bookmarkStart w:id="11" w:name="_Toc224308646"/>
+      <w:bookmarkStart w:id="11" w:name="_Toc224310511"/>
       <w:r>
         <w:rPr>
           <w:lang w:val="fr-CH"/>
@@ -7778,7 +7754,6 @@
         <w:pStyle w:val="Titre4"/>
       </w:pPr>
       <w:r>
-        <w:lastRenderedPageBreak/>
         <w:t>Fonctionnalités</w:t>
       </w:r>
     </w:p>
@@ -7847,6 +7822,7 @@
         <w:rPr>
           <w:lang w:val="fr-CH"/>
         </w:rPr>
+        <w:lastRenderedPageBreak/>
         <w:t>Page de connexion</w:t>
       </w:r>
     </w:p>
@@ -8316,7 +8292,6 @@
         <w:rPr>
           <w:lang w:val="fr-CH"/>
         </w:rPr>
-        <w:lastRenderedPageBreak/>
         <w:t>Page gestions statuts/emprunts livres</w:t>
       </w:r>
     </w:p>
@@ -8366,6 +8341,7 @@
         <w:rPr>
           <w:lang w:val="fr-CH"/>
         </w:rPr>
+        <w:lastRenderedPageBreak/>
         <w:t>Par utilisateurs</w:t>
       </w:r>
     </w:p>
@@ -8404,21 +8380,7 @@
         <w:rPr>
           <w:lang w:val="fr-CH"/>
         </w:rPr>
-        <w:t xml:space="preserve">Le site permettra </w:t>
-      </w:r>
-      <w:proofErr w:type="gramStart"/>
-      <w:r>
-        <w:rPr>
-          <w:lang w:val="fr-CH"/>
-        </w:rPr>
-        <w:t>un affichage responsive</w:t>
-      </w:r>
-      <w:proofErr w:type="gramEnd"/>
-      <w:r>
-        <w:rPr>
-          <w:lang w:val="fr-CH"/>
-        </w:rPr>
-        <w:t xml:space="preserve"> sur tablette.</w:t>
+        <w:t>Le site permettra un affichage responsive sur tablette.</w:t>
       </w:r>
     </w:p>
     <w:p>
@@ -8455,7 +8417,7 @@
           <w:lang w:val="fr-CH"/>
         </w:rPr>
       </w:pPr>
-      <w:bookmarkStart w:id="12" w:name="_Toc224308647"/>
+      <w:bookmarkStart w:id="12" w:name="_Toc224310512"/>
       <w:r>
         <w:rPr>
           <w:lang w:val="fr-CH"/>
@@ -8471,7 +8433,7 @@
           <w:lang w:val="fr-CH"/>
         </w:rPr>
       </w:pPr>
-      <w:bookmarkStart w:id="13" w:name="_Toc224308648"/>
+      <w:bookmarkStart w:id="13" w:name="_Toc224310513"/>
       <w:r>
         <w:rPr>
           <w:lang w:val="fr-CH"/>
@@ -8550,7 +8512,7 @@
         </w:rPr>
       </w:pPr>
       <w:bookmarkStart w:id="14" w:name="_Ref224302053"/>
-      <w:bookmarkStart w:id="15" w:name="_Toc224308649"/>
+      <w:bookmarkStart w:id="15" w:name="_Toc224310514"/>
       <w:r>
         <w:rPr>
           <w:lang w:val="fr-CH"/>
@@ -8635,7 +8597,7 @@
       <w:bookmarkStart w:id="16" w:name="_Ref223697629"/>
       <w:bookmarkStart w:id="17" w:name="_Ref223697677"/>
       <w:bookmarkStart w:id="18" w:name="_Ref223697707"/>
-      <w:bookmarkStart w:id="19" w:name="_Toc224308650"/>
+      <w:bookmarkStart w:id="19" w:name="_Toc224310515"/>
       <w:r>
         <w:rPr>
           <w:lang w:val="fr-CH"/>
@@ -8660,7 +8622,7 @@
           <w:lang w:val="fr-CH"/>
         </w:rPr>
       </w:pPr>
-      <w:bookmarkStart w:id="20" w:name="_Toc224308651"/>
+      <w:bookmarkStart w:id="20" w:name="_Toc224310516"/>
       <w:r>
         <w:rPr>
           <w:lang w:val="fr-CH"/>
@@ -8788,7 +8750,6 @@
         <w:rPr>
           <w:lang w:val="fr-CH"/>
         </w:rPr>
-        <w:lastRenderedPageBreak/>
         <w:t>Utilité maquettes</w:t>
       </w:r>
     </w:p>
@@ -8820,6 +8781,7 @@
         <w:rPr>
           <w:noProof/>
         </w:rPr>
+        <w:lastRenderedPageBreak/>
         <w:drawing>
           <wp:inline distT="0" distB="0" distL="0" distR="0" wp14:anchorId="0BB89C47" wp14:editId="44500524">
             <wp:extent cx="5756910" cy="4147820"/>
@@ -8838,7 +8800,7 @@
                     </pic:cNvPicPr>
                   </pic:nvPicPr>
                   <pic:blipFill>
-                    <a:blip r:embed="rId9" cstate="print">
+                    <a:blip r:embed="rId10" cstate="print">
                       <a:extLst>
                         <a:ext uri="{28A0092B-C50C-407E-A947-70E740481C1C}">
                           <a14:useLocalDpi xmlns:a14="http://schemas.microsoft.com/office/drawing/2010/main" val="0"/>
@@ -8877,7 +8839,7 @@
           <w:lang w:val="fr-CH"/>
         </w:rPr>
       </w:pPr>
-      <w:bookmarkStart w:id="21" w:name="_Toc224308652"/>
+      <w:bookmarkStart w:id="21" w:name="_Toc224310517"/>
       <w:r>
         <w:rPr>
           <w:lang w:val="fr-CH"/>
@@ -9121,7 +9083,7 @@
                     </pic:cNvPicPr>
                   </pic:nvPicPr>
                   <pic:blipFill>
-                    <a:blip r:embed="rId10">
+                    <a:blip r:embed="rId11">
                       <a:extLst>
                         <a:ext uri="{28A0092B-C50C-407E-A947-70E740481C1C}">
                           <a14:useLocalDpi xmlns:a14="http://schemas.microsoft.com/office/drawing/2010/main" val="0"/>
@@ -9430,7 +9392,7 @@
                     <pic:cNvPicPr/>
                   </pic:nvPicPr>
                   <pic:blipFill>
-                    <a:blip r:embed="rId11"/>
+                    <a:blip r:embed="rId12"/>
                     <a:stretch>
                       <a:fillRect/>
                     </a:stretch>
@@ -9472,7 +9434,7 @@
           <w:lang w:val="fr-CH"/>
         </w:rPr>
       </w:pPr>
-      <w:bookmarkStart w:id="24" w:name="_Toc224308653"/>
+      <w:bookmarkStart w:id="24" w:name="_Toc224310518"/>
       <w:r>
         <w:rPr>
           <w:lang w:val="fr-CH"/>
@@ -10235,7 +10197,7 @@
           <w:lang w:val="fr-CH"/>
         </w:rPr>
       </w:pPr>
-      <w:bookmarkStart w:id="25" w:name="_Toc224308654"/>
+      <w:bookmarkStart w:id="25" w:name="_Toc224310519"/>
       <w:r>
         <w:rPr>
           <w:lang w:val="fr-CH"/>
@@ -10338,42 +10300,28 @@
           <w:lang w:val="fr-CH"/>
         </w:rPr>
       </w:pPr>
-      <w:bookmarkStart w:id="26" w:name="_Toc224308655"/>
-      <w:r>
-        <w:rPr>
-          <w:lang w:val="fr-CH"/>
-        </w:rPr>
+      <w:bookmarkStart w:id="26" w:name="_Toc224310520"/>
+      <w:r>
+        <w:rPr>
+          <w:lang w:val="fr-CH"/>
+        </w:rPr>
+        <w:lastRenderedPageBreak/>
         <w:t>Planification et suivi</w:t>
       </w:r>
       <w:bookmarkEnd w:id="26"/>
     </w:p>
     <w:p>
       <w:pPr>
-        <w:pStyle w:val="Guidage"/>
-        <w:rPr>
-          <w:lang w:val="fr-CH"/>
-        </w:rPr>
-      </w:pPr>
-      <w:r>
-        <w:rPr>
-          <w:lang w:val="fr-CH"/>
-        </w:rPr>
-        <w:t>Example de contenu attendu :</w:t>
-      </w:r>
-    </w:p>
-    <w:p>
-      <w:pPr>
         <w:pStyle w:val="Titre3"/>
         <w:rPr>
           <w:lang w:val="fr-CH"/>
         </w:rPr>
       </w:pPr>
-      <w:bookmarkStart w:id="27" w:name="_Toc224308656"/>
-      <w:r>
-        <w:rPr>
-          <w:lang w:val="fr-CH"/>
-        </w:rPr>
-        <w:lastRenderedPageBreak/>
+      <w:bookmarkStart w:id="27" w:name="_Toc224310521"/>
+      <w:r>
+        <w:rPr>
+          <w:lang w:val="fr-CH"/>
+        </w:rPr>
         <w:t xml:space="preserve">Planification initiale (jalons, </w:t>
       </w:r>
       <w:r>
@@ -10416,7 +10364,7 @@
                     <pic:cNvPicPr/>
                   </pic:nvPicPr>
                   <pic:blipFill>
-                    <a:blip r:embed="rId12"/>
+                    <a:blip r:embed="rId13"/>
                     <a:stretch>
                       <a:fillRect/>
                     </a:stretch>
@@ -10444,7 +10392,7 @@
           <w:lang w:val="fr-CH"/>
         </w:rPr>
       </w:pPr>
-      <w:bookmarkStart w:id="28" w:name="_Toc224308657"/>
+      <w:bookmarkStart w:id="28" w:name="_Toc224310522"/>
       <w:r>
         <w:rPr>
           <w:lang w:val="fr-CH"/>
@@ -10490,9 +10438,9 @@
           <w:lang w:val="fr-CH"/>
         </w:rPr>
         <w:drawing>
-          <wp:inline distT="0" distB="0" distL="0" distR="0" wp14:anchorId="6B789AB9" wp14:editId="4FC98E94">
-            <wp:extent cx="5972810" cy="3781425"/>
-            <wp:effectExtent l="0" t="0" r="8890" b="9525"/>
+          <wp:inline distT="0" distB="0" distL="0" distR="0" wp14:anchorId="6B789AB9" wp14:editId="5B8EB930">
+            <wp:extent cx="5457825" cy="3455385"/>
+            <wp:effectExtent l="0" t="0" r="0" b="0"/>
             <wp:docPr id="1924255451" name="Image 1"/>
             <wp:cNvGraphicFramePr>
               <a:graphicFrameLocks xmlns:a="http://schemas.openxmlformats.org/drawingml/2006/main" noChangeAspect="1"/>
@@ -10505,7 +10453,7 @@
                     <pic:cNvPicPr/>
                   </pic:nvPicPr>
                   <pic:blipFill>
-                    <a:blip r:embed="rId13"/>
+                    <a:blip r:embed="rId14"/>
                     <a:stretch>
                       <a:fillRect/>
                     </a:stretch>
@@ -10513,7 +10461,7 @@
                   <pic:spPr>
                     <a:xfrm>
                       <a:off x="0" y="0"/>
-                      <a:ext cx="5972810" cy="3781425"/>
+                      <a:ext cx="5464017" cy="3459305"/>
                     </a:xfrm>
                     <a:prstGeom prst="rect">
                       <a:avLst/>
@@ -10657,7 +10605,7 @@
           <w:lang w:val="fr-CH"/>
         </w:rPr>
       </w:pPr>
-      <w:bookmarkStart w:id="29" w:name="_Toc224308658"/>
+      <w:bookmarkStart w:id="29" w:name="_Toc224310523"/>
       <w:r>
         <w:rPr>
           <w:lang w:val="fr-CH"/>
@@ -10673,7 +10621,7 @@
           <w:lang w:val="fr-CH"/>
         </w:rPr>
       </w:pPr>
-      <w:bookmarkStart w:id="30" w:name="_Toc224308659"/>
+      <w:bookmarkStart w:id="30" w:name="_Toc224310524"/>
       <w:r>
         <w:rPr>
           <w:lang w:val="fr-CH"/>
@@ -10694,14 +10642,12 @@
         </w:rPr>
         <w:t xml:space="preserve">Dans l’état du projet actuel, le site web n’est toujours qu’en développement, il n’a pas de mise en production, ni d’environnement de test à proprement parler, les tests sont </w:t>
       </w:r>
-      <w:proofErr w:type="gramStart"/>
-      <w:r>
-        <w:rPr>
-          <w:lang w:val="fr-CH"/>
-        </w:rPr>
-        <w:t>effectué</w:t>
-      </w:r>
-      <w:proofErr w:type="gramEnd"/>
+      <w:r>
+        <w:rPr>
+          <w:lang w:val="fr-CH"/>
+        </w:rPr>
+        <w:t>effectués</w:t>
+      </w:r>
       <w:r>
         <w:rPr>
           <w:lang w:val="fr-CH"/>
@@ -10783,11 +10729,23 @@
       <w:r>
         <w:rPr>
           <w:noProof/>
+          <w:lang w:val="fr-CH"/>
+        </w:rPr>
+        <w:t>1</w:t>
+      </w:r>
+      <w:r>
+        <w:rPr>
+          <w:lang w:val="fr-CH"/>
+        </w:rPr>
+        <w:t xml:space="preserve"> Schéma technique frontend</w:t>
+      </w:r>
+      <w:r>
+        <w:rPr>
           <w:color w:val="4F81BD" w:themeColor="accent1"/>
           <w:u w:val="single"/>
           <w:lang w:val="fr-CH"/>
         </w:rPr>
-        <w:t>1</w:t>
+        <w:fldChar w:fldCharType="end"/>
       </w:r>
       <w:r>
         <w:rPr>
@@ -10795,22 +10753,6 @@
           <w:u w:val="single"/>
           <w:lang w:val="fr-CH"/>
         </w:rPr>
-        <w:t xml:space="preserve"> Schéma technique frontend</w:t>
-      </w:r>
-      <w:r>
-        <w:rPr>
-          <w:color w:val="4F81BD" w:themeColor="accent1"/>
-          <w:u w:val="single"/>
-          <w:lang w:val="fr-CH"/>
-        </w:rPr>
-        <w:fldChar w:fldCharType="end"/>
-      </w:r>
-      <w:r>
-        <w:rPr>
-          <w:color w:val="4F81BD" w:themeColor="accent1"/>
-          <w:u w:val="single"/>
-          <w:lang w:val="fr-CH"/>
-        </w:rPr>
         <w:t xml:space="preserve"> </w:t>
       </w:r>
       <w:r>
@@ -10832,47 +10774,35 @@
           <w:color w:val="000000" w:themeColor="text1"/>
           <w:lang w:val="fr-CH"/>
         </w:rPr>
-        <w:t xml:space="preserve"> de comment il est construit, quelles données chaque vue permet d’afficher, et plus directement, quelles </w:t>
-      </w:r>
-      <w:r>
-        <w:rPr>
-          <w:lang w:val="fr-CH"/>
-        </w:rPr>
-        <w:t>GLOSSAIRE</w:t>
-      </w:r>
-    </w:p>
-    <w:p>
-      <w:pPr>
+        <w:t xml:space="preserve"> de comment il est construit, quelles données chaque vue permet d’afficher, et plus directement, quelles Vues </w:t>
+      </w:r>
+      <w:r>
         <w:rPr>
           <w:color w:val="000000" w:themeColor="text1"/>
           <w:lang w:val="fr-CH"/>
         </w:rPr>
-      </w:pPr>
-      <w:r>
-        <w:rPr>
-          <w:lang w:val="fr-CH"/>
-        </w:rPr>
-        <w:t xml:space="preserve"> </w:t>
+        <w:t>sont</w:t>
       </w:r>
       <w:r>
         <w:rPr>
           <w:color w:val="000000" w:themeColor="text1"/>
           <w:lang w:val="fr-CH"/>
         </w:rPr>
-        <w:t xml:space="preserve">Vues est relié à quels </w:t>
-      </w:r>
-      <w:r>
-        <w:rPr>
-          <w:lang w:val="fr-CH"/>
-        </w:rPr>
-        <w:t xml:space="preserve">GLOSSAIRE </w:t>
+        <w:t xml:space="preserve"> relié</w:t>
       </w:r>
       <w:r>
         <w:rPr>
           <w:color w:val="000000" w:themeColor="text1"/>
           <w:lang w:val="fr-CH"/>
         </w:rPr>
-        <w:t>Stores.</w:t>
+        <w:t>s</w:t>
+      </w:r>
+      <w:r>
+        <w:rPr>
+          <w:color w:val="000000" w:themeColor="text1"/>
+          <w:lang w:val="fr-CH"/>
+        </w:rPr>
+        <w:t xml:space="preserve"> à quels Stores.</w:t>
       </w:r>
     </w:p>
     <w:p>
@@ -10902,7 +10832,7 @@
                     </pic:cNvPicPr>
                   </pic:nvPicPr>
                   <pic:blipFill>
-                    <a:blip r:embed="rId14">
+                    <a:blip r:embed="rId15">
                       <a:extLst>
                         <a:ext uri="{28A0092B-C50C-407E-A947-70E740481C1C}">
                           <a14:useLocalDpi xmlns:a14="http://schemas.microsoft.com/office/drawing/2010/main" val="0"/>
@@ -11047,7 +10977,6 @@
         <w:rPr>
           <w:lang w:val="fr-CH"/>
         </w:rPr>
-        <w:lastRenderedPageBreak/>
         <w:t>Points positifs</w:t>
       </w:r>
     </w:p>
@@ -11089,6 +11018,7 @@
         <w:rPr>
           <w:lang w:val="fr-CH"/>
         </w:rPr>
+        <w:lastRenderedPageBreak/>
         <w:t>Points négatifs (A corriger)</w:t>
       </w:r>
     </w:p>
@@ -11190,7 +11120,7 @@
                     <pic:cNvPicPr/>
                   </pic:nvPicPr>
                   <pic:blipFill>
-                    <a:blip r:embed="rId15"/>
+                    <a:blip r:embed="rId16"/>
                     <a:stretch>
                       <a:fillRect/>
                     </a:stretch>
@@ -11294,7 +11224,7 @@
         <w:rPr>
           <w:lang w:val="fr-CH"/>
         </w:rPr>
-        <w:t>u GLOSSAIRE Router Guard ci-dessous,</w:t>
+        <w:t>u Router Guard ci-dessous,</w:t>
       </w:r>
       <w:r>
         <w:rPr>
@@ -11379,7 +11309,6 @@
           <w:noProof/>
           <w:lang w:val="fr-CH"/>
         </w:rPr>
-        <w:lastRenderedPageBreak/>
         <w:t xml:space="preserve"> </w:t>
       </w:r>
       <w:r>
@@ -11403,7 +11332,7 @@
                     <pic:cNvPicPr/>
                   </pic:nvPicPr>
                   <pic:blipFill>
-                    <a:blip r:embed="rId16"/>
+                    <a:blip r:embed="rId17"/>
                     <a:stretch>
                       <a:fillRect/>
                     </a:stretch>
@@ -11437,6 +11366,7 @@
           <w:noProof/>
           <w:lang w:val="fr-CH"/>
         </w:rPr>
+        <w:lastRenderedPageBreak/>
         <w:t xml:space="preserve">Le problème </w:t>
       </w:r>
     </w:p>
@@ -11575,7 +11505,7 @@
                     <pic:cNvPicPr/>
                   </pic:nvPicPr>
                   <pic:blipFill>
-                    <a:blip r:embed="rId17"/>
+                    <a:blip r:embed="rId18"/>
                     <a:stretch>
                       <a:fillRect/>
                     </a:stretch>
@@ -11713,7 +11643,6 @@
           <w:b/>
           <w:bCs/>
         </w:rPr>
-        <w:lastRenderedPageBreak/>
         <w:t>Configuration des systèmes et services</w:t>
       </w:r>
     </w:p>
@@ -11790,7 +11719,7 @@
                     <pic:cNvPicPr/>
                   </pic:nvPicPr>
                   <pic:blipFill>
-                    <a:blip r:embed="rId18"/>
+                    <a:blip r:embed="rId19"/>
                     <a:stretch>
                       <a:fillRect/>
                     </a:stretch>
@@ -11822,6 +11751,7 @@
         <w:rPr>
           <w:lang w:val="fr-CH"/>
         </w:rPr>
+        <w:lastRenderedPageBreak/>
         <w:t>Cookie-</w:t>
       </w:r>
       <w:proofErr w:type="spellStart"/>
@@ -11888,7 +11818,7 @@
                     <pic:cNvPicPr/>
                   </pic:nvPicPr>
                   <pic:blipFill>
-                    <a:blip r:embed="rId19"/>
+                    <a:blip r:embed="rId20"/>
                     <a:stretch>
                       <a:fillRect/>
                     </a:stretch>
@@ -11981,7 +11911,7 @@
                     <pic:cNvPicPr/>
                   </pic:nvPicPr>
                   <pic:blipFill>
-                    <a:blip r:embed="rId20"/>
+                    <a:blip r:embed="rId21"/>
                     <a:stretch>
                       <a:fillRect/>
                     </a:stretch>
@@ -12213,7 +12143,6 @@
         <w:rPr>
           <w:lang w:val="fr-CH"/>
         </w:rPr>
-        <w:lastRenderedPageBreak/>
         <w:t>authorize.js</w:t>
       </w:r>
     </w:p>
@@ -12303,98 +12232,13 @@
     </w:p>
     <w:p>
       <w:pPr>
-        <w:pStyle w:val="GuidageList"/>
-        <w:rPr>
-          <w:b/>
-          <w:bCs/>
-          <w:lang w:val="fr-CH"/>
-        </w:rPr>
-      </w:pPr>
-      <w:r>
-        <w:rPr>
-          <w:rStyle w:val="lev"/>
-          <w:b w:val="0"/>
-          <w:bCs w:val="0"/>
-          <w:i w:val="0"/>
-          <w:iCs w:val="0"/>
-          <w:lang w:val="fr-CH"/>
-        </w:rPr>
-        <w:t>Gestion des versions et traçabilité technique</w:t>
-      </w:r>
-    </w:p>
-    <w:p>
-      <w:pPr>
-        <w:pStyle w:val="GuidageList"/>
-        <w:rPr>
-          <w:b/>
-          <w:bCs/>
-          <w:lang w:val="fr-CH"/>
-        </w:rPr>
-      </w:pPr>
-      <w:r>
-        <w:rPr>
-          <w:rStyle w:val="lev"/>
-          <w:b w:val="0"/>
-          <w:bCs w:val="0"/>
-          <w:i w:val="0"/>
-          <w:iCs w:val="0"/>
-          <w:lang w:val="fr-CH"/>
-        </w:rPr>
-        <w:t>Dépendances techniques et prérequis</w:t>
-      </w:r>
-    </w:p>
-    <w:p>
-      <w:pPr>
-        <w:pStyle w:val="GuidageList"/>
-        <w:rPr>
-          <w:b/>
-          <w:bCs/>
-          <w:lang w:val="fr-CH"/>
-        </w:rPr>
-      </w:pPr>
-      <w:r>
-        <w:rPr>
-          <w:rStyle w:val="lev"/>
-          <w:b w:val="0"/>
-          <w:bCs w:val="0"/>
-          <w:i w:val="0"/>
-          <w:iCs w:val="0"/>
-          <w:lang w:val="fr-CH"/>
-        </w:rPr>
-        <w:t>Sauvegarde, restauration</w:t>
-      </w:r>
-    </w:p>
-    <w:p>
-      <w:pPr>
-        <w:rPr>
-          <w:lang w:val="fr-CH"/>
-        </w:rPr>
-      </w:pPr>
-      <w:r>
-        <w:rPr>
-          <w:i/>
-          <w:color w:val="787878"/>
-          <w:lang w:val="fr-CH"/>
-        </w:rPr>
-        <w:t>À rédiger …</w:t>
-      </w:r>
-    </w:p>
-    <w:p>
-      <w:pPr>
-        <w:rPr>
-          <w:lang w:val="fr-CH"/>
-        </w:rPr>
-      </w:pPr>
-    </w:p>
-    <w:p>
-      <w:pPr>
         <w:pStyle w:val="Titre2"/>
         <w:rPr>
           <w:lang w:val="fr-CH"/>
         </w:rPr>
       </w:pPr>
       <w:bookmarkStart w:id="33" w:name="_Ref224301558"/>
-      <w:bookmarkStart w:id="34" w:name="_Toc224308660"/>
+      <w:bookmarkStart w:id="34" w:name="_Toc224310525"/>
       <w:r>
         <w:rPr>
           <w:lang w:val="fr-CH"/>
@@ -12411,7 +12255,7 @@
           <w:lang w:val="fr-CH"/>
         </w:rPr>
       </w:pPr>
-      <w:bookmarkStart w:id="35" w:name="_Toc224308661"/>
+      <w:bookmarkStart w:id="35" w:name="_Toc224310526"/>
       <w:r>
         <w:rPr>
           <w:lang w:val="fr-CH"/>
@@ -12452,8 +12296,8 @@
         <w:tblLook w:val="04A0" w:firstRow="1" w:lastRow="0" w:firstColumn="1" w:lastColumn="0" w:noHBand="0" w:noVBand="1"/>
       </w:tblPr>
       <w:tblGrid>
-        <w:gridCol w:w="1563"/>
-        <w:gridCol w:w="4091"/>
+        <w:gridCol w:w="1658"/>
+        <w:gridCol w:w="3996"/>
         <w:gridCol w:w="2770"/>
         <w:gridCol w:w="972"/>
       </w:tblGrid>
@@ -12590,6 +12434,7 @@
               <w:rPr>
                 <w:lang w:val="fr-CH"/>
               </w:rPr>
+              <w:lastRenderedPageBreak/>
               <w:t>Login valide</w:t>
             </w:r>
           </w:p>
@@ -13717,7 +13562,6 @@
               <w:rPr>
                 <w:lang w:val="fr-CH"/>
               </w:rPr>
-              <w:lastRenderedPageBreak/>
               <w:t>Aucun emprunt</w:t>
             </w:r>
           </w:p>
@@ -14839,6 +14683,7 @@
               <w:rPr>
                 <w:lang w:val="fr-CH"/>
               </w:rPr>
+              <w:lastRenderedPageBreak/>
               <w:t>Catalogue</w:t>
             </w:r>
           </w:p>
@@ -15100,99 +14945,6 @@
               </w:rPr>
               <w:t>Etant sur la page de détail d’un livre (disponible) je clique sur « Emprunter ».</w:t>
             </w:r>
-            <w:r>
-              <w:rPr>
-                <w:lang w:val="fr-CH"/>
-              </w:rPr>
-              <w:t xml:space="preserve"> </w:t>
-            </w:r>
-            <w:r>
-              <w:rPr>
-                <w:b/>
-                <w:bCs/>
-                <w:color w:val="C0504D" w:themeColor="accent2"/>
-                <w:lang w:val="fr-CH"/>
-              </w:rPr>
-              <w:t>A EXPLIQUE PLUS TARD (je trouve + logique que depuis partout (</w:t>
-            </w:r>
-            <w:proofErr w:type="spellStart"/>
-            <w:r>
-              <w:rPr>
-                <w:b/>
-                <w:bCs/>
-                <w:color w:val="C0504D" w:themeColor="accent2"/>
-                <w:lang w:val="fr-CH"/>
-              </w:rPr>
-              <w:t>homepage</w:t>
-            </w:r>
-            <w:proofErr w:type="spellEnd"/>
-            <w:r>
-              <w:rPr>
-                <w:b/>
-                <w:bCs/>
-                <w:color w:val="C0504D" w:themeColor="accent2"/>
-                <w:lang w:val="fr-CH"/>
-              </w:rPr>
-              <w:t xml:space="preserve"> / catalogue on puisse arriver sur détails livre pour ensuite emprunter le livre d’ici plutôt que directement sur </w:t>
-            </w:r>
-            <w:proofErr w:type="spellStart"/>
-            <w:r>
-              <w:rPr>
-                <w:b/>
-                <w:bCs/>
-                <w:color w:val="C0504D" w:themeColor="accent2"/>
-                <w:lang w:val="fr-CH"/>
-              </w:rPr>
-              <w:t>homepage</w:t>
-            </w:r>
-            <w:proofErr w:type="spellEnd"/>
-            <w:r>
-              <w:rPr>
-                <w:b/>
-                <w:bCs/>
-                <w:color w:val="C0504D" w:themeColor="accent2"/>
-                <w:lang w:val="fr-CH"/>
-              </w:rPr>
-              <w:t xml:space="preserve"> ou catalogue</w:t>
-            </w:r>
-            <w:r>
-              <w:rPr>
-                <w:b/>
-                <w:bCs/>
-                <w:color w:val="C0504D" w:themeColor="accent2"/>
-                <w:lang w:val="fr-CH"/>
-              </w:rPr>
-              <w:t xml:space="preserve">, pareil </w:t>
-            </w:r>
-            <w:proofErr w:type="spellStart"/>
-            <w:r>
-              <w:rPr>
-                <w:b/>
-                <w:bCs/>
-                <w:color w:val="C0504D" w:themeColor="accent2"/>
-                <w:lang w:val="fr-CH"/>
-              </w:rPr>
-              <w:t>pr</w:t>
-            </w:r>
-            <w:proofErr w:type="spellEnd"/>
-            <w:r>
-              <w:rPr>
-                <w:b/>
-                <w:bCs/>
-                <w:color w:val="C0504D" w:themeColor="accent2"/>
-                <w:lang w:val="fr-CH"/>
-              </w:rPr>
-              <w:t xml:space="preserve"> l’affichage de la préface</w:t>
-            </w:r>
-            <w:r>
-              <w:rPr>
-                <w:b/>
-                <w:bCs/>
-                <w:color w:val="C0504D" w:themeColor="accent2"/>
-                <w:lang w:val="fr-CH"/>
-              </w:rPr>
-              <w:t>)</w:t>
-            </w:r>
           </w:p>
         </w:tc>
         <w:tc>
@@ -15437,7 +15189,6 @@
               <w:rPr>
                 <w:lang w:val="fr-CH"/>
               </w:rPr>
-              <w:lastRenderedPageBreak/>
               <w:t>Profile</w:t>
             </w:r>
           </w:p>
@@ -16332,6 +16083,7 @@
               <w:rPr>
                 <w:lang w:val="fr-CH"/>
               </w:rPr>
+              <w:lastRenderedPageBreak/>
               <w:t>UI</w:t>
             </w:r>
           </w:p>
@@ -16965,7 +16717,6 @@
               <w:rPr>
                 <w:lang w:val="fr-CH"/>
               </w:rPr>
-              <w:lastRenderedPageBreak/>
               <w:t>Admin -</w:t>
             </w:r>
             <w:r>
@@ -17581,21 +17332,46 @@
         <w:rPr>
           <w:lang w:val="fr-CH"/>
         </w:rPr>
+        <w:lastRenderedPageBreak/>
         <w:t xml:space="preserve">Fonctionnalité que </w:t>
       </w:r>
+      <w:r>
+        <w:rPr>
+          <w:lang w:val="fr-CH"/>
+        </w:rPr>
+        <w:t>j’implémenterais</w:t>
+      </w:r>
+      <w:r>
+        <w:rPr>
+          <w:lang w:val="fr-CH"/>
+        </w:rPr>
+        <w:t xml:space="preserve"> clairement si je continuais le projet, cependant cela ne faisait pas partie de ma liste </w:t>
+      </w:r>
+      <w:r>
+        <w:rPr>
+          <w:lang w:val="fr-CH"/>
+        </w:rPr>
+        <w:t>des priorités</w:t>
+      </w:r>
+      <w:r>
+        <w:rPr>
+          <w:lang w:val="fr-CH"/>
+        </w:rPr>
+        <w:t xml:space="preserve">, une fois que j’ai remarqué que j’avais oublié, je me suis dis que je le ferai à la fin </w:t>
+      </w:r>
       <w:proofErr w:type="gramStart"/>
       <w:r>
         <w:rPr>
           <w:lang w:val="fr-CH"/>
         </w:rPr>
-        <w:t>j’implémenterai</w:t>
+        <w:t>si il</w:t>
       </w:r>
       <w:proofErr w:type="gramEnd"/>
       <w:r>
         <w:rPr>
           <w:lang w:val="fr-CH"/>
         </w:rPr>
-        <w:t xml:space="preserve"> clairement si je continuais le projet, cependant cela ne faisait pas partie de ma liste des priorité, une fois que j’ai remarqué que j’avais oublié, je me suis dis que je le ferai à la fin si il me restait du temps.</w:t>
+        <w:t xml:space="preserve"> me restait du temps.</w:t>
       </w:r>
     </w:p>
     <w:p>
@@ -17699,28 +17475,39 @@
         <w:rPr>
           <w:lang w:val="fr-CH"/>
         </w:rPr>
-        <w:lastRenderedPageBreak/>
         <w:t xml:space="preserve">Pour ce point aussi j’ai sciemment </w:t>
       </w:r>
+      <w:r>
+        <w:rPr>
+          <w:lang w:val="fr-CH"/>
+        </w:rPr>
+        <w:t>fait</w:t>
+      </w:r>
+      <w:r>
+        <w:rPr>
+          <w:lang w:val="fr-CH"/>
+        </w:rPr>
+        <w:t xml:space="preserve"> d’une autre manière que je trouve plus propre, je pense que la page web a la place pour afficher 12 livres</w:t>
+      </w:r>
+      <w:r>
+        <w:rPr>
+          <w:lang w:val="fr-CH"/>
+        </w:rPr>
+        <w:t xml:space="preserve"> sans que ce soit dérangeant, le système de pagination par-contre apparait même </w:t>
+      </w:r>
       <w:proofErr w:type="gramStart"/>
       <w:r>
         <w:rPr>
           <w:lang w:val="fr-CH"/>
         </w:rPr>
-        <w:t>fais</w:t>
+        <w:t>si il</w:t>
       </w:r>
       <w:proofErr w:type="gramEnd"/>
       <w:r>
         <w:rPr>
           <w:lang w:val="fr-CH"/>
         </w:rPr>
-        <w:t xml:space="preserve"> d’une autre manière que je trouve plus propre, je pense que la page web a la place pour afficher 12 livres</w:t>
-      </w:r>
-      <w:r>
-        <w:rPr>
-          <w:lang w:val="fr-CH"/>
-        </w:rPr>
-        <w:t xml:space="preserve"> sans que ce soit dérangeant, le système de pagination par-contre apparait même si il n’y en a pas besoin (si seulement 4 livres sont affiché par-exemple), j’améliorerai ce point si je continuais le projet, car c’est très rapide à faire, cependant ça reste un défaut minime, c’est pour ça que pour l’instant je l’ai laissé.</w:t>
+        <w:t xml:space="preserve"> n’y en a pas besoin (si seulement 4 livres sont affiché par-exemple), j’améliorerai ce point si je continuais le projet, car c’est très rapide à faire, cependant ça reste un défaut minime, c’est pour ça que pour l’instant je l’ai laissé.</w:t>
       </w:r>
     </w:p>
     <w:p>
@@ -18002,6 +17789,7 @@
         <w:rPr>
           <w:lang w:val="fr-CH"/>
         </w:rPr>
+        <w:lastRenderedPageBreak/>
         <w:t>Aucun test unitaire</w:t>
       </w:r>
       <w:r>
@@ -18019,20 +17807,13 @@
     </w:p>
     <w:p>
       <w:pPr>
-        <w:rPr>
-          <w:lang w:val="fr-CH"/>
-        </w:rPr>
-      </w:pPr>
-    </w:p>
-    <w:p>
-      <w:pPr>
         <w:pStyle w:val="Titre3"/>
         <w:rPr>
           <w:u w:val="single"/>
           <w:lang w:val="fr-CH"/>
         </w:rPr>
       </w:pPr>
-      <w:bookmarkStart w:id="36" w:name="_Toc224308662"/>
+      <w:bookmarkStart w:id="36" w:name="_Toc224310527"/>
       <w:r>
         <w:rPr>
           <w:lang w:val="fr-CH"/>
@@ -18063,178 +17844,115 @@
     </w:p>
     <w:p>
       <w:pPr>
-        <w:pStyle w:val="GuidageList"/>
-        <w:numPr>
-          <w:ilvl w:val="0"/>
-          <w:numId w:val="0"/>
-        </w:numPr>
-        <w:rPr>
-          <w:lang w:val="fr-CH"/>
-        </w:rPr>
-      </w:pPr>
-    </w:p>
-    <w:p>
-      <w:pPr>
-        <w:pStyle w:val="GuidageList"/>
-        <w:rPr>
-          <w:lang w:val="fr-CH"/>
-        </w:rPr>
-      </w:pPr>
-      <w:r>
-        <w:rPr>
-          <w:lang w:val="fr-CH"/>
-        </w:rPr>
-        <w:t>Bugs connus / limitations et impact</w:t>
-      </w:r>
-    </w:p>
-    <w:p>
-      <w:pPr>
-        <w:rPr>
-          <w:lang w:val="fr-CH"/>
-        </w:rPr>
-      </w:pPr>
-      <w:r>
-        <w:rPr>
-          <w:i/>
-          <w:color w:val="787878"/>
-          <w:lang w:val="fr-CH"/>
-        </w:rPr>
-        <w:t>À rédiger …</w:t>
-      </w:r>
-    </w:p>
-    <w:p>
-      <w:pPr>
         <w:pStyle w:val="Titre2"/>
         <w:rPr>
           <w:lang w:val="fr-CH"/>
         </w:rPr>
       </w:pPr>
-      <w:bookmarkStart w:id="37" w:name="_Toc224308663"/>
-      <w:r>
-        <w:rPr>
-          <w:lang w:val="fr-CH"/>
-        </w:rPr>
-        <w:lastRenderedPageBreak/>
-        <w:t>Livraison</w:t>
+      <w:bookmarkStart w:id="37" w:name="_Toc224310528"/>
+      <w:r>
+        <w:rPr>
+          <w:lang w:val="fr-CH"/>
+        </w:rPr>
+        <w:t>Conclusion et bilan personnel</w:t>
       </w:r>
       <w:bookmarkEnd w:id="37"/>
     </w:p>
     <w:p>
       <w:pPr>
-        <w:pStyle w:val="Guidage"/>
-        <w:rPr>
-          <w:lang w:val="fr-CH"/>
-        </w:rPr>
-      </w:pPr>
-      <w:r>
-        <w:rPr>
-          <w:lang w:val="fr-CH"/>
-        </w:rPr>
-        <w:t>Example de contenu attendu :</w:t>
-      </w:r>
-    </w:p>
-    <w:p>
-      <w:pPr>
-        <w:pStyle w:val="GuidageList"/>
-        <w:rPr>
-          <w:lang w:val="fr-CH"/>
-        </w:rPr>
-      </w:pPr>
-      <w:r>
-        <w:rPr>
-          <w:lang w:val="fr-CH"/>
-        </w:rPr>
-        <w:t>Procédure de livraison (packaging, images Docker, artefacts</w:t>
-      </w:r>
-      <w:r>
-        <w:rPr>
-          <w:lang w:val="fr-CH"/>
-        </w:rPr>
-        <w:t>, installation</w:t>
-      </w:r>
-      <w:r>
-        <w:rPr>
-          <w:lang w:val="fr-CH"/>
-        </w:rPr>
-        <w:t>)</w:t>
-      </w:r>
-    </w:p>
-    <w:p>
-      <w:pPr>
-        <w:pStyle w:val="GuidageList"/>
-        <w:rPr>
-          <w:lang w:val="fr-CH"/>
-        </w:rPr>
-      </w:pPr>
-      <w:r>
-        <w:rPr>
-          <w:lang w:val="fr-CH"/>
-        </w:rPr>
-        <w:t>Liste des documents remis (</w:t>
-      </w:r>
-      <w:r>
-        <w:rPr>
-          <w:lang w:val="fr-CH"/>
-        </w:rPr>
-        <w:t>manuel d’exploitation</w:t>
-      </w:r>
-      <w:r>
-        <w:rPr>
-          <w:lang w:val="fr-CH"/>
-        </w:rPr>
-        <w:t>)</w:t>
-      </w:r>
-    </w:p>
-    <w:p>
-      <w:pPr>
-        <w:rPr>
-          <w:lang w:val="fr-CH"/>
-        </w:rPr>
-      </w:pPr>
-      <w:r>
-        <w:rPr>
-          <w:i/>
-          <w:color w:val="787878"/>
-          <w:lang w:val="fr-CH"/>
-        </w:rPr>
-        <w:t>À rédiger …</w:t>
-      </w:r>
-    </w:p>
-    <w:p>
-      <w:pPr>
-        <w:rPr>
-          <w:lang w:val="fr-CH"/>
-        </w:rPr>
-      </w:pPr>
-    </w:p>
-    <w:p>
-      <w:pPr>
-        <w:pStyle w:val="Titre2"/>
-        <w:rPr>
-          <w:lang w:val="fr-CH"/>
-        </w:rPr>
-      </w:pPr>
-      <w:bookmarkStart w:id="38" w:name="_Toc224308664"/>
-      <w:r>
-        <w:rPr>
-          <w:lang w:val="fr-CH"/>
-        </w:rPr>
-        <w:t>Conclusion et bilan personnel</w:t>
+        <w:pStyle w:val="Titre3"/>
+        <w:rPr>
+          <w:lang w:val="fr-CH"/>
+        </w:rPr>
+      </w:pPr>
+      <w:bookmarkStart w:id="38" w:name="_Toc224310529"/>
+      <w:r>
+        <w:rPr>
+          <w:lang w:val="fr-CH"/>
+        </w:rPr>
+        <w:t>Objectifs atteints / non atteints (preuve)</w:t>
       </w:r>
       <w:bookmarkEnd w:id="38"/>
     </w:p>
     <w:p>
       <w:pPr>
-        <w:pStyle w:val="Guidage"/>
-        <w:rPr>
-          <w:lang w:val="fr-CH"/>
-        </w:rPr>
-      </w:pPr>
-      <w:r>
-        <w:rPr>
-          <w:lang w:val="fr-CH"/>
-        </w:rPr>
-        <w:t>Example de contenu attendu :</w:t>
+        <w:rPr>
+          <w:color w:val="000000" w:themeColor="text1"/>
+          <w:lang w:val="fr-CH"/>
+        </w:rPr>
+      </w:pPr>
+      <w:r>
+        <w:rPr>
+          <w:lang w:val="fr-CH"/>
+        </w:rPr>
+        <w:t xml:space="preserve">Objectivement, ils manquent pas mal d’aspect demandées dans le cahier des charges voir </w:t>
+      </w:r>
+      <w:r>
+        <w:rPr>
+          <w:color w:val="4F81BD" w:themeColor="accent1"/>
+          <w:u w:val="single"/>
+          <w:lang w:val="fr-CH"/>
+        </w:rPr>
+        <w:fldChar w:fldCharType="begin"/>
+      </w:r>
+      <w:r>
+        <w:rPr>
+          <w:color w:val="4F81BD" w:themeColor="accent1"/>
+          <w:u w:val="single"/>
+          <w:lang w:val="fr-CH"/>
+        </w:rPr>
+        <w:instrText xml:space="preserve"> REF _Ref224301558 \h </w:instrText>
+      </w:r>
+      <w:r>
+        <w:rPr>
+          <w:color w:val="4F81BD" w:themeColor="accent1"/>
+          <w:u w:val="single"/>
+          <w:lang w:val="fr-CH"/>
+        </w:rPr>
+      </w:r>
+      <w:r>
+        <w:rPr>
+          <w:color w:val="4F81BD" w:themeColor="accent1"/>
+          <w:u w:val="single"/>
+          <w:lang w:val="fr-CH"/>
+        </w:rPr>
+        <w:fldChar w:fldCharType="separate"/>
+      </w:r>
+      <w:r>
+        <w:rPr>
+          <w:lang w:val="fr-CH"/>
+        </w:rPr>
+        <w:t>Tests et validation</w:t>
+      </w:r>
+      <w:r>
+        <w:rPr>
+          <w:color w:val="4F81BD" w:themeColor="accent1"/>
+          <w:u w:val="single"/>
+          <w:lang w:val="fr-CH"/>
+        </w:rPr>
+        <w:fldChar w:fldCharType="end"/>
+      </w:r>
+      <w:r>
+        <w:rPr>
+          <w:color w:val="000000" w:themeColor="text1"/>
+          <w:lang w:val="fr-CH"/>
+        </w:rPr>
+        <w:t>, la partie de gestion par les administrateurs du site n’est pas implémenté, le site n’est pas déployé en production, il n’y a pas de tests unitaires, etc.</w:t>
+      </w:r>
+      <w:r>
+        <w:rPr>
+          <w:color w:val="000000" w:themeColor="text1"/>
+          <w:lang w:val="fr-CH"/>
+        </w:rPr>
+        <w:br/>
+        <w:t xml:space="preserve">Par-contre la partie principale du site, à savoir sa capacité à gérer des utilisateurs qui se créent des comptes, se connecte, pour ensuite </w:t>
+      </w:r>
+      <w:r>
+        <w:rPr>
+          <w:color w:val="000000" w:themeColor="text1"/>
+          <w:lang w:val="fr-CH"/>
+        </w:rPr>
+        <w:t>accéder à l’affichage des livres et aux fonctionnalités qui suivent (emprunt de livre, filtre et tri du catalogue) ainsi qu’une majeure partie du backend est tout à fait utilisable.</w:t>
       </w:r>
     </w:p>
     <w:p>
@@ -18244,12 +17962,12 @@
           <w:lang w:val="fr-CH"/>
         </w:rPr>
       </w:pPr>
-      <w:bookmarkStart w:id="39" w:name="_Toc224308665"/>
-      <w:r>
-        <w:rPr>
-          <w:lang w:val="fr-CH"/>
-        </w:rPr>
-        <w:t>Objectifs atteints / non atteints (preuve)</w:t>
+      <w:bookmarkStart w:id="39" w:name="_Toc224310530"/>
+      <w:r>
+        <w:rPr>
+          <w:lang w:val="fr-CH"/>
+        </w:rPr>
+        <w:t>Points positifs / négatifs</w:t>
       </w:r>
       <w:bookmarkEnd w:id="39"/>
     </w:p>
@@ -18264,7 +17982,7 @@
         <w:rPr>
           <w:lang w:val="fr-CH"/>
         </w:rPr>
-        <w:t xml:space="preserve">Objectivement, ils manquent pas mal d’aspect demandées dans le cahier des charges voir </w:t>
+        <w:t xml:space="preserve">D’un point de vue plus subjectif, ce projet m’a bien remis sur les rails pour la suite des évènements, comme mentionné dans les </w:t>
       </w:r>
       <w:r>
         <w:rPr>
@@ -18280,7 +17998,7 @@
           <w:u w:val="single"/>
           <w:lang w:val="fr-CH"/>
         </w:rPr>
-        <w:instrText xml:space="preserve"> REF _Ref224301558 \h </w:instrText>
+        <w:instrText xml:space="preserve"> REF _Ref224302053 \h </w:instrText>
       </w:r>
       <w:r>
         <w:rPr>
@@ -18299,18 +18017,16 @@
       </w:r>
       <w:r>
         <w:rPr>
+          <w:lang w:val="fr-CH"/>
+        </w:rPr>
+        <w:t>Risques organisationnels</w:t>
+      </w:r>
+      <w:r>
+        <w:rPr>
           <w:color w:val="4F81BD" w:themeColor="accent1"/>
           <w:u w:val="single"/>
           <w:lang w:val="fr-CH"/>
         </w:rPr>
-        <w:t>Tests et validation</w:t>
-      </w:r>
-      <w:r>
-        <w:rPr>
-          <w:color w:val="4F81BD" w:themeColor="accent1"/>
-          <w:u w:val="single"/>
-          <w:lang w:val="fr-CH"/>
-        </w:rPr>
         <w:fldChar w:fldCharType="end"/>
       </w:r>
       <w:r>
@@ -18318,136 +18034,142 @@
           <w:color w:val="000000" w:themeColor="text1"/>
           <w:lang w:val="fr-CH"/>
         </w:rPr>
-        <w:t>, la partie de gestion par les administrateurs du site n’est pas implémenté, le site n’est pas déployé en production, il n’y a pas de tests unitaires, etc.</w:t>
-      </w:r>
-      <w:r>
-        <w:rPr>
-          <w:color w:val="000000" w:themeColor="text1"/>
-          <w:lang w:val="fr-CH"/>
-        </w:rPr>
-        <w:br/>
-        <w:t xml:space="preserve">Par-contre la partie principale du site, à savoir sa capacité à gérer des utilisateurs qui se créent des comptes, se connecte, pour ensuite </w:t>
-      </w:r>
-      <w:r>
-        <w:rPr>
-          <w:color w:val="000000" w:themeColor="text1"/>
-          <w:lang w:val="fr-CH"/>
-        </w:rPr>
-        <w:t>accéder à l’affichage des livres et aux fonctionnalités qui suivent (emprunt de livre, filtre et tri du catalogue) ainsi qu’une majeure partie du backend est tout à fait utilisable.</w:t>
+        <w:t xml:space="preserve"> cela faisait un an que je n’avais plus codé car j’étais dans un stage (Infra/Réseau), et je n’étais plus habitué aux projets et façons de travailler de l’ETML, le début a été lent et compliqué, je ne me sentais plus prêt du tout pour le TPI.</w:t>
       </w:r>
     </w:p>
     <w:p>
       <w:pPr>
+        <w:rPr>
+          <w:color w:val="000000" w:themeColor="text1"/>
+          <w:lang w:val="fr-CH"/>
+        </w:rPr>
+      </w:pPr>
+      <w:r>
+        <w:rPr>
+          <w:color w:val="000000" w:themeColor="text1"/>
+          <w:lang w:val="fr-CH"/>
+        </w:rPr>
+        <w:t>Mais arrivé au bout de ce P_Appro1, je me sens beaucoup mieux vis-à-vis de la suite, j’ai pu reprendre mes marques, même si ça ne se voit pas forcément dans ce projet, car ce n’étais pas le cas au début.</w:t>
+      </w:r>
+    </w:p>
+    <w:p>
+      <w:pPr>
         <w:pStyle w:val="Titre3"/>
         <w:rPr>
           <w:lang w:val="fr-CH"/>
         </w:rPr>
       </w:pPr>
-      <w:bookmarkStart w:id="40" w:name="_Toc224308666"/>
-      <w:r>
-        <w:rPr>
-          <w:lang w:val="fr-CH"/>
-        </w:rPr>
-        <w:t>Points positifs / négatifs</w:t>
+      <w:bookmarkStart w:id="40" w:name="_Toc224310531"/>
+      <w:r>
+        <w:rPr>
+          <w:lang w:val="fr-CH"/>
+        </w:rPr>
+        <w:t>Difficultés rencontrées et solutions</w:t>
       </w:r>
       <w:bookmarkEnd w:id="40"/>
     </w:p>
     <w:p>
       <w:pPr>
         <w:rPr>
-          <w:color w:val="000000" w:themeColor="text1"/>
-          <w:lang w:val="fr-CH"/>
-        </w:rPr>
-      </w:pPr>
-      <w:r>
-        <w:rPr>
-          <w:lang w:val="fr-CH"/>
-        </w:rPr>
-        <w:t xml:space="preserve">D’un point de vue plus subjectif, ce projet m’a bien remis sur les rails pour la suite des évènements, comme mentionné dans les </w:t>
-      </w:r>
-      <w:r>
-        <w:rPr>
-          <w:color w:val="4F81BD" w:themeColor="accent1"/>
-          <w:u w:val="single"/>
-          <w:lang w:val="fr-CH"/>
-        </w:rPr>
-        <w:fldChar w:fldCharType="begin"/>
-      </w:r>
-      <w:r>
-        <w:rPr>
-          <w:color w:val="4F81BD" w:themeColor="accent1"/>
-          <w:u w:val="single"/>
-          <w:lang w:val="fr-CH"/>
-        </w:rPr>
-        <w:instrText xml:space="preserve"> REF _Ref224302053 \h </w:instrText>
-      </w:r>
-      <w:r>
-        <w:rPr>
-          <w:color w:val="4F81BD" w:themeColor="accent1"/>
-          <w:u w:val="single"/>
-          <w:lang w:val="fr-CH"/>
-        </w:rPr>
-      </w:r>
-      <w:r>
-        <w:rPr>
-          <w:color w:val="4F81BD" w:themeColor="accent1"/>
-          <w:u w:val="single"/>
-          <w:lang w:val="fr-CH"/>
-        </w:rPr>
-        <w:fldChar w:fldCharType="separate"/>
-      </w:r>
-      <w:r>
-        <w:rPr>
-          <w:color w:val="4F81BD" w:themeColor="accent1"/>
-          <w:u w:val="single"/>
-          <w:lang w:val="fr-CH"/>
-        </w:rPr>
-        <w:t>Risques organisationnels</w:t>
-      </w:r>
-      <w:r>
-        <w:rPr>
-          <w:color w:val="4F81BD" w:themeColor="accent1"/>
-          <w:u w:val="single"/>
-          <w:lang w:val="fr-CH"/>
-        </w:rPr>
-        <w:fldChar w:fldCharType="end"/>
-      </w:r>
-      <w:r>
-        <w:rPr>
-          <w:color w:val="000000" w:themeColor="text1"/>
-          <w:lang w:val="fr-CH"/>
-        </w:rPr>
-        <w:t xml:space="preserve"> cela faisait un an que je n’avais plus codé car j’étais dans un stage (Infra/Réseau), et je n’étais plus habitué aux projets et façons de travailler de l’ETML, le début a été lent et compliqué, je ne me sentais plus prêt du tout pour le TPI.</w:t>
+          <w:lang w:val="fr-CH"/>
+        </w:rPr>
+      </w:pPr>
+      <w:r>
+        <w:rPr>
+          <w:lang w:val="fr-CH"/>
+        </w:rPr>
+        <w:t>Les difficultés rencontrées ont surtout concerné tout ce qui était analyse au début du projet, pour l’analyse initial en grande partie, malheureusement je n’ai « compris » que trop tard qu’une des meilleures manières de faire était d’écrire honnêtement toutes mes idées, et que cela n’était pas grave si le résultat ne suivait pas.</w:t>
       </w:r>
     </w:p>
     <w:p>
       <w:pPr>
         <w:rPr>
-          <w:color w:val="000000" w:themeColor="text1"/>
-          <w:lang w:val="fr-CH"/>
-        </w:rPr>
-      </w:pPr>
-      <w:r>
-        <w:rPr>
-          <w:color w:val="000000" w:themeColor="text1"/>
-          <w:lang w:val="fr-CH"/>
-        </w:rPr>
-        <w:t>Mais arrivé au bout de ce P_Appro1, je me sens beaucoup mieux vis-à-vis de la suite, j’ai pu reprendre mes marques, même si ça ne se voit pas forcément dans ce projet, car ce n’étais pas le cas au début.</w:t>
+          <w:lang w:val="fr-CH"/>
+        </w:rPr>
+      </w:pPr>
+      <w:r>
+        <w:rPr>
+          <w:lang w:val="fr-CH"/>
+        </w:rPr>
+        <w:t xml:space="preserve">J’ai finalement </w:t>
+      </w:r>
+      <w:r>
+        <w:rPr>
+          <w:lang w:val="fr-CH"/>
+        </w:rPr>
+        <w:t>écrit</w:t>
+      </w:r>
+      <w:r>
+        <w:rPr>
+          <w:lang w:val="fr-CH"/>
+        </w:rPr>
+        <w:t xml:space="preserve"> les tests fonctionnels par-exemple quelque jours avant le rendu, en écrivant des tests que je savais pertinemment que je ne pouvais pas mettre en place par manque de temps.</w:t>
+      </w:r>
+      <w:r>
+        <w:rPr>
+          <w:lang w:val="fr-CH"/>
+        </w:rPr>
+        <w:br/>
+        <w:t>C’est bête car c’était une des seuls choses qui me faisait peur lors de la planification initiale, que je n’ai finalement pas éviter, en résumé les j’ai subis seulement les effets négatifs de l’analyse initiale sans en tirer les effets positifs. Tout ça parce que je me suis compliqué l</w:t>
+      </w:r>
+      <w:r>
+        <w:rPr>
+          <w:lang w:val="fr-CH"/>
+        </w:rPr>
+        <w:t>a tâche pour rien.</w:t>
       </w:r>
     </w:p>
     <w:p>
       <w:pPr>
+        <w:rPr>
+          <w:lang w:val="fr-CH"/>
+        </w:rPr>
+      </w:pPr>
+      <w:r>
+        <w:rPr>
+          <w:lang w:val="fr-CH"/>
+        </w:rPr>
+        <w:t xml:space="preserve">Finaliser les tests fonctionnels, même à quelques jours de la fin du projet m’a réellement </w:t>
+      </w:r>
+      <w:r>
+        <w:rPr>
+          <w:lang w:val="fr-CH"/>
+        </w:rPr>
+        <w:t>allégé</w:t>
+      </w:r>
+      <w:r>
+        <w:rPr>
+          <w:lang w:val="fr-CH"/>
+        </w:rPr>
+        <w:t>, ça a été en soit ma solution, qui n’aurait pas eu lieu d’exister si j’avais fai</w:t>
+      </w:r>
+      <w:r>
+        <w:rPr>
+          <w:lang w:val="fr-CH"/>
+        </w:rPr>
+        <w:t>t</w:t>
+      </w:r>
+      <w:r>
+        <w:rPr>
+          <w:lang w:val="fr-CH"/>
+        </w:rPr>
+        <w:t xml:space="preserve"> les choses simplement. Pour les prochains projets je partirai avec cette certitude de plus.</w:t>
+      </w:r>
+    </w:p>
+    <w:p>
+      <w:pPr>
         <w:pStyle w:val="Titre3"/>
         <w:rPr>
           <w:lang w:val="fr-CH"/>
         </w:rPr>
       </w:pPr>
-      <w:bookmarkStart w:id="41" w:name="_Toc224308667"/>
-      <w:r>
-        <w:rPr>
-          <w:lang w:val="fr-CH"/>
-        </w:rPr>
-        <w:t>Difficultés rencontrées et solutions</w:t>
+      <w:bookmarkStart w:id="41" w:name="_Toc224310532"/>
+      <w:r>
+        <w:rPr>
+          <w:lang w:val="fr-CH"/>
+        </w:rPr>
+        <w:lastRenderedPageBreak/>
+        <w:t>Apprentissages et perspectives d'amélioration</w:t>
       </w:r>
       <w:bookmarkEnd w:id="41"/>
     </w:p>
@@ -18461,7 +18183,13 @@
         <w:rPr>
           <w:lang w:val="fr-CH"/>
         </w:rPr>
-        <w:t>Les difficultés rencontrées ont surtout concerné tout ce qui était analyse au début du projet, pour l’analyse initial en grande partie, malheureusement je n’ai « compris » que trop tard qu’une des meilleures manières de faire était d’écrire honnêtement toutes mes idées, et que cela n’était pas grave si le résultat ne suivait pas.</w:t>
+        <w:t xml:space="preserve">Ce que je regrette dans ce projet, c’est de ne pas m’être lancé directement à fond au début, par peur de l’incertain au début j’étais </w:t>
+      </w:r>
+      <w:r>
+        <w:rPr>
+          <w:lang w:val="fr-CH"/>
+        </w:rPr>
+        <w:t>frileux à me lancer dans certaines tâches, car je n’étais pas sûr de bien comprendre etc. Ce qui m’a valu de prendre pas mal de retard au début, sans ne rien m’apprendre.</w:t>
       </w:r>
     </w:p>
     <w:p>
@@ -18474,32 +18202,7 @@
         <w:rPr>
           <w:lang w:val="fr-CH"/>
         </w:rPr>
-        <w:t xml:space="preserve">J’ai finalement </w:t>
-      </w:r>
-      <w:r>
-        <w:rPr>
-          <w:lang w:val="fr-CH"/>
-        </w:rPr>
-        <w:t>écrit</w:t>
-      </w:r>
-      <w:r>
-        <w:rPr>
-          <w:lang w:val="fr-CH"/>
-        </w:rPr>
-        <w:t xml:space="preserve"> les tests fonctionnels par-exemple quelque jours avant le rendu, en écrivant des tests que je savais pertinemment que je ne pouvais pas mettre en place par manque de temps.</w:t>
-      </w:r>
-      <w:r>
-        <w:rPr>
-          <w:lang w:val="fr-CH"/>
-        </w:rPr>
-        <w:br/>
-        <w:t>C’est bête car c’était une des seuls choses qui me faisait peur lors de la planification initiale, que je n’ai finalement pas éviter, en résumé les j’ai subis seulement les effets négatifs de l’analyse initiale sans en tirer les effets positifs. Tout ça parce que je me suis compliqué l</w:t>
-      </w:r>
-      <w:r>
-        <w:rPr>
-          <w:lang w:val="fr-CH"/>
-        </w:rPr>
-        <w:t>a tâche pour rien.</w:t>
+        <w:t>Maintenant arrivé à la fin du projet, je remarqué que j’ai appris bien plus choses dans la deuxième moitié du temps de projet, étant donné que par soucis de temps j’étais obliger de me lancer, et ça n’a pas si mal fonctionné.</w:t>
       </w:r>
     </w:p>
     <w:p>
@@ -18512,58 +18215,68 @@
         <w:rPr>
           <w:lang w:val="fr-CH"/>
         </w:rPr>
-        <w:lastRenderedPageBreak/>
-        <w:t xml:space="preserve">Finaliser les tests fonctionnels, même à quelques jours de la fin du projet m’a réellement </w:t>
-      </w:r>
-      <w:proofErr w:type="gramStart"/>
-      <w:r>
-        <w:rPr>
-          <w:lang w:val="fr-CH"/>
-        </w:rPr>
-        <w:t>alléger</w:t>
-      </w:r>
-      <w:proofErr w:type="gramEnd"/>
-      <w:r>
-        <w:rPr>
-          <w:lang w:val="fr-CH"/>
-        </w:rPr>
-        <w:t>, ça a été en soit ma solution, qui n’aurait pas eu lieu d’exister si j’avais fais les choses simplement. Pour les prochains projets je partirai avec cette certitude de plus.</w:t>
+        <w:t>Dans le futur, si je suis bloqué je tâcherai de fournir un effort pour me lancer, sachant que le début est souvent le plus difficile.</w:t>
       </w:r>
     </w:p>
     <w:p>
       <w:pPr>
-        <w:pStyle w:val="Titre3"/>
-        <w:rPr>
-          <w:lang w:val="fr-CH"/>
-        </w:rPr>
-      </w:pPr>
-      <w:bookmarkStart w:id="42" w:name="_Toc224308668"/>
-      <w:r>
-        <w:rPr>
-          <w:lang w:val="fr-CH"/>
-        </w:rPr>
-        <w:t>Apprentissages et perspectives d'amélioration</w:t>
+        <w:rPr>
+          <w:lang w:val="fr-CH"/>
+        </w:rPr>
+      </w:pPr>
+      <w:r>
+        <w:rPr>
+          <w:lang w:val="fr-CH"/>
+        </w:rPr>
+        <w:br w:type="page"/>
+      </w:r>
+    </w:p>
+    <w:p>
+      <w:pPr>
+        <w:pStyle w:val="Titre1"/>
+        <w:rPr>
+          <w:lang w:val="fr-CH"/>
+        </w:rPr>
+      </w:pPr>
+      <w:bookmarkStart w:id="42" w:name="_Toc224310533"/>
+      <w:r>
+        <w:rPr>
+          <w:lang w:val="fr-CH"/>
+        </w:rPr>
+        <w:lastRenderedPageBreak/>
+        <w:t>Partie 2 - Documentation du produit</w:t>
       </w:r>
       <w:bookmarkEnd w:id="42"/>
     </w:p>
     <w:p>
       <w:pPr>
-        <w:rPr>
-          <w:lang w:val="fr-CH"/>
-        </w:rPr>
-      </w:pPr>
-      <w:r>
-        <w:rPr>
-          <w:lang w:val="fr-CH"/>
-        </w:rPr>
-        <w:t xml:space="preserve">Ce que je regrette dans ce projet, c’est de ne pas m’être lancé directement à fond au début, par peur de l’incertain au début j’étais </w:t>
-      </w:r>
-      <w:r>
-        <w:rPr>
-          <w:lang w:val="fr-CH"/>
-        </w:rPr>
-        <w:t>frileux à me lancer dans certaines tâches, car je n’étais pas sûr de bien comprendre etc. Ce qui m’a valu de prendre pas mal de retard au début, sans ne rien m’apprendre.</w:t>
-      </w:r>
+        <w:pStyle w:val="Titre2"/>
+        <w:rPr>
+          <w:lang w:val="fr-CH"/>
+        </w:rPr>
+      </w:pPr>
+      <w:bookmarkStart w:id="43" w:name="_Ref224289752"/>
+      <w:bookmarkStart w:id="44" w:name="_Toc224310534"/>
+      <w:r>
+        <w:rPr>
+          <w:lang w:val="fr-CH"/>
+        </w:rPr>
+        <w:t>Installation du projet</w:t>
+      </w:r>
+      <w:r>
+        <w:rPr>
+          <w:lang w:val="fr-CH"/>
+        </w:rPr>
+        <w:t xml:space="preserve"> </w:t>
+      </w:r>
+      <w:r>
+        <w:rPr>
+          <w:lang w:val="fr-CH"/>
+        </w:rPr>
+        <w:t>(environnement développement)</w:t>
+      </w:r>
+      <w:bookmarkEnd w:id="43"/>
+      <w:bookmarkEnd w:id="44"/>
     </w:p>
     <w:p>
       <w:pPr>
@@ -18575,110 +18288,24 @@
         <w:rPr>
           <w:lang w:val="fr-CH"/>
         </w:rPr>
-        <w:t>Maintenant arrivé à la fin du projet, je remarqué que j’ai appris bien plus choses dans la deuxième moitié du temps de projet, étant donné que par soucis de temps j’étais obliger de me lancer, et ça n’a pas si mal fonctionné.</w:t>
+        <w:t>Le seul environnement actuellement sur lequel le site a été mis en place est un environnement de développement, un simple poste Windows 10, suivant les spécifications ci-dessous.</w:t>
       </w:r>
     </w:p>
     <w:p>
       <w:pPr>
-        <w:rPr>
-          <w:lang w:val="fr-CH"/>
-        </w:rPr>
-      </w:pPr>
-      <w:r>
-        <w:rPr>
-          <w:lang w:val="fr-CH"/>
-        </w:rPr>
-        <w:t>Dans le futur, si je suis bloqué je tâcherai de fournir un effort pour me lancer, sachant que le début est souvent le plus difficile.</w:t>
-      </w:r>
-    </w:p>
-    <w:p>
-      <w:pPr>
-        <w:rPr>
-          <w:lang w:val="fr-CH"/>
-        </w:rPr>
-      </w:pPr>
-      <w:r>
-        <w:rPr>
-          <w:lang w:val="fr-CH"/>
-        </w:rPr>
-        <w:br w:type="page"/>
-      </w:r>
-    </w:p>
-    <w:p>
-      <w:pPr>
-        <w:pStyle w:val="Titre1"/>
-        <w:rPr>
-          <w:lang w:val="fr-CH"/>
-        </w:rPr>
-      </w:pPr>
-      <w:bookmarkStart w:id="43" w:name="_Toc224308669"/>
-      <w:r>
-        <w:rPr>
-          <w:lang w:val="fr-CH"/>
-        </w:rPr>
-        <w:lastRenderedPageBreak/>
-        <w:t>Partie 2 - Documentation du produit</w:t>
-      </w:r>
-      <w:bookmarkEnd w:id="43"/>
-    </w:p>
-    <w:p>
-      <w:pPr>
-        <w:pStyle w:val="Titre2"/>
-        <w:rPr>
-          <w:lang w:val="fr-CH"/>
-        </w:rPr>
-      </w:pPr>
-      <w:bookmarkStart w:id="44" w:name="_Ref224289752"/>
-      <w:bookmarkStart w:id="45" w:name="_Toc224308670"/>
-      <w:r>
-        <w:rPr>
-          <w:lang w:val="fr-CH"/>
-        </w:rPr>
-        <w:t>Installation du projet</w:t>
-      </w:r>
-      <w:r>
-        <w:rPr>
-          <w:lang w:val="fr-CH"/>
-        </w:rPr>
-        <w:t xml:space="preserve"> </w:t>
-      </w:r>
-      <w:r>
-        <w:rPr>
-          <w:lang w:val="fr-CH"/>
-        </w:rPr>
-        <w:t>(environnement développement)</w:t>
-      </w:r>
-      <w:bookmarkEnd w:id="44"/>
+        <w:pStyle w:val="Titre3"/>
+        <w:rPr>
+          <w:lang w:val="fr-CH"/>
+        </w:rPr>
+      </w:pPr>
+      <w:bookmarkStart w:id="45" w:name="_Toc224310535"/>
+      <w:r>
+        <w:rPr>
+          <w:lang w:val="fr-CH"/>
+        </w:rPr>
+        <w:t>Environnement de base et applications de base requis</w:t>
+      </w:r>
       <w:bookmarkEnd w:id="45"/>
-    </w:p>
-    <w:p>
-      <w:pPr>
-        <w:rPr>
-          <w:lang w:val="fr-CH"/>
-        </w:rPr>
-      </w:pPr>
-      <w:r>
-        <w:rPr>
-          <w:lang w:val="fr-CH"/>
-        </w:rPr>
-        <w:t>Le seul environnement actuellement sur lequel le site a été mis en place est un environnement de développement, un simple poste Windows 10, suivant les spécifications ci-dessous.</w:t>
-      </w:r>
-    </w:p>
-    <w:p>
-      <w:pPr>
-        <w:pStyle w:val="Titre3"/>
-        <w:rPr>
-          <w:lang w:val="fr-CH"/>
-        </w:rPr>
-      </w:pPr>
-      <w:bookmarkStart w:id="46" w:name="_Toc224308671"/>
-      <w:r>
-        <w:rPr>
-          <w:lang w:val="fr-CH"/>
-        </w:rPr>
-        <w:t>Environnement de base et applications de base requis</w:t>
-      </w:r>
-      <w:bookmarkEnd w:id="46"/>
     </w:p>
     <w:p>
       <w:pPr>
@@ -18786,16 +18413,16 @@
           <w:lang w:val="fr-CH"/>
         </w:rPr>
       </w:pPr>
-      <w:bookmarkStart w:id="47" w:name="_Ref224289717"/>
-      <w:bookmarkStart w:id="48" w:name="_Toc224308672"/>
+      <w:bookmarkStart w:id="46" w:name="_Ref224289717"/>
+      <w:bookmarkStart w:id="47" w:name="_Toc224310536"/>
       <w:r>
         <w:rPr>
           <w:lang w:val="fr-CH"/>
         </w:rPr>
         <w:t>Installation du projet</w:t>
       </w:r>
+      <w:bookmarkEnd w:id="46"/>
       <w:bookmarkEnd w:id="47"/>
-      <w:bookmarkEnd w:id="48"/>
     </w:p>
     <w:p>
       <w:pPr>
@@ -18999,7 +18626,7 @@
         </w:rPr>
         <w:t xml:space="preserve">pouvez obtenir en suivant la documentation suivante : </w:t>
       </w:r>
-      <w:hyperlink r:id="rId21" w:history="1">
+      <w:hyperlink r:id="rId22" w:history="1">
         <w:r>
           <w:rPr>
             <w:rStyle w:val="Lienhypertexte"/>
@@ -19065,7 +18692,7 @@
                     </pic:cNvPicPr>
                   </pic:nvPicPr>
                   <pic:blipFill rotWithShape="1">
-                    <a:blip r:embed="rId22">
+                    <a:blip r:embed="rId23">
                       <a:extLst>
                         <a:ext uri="{28A0092B-C50C-407E-A947-70E740481C1C}">
                           <a14:useLocalDpi xmlns:a14="http://schemas.microsoft.com/office/drawing/2010/main" val="0"/>
@@ -19320,30 +18947,140 @@
     </w:p>
     <w:p>
       <w:pPr>
-        <w:pStyle w:val="GuidageList"/>
-        <w:rPr>
-          <w:lang w:val="fr-CH"/>
-        </w:rPr>
-      </w:pPr>
-      <w:r>
-        <w:rPr>
-          <w:lang w:val="fr-CH"/>
-        </w:rPr>
-        <w:t>Dépendances, licences</w:t>
-      </w:r>
+        <w:pStyle w:val="Titre2"/>
+        <w:rPr>
+          <w:lang w:val="fr-CH"/>
+        </w:rPr>
+      </w:pPr>
+      <w:bookmarkStart w:id="48" w:name="_Toc224310537"/>
+      <w:r>
+        <w:rPr>
+          <w:lang w:val="fr-CH"/>
+        </w:rPr>
+        <w:t>Guide d'utilisation</w:t>
+      </w:r>
+      <w:bookmarkEnd w:id="48"/>
     </w:p>
     <w:p>
       <w:pPr>
-        <w:pStyle w:val="GuidageList"/>
-        <w:rPr>
-          <w:lang w:val="fr-CH"/>
-        </w:rPr>
-      </w:pPr>
-      <w:r>
-        <w:rPr>
-          <w:lang w:val="fr-CH"/>
-        </w:rPr>
-        <w:t>Contraintes (p.ex. ports, stockage, sauvegardes)</w:t>
+        <w:rPr>
+          <w:color w:val="000000" w:themeColor="text1"/>
+          <w:lang w:val="fr-CH"/>
+        </w:rPr>
+      </w:pPr>
+      <w:r>
+        <w:rPr>
+          <w:lang w:val="fr-CH"/>
+        </w:rPr>
+        <w:t>Une fois</w:t>
+      </w:r>
+      <w:r>
+        <w:rPr>
+          <w:lang w:val="fr-CH"/>
+        </w:rPr>
+        <w:t xml:space="preserve"> la partie</w:t>
+      </w:r>
+      <w:r>
+        <w:rPr>
+          <w:lang w:val="fr-CH"/>
+        </w:rPr>
+        <w:t xml:space="preserve"> </w:t>
+      </w:r>
+      <w:r>
+        <w:rPr>
+          <w:color w:val="4F81BD" w:themeColor="accent1"/>
+          <w:u w:val="single"/>
+          <w:lang w:val="fr-CH"/>
+        </w:rPr>
+        <w:fldChar w:fldCharType="begin"/>
+      </w:r>
+      <w:r>
+        <w:rPr>
+          <w:color w:val="4F81BD" w:themeColor="accent1"/>
+          <w:u w:val="single"/>
+          <w:lang w:val="fr-CH"/>
+        </w:rPr>
+        <w:instrText xml:space="preserve"> REF _Ref224289752 \h </w:instrText>
+      </w:r>
+      <w:r>
+        <w:rPr>
+          <w:color w:val="4F81BD" w:themeColor="accent1"/>
+          <w:u w:val="single"/>
+          <w:lang w:val="fr-CH"/>
+        </w:rPr>
+      </w:r>
+      <w:r>
+        <w:rPr>
+          <w:color w:val="4F81BD" w:themeColor="accent1"/>
+          <w:u w:val="single"/>
+          <w:lang w:val="fr-CH"/>
+        </w:rPr>
+        <w:fldChar w:fldCharType="separate"/>
+      </w:r>
+      <w:r>
+        <w:rPr>
+          <w:lang w:val="fr-CH"/>
+        </w:rPr>
+        <w:t>Installation du projet</w:t>
+      </w:r>
+      <w:r>
+        <w:rPr>
+          <w:lang w:val="fr-CH"/>
+        </w:rPr>
+        <w:t xml:space="preserve"> </w:t>
+      </w:r>
+      <w:r>
+        <w:rPr>
+          <w:lang w:val="fr-CH"/>
+        </w:rPr>
+        <w:t>(environnement développement)</w:t>
+      </w:r>
+      <w:r>
+        <w:rPr>
+          <w:color w:val="4F81BD" w:themeColor="accent1"/>
+          <w:u w:val="single"/>
+          <w:lang w:val="fr-CH"/>
+        </w:rPr>
+        <w:fldChar w:fldCharType="end"/>
+      </w:r>
+      <w:r>
+        <w:rPr>
+          <w:color w:val="000000" w:themeColor="text1"/>
+          <w:lang w:val="fr-CH"/>
+        </w:rPr>
+        <w:t xml:space="preserve"> effectué, simplement se rendre via un navigateur (Chrome, </w:t>
+      </w:r>
+      <w:proofErr w:type="spellStart"/>
+      <w:r>
+        <w:rPr>
+          <w:color w:val="000000" w:themeColor="text1"/>
+          <w:lang w:val="fr-CH"/>
+        </w:rPr>
+        <w:t>edge</w:t>
+      </w:r>
+      <w:proofErr w:type="spellEnd"/>
+      <w:r>
+        <w:rPr>
+          <w:color w:val="000000" w:themeColor="text1"/>
+          <w:lang w:val="fr-CH"/>
+        </w:rPr>
+        <w:t xml:space="preserve">, </w:t>
+      </w:r>
+      <w:proofErr w:type="spellStart"/>
+      <w:r>
+        <w:rPr>
+          <w:color w:val="000000" w:themeColor="text1"/>
+          <w:lang w:val="fr-CH"/>
+        </w:rPr>
+        <w:t>firefox</w:t>
+      </w:r>
+      <w:proofErr w:type="spellEnd"/>
+      <w:r>
+        <w:rPr>
+          <w:color w:val="000000" w:themeColor="text1"/>
+          <w:lang w:val="fr-CH"/>
+        </w:rPr>
+        <w:t>), sur l’adresse local « Localhost :5173 » et vous arriverez sur le site, l’utilisation du site devrait être intuitive, je ne le détaillerai donc pas dans ce rapport.</w:t>
       </w:r>
     </w:p>
     <w:p>
@@ -19353,549 +19090,507 @@
           <w:lang w:val="fr-CH"/>
         </w:rPr>
       </w:pPr>
-      <w:bookmarkStart w:id="49" w:name="_Toc224308673"/>
-      <w:r>
-        <w:rPr>
-          <w:lang w:val="fr-CH"/>
-        </w:rPr>
-        <w:t>Guide d'utilisation</w:t>
+      <w:bookmarkStart w:id="49" w:name="_Toc224310538"/>
+      <w:r>
+        <w:rPr>
+          <w:lang w:val="fr-CH"/>
+        </w:rPr>
+        <w:t>Architecture technique (rappel)</w:t>
       </w:r>
       <w:bookmarkEnd w:id="49"/>
     </w:p>
     <w:p>
       <w:pPr>
-        <w:rPr>
-          <w:color w:val="000000" w:themeColor="text1"/>
-          <w:lang w:val="fr-CH"/>
-        </w:rPr>
-      </w:pPr>
-      <w:r>
-        <w:rPr>
-          <w:lang w:val="fr-CH"/>
-        </w:rPr>
-        <w:t>Une fois</w:t>
-      </w:r>
-      <w:r>
-        <w:rPr>
-          <w:lang w:val="fr-CH"/>
-        </w:rPr>
-        <w:t xml:space="preserve"> la partie</w:t>
-      </w:r>
-      <w:r>
-        <w:rPr>
-          <w:lang w:val="fr-CH"/>
-        </w:rPr>
-        <w:t xml:space="preserve"> </w:t>
-      </w:r>
-      <w:r>
-        <w:rPr>
-          <w:color w:val="4F81BD" w:themeColor="accent1"/>
-          <w:u w:val="single"/>
-          <w:lang w:val="fr-CH"/>
-        </w:rPr>
-        <w:fldChar w:fldCharType="begin"/>
-      </w:r>
-      <w:r>
-        <w:rPr>
-          <w:color w:val="4F81BD" w:themeColor="accent1"/>
-          <w:u w:val="single"/>
-          <w:lang w:val="fr-CH"/>
-        </w:rPr>
-        <w:instrText xml:space="preserve"> REF _Ref224289752 \h </w:instrText>
-      </w:r>
-      <w:r>
-        <w:rPr>
-          <w:color w:val="4F81BD" w:themeColor="accent1"/>
-          <w:u w:val="single"/>
-          <w:lang w:val="fr-CH"/>
-        </w:rPr>
-      </w:r>
-      <w:r>
-        <w:rPr>
-          <w:color w:val="4F81BD" w:themeColor="accent1"/>
-          <w:u w:val="single"/>
-          <w:lang w:val="fr-CH"/>
-        </w:rPr>
-        <w:fldChar w:fldCharType="separate"/>
-      </w:r>
-      <w:r>
-        <w:rPr>
-          <w:color w:val="4F81BD" w:themeColor="accent1"/>
-          <w:u w:val="single"/>
-          <w:lang w:val="fr-CH"/>
-        </w:rPr>
-        <w:t>Installation du projet (environnement développement)</w:t>
-      </w:r>
-      <w:r>
-        <w:rPr>
-          <w:color w:val="4F81BD" w:themeColor="accent1"/>
-          <w:u w:val="single"/>
-          <w:lang w:val="fr-CH"/>
-        </w:rPr>
-        <w:fldChar w:fldCharType="end"/>
-      </w:r>
-      <w:r>
-        <w:rPr>
-          <w:color w:val="000000" w:themeColor="text1"/>
-          <w:lang w:val="fr-CH"/>
-        </w:rPr>
-        <w:t xml:space="preserve"> effectué, simplement se rendre via un navigateur (Chrome, </w:t>
-      </w:r>
-      <w:proofErr w:type="spellStart"/>
-      <w:r>
-        <w:rPr>
-          <w:color w:val="000000" w:themeColor="text1"/>
-          <w:lang w:val="fr-CH"/>
-        </w:rPr>
-        <w:t>edge</w:t>
-      </w:r>
-      <w:proofErr w:type="spellEnd"/>
-      <w:r>
-        <w:rPr>
-          <w:color w:val="000000" w:themeColor="text1"/>
-          <w:lang w:val="fr-CH"/>
-        </w:rPr>
-        <w:t xml:space="preserve">, </w:t>
-      </w:r>
-      <w:proofErr w:type="spellStart"/>
-      <w:r>
-        <w:rPr>
-          <w:color w:val="000000" w:themeColor="text1"/>
-          <w:lang w:val="fr-CH"/>
-        </w:rPr>
-        <w:t>firefox</w:t>
-      </w:r>
-      <w:proofErr w:type="spellEnd"/>
-      <w:r>
-        <w:rPr>
-          <w:color w:val="000000" w:themeColor="text1"/>
-          <w:lang w:val="fr-CH"/>
-        </w:rPr>
-        <w:t>), sur l’adresse local « Localhost :5173 » et vous arriverez sur le site, l’utilisation du site devrait être intuitive, je ne le détaillerai donc pas dans ce rapport.</w:t>
-      </w:r>
-    </w:p>
-    <w:p>
-      <w:pPr>
-        <w:pStyle w:val="Titre2"/>
-        <w:rPr>
-          <w:lang w:val="fr-CH"/>
-        </w:rPr>
-      </w:pPr>
-      <w:bookmarkStart w:id="50" w:name="_Toc224308674"/>
-      <w:r>
-        <w:rPr>
-          <w:lang w:val="fr-CH"/>
-        </w:rPr>
-        <w:t>Architecture technique (rappel)</w:t>
+        <w:pStyle w:val="Titre3"/>
+        <w:rPr>
+          <w:lang w:val="fr-CH"/>
+        </w:rPr>
+      </w:pPr>
+      <w:bookmarkStart w:id="50" w:name="_Toc224310539"/>
+      <w:r>
+        <w:rPr>
+          <w:lang w:val="fr-CH"/>
+        </w:rPr>
+        <w:t>Schéma d'architecture</w:t>
       </w:r>
       <w:bookmarkEnd w:id="50"/>
     </w:p>
     <w:p>
       <w:pPr>
-        <w:pStyle w:val="Guidage"/>
-        <w:rPr>
-          <w:lang w:val="fr-CH"/>
-        </w:rPr>
-      </w:pPr>
-      <w:r>
-        <w:rPr>
-          <w:lang w:val="fr-CH"/>
-        </w:rPr>
-        <w:t>Example de contenu attendu :</w:t>
+        <w:rPr>
+          <w:lang w:val="fr-CH"/>
+        </w:rPr>
+      </w:pPr>
+      <w:r>
+        <w:rPr>
+          <w:lang w:val="fr-CH"/>
+        </w:rPr>
+        <w:t xml:space="preserve">Voir : </w:t>
+      </w:r>
+      <w:r>
+        <w:rPr>
+          <w:color w:val="4F81BD" w:themeColor="accent1"/>
+          <w:lang w:val="fr-CH"/>
+        </w:rPr>
+        <w:fldChar w:fldCharType="begin"/>
+      </w:r>
+      <w:r>
+        <w:rPr>
+          <w:color w:val="4F81BD" w:themeColor="accent1"/>
+          <w:lang w:val="fr-CH"/>
+        </w:rPr>
+        <w:instrText xml:space="preserve"> REF _Ref224303314 \h </w:instrText>
+      </w:r>
+      <w:r>
+        <w:rPr>
+          <w:color w:val="4F81BD" w:themeColor="accent1"/>
+          <w:lang w:val="fr-CH"/>
+        </w:rPr>
+      </w:r>
+      <w:r>
+        <w:rPr>
+          <w:color w:val="4F81BD" w:themeColor="accent1"/>
+          <w:lang w:val="fr-CH"/>
+        </w:rPr>
+        <w:fldChar w:fldCharType="separate"/>
+      </w:r>
+      <w:proofErr w:type="spellStart"/>
+      <w:r>
+        <w:t>Schéma</w:t>
+      </w:r>
+      <w:proofErr w:type="spellEnd"/>
+      <w:r>
+        <w:t xml:space="preserve"> </w:t>
+      </w:r>
+      <w:proofErr w:type="spellStart"/>
+      <w:r>
+        <w:t>fonctionnel</w:t>
+      </w:r>
+      <w:proofErr w:type="spellEnd"/>
+      <w:r>
+        <w:rPr>
+          <w:color w:val="4F81BD" w:themeColor="accent1"/>
+          <w:lang w:val="fr-CH"/>
+        </w:rPr>
+        <w:fldChar w:fldCharType="end"/>
       </w:r>
     </w:p>
     <w:p>
       <w:pPr>
-        <w:pStyle w:val="Titre3"/>
-        <w:rPr>
-          <w:lang w:val="fr-CH"/>
-        </w:rPr>
-      </w:pPr>
-      <w:bookmarkStart w:id="51" w:name="_Toc224308675"/>
-      <w:r>
-        <w:rPr>
-          <w:lang w:val="fr-CH"/>
-        </w:rPr>
-        <w:t>Schéma d'architecture</w:t>
+        <w:rPr>
+          <w:lang w:val="fr-CH"/>
+        </w:rPr>
+      </w:pPr>
+      <w:r>
+        <w:rPr>
+          <w:lang w:val="fr-CH"/>
+        </w:rPr>
+        <w:t xml:space="preserve">Voir : </w:t>
+      </w:r>
+      <w:r>
+        <w:rPr>
+          <w:color w:val="4F81BD" w:themeColor="accent1"/>
+          <w:lang w:val="fr-CH"/>
+        </w:rPr>
+        <w:fldChar w:fldCharType="begin"/>
+      </w:r>
+      <w:r>
+        <w:rPr>
+          <w:color w:val="4F81BD" w:themeColor="accent1"/>
+          <w:lang w:val="fr-CH"/>
+        </w:rPr>
+        <w:instrText xml:space="preserve"> REF _Ref224303362 \h </w:instrText>
+      </w:r>
+      <w:r>
+        <w:rPr>
+          <w:color w:val="4F81BD" w:themeColor="accent1"/>
+          <w:lang w:val="fr-CH"/>
+        </w:rPr>
+      </w:r>
+      <w:r>
+        <w:rPr>
+          <w:color w:val="4F81BD" w:themeColor="accent1"/>
+          <w:lang w:val="fr-CH"/>
+        </w:rPr>
+        <w:fldChar w:fldCharType="separate"/>
+      </w:r>
+      <w:proofErr w:type="spellStart"/>
+      <w:r>
+        <w:t>Schéma</w:t>
+      </w:r>
+      <w:proofErr w:type="spellEnd"/>
+      <w:r>
+        <w:t xml:space="preserve"> technique Frontend</w:t>
+      </w:r>
+      <w:r>
+        <w:rPr>
+          <w:color w:val="4F81BD" w:themeColor="accent1"/>
+          <w:lang w:val="fr-CH"/>
+        </w:rPr>
+        <w:fldChar w:fldCharType="end"/>
+      </w:r>
+    </w:p>
+    <w:p>
+      <w:pPr>
+        <w:rPr>
+          <w:lang w:val="fr-CH"/>
+        </w:rPr>
+      </w:pPr>
+      <w:r>
+        <w:rPr>
+          <w:lang w:val="fr-CH"/>
+        </w:rPr>
+        <w:t xml:space="preserve">Voir : </w:t>
+      </w:r>
+      <w:r>
+        <w:rPr>
+          <w:color w:val="4F81BD" w:themeColor="accent1"/>
+          <w:u w:val="single"/>
+          <w:lang w:val="fr-CH"/>
+        </w:rPr>
+        <w:fldChar w:fldCharType="begin"/>
+      </w:r>
+      <w:r>
+        <w:rPr>
+          <w:color w:val="4F81BD" w:themeColor="accent1"/>
+          <w:u w:val="single"/>
+          <w:lang w:val="fr-CH"/>
+        </w:rPr>
+        <w:instrText xml:space="preserve"> REF _Ref224303392 \h </w:instrText>
+      </w:r>
+      <w:r>
+        <w:rPr>
+          <w:color w:val="4F81BD" w:themeColor="accent1"/>
+          <w:u w:val="single"/>
+          <w:lang w:val="fr-CH"/>
+        </w:rPr>
+      </w:r>
+      <w:r>
+        <w:rPr>
+          <w:color w:val="4F81BD" w:themeColor="accent1"/>
+          <w:u w:val="single"/>
+          <w:lang w:val="fr-CH"/>
+        </w:rPr>
+        <w:fldChar w:fldCharType="separate"/>
+      </w:r>
+      <w:r>
+        <w:rPr>
+          <w:lang w:val="fr-CH" w:eastAsia="fr-CH"/>
+        </w:rPr>
+        <w:t>Modèle logique de données</w:t>
+      </w:r>
+      <w:r>
+        <w:rPr>
+          <w:color w:val="4F81BD" w:themeColor="accent1"/>
+          <w:u w:val="single"/>
+          <w:lang w:val="fr-CH"/>
+        </w:rPr>
+        <w:fldChar w:fldCharType="end"/>
+      </w:r>
+    </w:p>
+    <w:p>
+      <w:pPr>
+        <w:pStyle w:val="Titre1"/>
+        <w:rPr>
+          <w:lang w:val="fr-CH"/>
+        </w:rPr>
+      </w:pPr>
+      <w:bookmarkStart w:id="51" w:name="_Toc224310540"/>
+      <w:r>
+        <w:rPr>
+          <w:lang w:val="fr-CH"/>
+        </w:rPr>
+        <w:t>Résumé</w:t>
       </w:r>
       <w:bookmarkEnd w:id="51"/>
     </w:p>
     <w:p>
       <w:pPr>
-        <w:rPr>
-          <w:lang w:val="fr-CH"/>
-        </w:rPr>
-      </w:pPr>
-      <w:r>
-        <w:rPr>
-          <w:lang w:val="fr-CH"/>
-        </w:rPr>
-        <w:t xml:space="preserve">Voir : </w:t>
-      </w:r>
-      <w:r>
-        <w:rPr>
-          <w:color w:val="4F81BD" w:themeColor="accent1"/>
-          <w:lang w:val="fr-CH"/>
-        </w:rPr>
-        <w:fldChar w:fldCharType="begin"/>
-      </w:r>
-      <w:r>
-        <w:rPr>
-          <w:color w:val="4F81BD" w:themeColor="accent1"/>
-          <w:lang w:val="fr-CH"/>
-        </w:rPr>
-        <w:instrText xml:space="preserve"> REF _Ref224303314 \h </w:instrText>
-      </w:r>
-      <w:r>
-        <w:rPr>
-          <w:color w:val="4F81BD" w:themeColor="accent1"/>
-          <w:lang w:val="fr-CH"/>
-        </w:rPr>
-      </w:r>
-      <w:r>
-        <w:rPr>
-          <w:color w:val="4F81BD" w:themeColor="accent1"/>
-          <w:lang w:val="fr-CH"/>
-        </w:rPr>
-        <w:fldChar w:fldCharType="separate"/>
-      </w:r>
-      <w:r>
-        <w:rPr>
-          <w:color w:val="4F81BD" w:themeColor="accent1"/>
-          <w:lang w:val="fr-CH"/>
-        </w:rPr>
-        <w:t>Schéma fonctionnel</w:t>
-      </w:r>
-      <w:r>
-        <w:rPr>
-          <w:color w:val="4F81BD" w:themeColor="accent1"/>
-          <w:lang w:val="fr-CH"/>
-        </w:rPr>
-        <w:fldChar w:fldCharType="end"/>
-      </w:r>
-    </w:p>
-    <w:p>
-      <w:pPr>
-        <w:rPr>
-          <w:lang w:val="fr-CH"/>
-        </w:rPr>
-      </w:pPr>
-      <w:r>
-        <w:rPr>
-          <w:lang w:val="fr-CH"/>
-        </w:rPr>
-        <w:t xml:space="preserve">Voir : </w:t>
-      </w:r>
-      <w:r>
-        <w:rPr>
-          <w:color w:val="4F81BD" w:themeColor="accent1"/>
-          <w:lang w:val="fr-CH"/>
-        </w:rPr>
-        <w:fldChar w:fldCharType="begin"/>
-      </w:r>
-      <w:r>
-        <w:rPr>
-          <w:color w:val="4F81BD" w:themeColor="accent1"/>
-          <w:lang w:val="fr-CH"/>
-        </w:rPr>
-        <w:instrText xml:space="preserve"> REF _Ref224303362 \h </w:instrText>
-      </w:r>
-      <w:r>
-        <w:rPr>
-          <w:color w:val="4F81BD" w:themeColor="accent1"/>
-          <w:lang w:val="fr-CH"/>
-        </w:rPr>
-      </w:r>
-      <w:r>
-        <w:rPr>
-          <w:color w:val="4F81BD" w:themeColor="accent1"/>
-          <w:lang w:val="fr-CH"/>
-        </w:rPr>
-        <w:fldChar w:fldCharType="separate"/>
-      </w:r>
-      <w:r>
-        <w:rPr>
-          <w:color w:val="4F81BD" w:themeColor="accent1"/>
-          <w:lang w:val="fr-CH"/>
-        </w:rPr>
-        <w:t>Schéma technique Frontend</w:t>
-      </w:r>
-      <w:r>
-        <w:rPr>
-          <w:color w:val="4F81BD" w:themeColor="accent1"/>
-          <w:lang w:val="fr-CH"/>
-        </w:rPr>
-        <w:fldChar w:fldCharType="end"/>
-      </w:r>
-    </w:p>
-    <w:p>
-      <w:pPr>
-        <w:rPr>
-          <w:lang w:val="fr-CH"/>
-        </w:rPr>
-      </w:pPr>
-      <w:r>
-        <w:rPr>
-          <w:lang w:val="fr-CH"/>
-        </w:rPr>
-        <w:t xml:space="preserve">Voir : </w:t>
-      </w:r>
-      <w:r>
-        <w:rPr>
-          <w:color w:val="4F81BD" w:themeColor="accent1"/>
-          <w:u w:val="single"/>
-          <w:lang w:val="fr-CH"/>
-        </w:rPr>
-        <w:fldChar w:fldCharType="begin"/>
-      </w:r>
-      <w:r>
-        <w:rPr>
-          <w:color w:val="4F81BD" w:themeColor="accent1"/>
-          <w:u w:val="single"/>
-          <w:lang w:val="fr-CH"/>
-        </w:rPr>
-        <w:instrText xml:space="preserve"> REF _Ref224303392 \h </w:instrText>
-      </w:r>
-      <w:r>
-        <w:rPr>
-          <w:color w:val="4F81BD" w:themeColor="accent1"/>
-          <w:u w:val="single"/>
-          <w:lang w:val="fr-CH"/>
-        </w:rPr>
-      </w:r>
-      <w:r>
-        <w:rPr>
-          <w:color w:val="4F81BD" w:themeColor="accent1"/>
-          <w:u w:val="single"/>
-          <w:lang w:val="fr-CH"/>
-        </w:rPr>
-        <w:fldChar w:fldCharType="separate"/>
-      </w:r>
-      <w:r>
-        <w:rPr>
-          <w:color w:val="4F81BD" w:themeColor="accent1"/>
-          <w:u w:val="single"/>
-          <w:lang w:val="fr-CH" w:eastAsia="fr-CH"/>
-        </w:rPr>
-        <w:t>Modèle logique de données</w:t>
-      </w:r>
-      <w:r>
-        <w:rPr>
-          <w:color w:val="4F81BD" w:themeColor="accent1"/>
-          <w:u w:val="single"/>
-          <w:lang w:val="fr-CH"/>
-        </w:rPr>
-        <w:fldChar w:fldCharType="end"/>
-      </w:r>
-    </w:p>
-    <w:p>
-      <w:pPr>
-        <w:pStyle w:val="Titre1"/>
-        <w:rPr>
-          <w:lang w:val="fr-CH"/>
-        </w:rPr>
-      </w:pPr>
-      <w:bookmarkStart w:id="52" w:name="_Toc224308676"/>
-      <w:r>
-        <w:rPr>
-          <w:lang w:val="fr-CH"/>
-        </w:rPr>
-        <w:t>Résumé</w:t>
+        <w:pStyle w:val="Titre2"/>
+        <w:rPr>
+          <w:lang w:val="fr-CH"/>
+        </w:rPr>
+      </w:pPr>
+      <w:bookmarkStart w:id="52" w:name="_Toc224310541"/>
+      <w:r>
+        <w:rPr>
+          <w:lang w:val="fr-CH"/>
+        </w:rPr>
+        <w:t>Contexte et mandat</w:t>
       </w:r>
       <w:bookmarkEnd w:id="52"/>
     </w:p>
     <w:p>
       <w:pPr>
-        <w:pStyle w:val="Guidage"/>
-        <w:rPr>
-          <w:lang w:val="fr-CH"/>
-        </w:rPr>
-      </w:pPr>
-      <w:r>
-        <w:rPr>
-          <w:lang w:val="fr-CH"/>
-        </w:rPr>
-        <w:t>Objectif : fournir une vue d'ensemble claire du TPI en 1 page maximum.</w:t>
+        <w:rPr>
+          <w:rFonts w:ascii="Times New Roman" w:hAnsi="Times New Roman"/>
+          <w:lang w:val="fr-CH"/>
+        </w:rPr>
+      </w:pPr>
+      <w:r>
+        <w:rPr>
+          <w:lang w:val="fr-CH"/>
+        </w:rPr>
+        <w:t>Le</w:t>
+      </w:r>
+      <w:r>
+        <w:rPr>
+          <w:lang w:val="fr-CH"/>
+        </w:rPr>
+        <w:t xml:space="preserve"> mandat consistait à concevoir et développer une application web complète permettant la gestion et l’emprunt de livres en ligne</w:t>
+      </w:r>
+      <w:r>
+        <w:rPr>
+          <w:lang w:val="fr-CH"/>
+        </w:rPr>
+        <w:t>, l</w:t>
+      </w:r>
+      <w:r>
+        <w:rPr>
+          <w:lang w:val="fr-CH"/>
+        </w:rPr>
+        <w:t xml:space="preserve">’objectif principal était de mettre </w:t>
+      </w:r>
+      <w:r>
+        <w:rPr>
+          <w:lang w:val="fr-CH"/>
+        </w:rPr>
+        <w:t xml:space="preserve">en place </w:t>
+      </w:r>
+      <w:r>
+        <w:rPr>
+          <w:lang w:val="fr-CH"/>
+        </w:rPr>
+        <w:t xml:space="preserve">un </w:t>
+      </w:r>
+      <w:r>
+        <w:rPr>
+          <w:lang w:val="fr-CH"/>
+        </w:rPr>
+        <w:t>fronten</w:t>
+      </w:r>
+      <w:r>
+        <w:rPr>
+          <w:lang w:val="fr-CH"/>
+        </w:rPr>
+        <w:t>d</w:t>
+      </w:r>
+      <w:r>
+        <w:rPr>
+          <w:lang w:val="fr-CH"/>
+        </w:rPr>
+        <w:t xml:space="preserve"> ainsi qu’</w:t>
+      </w:r>
+      <w:r>
+        <w:rPr>
+          <w:lang w:val="fr-CH"/>
+        </w:rPr>
+        <w:t>un</w:t>
+      </w:r>
+      <w:r>
+        <w:rPr>
+          <w:lang w:val="fr-CH"/>
+        </w:rPr>
+        <w:t xml:space="preserve"> backend</w:t>
+      </w:r>
+      <w:r>
+        <w:rPr>
+          <w:lang w:val="fr-CH"/>
+        </w:rPr>
+        <w:t xml:space="preserve"> sécurisé,</w:t>
+      </w:r>
+      <w:r>
+        <w:rPr>
+          <w:lang w:val="fr-CH"/>
+        </w:rPr>
+        <w:t xml:space="preserve"> allant récupérer des informations dans</w:t>
+      </w:r>
+      <w:r>
+        <w:rPr>
+          <w:lang w:val="fr-CH"/>
+        </w:rPr>
+        <w:t xml:space="preserve"> </w:t>
+      </w:r>
+      <w:r>
+        <w:rPr>
+          <w:lang w:val="fr-CH"/>
+        </w:rPr>
+        <w:t xml:space="preserve">une </w:t>
+      </w:r>
+      <w:r>
+        <w:rPr>
+          <w:lang w:val="fr-CH"/>
+        </w:rPr>
+        <w:t>base de données</w:t>
+      </w:r>
+      <w:r>
+        <w:rPr>
+          <w:lang w:val="fr-CH"/>
+        </w:rPr>
+        <w:t>.</w:t>
       </w:r>
     </w:p>
     <w:p>
       <w:pPr>
+        <w:rPr>
+          <w:lang w:val="fr-CH"/>
+        </w:rPr>
+      </w:pPr>
+      <w:r>
+        <w:rPr>
+          <w:lang w:val="fr-CH"/>
+        </w:rPr>
+        <w:t>Le projet devait inclure une analyse préalable, une planification structurée, une conception technique (modèle de données, maquettes UI), ainsi qu’une implémentation fonctionnelle</w:t>
+      </w:r>
+      <w:r>
+        <w:rPr>
+          <w:lang w:val="fr-CH"/>
+        </w:rPr>
+        <w:t xml:space="preserve"> propre.</w:t>
+      </w:r>
+    </w:p>
+    <w:p>
+      <w:pPr>
+        <w:rPr>
+          <w:lang w:val="fr-CH"/>
+        </w:rPr>
+      </w:pPr>
+      <w:r>
+        <w:rPr>
+          <w:lang w:val="fr-CH"/>
+        </w:rPr>
+        <w:t>Une fois l’application web développé elle devait être testé, selon des tests fonctionnels prédéfinis ainsi que des tests unitaires pour le backend.</w:t>
+      </w:r>
+      <w:r>
+        <w:rPr>
+          <w:lang w:val="fr-CH"/>
+        </w:rPr>
+        <w:br/>
+        <w:t>Et finalement elle devait être déployé sur un environnement mis à disposition par l’ETML.</w:t>
+      </w:r>
+    </w:p>
+    <w:p>
+      <w:pPr>
         <w:pStyle w:val="Titre2"/>
         <w:rPr>
           <w:lang w:val="fr-CH"/>
         </w:rPr>
       </w:pPr>
-      <w:bookmarkStart w:id="53" w:name="_Toc224308677"/>
-      <w:r>
-        <w:rPr>
-          <w:lang w:val="fr-CH"/>
-        </w:rPr>
-        <w:t>Contexte et mandat</w:t>
+      <w:bookmarkStart w:id="53" w:name="_Toc224310542"/>
+      <w:r>
+        <w:rPr>
+          <w:lang w:val="fr-CH"/>
+        </w:rPr>
+        <w:t>Solution réalisée</w:t>
       </w:r>
       <w:bookmarkEnd w:id="53"/>
     </w:p>
     <w:p>
       <w:pPr>
         <w:rPr>
-          <w:rFonts w:ascii="Times New Roman" w:hAnsi="Times New Roman"/>
-          <w:lang w:val="fr-CH"/>
-        </w:rPr>
-      </w:pPr>
-      <w:r>
-        <w:rPr>
-          <w:lang w:val="fr-CH"/>
-        </w:rPr>
-        <w:t>Le</w:t>
-      </w:r>
-      <w:r>
-        <w:rPr>
-          <w:lang w:val="fr-CH"/>
-        </w:rPr>
-        <w:t xml:space="preserve"> mandat consistait à concevoir et développer une application web complète permettant la gestion et l’emprunt de livres en ligne</w:t>
-      </w:r>
-      <w:r>
-        <w:rPr>
-          <w:lang w:val="fr-CH"/>
-        </w:rPr>
-        <w:t>, l</w:t>
-      </w:r>
-      <w:r>
-        <w:rPr>
-          <w:lang w:val="fr-CH"/>
-        </w:rPr>
-        <w:t xml:space="preserve">’objectif principal était de mettre </w:t>
-      </w:r>
-      <w:r>
-        <w:rPr>
-          <w:lang w:val="fr-CH"/>
-        </w:rPr>
-        <w:t xml:space="preserve">en place </w:t>
-      </w:r>
-      <w:r>
-        <w:rPr>
-          <w:lang w:val="fr-CH"/>
-        </w:rPr>
-        <w:t xml:space="preserve">un </w:t>
-      </w:r>
-      <w:r>
-        <w:rPr>
-          <w:lang w:val="fr-CH"/>
-        </w:rPr>
-        <w:t>fronten</w:t>
-      </w:r>
-      <w:r>
-        <w:rPr>
-          <w:lang w:val="fr-CH"/>
-        </w:rPr>
-        <w:t>d</w:t>
-      </w:r>
-      <w:r>
-        <w:rPr>
-          <w:lang w:val="fr-CH"/>
-        </w:rPr>
-        <w:t xml:space="preserve"> ainsi qu’</w:t>
-      </w:r>
-      <w:r>
-        <w:rPr>
-          <w:lang w:val="fr-CH"/>
-        </w:rPr>
-        <w:t>un</w:t>
-      </w:r>
-      <w:r>
-        <w:rPr>
-          <w:lang w:val="fr-CH"/>
-        </w:rPr>
-        <w:t xml:space="preserve"> backend</w:t>
-      </w:r>
-      <w:r>
-        <w:rPr>
-          <w:lang w:val="fr-CH"/>
-        </w:rPr>
-        <w:t xml:space="preserve"> sécurisé,</w:t>
-      </w:r>
-      <w:r>
-        <w:rPr>
-          <w:lang w:val="fr-CH"/>
-        </w:rPr>
-        <w:t xml:space="preserve"> allant récupérer des informations dans</w:t>
-      </w:r>
-      <w:r>
-        <w:rPr>
-          <w:lang w:val="fr-CH"/>
-        </w:rPr>
-        <w:t xml:space="preserve"> </w:t>
-      </w:r>
-      <w:r>
-        <w:rPr>
-          <w:lang w:val="fr-CH"/>
-        </w:rPr>
-        <w:t xml:space="preserve">une </w:t>
-      </w:r>
-      <w:r>
-        <w:rPr>
-          <w:lang w:val="fr-CH"/>
-        </w:rPr>
-        <w:t>base de données</w:t>
-      </w:r>
-      <w:r>
-        <w:rPr>
-          <w:lang w:val="fr-CH"/>
-        </w:rPr>
-        <w:t>.</w:t>
+          <w:lang w:val="fr-CH"/>
+        </w:rPr>
+      </w:pPr>
+      <w:r>
+        <w:rPr>
+          <w:lang w:val="fr-CH"/>
+        </w:rPr>
+        <w:t xml:space="preserve">Finalement ce qui a été réalisé consiste en : Une API </w:t>
+      </w:r>
+      <w:proofErr w:type="spellStart"/>
+      <w:r>
+        <w:rPr>
+          <w:lang w:val="fr-CH"/>
+        </w:rPr>
+        <w:t>rest</w:t>
+      </w:r>
+      <w:proofErr w:type="spellEnd"/>
+      <w:r>
+        <w:rPr>
+          <w:lang w:val="fr-CH"/>
+        </w:rPr>
+        <w:t xml:space="preserve"> sécurisé, permettant d’aller chercher des informations dans une base de données virtualiser via conteneur docker.</w:t>
+      </w:r>
+      <w:r>
+        <w:rPr>
+          <w:lang w:val="fr-CH"/>
+        </w:rPr>
+        <w:br/>
+        <w:t xml:space="preserve">Un Frontend en </w:t>
+      </w:r>
+      <w:proofErr w:type="spellStart"/>
+      <w:r>
+        <w:rPr>
+          <w:lang w:val="fr-CH"/>
+        </w:rPr>
+        <w:t>VueJS</w:t>
+      </w:r>
+      <w:proofErr w:type="spellEnd"/>
+      <w:r>
+        <w:rPr>
+          <w:lang w:val="fr-CH"/>
+        </w:rPr>
+        <w:t xml:space="preserve"> qui permet d’afficher </w:t>
+      </w:r>
+      <w:r>
+        <w:rPr>
+          <w:lang w:val="fr-CH"/>
+        </w:rPr>
+        <w:t>les données récupérées</w:t>
+      </w:r>
+      <w:r>
+        <w:rPr>
+          <w:lang w:val="fr-CH"/>
+        </w:rPr>
+        <w:t xml:space="preserve"> via le backend, répondant aux demandes du cahier des charges, hormis l’interface administrateur.</w:t>
+      </w:r>
+      <w:r>
+        <w:rPr>
+          <w:lang w:val="fr-CH"/>
+        </w:rPr>
+        <w:br/>
+        <w:t xml:space="preserve">Tout cela accompagné de maquette, MLD, </w:t>
+      </w:r>
+      <w:proofErr w:type="gramStart"/>
+      <w:r>
+        <w:rPr>
+          <w:lang w:val="fr-CH"/>
+        </w:rPr>
+        <w:t>planification initial</w:t>
+      </w:r>
+      <w:proofErr w:type="gramEnd"/>
+      <w:r>
+        <w:rPr>
+          <w:lang w:val="fr-CH"/>
+        </w:rPr>
+        <w:t xml:space="preserve">, ainsi qu’un rapport </w:t>
+      </w:r>
+      <w:r>
+        <w:rPr>
+          <w:lang w:val="fr-CH"/>
+        </w:rPr>
+        <w:t>décrivant l’ensemble du projet.</w:t>
+      </w:r>
+      <w:r>
+        <w:rPr>
+          <w:lang w:val="fr-CH"/>
+        </w:rPr>
+        <w:br/>
       </w:r>
     </w:p>
     <w:p>
       <w:pPr>
-        <w:rPr>
-          <w:lang w:val="fr-CH"/>
-        </w:rPr>
-      </w:pPr>
-      <w:r>
-        <w:rPr>
-          <w:lang w:val="fr-CH"/>
-        </w:rPr>
-        <w:t>Le projet devait inclure une analyse préalable, une planification structurée, une conception technique (modèle de données, maquettes UI), ainsi qu’une implémentation fonctionnelle</w:t>
-      </w:r>
-      <w:r>
-        <w:rPr>
-          <w:lang w:val="fr-CH"/>
-        </w:rPr>
-        <w:t xml:space="preserve"> propre.</w:t>
-      </w:r>
-    </w:p>
-    <w:p>
-      <w:pPr>
-        <w:rPr>
-          <w:lang w:val="fr-CH"/>
-        </w:rPr>
-      </w:pPr>
-      <w:r>
-        <w:rPr>
-          <w:lang w:val="fr-CH"/>
-        </w:rPr>
-        <w:t>Une fois l’application web développé elle devait être testé, selon des tests fonctionnels prédéfinis ainsi que des tests unitaires pour le backend.</w:t>
-      </w:r>
-      <w:r>
-        <w:rPr>
-          <w:lang w:val="fr-CH"/>
-        </w:rPr>
-        <w:br/>
-        <w:t>Et finalement elle devait être déployé sur un environnement mis à disposition par l’ETML.</w:t>
-      </w:r>
-    </w:p>
-    <w:p>
-      <w:pPr>
         <w:pStyle w:val="Titre2"/>
         <w:rPr>
           <w:lang w:val="fr-CH"/>
         </w:rPr>
       </w:pPr>
-      <w:bookmarkStart w:id="54" w:name="_Toc224308678"/>
-      <w:r>
-        <w:rPr>
-          <w:lang w:val="fr-CH"/>
-        </w:rPr>
-        <w:t>Solution réalisée</w:t>
+      <w:bookmarkStart w:id="54" w:name="_Toc224310543"/>
+      <w:r>
+        <w:rPr>
+          <w:lang w:val="fr-CH"/>
+        </w:rPr>
+        <w:t>Résultats principaux</w:t>
       </w:r>
       <w:bookmarkEnd w:id="54"/>
     </w:p>
@@ -19909,103 +19604,79 @@
         <w:rPr>
           <w:lang w:val="fr-CH"/>
         </w:rPr>
-        <w:t xml:space="preserve">Finalement ce qui a été réalisé consiste en : Une API </w:t>
-      </w:r>
-      <w:proofErr w:type="spellStart"/>
-      <w:r>
-        <w:rPr>
-          <w:lang w:val="fr-CH"/>
-        </w:rPr>
-        <w:t>rest</w:t>
-      </w:r>
-      <w:proofErr w:type="spellEnd"/>
-      <w:r>
-        <w:rPr>
-          <w:lang w:val="fr-CH"/>
-        </w:rPr>
-        <w:t xml:space="preserve"> sécurisé, permettant d’aller chercher des informations dans une base de données virtualiser via conteneur docker.</w:t>
-      </w:r>
-      <w:r>
-        <w:rPr>
-          <w:lang w:val="fr-CH"/>
-        </w:rPr>
-        <w:br/>
-        <w:t xml:space="preserve">Un Frontend en </w:t>
-      </w:r>
-      <w:proofErr w:type="spellStart"/>
-      <w:r>
-        <w:rPr>
-          <w:lang w:val="fr-CH"/>
-        </w:rPr>
-        <w:t>VueJS</w:t>
-      </w:r>
-      <w:proofErr w:type="spellEnd"/>
-      <w:r>
-        <w:rPr>
-          <w:lang w:val="fr-CH"/>
-        </w:rPr>
-        <w:t xml:space="preserve"> qui permet d’afficher </w:t>
-      </w:r>
-      <w:r>
-        <w:rPr>
-          <w:lang w:val="fr-CH"/>
-        </w:rPr>
-        <w:t>les données récupérées</w:t>
-      </w:r>
-      <w:r>
-        <w:rPr>
-          <w:lang w:val="fr-CH"/>
-        </w:rPr>
-        <w:t xml:space="preserve"> via le backend, répondant aux demandes du cahier des charges, hormis l’interface administrateur.</w:t>
-      </w:r>
-      <w:r>
-        <w:rPr>
-          <w:lang w:val="fr-CH"/>
-        </w:rPr>
-        <w:br/>
-        <w:t xml:space="preserve">Tout cela accompagné de maquette, MLD, </w:t>
-      </w:r>
-      <w:proofErr w:type="gramStart"/>
-      <w:r>
-        <w:rPr>
-          <w:lang w:val="fr-CH"/>
-        </w:rPr>
-        <w:t>planification initial</w:t>
-      </w:r>
-      <w:proofErr w:type="gramEnd"/>
-      <w:r>
-        <w:rPr>
-          <w:lang w:val="fr-CH"/>
-        </w:rPr>
-        <w:t xml:space="preserve">, ainsi qu’un rapport </w:t>
-      </w:r>
-      <w:r>
-        <w:rPr>
-          <w:lang w:val="fr-CH"/>
-        </w:rPr>
-        <w:t>décrivant l’ensemble du projet.</w:t>
-      </w:r>
-      <w:r>
-        <w:rPr>
-          <w:lang w:val="fr-CH"/>
-        </w:rPr>
-        <w:br/>
+        <w:t>Finalement, l’applications permet aux</w:t>
+      </w:r>
+      <w:r>
+        <w:rPr>
+          <w:lang w:val="fr-CH"/>
+        </w:rPr>
+        <w:t xml:space="preserve"> utilisateurs </w:t>
+      </w:r>
+      <w:r>
+        <w:rPr>
+          <w:lang w:val="fr-CH"/>
+        </w:rPr>
+        <w:t>de se</w:t>
+      </w:r>
+      <w:r>
+        <w:rPr>
+          <w:lang w:val="fr-CH"/>
+        </w:rPr>
+        <w:t xml:space="preserve"> créer un compte, se connecter de manière sécurisée et emprunter des livres. La gestion des rôles et la protection des routes garantissent un accès contrôlé aux fonctionnalités</w:t>
+      </w:r>
+      <w:r>
+        <w:rPr>
+          <w:lang w:val="fr-CH"/>
+        </w:rPr>
+        <w:t>(backend)</w:t>
+      </w:r>
+      <w:r>
+        <w:rPr>
+          <w:lang w:val="fr-CH"/>
+        </w:rPr>
+        <w:t>.</w:t>
       </w:r>
     </w:p>
     <w:p>
       <w:pPr>
+        <w:rPr>
+          <w:lang w:val="fr-CH"/>
+        </w:rPr>
+      </w:pPr>
+      <w:r>
+        <w:rPr>
+          <w:lang w:val="fr-CH"/>
+        </w:rPr>
+        <w:lastRenderedPageBreak/>
+        <w:t>Les séparations des diverses parties du site permettent une compréhension facile, et des maintenances et améliorations pas compliqué à effectuer.</w:t>
+      </w:r>
+    </w:p>
+    <w:p>
+      <w:pPr>
+        <w:rPr>
+          <w:lang w:val="fr-CH"/>
+        </w:rPr>
+      </w:pPr>
+      <w:r>
+        <w:rPr>
+          <w:lang w:val="fr-CH"/>
+        </w:rPr>
+        <w:t>Malheureusement les tests ainsi que le déploiement n’ont pas été fait, ce qui rend le rendu incomplet, par rapport aux demandes du cahier des charges.</w:t>
+      </w:r>
+    </w:p>
+    <w:p>
+      <w:pPr>
         <w:pStyle w:val="Titre2"/>
         <w:rPr>
           <w:lang w:val="fr-CH"/>
         </w:rPr>
       </w:pPr>
-      <w:bookmarkStart w:id="55" w:name="_Toc224308679"/>
-      <w:r>
-        <w:rPr>
-          <w:lang w:val="fr-CH"/>
-        </w:rPr>
-        <w:lastRenderedPageBreak/>
-        <w:t>Résultats principaux</w:t>
+      <w:bookmarkStart w:id="55" w:name="_Toc224310544"/>
+      <w:r>
+        <w:rPr>
+          <w:lang w:val="fr-CH"/>
+        </w:rPr>
+        <w:t>Limites et suites</w:t>
       </w:r>
       <w:bookmarkEnd w:id="55"/>
     </w:p>
@@ -20019,37 +19690,32 @@
         <w:rPr>
           <w:lang w:val="fr-CH"/>
         </w:rPr>
-        <w:t>Finalement, l’applications permet aux</w:t>
-      </w:r>
-      <w:r>
-        <w:rPr>
-          <w:lang w:val="fr-CH"/>
-        </w:rPr>
-        <w:t xml:space="preserve"> utilisateurs </w:t>
-      </w:r>
-      <w:r>
-        <w:rPr>
-          <w:lang w:val="fr-CH"/>
-        </w:rPr>
-        <w:t>de se</w:t>
-      </w:r>
-      <w:r>
-        <w:rPr>
-          <w:lang w:val="fr-CH"/>
-        </w:rPr>
-        <w:t xml:space="preserve"> créer un compte, se connecter de manière sécurisée et emprunter des livres. La gestion des rôles et la protection des routes garantissent un accès contrôlé aux fonctionnalités</w:t>
-      </w:r>
-      <w:r>
-        <w:rPr>
-          <w:lang w:val="fr-CH"/>
-        </w:rPr>
-        <w:t>(backend)</w:t>
-      </w:r>
-      <w:r>
-        <w:rPr>
-          <w:lang w:val="fr-CH"/>
-        </w:rPr>
-        <w:t>.</w:t>
+        <w:t>Le projet ne se heurte pas à des limites de conception, ce qui est un très bon point si on suite était envisagé, pour l’instant la suite logique serait de s’occuper des parties manquantes du cahier des charges (tests unitaires, déploiement, interface administrateurs).</w:t>
+      </w:r>
+      <w:r>
+        <w:rPr>
+          <w:lang w:val="fr-CH"/>
+        </w:rPr>
+        <w:br/>
+        <w:t>Une fois cela fai</w:t>
+      </w:r>
+      <w:r>
+        <w:rPr>
+          <w:lang w:val="fr-CH"/>
+        </w:rPr>
+        <w:t>t</w:t>
+      </w:r>
+      <w:r>
+        <w:rPr>
+          <w:lang w:val="fr-CH"/>
+        </w:rPr>
+        <w:t xml:space="preserve"> des idées d’amélioration pourrait être</w:t>
+      </w:r>
+      <w:r>
+        <w:rPr>
+          <w:lang w:val="fr-CH"/>
+        </w:rPr>
+        <w:t xml:space="preserve"> l’implémentation d’un CI/CD qui testerait le site à chaque déploiement, permettant d’assurer son bon fonctionnement.</w:t>
       </w:r>
     </w:p>
     <w:p>
@@ -20058,12 +19724,6 @@
           <w:lang w:val="fr-CH"/>
         </w:rPr>
       </w:pPr>
-      <w:r>
-        <w:rPr>
-          <w:lang w:val="fr-CH"/>
-        </w:rPr>
-        <w:t>Les séparations des diverses parties du site permettent une compréhension facile, et des maintenances et améliorations pas compliqué à effectuer.</w:t>
-      </w:r>
     </w:p>
     <w:p>
       <w:pPr>
@@ -20075,92 +19735,18 @@
         <w:rPr>
           <w:lang w:val="fr-CH"/>
         </w:rPr>
-        <w:t>Malheureusement les tests ainsi que le déploiement n’ont pas été fait, ce qui rend le rendu incomplet, par rapport aux demandes du cahier des charges.</w:t>
+        <w:br w:type="page"/>
       </w:r>
     </w:p>
     <w:p>
       <w:pPr>
-        <w:pStyle w:val="Titre2"/>
-        <w:rPr>
-          <w:lang w:val="fr-CH"/>
-        </w:rPr>
-      </w:pPr>
-      <w:bookmarkStart w:id="56" w:name="_Toc224308680"/>
-      <w:r>
-        <w:rPr>
-          <w:lang w:val="fr-CH"/>
-        </w:rPr>
-        <w:t>Limites et suites</w:t>
-      </w:r>
-      <w:bookmarkEnd w:id="56"/>
-    </w:p>
-    <w:p>
-      <w:pPr>
-        <w:rPr>
-          <w:lang w:val="fr-CH"/>
-        </w:rPr>
-      </w:pPr>
-      <w:r>
-        <w:rPr>
-          <w:lang w:val="fr-CH"/>
-        </w:rPr>
-        <w:t>Le projet ne se heurte pas à des limites de conception, ce qui est un très bon point si on suite était envisagé, pour l’instant la suite logique serait de s’occuper des parties manquantes du cahier des charges (tests unitaires, déploiement, interface administrateurs).</w:t>
-      </w:r>
-      <w:r>
-        <w:rPr>
-          <w:lang w:val="fr-CH"/>
-        </w:rPr>
-        <w:br/>
-        <w:t>Une fois cela fai</w:t>
-      </w:r>
-      <w:r>
-        <w:rPr>
-          <w:lang w:val="fr-CH"/>
-        </w:rPr>
-        <w:t>t</w:t>
-      </w:r>
-      <w:r>
-        <w:rPr>
-          <w:lang w:val="fr-CH"/>
-        </w:rPr>
-        <w:t xml:space="preserve"> des idées d’amélioration pourrait être</w:t>
-      </w:r>
-      <w:r>
-        <w:rPr>
-          <w:lang w:val="fr-CH"/>
-        </w:rPr>
-        <w:t xml:space="preserve"> l’implémentation d’un CI/CD qui testerait le site à chaque déploiement, permettant d’assurer son bon fonctionnement.</w:t>
-      </w:r>
-    </w:p>
-    <w:p>
-      <w:pPr>
-        <w:rPr>
-          <w:lang w:val="fr-CH"/>
-        </w:rPr>
-      </w:pPr>
-    </w:p>
-    <w:p>
-      <w:pPr>
-        <w:rPr>
-          <w:lang w:val="fr-CH"/>
-        </w:rPr>
-      </w:pPr>
-      <w:r>
-        <w:rPr>
-          <w:lang w:val="fr-CH"/>
-        </w:rPr>
-        <w:br w:type="page"/>
-      </w:r>
-    </w:p>
-    <w:p>
-      <w:pPr>
         <w:pStyle w:val="Titre1"/>
         <w:rPr>
           <w:lang w:val="fr-CH"/>
         </w:rPr>
       </w:pPr>
-      <w:bookmarkStart w:id="57" w:name="_Ref223004069"/>
-      <w:bookmarkStart w:id="58" w:name="_Toc224308681"/>
+      <w:bookmarkStart w:id="56" w:name="_Ref223004069"/>
+      <w:bookmarkStart w:id="57" w:name="_Toc224310545"/>
       <w:r>
         <w:rPr>
           <w:lang w:val="fr-CH"/>
@@ -20168,8 +19754,8 @@
         <w:lastRenderedPageBreak/>
         <w:t>Annexes</w:t>
       </w:r>
+      <w:bookmarkEnd w:id="56"/>
       <w:bookmarkEnd w:id="57"/>
-      <w:bookmarkEnd w:id="58"/>
     </w:p>
     <w:p>
       <w:pPr>
@@ -20182,20 +19768,20 @@
           <w:lang w:val="fr-CH"/>
         </w:rPr>
       </w:pPr>
-      <w:bookmarkStart w:id="59" w:name="_Ref223003988"/>
-      <w:bookmarkStart w:id="60" w:name="_Ref223003991"/>
-      <w:bookmarkStart w:id="61" w:name="_Ref223004013"/>
-      <w:bookmarkStart w:id="62" w:name="_Toc224308682"/>
+      <w:bookmarkStart w:id="58" w:name="_Ref223003988"/>
+      <w:bookmarkStart w:id="59" w:name="_Ref223003991"/>
+      <w:bookmarkStart w:id="60" w:name="_Ref223004013"/>
+      <w:bookmarkStart w:id="61" w:name="_Toc224310546"/>
       <w:r>
         <w:rPr>
           <w:lang w:val="fr-CH"/>
         </w:rPr>
         <w:t>Journal de travail</w:t>
       </w:r>
+      <w:bookmarkEnd w:id="58"/>
       <w:bookmarkEnd w:id="59"/>
       <w:bookmarkEnd w:id="60"/>
       <w:bookmarkEnd w:id="61"/>
-      <w:bookmarkEnd w:id="62"/>
     </w:p>
     <w:p>
       <w:pPr>
@@ -29695,7 +29281,6 @@
                 <w:szCs w:val="24"/>
                 <w:lang w:val="fr-CH" w:eastAsia="fr-CH"/>
               </w:rPr>
-              <w:lastRenderedPageBreak/>
               <w:t xml:space="preserve">26 </w:t>
             </w:r>
             <w:proofErr w:type="spellStart"/>
@@ -33636,7 +33221,7 @@
           <w:lang w:val="fr-CH"/>
         </w:rPr>
       </w:pPr>
-      <w:bookmarkStart w:id="63" w:name="_Toc224308683"/>
+      <w:bookmarkStart w:id="62" w:name="_Toc224310547"/>
       <w:r>
         <w:rPr>
           <w:lang w:val="fr-CH"/>
@@ -33648,17 +33233,90 @@
           <w:lang w:val="fr-CH"/>
         </w:rPr>
         <w:t>références</w:t>
+      </w:r>
+      <w:bookmarkEnd w:id="62"/>
+    </w:p>
+    <w:p>
+      <w:pPr>
+        <w:pStyle w:val="Titre2"/>
+        <w:rPr>
+          <w:lang w:val="fr-CH"/>
+        </w:rPr>
+      </w:pPr>
+      <w:bookmarkStart w:id="63" w:name="_Toc224310548"/>
+      <w:r>
+        <w:rPr>
+          <w:lang w:val="fr-CH"/>
+        </w:rPr>
+        <w:t>Références</w:t>
       </w:r>
       <w:bookmarkEnd w:id="63"/>
     </w:p>
     <w:p>
       <w:pPr>
+        <w:rPr>
+          <w:lang w:val="fr-CH"/>
+        </w:rPr>
+      </w:pPr>
+      <w:r>
+        <w:rPr>
+          <w:lang w:val="fr-CH"/>
+        </w:rPr>
+        <w:t xml:space="preserve">Lien vers </w:t>
+      </w:r>
+      <w:hyperlink r:id="rId24" w:history="1">
+        <w:r>
+          <w:rPr>
+            <w:rStyle w:val="Lienhypertexte"/>
+            <w:lang w:val="fr-CH"/>
+          </w:rPr>
+          <w:t>GitHub</w:t>
+        </w:r>
+      </w:hyperlink>
+    </w:p>
+    <w:p>
+      <w:pPr>
+        <w:rPr>
+          <w:lang w:val="fr-CH"/>
+        </w:rPr>
+      </w:pPr>
+      <w:r>
+        <w:rPr>
+          <w:lang w:val="fr-CH"/>
+        </w:rPr>
+        <w:t xml:space="preserve">Lien vers </w:t>
+      </w:r>
+      <w:r>
+        <w:fldChar w:fldCharType="begin"/>
+      </w:r>
+      <w:r>
+        <w:rPr>
+          <w:lang w:val="fr-CH"/>
+        </w:rPr>
+        <w:instrText>HYPERLINK "https://trello.com/invite/b/6984969f93572f0d62c1c43e/ATTIdb6bbfcf18683186ed9f2febc16386bf7010AA62/pbibliotheque"</w:instrText>
+      </w:r>
+      <w:r>
+        <w:fldChar w:fldCharType="separate"/>
+      </w:r>
+      <w:r>
+        <w:rPr>
+          <w:rStyle w:val="Lienhypertexte"/>
+          <w:lang w:val="fr-CH"/>
+        </w:rPr>
+        <w:t>Trello</w:t>
+      </w:r>
+      <w:r>
+        <w:fldChar w:fldCharType="end"/>
+      </w:r>
+    </w:p>
+    <w:p>
+      <w:pPr>
         <w:pStyle w:val="Titre2"/>
         <w:rPr>
           <w:lang w:val="fr-CH"/>
         </w:rPr>
       </w:pPr>
-      <w:bookmarkStart w:id="64" w:name="_Toc224308684"/>
+      <w:bookmarkStart w:id="64" w:name="_Toc224310549"/>
       <w:r>
         <w:rPr>
           <w:lang w:val="fr-CH"/>
@@ -33674,7 +33332,7 @@
           <w:lang w:val="fr-CH"/>
         </w:rPr>
       </w:pPr>
-      <w:hyperlink r:id="rId23" w:history="1">
+      <w:hyperlink r:id="rId25" w:history="1">
         <w:proofErr w:type="spellStart"/>
         <w:r>
           <w:rPr>
@@ -33698,7 +33356,7 @@
         </w:rPr>
         <w:br/>
       </w:r>
-      <w:hyperlink r:id="rId24" w:history="1">
+      <w:hyperlink r:id="rId26" w:history="1">
         <w:r>
           <w:rPr>
             <w:rStyle w:val="Lienhypertexte"/>
@@ -33715,7 +33373,7 @@
           <w:lang w:val="fr-CH"/>
         </w:rPr>
       </w:pPr>
-      <w:hyperlink r:id="rId25" w:history="1">
+      <w:hyperlink r:id="rId27" w:history="1">
         <w:proofErr w:type="spellStart"/>
         <w:r>
           <w:rPr>
@@ -33741,11 +33399,12 @@
           <w:lang w:val="fr-CH"/>
         </w:rPr>
       </w:pPr>
-      <w:bookmarkStart w:id="65" w:name="_Toc224308685"/>
-      <w:r>
-        <w:rPr>
-          <w:lang w:val="fr-CH"/>
-        </w:rPr>
+      <w:bookmarkStart w:id="65" w:name="_Toc224310550"/>
+      <w:r>
+        <w:rPr>
+          <w:lang w:val="fr-CH"/>
+        </w:rPr>
+        <w:lastRenderedPageBreak/>
         <w:t>Usage IA</w:t>
       </w:r>
       <w:bookmarkEnd w:id="65"/>
@@ -33762,7 +33421,7 @@
         </w:rPr>
         <w:t xml:space="preserve">Site utilisé : </w:t>
       </w:r>
-      <w:hyperlink r:id="rId26" w:history="1">
+      <w:hyperlink r:id="rId28" w:history="1">
         <w:r>
           <w:rPr>
             <w:rStyle w:val="Lienhypertexte"/>
@@ -33789,7 +33448,6 @@
         <w:rPr>
           <w:lang w:val="fr-CH"/>
         </w:rPr>
-        <w:lastRenderedPageBreak/>
         <w:t>Usages :</w:t>
       </w:r>
     </w:p>
@@ -33953,21 +33611,31 @@
         </w:rPr>
         <w:t xml:space="preserve">Génération UML (pour le rapport, en lui donnant mon code et lui demandant de générer un code UML, j’ai </w:t>
       </w:r>
-      <w:proofErr w:type="spellStart"/>
+      <w:r>
+        <w:rPr>
+          <w:lang w:val="fr-CH"/>
+        </w:rPr>
+        <w:t>dû</w:t>
+      </w:r>
+      <w:r>
+        <w:rPr>
+          <w:lang w:val="fr-CH"/>
+        </w:rPr>
+        <w:t xml:space="preserve"> le corriger </w:t>
+      </w:r>
       <w:proofErr w:type="gramStart"/>
       <w:r>
         <w:rPr>
           <w:lang w:val="fr-CH"/>
         </w:rPr>
-        <w:t>du</w:t>
-      </w:r>
-      <w:proofErr w:type="spellEnd"/>
+        <w:t>par contre</w:t>
+      </w:r>
       <w:proofErr w:type="gramEnd"/>
       <w:r>
         <w:rPr>
           <w:lang w:val="fr-CH"/>
         </w:rPr>
-        <w:t xml:space="preserve"> le corriger par contre, car il n’arrivait pas à récupérer tout le code)</w:t>
+        <w:t>, car il n’arrivait pas à récupérer tout le code)</w:t>
       </w:r>
     </w:p>
     <w:p>
@@ -33981,7 +33649,7 @@
           <w:lang w:val="fr-CH"/>
         </w:rPr>
       </w:pPr>
-      <w:bookmarkStart w:id="66" w:name="_Toc224308686"/>
+      <w:bookmarkStart w:id="66" w:name="_Toc224310551"/>
       <w:r>
         <w:rPr>
           <w:lang w:val="fr-CH"/>
@@ -33989,20 +33657,6 @@
         <w:t>Liste des livrables remis</w:t>
       </w:r>
       <w:bookmarkEnd w:id="66"/>
-    </w:p>
-    <w:p>
-      <w:pPr>
-        <w:pStyle w:val="Guidage"/>
-        <w:rPr>
-          <w:lang w:val="fr-CH"/>
-        </w:rPr>
-      </w:pPr>
-      <w:r>
-        <w:rPr>
-          <w:lang w:val="fr-CH"/>
-        </w:rPr>
-        <w:t>Incluez : dépôt/source, binaires/artefacts, manuels, fichiers de config exemple, etc.</w:t>
-      </w:r>
     </w:p>
     <w:tbl>
       <w:tblPr>
@@ -34117,7 +33771,7 @@
                 <w:lang w:val="fr-CH"/>
               </w:rPr>
             </w:pPr>
-            <w:hyperlink r:id="rId27" w:history="1">
+            <w:hyperlink r:id="rId29" w:history="1">
               <w:r>
                 <w:rPr>
                   <w:rStyle w:val="Lienhypertexte"/>
@@ -34193,7 +33847,7 @@
                 <w:lang w:val="fr-CH"/>
               </w:rPr>
             </w:pPr>
-            <w:hyperlink r:id="rId28" w:history="1">
+            <w:hyperlink r:id="rId30" w:history="1">
               <w:proofErr w:type="gramStart"/>
               <w:r>
                 <w:rPr>
@@ -34262,7 +33916,7 @@
                 <w:lang w:val="fr-CH"/>
               </w:rPr>
             </w:pPr>
-            <w:hyperlink r:id="rId29" w:history="1">
+            <w:hyperlink r:id="rId31" w:history="1">
               <w:proofErr w:type="gramStart"/>
               <w:r>
                 <w:rPr>
@@ -34360,7 +34014,7 @@
                 <w:lang w:val="fr-CH"/>
               </w:rPr>
             </w:pPr>
-            <w:hyperlink r:id="rId30" w:history="1">
+            <w:hyperlink r:id="rId32" w:history="1">
               <w:proofErr w:type="spellStart"/>
               <w:r>
                 <w:rPr>
@@ -34429,7 +34083,7 @@
                 <w:lang w:val="fr-CH"/>
               </w:rPr>
             </w:pPr>
-            <w:hyperlink r:id="rId31" w:history="1">
+            <w:hyperlink r:id="rId33" w:history="1">
               <w:r>
                 <w:rPr>
                   <w:rStyle w:val="Lienhypertexte"/>
@@ -34464,7 +34118,6 @@
               </w:rPr>
               <w:t xml:space="preserve">Affichage </w:t>
             </w:r>
-            <w:proofErr w:type="spellStart"/>
             <w:r>
               <w:rPr>
                 <w:i/>
@@ -34472,9 +34125,8 @@
                 <w:color w:val="808080" w:themeColor="background1" w:themeShade="80"/>
                 <w:lang w:val="fr-CH"/>
               </w:rPr>
-              <w:t>disponbile</w:t>
-            </w:r>
-            <w:proofErr w:type="spellEnd"/>
+              <w:t>disponible</w:t>
+            </w:r>
             <w:r>
               <w:rPr>
                 <w:i/>
@@ -34525,7 +34177,7 @@
                 <w:lang w:val="fr-CH"/>
               </w:rPr>
             </w:pPr>
-            <w:hyperlink r:id="rId32" w:history="1">
+            <w:hyperlink r:id="rId34" w:history="1">
               <w:r>
                 <w:rPr>
                   <w:rStyle w:val="Lienhypertexte"/>
@@ -34570,6 +34222,7 @@
           </w:tcPr>
           <w:p>
             <w:pPr>
+              <w:jc w:val="center"/>
               <w:rPr>
                 <w:i/>
                 <w:iCs/>
@@ -34577,21 +34230,15 @@
                 <w:lang w:val="fr-CH"/>
               </w:rPr>
             </w:pPr>
-          </w:p>
-        </w:tc>
-        <w:tc>
-          <w:tcPr>
-            <w:tcW w:w="2349" w:type="dxa"/>
-          </w:tcPr>
-          <w:p>
-            <w:pPr>
+            <w:r>
               <w:rPr>
                 <w:i/>
                 <w:iCs/>
                 <w:color w:val="808080" w:themeColor="background1" w:themeShade="80"/>
                 <w:lang w:val="fr-CH"/>
               </w:rPr>
-            </w:pPr>
+              <w:t>Release GitHub</w:t>
+            </w:r>
           </w:p>
         </w:tc>
         <w:tc>
@@ -34607,6 +34254,100 @@
                 <w:lang w:val="fr-CH"/>
               </w:rPr>
             </w:pPr>
+            <w:hyperlink r:id="rId35" w:history="1">
+              <w:r>
+                <w:rPr>
+                  <w:rStyle w:val="Lienhypertexte"/>
+                  <w:i/>
+                  <w:iCs/>
+                  <w:lang w:val="fr-CH"/>
+                </w:rPr>
+                <w:t>Lien vers Release GitHub</w:t>
+              </w:r>
+            </w:hyperlink>
+          </w:p>
+        </w:tc>
+        <w:tc>
+          <w:tcPr>
+            <w:tcW w:w="2349" w:type="dxa"/>
+          </w:tcPr>
+          <w:p>
+            <w:pPr>
+              <w:rPr>
+                <w:i/>
+                <w:iCs/>
+                <w:color w:val="808080" w:themeColor="background1" w:themeShade="80"/>
+                <w:lang w:val="fr-CH"/>
+              </w:rPr>
+            </w:pPr>
+          </w:p>
+        </w:tc>
+      </w:tr>
+      <w:tr>
+        <w:tc>
+          <w:tcPr>
+            <w:tcW w:w="2349" w:type="dxa"/>
+          </w:tcPr>
+          <w:p>
+            <w:pPr>
+              <w:jc w:val="center"/>
+              <w:rPr>
+                <w:i/>
+                <w:iCs/>
+                <w:color w:val="808080" w:themeColor="background1" w:themeShade="80"/>
+                <w:lang w:val="fr-CH"/>
+              </w:rPr>
+            </w:pPr>
+            <w:r>
+              <w:rPr>
+                <w:i/>
+                <w:iCs/>
+                <w:color w:val="808080" w:themeColor="background1" w:themeShade="80"/>
+                <w:lang w:val="fr-CH"/>
+              </w:rPr>
+              <w:t>Maquettes</w:t>
+            </w:r>
+          </w:p>
+        </w:tc>
+        <w:tc>
+          <w:tcPr>
+            <w:tcW w:w="2349" w:type="dxa"/>
+          </w:tcPr>
+          <w:p>
+            <w:pPr>
+              <w:rPr>
+                <w:i/>
+                <w:iCs/>
+                <w:color w:val="808080" w:themeColor="background1" w:themeShade="80"/>
+                <w:lang w:val="fr-CH"/>
+              </w:rPr>
+            </w:pPr>
+            <w:hyperlink r:id="rId36" w:history="1">
+              <w:r>
+                <w:rPr>
+                  <w:rStyle w:val="Lienhypertexte"/>
+                  <w:i/>
+                  <w:iCs/>
+                  <w:lang w:val="fr-CH"/>
+                </w:rPr>
+                <w:t>Maquettes</w:t>
+              </w:r>
+            </w:hyperlink>
+          </w:p>
+        </w:tc>
+        <w:tc>
+          <w:tcPr>
+            <w:tcW w:w="2349" w:type="dxa"/>
+          </w:tcPr>
+          <w:p>
+            <w:pPr>
+              <w:rPr>
+                <w:i/>
+                <w:iCs/>
+                <w:color w:val="808080" w:themeColor="background1" w:themeShade="80"/>
+                <w:lang w:val="fr-CH"/>
+              </w:rPr>
+            </w:pPr>
           </w:p>
         </w:tc>
       </w:tr>
@@ -34618,37 +34359,10 @@
         </w:rPr>
       </w:pPr>
     </w:p>
-    <w:p>
-      <w:pPr>
-        <w:rPr>
-          <w:lang w:val="fr-CH"/>
-        </w:rPr>
-      </w:pPr>
-      <w:r>
-        <w:rPr>
-          <w:lang w:val="fr-CH"/>
-        </w:rPr>
-        <w:br w:type="page"/>
-      </w:r>
-    </w:p>
-    <w:p>
-      <w:pPr>
-        <w:pStyle w:val="Listepuces"/>
-        <w:numPr>
-          <w:ilvl w:val="0"/>
-          <w:numId w:val="0"/>
-        </w:numPr>
-        <w:rPr>
-          <w:b/>
-          <w:bCs/>
-          <w:lang w:val="fr-CH"/>
-        </w:rPr>
-      </w:pPr>
-    </w:p>
     <w:sectPr>
-      <w:headerReference w:type="default" r:id="rId33"/>
-      <w:footerReference w:type="even" r:id="rId34"/>
-      <w:footerReference w:type="default" r:id="rId35"/>
+      <w:headerReference w:type="default" r:id="rId37"/>
+      <w:footerReference w:type="even" r:id="rId38"/>
+      <w:footerReference w:type="default" r:id="rId39"/>
       <w:pgSz w:w="12240" w:h="15840"/>
       <w:pgMar w:top="1386" w:right="1417" w:bottom="618" w:left="1417" w:header="720" w:footer="188" w:gutter="0"/>
       <w:cols w:space="720"/>
@@ -35153,7 +34867,7 @@
             <w:rPr>
               <w:lang w:val="fr-CH"/>
             </w:rPr>
-            <w:t>TPI</w:t>
+            <w:t>P_Appro1</w:t>
           </w:r>
         </w:p>
       </w:tc>
